--- a/NRAS-Maloneama-Manuscript-8Sept.docx
+++ b/NRAS-Maloneama-Manuscript-8Sept.docx
@@ -1,6 +1,6 @@
 
 <file path=word/document.xml><?xml version="1.0" encoding="utf-8"?>
-<w:document xmlns:wpc="http://schemas.microsoft.com/office/word/2010/wordprocessingCanvas" xmlns:cx="http://schemas.microsoft.com/office/drawing/2014/chartex" xmlns:cx1="http://schemas.microsoft.com/office/drawing/2015/9/8/chartex" xmlns:cx2="http://schemas.microsoft.com/office/drawing/2015/10/21/chartex" xmlns:cx3="http://schemas.microsoft.com/office/drawing/2016/5/9/chartex" xmlns:cx4="http://schemas.microsoft.com/office/drawing/2016/5/10/chartex" xmlns:cx5="http://schemas.microsoft.com/office/drawing/2016/5/11/chartex" xmlns:cx6="http://schemas.microsoft.com/office/drawing/2016/5/12/chartex" xmlns:cx7="http://schemas.microsoft.com/office/drawing/2016/5/13/chartex" xmlns:cx8="http://schemas.microsoft.com/office/drawing/2016/5/14/chartex" xmlns:mc="http://schemas.openxmlformats.org/markup-compatibility/2006" xmlns:aink="http://schemas.microsoft.com/office/drawing/2016/ink" xmlns:am3d="http://schemas.microsoft.com/office/drawing/2017/model3d" xmlns:o="urn:schemas-microsoft-com:office:office" xmlns:oel="http://schemas.microsoft.com/office/2019/extlst" xmlns:r="http://schemas.openxmlformats.org/officeDocument/2006/relationships" xmlns:m="http://schemas.openxmlformats.org/officeDocument/2006/math" xmlns:v="urn:schemas-microsoft-com:vml" xmlns:wp14="http://schemas.microsoft.com/office/word/2010/wordprocessingDrawing" xmlns:wp="http://schemas.openxmlformats.org/drawingml/2006/wordprocessingDrawing" xmlns:w10="urn:schemas-microsoft-com:office:word" xmlns:w="http://schemas.openxmlformats.org/wordprocessingml/2006/main" xmlns:w14="http://schemas.microsoft.com/office/word/2010/wordml" xmlns:w15="http://schemas.microsoft.com/office/word/2012/wordml" xmlns:w16cex="http://schemas.microsoft.com/office/word/2018/wordml/cex" xmlns:w16cid="http://schemas.microsoft.com/office/word/2016/wordml/cid" xmlns:w16="http://schemas.microsoft.com/office/word/2018/wordml" xmlns:w16du="http://schemas.microsoft.com/office/word/2023/wordml/word16du" xmlns:w16sdtdh="http://schemas.microsoft.com/office/word/2020/wordml/sdtdatahash" xmlns:w16sdtfl="http://schemas.microsoft.com/office/word/2024/wordml/sdtformatlock" xmlns:w16se="http://schemas.microsoft.com/office/word/2015/wordml/symex" xmlns:wpg="http://schemas.microsoft.com/office/word/2010/wordprocessingGroup" xmlns:wpi="http://schemas.microsoft.com/office/word/2010/wordprocessingInk" xmlns:wne="http://schemas.microsoft.com/office/word/2006/wordml" xmlns:wps="http://schemas.microsoft.com/office/word/2010/wordprocessingShape" mc:Ignorable="w14 w15 w16se w16cid w16 w16cex w16sdtdh w16sdtfl w16du wp14">
+<w:document xmlns:wpc="http://schemas.microsoft.com/office/word/2010/wordprocessingCanvas" xmlns:mc="http://schemas.openxmlformats.org/markup-compatibility/2006" xmlns:o="urn:schemas-microsoft-com:office:office" xmlns:r="http://schemas.openxmlformats.org/officeDocument/2006/relationships" xmlns:m="http://schemas.openxmlformats.org/officeDocument/2006/math" xmlns:v="urn:schemas-microsoft-com:vml" xmlns:wp14="http://schemas.microsoft.com/office/word/2010/wordprocessingDrawing" xmlns:wp="http://schemas.openxmlformats.org/drawingml/2006/wordprocessingDrawing" xmlns:w="http://schemas.openxmlformats.org/wordprocessingml/2006/main" xmlns:w14="http://schemas.microsoft.com/office/word/2010/wordml" xmlns:w10="urn:schemas-microsoft-com:office:word" xmlns:w15="http://schemas.microsoft.com/office/word/2012/wordml" xmlns:wpg="http://schemas.microsoft.com/office/word/2010/wordprocessingGroup" xmlns:wpi="http://schemas.microsoft.com/office/word/2010/wordprocessingInk" xmlns:wne="http://schemas.microsoft.com/office/word/2006/wordml" xmlns:wps="http://schemas.microsoft.com/office/word/2010/wordprocessingShape" xmlns:wpsCustomData="http://www.wps.cn/officeDocument/2013/wpsCustomData" mc:Ignorable="w14 w15 wp14">
   <w:body>
     <w:p>
       <w:pPr>
@@ -40,49 +40,25 @@
           <w:sz w:val="24"/>
           <w:szCs w:val="24"/>
         </w:rPr>
-        <w:t>Nayanika Das¹, Vijay Baladhye</w:t>
-      </w:r>
-      <w:r>
-        <w:rPr>
-          <w:rFonts w:ascii="Times New Roman" w:hAnsi="Times New Roman" w:cs="Times New Roman"/>
-          <w:sz w:val="24"/>
-          <w:szCs w:val="24"/>
-        </w:rPr>
-        <w:t>¹, *</w:t>
-      </w:r>
-    </w:p>
-    <w:p>
-      <w:pPr>
-        <w:spacing w:line="276" w:lineRule="auto"/>
-        <w:rPr>
-          <w:rFonts w:ascii="Times New Roman" w:hAnsi="Times New Roman" w:cs="Times New Roman"/>
-          <w:sz w:val="24"/>
-          <w:szCs w:val="24"/>
-        </w:rPr>
-      </w:pPr>
-      <w:r>
-        <w:rPr>
-          <w:rFonts w:ascii="Times New Roman" w:hAnsi="Times New Roman" w:cs="Times New Roman"/>
-          <w:sz w:val="24"/>
-          <w:szCs w:val="24"/>
-        </w:rPr>
-        <w:t>¹ Bioinformatics</w:t>
-      </w:r>
-      <w:r>
-        <w:rPr>
-          <w:rFonts w:ascii="Times New Roman" w:hAnsi="Times New Roman" w:cs="Times New Roman"/>
-          <w:sz w:val="24"/>
-          <w:szCs w:val="24"/>
-        </w:rPr>
-        <w:t xml:space="preserve"> Centre</w:t>
-      </w:r>
-      <w:r>
-        <w:rPr>
-          <w:rFonts w:ascii="Times New Roman" w:hAnsi="Times New Roman" w:cs="Times New Roman"/>
-          <w:sz w:val="24"/>
-          <w:szCs w:val="24"/>
-        </w:rPr>
-        <w:t>, Savitribai Phule Pune University, Pune 411007, India</w:t>
+        <w:t>Nayanika Das¹, Vijay Baladhye¹, *</w:t>
+      </w:r>
+    </w:p>
+    <w:p>
+      <w:pPr>
+        <w:spacing w:line="276" w:lineRule="auto"/>
+        <w:rPr>
+          <w:rFonts w:ascii="Times New Roman" w:hAnsi="Times New Roman" w:cs="Times New Roman"/>
+          <w:sz w:val="24"/>
+          <w:szCs w:val="24"/>
+        </w:rPr>
+      </w:pPr>
+      <w:r>
+        <w:rPr>
+          <w:rFonts w:ascii="Times New Roman" w:hAnsi="Times New Roman" w:cs="Times New Roman"/>
+          <w:sz w:val="24"/>
+          <w:szCs w:val="24"/>
+        </w:rPr>
+        <w:t>¹ Bioinformatics Centre, Savitribai Phule Pune University, Pune 411007, India</w:t>
       </w:r>
     </w:p>
     <w:bookmarkEnd w:id="0"/>
@@ -201,25 +177,7 @@
           <w:sz w:val="24"/>
           <w:szCs w:val="24"/>
         </w:rPr>
-        <w:t xml:space="preserve">, with </w:t>
-      </w:r>
-      <w:proofErr w:type="spellStart"/>
-      <w:r>
-        <w:rPr>
-          <w:rFonts w:ascii="Times New Roman" w:hAnsi="Times New Roman" w:cs="Times New Roman"/>
-          <w:sz w:val="24"/>
-          <w:szCs w:val="24"/>
-        </w:rPr>
-        <w:t>signaling</w:t>
-      </w:r>
-      <w:proofErr w:type="spellEnd"/>
-      <w:r>
-        <w:rPr>
-          <w:rFonts w:ascii="Times New Roman" w:hAnsi="Times New Roman" w:cs="Times New Roman"/>
-          <w:sz w:val="24"/>
-          <w:szCs w:val="24"/>
-        </w:rPr>
-        <w:t xml:space="preserve"> mediated mainly through the MAPK and PI3K–Akt pathways. Despite advances in targeted therapy against </w:t>
+        <w:t>, with signaling mediated mainly through the MAPK and PI3K–Akt pathways. Despite advances in targeted therapy against </w:t>
       </w:r>
       <w:r>
         <w:rPr>
@@ -255,43 +213,7 @@
           <w:sz w:val="24"/>
           <w:szCs w:val="24"/>
         </w:rPr>
-        <w:t xml:space="preserve"> mutations—mainly at codons 12, 13, and 61—are lacking. MEK inhibitors such as </w:t>
-      </w:r>
-      <w:proofErr w:type="spellStart"/>
-      <w:r>
-        <w:rPr>
-          <w:rFonts w:ascii="Times New Roman" w:hAnsi="Times New Roman" w:cs="Times New Roman"/>
-          <w:sz w:val="24"/>
-          <w:szCs w:val="24"/>
-        </w:rPr>
-        <w:t>Binimetinib</w:t>
-      </w:r>
-      <w:proofErr w:type="spellEnd"/>
-      <w:r>
-        <w:rPr>
-          <w:rFonts w:ascii="Times New Roman" w:hAnsi="Times New Roman" w:cs="Times New Roman"/>
-          <w:sz w:val="24"/>
-          <w:szCs w:val="24"/>
-        </w:rPr>
-        <w:t xml:space="preserve"> have shown limited clinical success, emphasizing the need for novel therapeutic agents. In this study, structure-based virtual screening and molecular docking were employed to identify natural products capable of inhibiting mutant NRAS. The crystal structure of wild-type NRAS was obtained from the Protein Data Bank, and clinically relevant mutations (Gly12, Gly13, Gln61) were introduced computationally. A library of 5,322 natural compounds from the ZINC database was screened, identifying candidates based on binding free energy. Eleven top-ranking compounds were further </w:t>
-      </w:r>
-      <w:proofErr w:type="spellStart"/>
-      <w:r>
-        <w:rPr>
-          <w:rFonts w:ascii="Times New Roman" w:hAnsi="Times New Roman" w:cs="Times New Roman"/>
-          <w:sz w:val="24"/>
-          <w:szCs w:val="24"/>
-        </w:rPr>
-        <w:t>analyzed</w:t>
-      </w:r>
-      <w:proofErr w:type="spellEnd"/>
-      <w:r>
-        <w:rPr>
-          <w:rFonts w:ascii="Times New Roman" w:hAnsi="Times New Roman" w:cs="Times New Roman"/>
-          <w:sz w:val="24"/>
-          <w:szCs w:val="24"/>
-        </w:rPr>
-        <w:t xml:space="preserve"> for binding interactions, revealing stabilizing hydrogen bonds and hydrophobic contacts, particularly involving residues Phe28 and Asp119. These compounds exhibited strong predicted affinity for the NRAS mutant binding site, representing promising scaffolds for further development. The results demonstrate the utility of computational approaches to accelerate early-stage drug discovery targeting oncogenic NRAS in melanoma.</w:t>
+        <w:t> mutations—mainly at codons 12, 13, and 61—are lacking. MEK inhibitors such as Binimetinib have shown limited clinical success, emphasizing the need for novel therapeutic agents. In this study, structure-based virtual screening and molecular docking were employed to identify natural products capable of inhibiting mutant NRAS. The crystal structure of wild-type NRAS was obtained from the Protein Data Bank, and clinically relevant mutations (Gly12, Gly13, Gln61) were introduced computationally. A library of 5,322 natural compounds from the ZINC database was screened, identifying candidates based on binding free energy. Eleven top-ranking compounds were further analyzed for binding interactions, revealing stabilizing hydrogen bonds and hydrophobic contacts, particularly involving residues Phe28 and Asp119. These compounds exhibited strong predicted affinity for the NRAS mutant binding site, representing promising scaffolds for further development. The results demonstrate the utility of computational approaches to accelerate early-stage drug discovery targeting oncogenic NRAS in melanoma.</w:t>
       </w:r>
     </w:p>
     <w:p>
@@ -360,25 +282,7 @@
           <w:sz w:val="24"/>
           <w:szCs w:val="24"/>
         </w:rPr>
-        <w:t xml:space="preserve">Melanoma is a deadly form of skin cancer occurring in humans and animals and is responsible for most deaths. At the basal level of the epidermis melanocytes are found, which produce the UV absorbing pigment melanin. (2) It's a combination of environmental and genetic factors, the majority of melanomas arise from somatic mutations acquired later in life. The four major types include Superficial spreading melanoma, Nodular melanoma, Lentigo </w:t>
-      </w:r>
-      <w:proofErr w:type="spellStart"/>
-      <w:r>
-        <w:rPr>
-          <w:rFonts w:ascii="Times New Roman" w:hAnsi="Times New Roman" w:cs="Times New Roman"/>
-          <w:sz w:val="24"/>
-          <w:szCs w:val="24"/>
-        </w:rPr>
-        <w:t>maligna</w:t>
-      </w:r>
-      <w:proofErr w:type="spellEnd"/>
-      <w:r>
-        <w:rPr>
-          <w:rFonts w:ascii="Times New Roman" w:hAnsi="Times New Roman" w:cs="Times New Roman"/>
-          <w:sz w:val="24"/>
-          <w:szCs w:val="24"/>
-        </w:rPr>
-        <w:t xml:space="preserve">, </w:t>
+        <w:t xml:space="preserve">Melanoma is a deadly form of skin cancer occurring in humans and animals and is responsible for most deaths. At the basal level of the epidermis melanocytes are found, which produce the UV absorbing pigment melanin. (2) It's a combination of environmental and genetic factors, the majority of melanomas arise from somatic mutations acquired later in life. The four major types include Superficial spreading melanoma, Nodular melanoma, Lentigo maligna, </w:t>
       </w:r>
       <w:r>
         <w:rPr>
@@ -396,136 +300,25 @@
           <w:sz w:val="24"/>
           <w:szCs w:val="24"/>
         </w:rPr>
-        <w:t xml:space="preserve"> (2) One of the most known mutated pathways in melanoma that has received a lot of importance for targeted therapeutic purposes, is the MAP kinase signalling pathway. (2) Mutations in each of the identified driver genes lead to deregulation of the MAPK/ERK pathway, leading to uncontrolled cell growth. BRAF subtype show 52% of somatic mutations tumours, following that is NRAS. (4) The average age of diagnosis is 65 but before age 50, the number of women diagnosed are more than men. Among all people with melanoma of the skin, from the time of initial diagnosis, the 5-year survival is 93%. (5) The primary or Stage I melanoma is found only in the skin and is relatively thin. Stage II melanoma extends through the epidermis and further into the dermis. It has a higher chance </w:t>
-      </w:r>
-      <w:r>
-        <w:rPr>
-          <w:rFonts w:ascii="Times New Roman" w:hAnsi="Times New Roman" w:cs="Times New Roman"/>
-          <w:sz w:val="24"/>
-          <w:szCs w:val="24"/>
-        </w:rPr>
-        <w:lastRenderedPageBreak/>
-        <w:t xml:space="preserve">of spreading through the lymphatic system to a regional lymph node. Stage III is dependent on the size and number of lymph nodes. (6) Stage IV describes melanoma that has spread through the bloodstream to other parts of the body, such as distant locations like soft tissue, distant lymph nodes, or other organs like the lung, liver, brain, bone, or gastrointestinal tract. (6) There have been some clinically approved drugs against melanoma. Trametinib was basically designed for BRAF. But a few patients who had mutant NRAS affected cells were tested with this drug. (8) Patients with solid tumours were targeted using </w:t>
-      </w:r>
-      <w:proofErr w:type="spellStart"/>
-      <w:r>
-        <w:rPr>
-          <w:rFonts w:ascii="Times New Roman" w:hAnsi="Times New Roman" w:cs="Times New Roman"/>
-          <w:sz w:val="24"/>
-          <w:szCs w:val="24"/>
-        </w:rPr>
-        <w:t>Binimetinib</w:t>
-      </w:r>
-      <w:proofErr w:type="spellEnd"/>
-      <w:r>
-        <w:rPr>
-          <w:rFonts w:ascii="Times New Roman" w:hAnsi="Times New Roman" w:cs="Times New Roman"/>
-          <w:sz w:val="24"/>
-          <w:szCs w:val="24"/>
-        </w:rPr>
-        <w:t xml:space="preserve">. It is a type of MEK inhibitor specifically for mutant NRAS (7). A cysteine residue of post translational modification of RAS are the Farnesyltransferase inhibitors. Initially they were developed for targeting NRAS in combination to other drugs. But since no potential output was obtained, clinical trials have stopped taking place now. (7) </w:t>
-      </w:r>
-      <w:proofErr w:type="spellStart"/>
-      <w:r>
-        <w:rPr>
-          <w:rFonts w:ascii="Times New Roman" w:hAnsi="Times New Roman" w:cs="Times New Roman"/>
-          <w:sz w:val="24"/>
-          <w:szCs w:val="24"/>
-        </w:rPr>
-        <w:t>Cobimetinib</w:t>
-      </w:r>
-      <w:proofErr w:type="spellEnd"/>
-      <w:r>
-        <w:rPr>
-          <w:rFonts w:ascii="Times New Roman" w:hAnsi="Times New Roman" w:cs="Times New Roman"/>
-          <w:sz w:val="24"/>
-          <w:szCs w:val="24"/>
-        </w:rPr>
-        <w:t xml:space="preserve"> shows a great yield of activity when combined with Vemurafenib. About more than 80% reactivity of BRAF 600-mutant was observed with this therapy. (7) A MEK associated inhibitor. In humans it shows a half way response to NRAS activity while in xenographs it is a therapy for RAS and RAF. Presently under clinical trials. Dabrafenib was developed for treatment against BRAF. </w:t>
-      </w:r>
-      <w:r>
-        <w:rPr>
-          <w:rFonts w:ascii="Times New Roman" w:hAnsi="Times New Roman" w:cs="Times New Roman"/>
-          <w:sz w:val="24"/>
-          <w:szCs w:val="24"/>
-        </w:rPr>
-        <w:t>(7)</w:t>
-      </w:r>
-    </w:p>
-    <w:p>
-      <w:pPr>
-        <w:spacing w:line="276" w:lineRule="auto"/>
-        <w:rPr>
-          <w:rFonts w:ascii="Times New Roman" w:hAnsi="Times New Roman" w:cs="Times New Roman"/>
-          <w:sz w:val="24"/>
-          <w:szCs w:val="24"/>
-        </w:rPr>
-      </w:pPr>
-      <w:r>
-        <w:rPr>
-          <w:rFonts w:ascii="Times New Roman" w:hAnsi="Times New Roman" w:cs="Times New Roman"/>
-          <w:sz w:val="24"/>
-          <w:szCs w:val="24"/>
-        </w:rPr>
-        <w:t xml:space="preserve">NRAS (Neuroblastoma Ras viral oncogene) gene produces NRAS protein. </w:t>
-      </w:r>
-      <w:r>
-        <w:rPr>
-          <w:rFonts w:ascii="Times New Roman" w:hAnsi="Times New Roman" w:cs="Times New Roman"/>
-          <w:sz w:val="24"/>
-          <w:szCs w:val="24"/>
-        </w:rPr>
-        <w:t xml:space="preserve">It acts like a switch for GTP and GDP molecules which is turned On and Off. The N-Ras protein must be turned on by attaching to a molecule of GTP. The N-Ras protein is turned off when it converts the GTP to </w:t>
-      </w:r>
-      <w:proofErr w:type="spellStart"/>
-      <w:r>
-        <w:rPr>
-          <w:rFonts w:ascii="Times New Roman" w:hAnsi="Times New Roman" w:cs="Times New Roman"/>
-          <w:sz w:val="24"/>
-          <w:szCs w:val="24"/>
-        </w:rPr>
-        <w:t>GDP.When</w:t>
-      </w:r>
-      <w:proofErr w:type="spellEnd"/>
-      <w:r>
-        <w:rPr>
-          <w:rFonts w:ascii="Times New Roman" w:hAnsi="Times New Roman" w:cs="Times New Roman"/>
-          <w:sz w:val="24"/>
-          <w:szCs w:val="24"/>
-        </w:rPr>
-        <w:t xml:space="preserve"> switch is turned off no activation and no signalling is seen by NRAS. This gene belongs to oncogenic family which are cancer causing genes. The proteins produced from NRAS are GTPases. These proteins play important roles in cell division, cell differentiation, cell proliferation. In N-Ras the differences cluster at residues 94–95 (helix 3) and 131–132 (helix 4) (1)</w:t>
-      </w:r>
-      <w:r>
-        <w:rPr>
-          <w:rFonts w:ascii="Times New Roman" w:hAnsi="Times New Roman" w:cs="Times New Roman"/>
-          <w:sz w:val="24"/>
-          <w:szCs w:val="24"/>
-        </w:rPr>
-        <w:t xml:space="preserve"> </w:t>
-      </w:r>
-      <w:r>
-        <w:rPr>
-          <w:rFonts w:ascii="Times New Roman" w:hAnsi="Times New Roman" w:cs="Times New Roman"/>
-          <w:sz w:val="24"/>
-          <w:szCs w:val="24"/>
-        </w:rPr>
-        <w:t>A clear difference between isoforms of NRAS is the binding of (RBD) Ras Binding Domain. (1) The G-domain, which catalyses GTP hydrolysis and mediates downstream signalling, is 95% conserved between the Ras isoforms. (1) The Wild Type NRAS has a total of 189 amino acids. The overall structure can be divided into a catalytic G domain, which is comprised (residues 1-86) and (residues 87-166). This is the first crystal structure of NRAS solved at 1.67Å resolution. (1) A clear difference between isoforms of NRAS is the binding of (RBD) Ras Binding Domain. (1) The G-domain, which catalyses GTP hydrolysis and mediates downstream signalling, is 95% conserved between the Ras isoforms. The Wild Type NRAS has a total of 189 amino acids. The overall structure can be divided into a catalytic G domain, which is comprised (residues 1-86) and (residues 87-166). This is the first crystal structure of NRAS solved at 1.67Å resolution. (1)</w:t>
-      </w:r>
-      <w:r>
-        <w:rPr>
-          <w:rFonts w:ascii="Times New Roman" w:hAnsi="Times New Roman" w:cs="Times New Roman"/>
-          <w:sz w:val="24"/>
-          <w:szCs w:val="24"/>
-        </w:rPr>
-        <w:t xml:space="preserve"> </w:t>
-      </w:r>
-      <w:r>
-        <w:rPr>
-          <w:rFonts w:ascii="Times New Roman" w:hAnsi="Times New Roman" w:cs="Times New Roman"/>
-          <w:sz w:val="24"/>
-          <w:szCs w:val="24"/>
-        </w:rPr>
-        <w:t>Although targeted inhibitors have been successfully developed for </w:t>
+        <w:t xml:space="preserve"> (2) One of the most known mutated pathways in melanoma that has received a lot of importance for targeted therapeutic purposes, is the MAP kinase signalling pathway. (2) Mutations in each of the identified driver genes lead to deregulation of the MAPK/ERK pathway, leading to uncontrolled cell growth. BRAF subtype show 52% of somatic mutations tumours, following that is NRAS. (4) The average age of diagnosis is 65 but before age 50, the number of women diagnosed are more than men. Among all people with melanoma of the skin, from the time of initial diagnosis, the 5-year survival is 93%. (5) The primary or Stage I melanoma is found only in the skin and is relatively thin. Stage II melanoma extends through the epidermis and further into the dermis. It has a higher chance of spreading through the lymphatic system to a regional lymph node. Stage III is dependent on the size and number of lymph nodes. (6) Stage IV describes melanoma that has spread through the bloodstream to other parts of the body, such as distant locations like soft tissue, distant lymph nodes, or other organs like the lung, liver, brain, bone, or gastrointestinal tract. (6) There have been some clinically approved drugs against melanoma. Trametinib was basically designed for BRAF. But a few patients who had mutant NRAS affected cells were tested with this drug. (8) Patients with solid tumours were targeted using Binimetinib. It is a type of MEK inhibitor specifically for mutant NRAS (7). A cysteine residue of post translational modification of RAS are the Farnesyltransferase inhibitors. Initially they were developed for targeting NRAS in combination to other drugs. But since no potential output was obtained, clinical trials have stopped taking place now. (7) Cobimetinib shows a great yield of activity when combined with Vemurafenib. About more than 80% reactivity of BRAF 600-mutant was observed with this therapy. (7) A MEK associated inhibitor. In humans it shows a half way response to NRAS activity while in xenographs it is a therapy for RAS and RAF. Presently under clinical trials. Dabrafenib was developed for treatment against BRAF. (7)</w:t>
+      </w:r>
+    </w:p>
+    <w:p>
+      <w:pPr>
+        <w:spacing w:line="276" w:lineRule="auto"/>
+        <w:rPr>
+          <w:rFonts w:ascii="Times New Roman" w:hAnsi="Times New Roman" w:cs="Times New Roman"/>
+          <w:sz w:val="24"/>
+          <w:szCs w:val="24"/>
+        </w:rPr>
+      </w:pPr>
+      <w:r>
+        <w:rPr>
+          <w:rFonts w:ascii="Times New Roman" w:hAnsi="Times New Roman" w:cs="Times New Roman"/>
+          <w:sz w:val="24"/>
+          <w:szCs w:val="24"/>
+        </w:rPr>
+        <w:t>NRAS (Neuroblastoma Ras viral oncogene) gene produces NRAS protein. It acts like a switch for GTP and GDP molecules which is turned On and Off. The N-Ras protein must be turned on by attaching to a molecule of GTP. The N-Ras protein is turned off when it converts the GTP to GDP.When switch is turned off no activation and no signalling is seen by NRAS. This gene belongs to oncogenic family which are cancer causing genes. The proteins produced from NRAS are GTPases. These proteins play important roles in cell division, cell differentiation, cell proliferation. In N-Ras the differences cluster at residues 94–95 (helix 3) and 131–132 (helix 4) (1) A clear difference between isoforms of NRAS is the binding of (RBD) Ras Binding Domain. (1) The G-domain, which catalyses GTP hydrolysis and mediates downstream signalling, is 95% conserved between the Ras isoforms. (1) The Wild Type NRAS has a total of 189 amino acids. The overall structure can be divided into a catalytic G domain, which is comprised (residues 1-86) and (residues 87-166). This is the first crystal structure of NRAS solved at 1.67Å resolution. (1) A clear difference between isoforms of NRAS is the binding of (RBD) Ras Binding Domain. (1) The G-domain, which catalyses GTP hydrolysis and mediates downstream signalling, is 95% conserved between the Ras isoforms. The Wild Type NRAS has a total of 189 amino acids. The overall structure can be divided into a catalytic G domain, which is comprised (residues 1-86) and (residues 87-166). This is the first crystal structure of NRAS solved at 1.67Å resolution. (1) Although targeted inhibitors have been successfully developed for </w:t>
       </w:r>
       <w:r>
         <w:rPr>
@@ -579,25 +372,7 @@
           <w:sz w:val="24"/>
           <w:szCs w:val="24"/>
         </w:rPr>
-        <w:t xml:space="preserve">. In this study, we utilized structure-based virtual screening and molecular docking to explore a comprehensive library of natural compounds from the ZINC database, computationally </w:t>
-      </w:r>
-      <w:proofErr w:type="spellStart"/>
-      <w:r>
-        <w:rPr>
-          <w:rFonts w:ascii="Times New Roman" w:hAnsi="Times New Roman" w:cs="Times New Roman"/>
-          <w:sz w:val="24"/>
-          <w:szCs w:val="24"/>
-        </w:rPr>
-        <w:t>modeling</w:t>
-      </w:r>
-      <w:proofErr w:type="spellEnd"/>
-      <w:r>
-        <w:rPr>
-          <w:rFonts w:ascii="Times New Roman" w:hAnsi="Times New Roman" w:cs="Times New Roman"/>
-          <w:sz w:val="24"/>
-          <w:szCs w:val="24"/>
-        </w:rPr>
-        <w:t xml:space="preserve"> clinically relevant </w:t>
+        <w:t>. In this study, we utilized structure-based virtual screening and molecular docking to explore a comprehensive library of natural compounds from the ZINC database, computationally modeling clinically relevant </w:t>
       </w:r>
       <w:r>
         <w:rPr>
@@ -615,16 +390,7 @@
           <w:sz w:val="24"/>
           <w:szCs w:val="24"/>
         </w:rPr>
-        <w:t xml:space="preserve"> mutations at codons 12, 13, and 61. Our screening identified several promising natural compounds with strong predicted binding affinity and stabilizing interactions with critical NRAS residues, providing a valuable starting point for further drug development. The findings underscore the </w:t>
-      </w:r>
-      <w:r>
-        <w:rPr>
-          <w:rFonts w:ascii="Times New Roman" w:hAnsi="Times New Roman" w:cs="Times New Roman"/>
-          <w:sz w:val="24"/>
-          <w:szCs w:val="24"/>
-        </w:rPr>
-        <w:lastRenderedPageBreak/>
-        <w:t>power of computational approaches to accelerate early discovery of specific inhibitors targeting difficult oncogenic drivers in melanoma.</w:t>
+        <w:t> mutations at codons 12, 13, and 61. Our screening identified several promising natural compounds with strong predicted binding affinity and stabilizing interactions with critical NRAS residues, providing a valuable starting point for further drug development. The findings underscore the power of computational approaches to accelerate early discovery of specific inhibitors targeting difficult oncogenic drivers in melanoma.</w:t>
       </w:r>
     </w:p>
     <w:p>
@@ -656,9 +422,173 @@
           <w:sz w:val="24"/>
           <w:szCs w:val="24"/>
         </w:rPr>
-        <w:t xml:space="preserve">2. </w:t>
-      </w:r>
-      <w:r>
+        <w:t>2. Materials and Methods</w:t>
+      </w:r>
+    </w:p>
+    <w:p>
+      <w:pPr>
+        <w:spacing w:line="276" w:lineRule="auto"/>
+        <w:rPr>
+          <w:rFonts w:ascii="Times New Roman" w:hAnsi="Times New Roman" w:cs="Times New Roman"/>
+          <w:sz w:val="24"/>
+          <w:szCs w:val="24"/>
+        </w:rPr>
+      </w:pPr>
+      <w:r>
+        <w:rPr>
+          <w:rFonts w:ascii="Times New Roman" w:hAnsi="Times New Roman" w:cs="Times New Roman"/>
+          <w:sz w:val="24"/>
+          <w:szCs w:val="24"/>
+        </w:rPr>
+        <w:t>2.1 Melanoma Pathway</w:t>
+      </w:r>
+    </w:p>
+    <w:p>
+      <w:pPr>
+        <w:spacing w:line="276" w:lineRule="auto"/>
+        <w:rPr>
+          <w:rFonts w:ascii="Times New Roman" w:hAnsi="Times New Roman" w:cs="Times New Roman"/>
+          <w:sz w:val="24"/>
+          <w:szCs w:val="24"/>
+        </w:rPr>
+      </w:pPr>
+      <w:r>
+        <w:rPr>
+          <w:rFonts w:ascii="Times New Roman" w:hAnsi="Times New Roman" w:cs="Times New Roman"/>
+          <w:sz w:val="24"/>
+          <w:szCs w:val="24"/>
+        </w:rPr>
+        <w:t>The KEGG database (cite) was used to study the melanoma pathway. Dysregulation of MAPK pathway is very common in many cancers due to mutations in RAS genes (</w:t>
+      </w:r>
+      <w:r>
+        <w:rPr>
+          <w:rFonts w:ascii="Times New Roman" w:hAnsi="Times New Roman" w:cs="Times New Roman"/>
+          <w:sz w:val="24"/>
+          <w:szCs w:val="24"/>
+          <w:highlight w:val="lightGray"/>
+        </w:rPr>
+        <w:t>Inamdar GS, Madhunapantula SV, Robertson GP 2010</w:t>
+      </w:r>
+      <w:r>
+        <w:rPr>
+          <w:rFonts w:ascii="Times New Roman" w:hAnsi="Times New Roman" w:cs="Times New Roman"/>
+          <w:sz w:val="24"/>
+          <w:szCs w:val="24"/>
+        </w:rPr>
+        <w:t>). The MAPK pathway is one of the major pathways involved in progress of melanoma and so it was chosen. It harbours BRAF, NRAS, ERK and MEK as it’s components. About 28% of the mutations are seen in NRAS of this pathway (3).</w:t>
+      </w:r>
+    </w:p>
+    <w:p>
+      <w:pPr>
+        <w:spacing w:line="276" w:lineRule="auto"/>
+        <w:rPr>
+          <w:rFonts w:ascii="Times New Roman" w:hAnsi="Times New Roman" w:cs="Times New Roman"/>
+          <w:sz w:val="24"/>
+          <w:szCs w:val="24"/>
+        </w:rPr>
+      </w:pPr>
+      <w:r>
+        <w:rPr>
+          <w:rFonts w:ascii="Times New Roman" w:hAnsi="Times New Roman" w:cs="Times New Roman"/>
+          <w:sz w:val="24"/>
+          <w:szCs w:val="24"/>
+        </w:rPr>
+        <w:t xml:space="preserve">2.2 Protein Preparation </w:t>
+      </w:r>
+    </w:p>
+    <w:p>
+      <w:pPr>
+        <w:spacing w:line="276" w:lineRule="auto"/>
+        <w:rPr>
+          <w:rFonts w:ascii="Times New Roman" w:hAnsi="Times New Roman" w:cs="Times New Roman"/>
+          <w:sz w:val="24"/>
+          <w:szCs w:val="24"/>
+        </w:rPr>
+      </w:pPr>
+      <w:r>
+        <w:rPr>
+          <w:rFonts w:ascii="Times New Roman" w:hAnsi="Times New Roman" w:cs="Times New Roman"/>
+          <w:sz w:val="24"/>
+          <w:szCs w:val="24"/>
+        </w:rPr>
+        <w:t xml:space="preserve">The wild type NRAS structure with best resolution and well curated in Uniprot was selected. The PDB ID of this structure was 5UHV and Uniport ID was P01111. NRAS is a small GTPase structure. A clear difference between isoforms of N-Ras is the binding of Ras Binding Domain. (1) NRAS has only A chain associated with it. Hence, docking was carried out on the A chain of NRAS on the active site. The G-domain, catalysing GTP hydrolysis and mediating downstream signalling is 95% conserved between the Ras isoforms. (1) The Wild Type NRAS has a total of 189 amino acids. The overall structure can be divided into a catalytic G domain, which is comprised (residues 1-86) and (residues 87-166). </w:t>
+      </w:r>
+    </w:p>
+    <w:p>
+      <w:pPr>
+        <w:spacing w:line="276" w:lineRule="auto"/>
+        <w:rPr>
+          <w:rFonts w:ascii="Times New Roman" w:hAnsi="Times New Roman" w:cs="Times New Roman"/>
+          <w:sz w:val="24"/>
+          <w:szCs w:val="24"/>
+        </w:rPr>
+      </w:pPr>
+      <w:r>
+        <w:rPr>
+          <w:rFonts w:ascii="Times New Roman" w:hAnsi="Times New Roman" w:cs="Times New Roman"/>
+          <w:sz w:val="24"/>
+          <w:szCs w:val="24"/>
+        </w:rPr>
+        <w:t xml:space="preserve">2.3 Protein Structure Validation </w:t>
+      </w:r>
+    </w:p>
+    <w:p>
+      <w:pPr>
+        <w:spacing w:line="276" w:lineRule="auto"/>
+        <w:rPr>
+          <w:rFonts w:ascii="Times New Roman" w:hAnsi="Times New Roman" w:cs="Times New Roman"/>
+          <w:sz w:val="24"/>
+          <w:szCs w:val="24"/>
+        </w:rPr>
+      </w:pPr>
+      <w:r>
+        <w:rPr>
+          <w:rFonts w:ascii="Times New Roman" w:hAnsi="Times New Roman" w:cs="Times New Roman"/>
+          <w:sz w:val="24"/>
+          <w:szCs w:val="24"/>
+        </w:rPr>
+        <w:t>ProSA is frequently in use for protein structure validation. ProSA calculates an overall quality score for a specific input structure. The z-score indicates overall model quality. (9) Its value is displayed in a plot that contains the z-scores of all protein chains in current PDB. ProSA-web visualizes the 3D structure of the input protein using the molecule viewer Jmol. ProSA was used for validation of the structure of Mutant NRAS build in SPDBV. PROCHECK (10) being a model evaluation and validation tool. PROCHECK checks for the stereochemical quality of a protein structure, producing several PostScript plots analysing its residue-by-residue geometry. It includes PROCHECK-NMR for checking the quality of structures solved by NMR technique. The G-factor will give measure of how normal or how unusual the property in itself is. It gives the Ramachandran plot to understand if the residues are in allowed or disallowed regions. PROCHECK was used for validation of the structure of Mutant NRAS build in SPDBV. Database used for obtaining natural compounds for screening was Zinc DB (11). Natural Products occupy an important part of small molecule space because they are recognized by at least two proteins: the end of their biosynthetic pathway and their evolutionary biological target. The natural compounds that were to be screened were obtained from Zinc Database natural product library.</w:t>
+      </w:r>
+    </w:p>
+    <w:p>
+      <w:pPr>
+        <w:spacing w:line="276" w:lineRule="auto"/>
+        <w:rPr>
+          <w:rFonts w:ascii="Times New Roman" w:hAnsi="Times New Roman" w:cs="Times New Roman"/>
+          <w:sz w:val="24"/>
+          <w:szCs w:val="24"/>
+        </w:rPr>
+      </w:pPr>
+      <w:r>
+        <w:rPr>
+          <w:rFonts w:ascii="Times New Roman" w:hAnsi="Times New Roman" w:cs="Times New Roman"/>
+          <w:sz w:val="24"/>
+          <w:szCs w:val="24"/>
+        </w:rPr>
+        <w:t>2.4 Compound Library Curation and Filtering</w:t>
+      </w:r>
+    </w:p>
+    <w:p>
+      <w:pPr>
+        <w:spacing w:line="276" w:lineRule="auto"/>
+        <w:rPr>
+          <w:rFonts w:ascii="Times New Roman" w:hAnsi="Times New Roman" w:cs="Times New Roman"/>
+          <w:sz w:val="24"/>
+          <w:szCs w:val="24"/>
+        </w:rPr>
+      </w:pPr>
+      <w:r>
+        <w:rPr>
+          <w:rFonts w:ascii="Times New Roman" w:hAnsi="Times New Roman" w:cs="Times New Roman"/>
+          <w:sz w:val="24"/>
+          <w:szCs w:val="24"/>
+        </w:rPr>
+        <w:t>FAFdrugs4 FAF-Drugs4 (Free ADME-Tox Filtering Tool) is a program for filtering large compound libraries prior to in silico screening experiments or related modelling studies. (12) The tool can perform computational prediction of some ADME-Tox properties (Adsorption, Distribution, Metabolism, Excretion and Toxicity) in order to assist hit selection before chemical synthesis or ordering (12). This tool was used to filter out the natural compounds present in Zinc database to remove the interfering compounds and only use the lead compounds and the main aim is to have starting point molecules after screening that have the potential to be optimized with comparatively small log P and thus molecules that could be used further to increase affinity. PAINS moieties, standing for Pan Assay Interference Compounds, are compounds that frequently occurred in biochemical high throughput screens. PyRx is a virtual screening tool which was used for docking of natural compounds. This uses AutoDock 4.2 suite for docking. The algorithm used is Lamarckian GA. The tool was first evaluated using NRAS mutant structure and the ligand phosphoaminophosphonic acid-guanylate ester which is a non-hydrolyzable analog of GTP. The nucleotide is a potent stimulator of adenylate cyclase was docked. The RMSD tolerance of 2.0 Å which indicated the good stability of the software. The Grid box was set to 50 x 50 x 50 with spacing of 0.3750 Å. All the ligands chosen were converted to pdbqt format in PyRx tool. The Autodock was set to run after which there were 10 poses for each compound. Only the ones with the best binding score were chosen and tabulated for each compound in the sdf files. This generated the best protein ligand binding for further analysis. Analysis of docking results was done using LigPlot+. It is an advanced version of LIGPLOT program for automatic generation of 2D ligand-protein interaction diagrams (13). The analysis of docked poses with best scores was done using this tool. The hydrophobic interactions and hydrogen bond interactions contribute to the stability of the protein-ligand complex. This helps us to determine the potential of each compound to be an inhibitor of mutant NRAS.</w:t>
+      </w:r>
+    </w:p>
+    <w:p>
+      <w:pPr>
+        <w:spacing w:line="276" w:lineRule="auto"/>
         <w:rPr>
           <w:rFonts w:ascii="Times New Roman" w:hAnsi="Times New Roman" w:cs="Times New Roman"/>
           <w:b/>
@@ -666,796 +596,8 @@
           <w:sz w:val="24"/>
           <w:szCs w:val="24"/>
         </w:rPr>
-        <w:t>Materials and Methods</w:t>
-      </w:r>
-    </w:p>
-    <w:p>
-      <w:pPr>
-        <w:spacing w:line="276" w:lineRule="auto"/>
-        <w:rPr>
-          <w:rFonts w:ascii="Times New Roman" w:hAnsi="Times New Roman" w:cs="Times New Roman"/>
-          <w:sz w:val="24"/>
-          <w:szCs w:val="24"/>
-        </w:rPr>
-      </w:pPr>
-      <w:r>
-        <w:rPr>
-          <w:rFonts w:ascii="Times New Roman" w:hAnsi="Times New Roman" w:cs="Times New Roman"/>
-          <w:sz w:val="24"/>
-          <w:szCs w:val="24"/>
-        </w:rPr>
-        <w:t xml:space="preserve">2.1 </w:t>
-      </w:r>
-      <w:r>
-        <w:rPr>
-          <w:rFonts w:ascii="Times New Roman" w:hAnsi="Times New Roman" w:cs="Times New Roman"/>
-          <w:sz w:val="24"/>
-          <w:szCs w:val="24"/>
-        </w:rPr>
-        <w:t>Melanoma Pathway</w:t>
-      </w:r>
-    </w:p>
-    <w:p>
-      <w:pPr>
-        <w:spacing w:line="276" w:lineRule="auto"/>
-        <w:rPr>
-          <w:rFonts w:ascii="Times New Roman" w:hAnsi="Times New Roman" w:cs="Times New Roman"/>
-          <w:sz w:val="24"/>
-          <w:szCs w:val="24"/>
-        </w:rPr>
-      </w:pPr>
-      <w:r>
-        <w:rPr>
-          <w:rFonts w:ascii="Times New Roman" w:hAnsi="Times New Roman" w:cs="Times New Roman"/>
-          <w:sz w:val="24"/>
-          <w:szCs w:val="24"/>
-        </w:rPr>
-        <w:t xml:space="preserve">The KEGG database </w:t>
-      </w:r>
-      <w:r>
-        <w:rPr>
-          <w:rFonts w:ascii="Times New Roman" w:hAnsi="Times New Roman" w:cs="Times New Roman"/>
-          <w:sz w:val="24"/>
-          <w:szCs w:val="24"/>
-        </w:rPr>
-        <w:t xml:space="preserve">(cite) </w:t>
-      </w:r>
-      <w:r>
-        <w:rPr>
-          <w:rFonts w:ascii="Times New Roman" w:hAnsi="Times New Roman" w:cs="Times New Roman"/>
-          <w:sz w:val="24"/>
-          <w:szCs w:val="24"/>
-        </w:rPr>
-        <w:t>was used to study the melanoma pathway</w:t>
-      </w:r>
-      <w:r>
-        <w:rPr>
-          <w:rFonts w:ascii="Times New Roman" w:hAnsi="Times New Roman" w:cs="Times New Roman"/>
-          <w:sz w:val="24"/>
-          <w:szCs w:val="24"/>
-        </w:rPr>
-        <w:t xml:space="preserve">. </w:t>
-      </w:r>
-      <w:r>
-        <w:rPr>
-          <w:rFonts w:ascii="Times New Roman" w:hAnsi="Times New Roman" w:cs="Times New Roman"/>
-          <w:sz w:val="24"/>
-          <w:szCs w:val="24"/>
-        </w:rPr>
-        <w:t>Dysregulation of MAPK pathway is very common in many cancers due to mutations in RAS genes (</w:t>
-      </w:r>
-      <w:r>
-        <w:rPr>
-          <w:rFonts w:ascii="Times New Roman" w:hAnsi="Times New Roman" w:cs="Times New Roman"/>
-          <w:sz w:val="24"/>
-          <w:szCs w:val="24"/>
-          <w:highlight w:val="lightGray"/>
-        </w:rPr>
-        <w:t xml:space="preserve">Inamdar GS, </w:t>
-      </w:r>
-      <w:proofErr w:type="spellStart"/>
-      <w:r>
-        <w:rPr>
-          <w:rFonts w:ascii="Times New Roman" w:hAnsi="Times New Roman" w:cs="Times New Roman"/>
-          <w:sz w:val="24"/>
-          <w:szCs w:val="24"/>
-          <w:highlight w:val="lightGray"/>
-        </w:rPr>
-        <w:t>Madhunapantula</w:t>
-      </w:r>
-      <w:proofErr w:type="spellEnd"/>
-      <w:r>
-        <w:rPr>
-          <w:rFonts w:ascii="Times New Roman" w:hAnsi="Times New Roman" w:cs="Times New Roman"/>
-          <w:sz w:val="24"/>
-          <w:szCs w:val="24"/>
-          <w:highlight w:val="lightGray"/>
-        </w:rPr>
-        <w:t xml:space="preserve"> SV, Robertson GP 2010</w:t>
-      </w:r>
-      <w:r>
-        <w:rPr>
-          <w:rFonts w:ascii="Times New Roman" w:hAnsi="Times New Roman" w:cs="Times New Roman"/>
-          <w:sz w:val="24"/>
-          <w:szCs w:val="24"/>
-        </w:rPr>
-        <w:t xml:space="preserve">). The MAPK pathway is one of the major pathways involved in progress of melanoma and so it was chosen. It harbours BRAF, NRAS, ERK and MEK as </w:t>
-      </w:r>
-      <w:proofErr w:type="spellStart"/>
-      <w:r>
-        <w:rPr>
-          <w:rFonts w:ascii="Times New Roman" w:hAnsi="Times New Roman" w:cs="Times New Roman"/>
-          <w:sz w:val="24"/>
-          <w:szCs w:val="24"/>
-        </w:rPr>
-        <w:t>it’s</w:t>
-      </w:r>
-      <w:proofErr w:type="spellEnd"/>
-      <w:r>
-        <w:rPr>
-          <w:rFonts w:ascii="Times New Roman" w:hAnsi="Times New Roman" w:cs="Times New Roman"/>
-          <w:sz w:val="24"/>
-          <w:szCs w:val="24"/>
-        </w:rPr>
-        <w:t xml:space="preserve"> components. About 28% of the mutations are seen in NRAS of this pathway (</w:t>
-      </w:r>
-      <w:r>
-        <w:rPr>
-          <w:rFonts w:ascii="Times New Roman" w:hAnsi="Times New Roman" w:cs="Times New Roman"/>
-          <w:sz w:val="24"/>
-          <w:szCs w:val="24"/>
-        </w:rPr>
-        <w:t>3</w:t>
-      </w:r>
-      <w:r>
-        <w:rPr>
-          <w:rFonts w:ascii="Times New Roman" w:hAnsi="Times New Roman" w:cs="Times New Roman"/>
-          <w:sz w:val="24"/>
-          <w:szCs w:val="24"/>
-        </w:rPr>
-        <w:t>).</w:t>
-      </w:r>
-    </w:p>
-    <w:p>
-      <w:pPr>
-        <w:spacing w:line="276" w:lineRule="auto"/>
-        <w:rPr>
-          <w:rFonts w:ascii="Times New Roman" w:hAnsi="Times New Roman" w:cs="Times New Roman"/>
-          <w:sz w:val="24"/>
-          <w:szCs w:val="24"/>
-        </w:rPr>
-      </w:pPr>
-      <w:r>
-        <w:rPr>
-          <w:rFonts w:ascii="Times New Roman" w:hAnsi="Times New Roman" w:cs="Times New Roman"/>
-          <w:sz w:val="24"/>
-          <w:szCs w:val="24"/>
-        </w:rPr>
-        <w:t xml:space="preserve">2.2 </w:t>
-      </w:r>
-      <w:r>
-        <w:rPr>
-          <w:rFonts w:ascii="Times New Roman" w:hAnsi="Times New Roman" w:cs="Times New Roman"/>
-          <w:sz w:val="24"/>
-          <w:szCs w:val="24"/>
-        </w:rPr>
-        <w:t>Protein Preparation</w:t>
-      </w:r>
-      <w:r>
-        <w:rPr>
-          <w:rFonts w:ascii="Times New Roman" w:hAnsi="Times New Roman" w:cs="Times New Roman"/>
-          <w:sz w:val="24"/>
-          <w:szCs w:val="24"/>
-        </w:rPr>
-        <w:t xml:space="preserve"> </w:t>
-      </w:r>
-    </w:p>
-    <w:p>
-      <w:pPr>
-        <w:spacing w:line="276" w:lineRule="auto"/>
-        <w:rPr>
-          <w:rFonts w:ascii="Times New Roman" w:hAnsi="Times New Roman" w:cs="Times New Roman"/>
-          <w:sz w:val="24"/>
-          <w:szCs w:val="24"/>
-        </w:rPr>
-      </w:pPr>
-      <w:r>
-        <w:rPr>
-          <w:rFonts w:ascii="Times New Roman" w:hAnsi="Times New Roman" w:cs="Times New Roman"/>
-          <w:sz w:val="24"/>
-          <w:szCs w:val="24"/>
-        </w:rPr>
-        <w:t xml:space="preserve">The </w:t>
-      </w:r>
-      <w:r>
-        <w:rPr>
-          <w:rFonts w:ascii="Times New Roman" w:hAnsi="Times New Roman" w:cs="Times New Roman"/>
-          <w:sz w:val="24"/>
-          <w:szCs w:val="24"/>
-        </w:rPr>
-        <w:t>w</w:t>
-      </w:r>
-      <w:r>
-        <w:rPr>
-          <w:rFonts w:ascii="Times New Roman" w:hAnsi="Times New Roman" w:cs="Times New Roman"/>
-          <w:sz w:val="24"/>
-          <w:szCs w:val="24"/>
-        </w:rPr>
-        <w:t xml:space="preserve">ild </w:t>
-      </w:r>
-      <w:r>
-        <w:rPr>
-          <w:rFonts w:ascii="Times New Roman" w:hAnsi="Times New Roman" w:cs="Times New Roman"/>
-          <w:sz w:val="24"/>
-          <w:szCs w:val="24"/>
-        </w:rPr>
-        <w:t>t</w:t>
-      </w:r>
-      <w:r>
-        <w:rPr>
-          <w:rFonts w:ascii="Times New Roman" w:hAnsi="Times New Roman" w:cs="Times New Roman"/>
-          <w:sz w:val="24"/>
-          <w:szCs w:val="24"/>
-        </w:rPr>
-        <w:t xml:space="preserve">ype NRAS structure with best resolution and </w:t>
-      </w:r>
-      <w:r>
-        <w:rPr>
-          <w:rFonts w:ascii="Times New Roman" w:hAnsi="Times New Roman" w:cs="Times New Roman"/>
-          <w:sz w:val="24"/>
-          <w:szCs w:val="24"/>
-        </w:rPr>
-        <w:t xml:space="preserve">well </w:t>
-      </w:r>
-      <w:r>
-        <w:rPr>
-          <w:rFonts w:ascii="Times New Roman" w:hAnsi="Times New Roman" w:cs="Times New Roman"/>
-          <w:sz w:val="24"/>
-          <w:szCs w:val="24"/>
-        </w:rPr>
-        <w:t xml:space="preserve">curated in Uniprot was selected. The PDB ID </w:t>
-      </w:r>
-      <w:r>
-        <w:rPr>
-          <w:rFonts w:ascii="Times New Roman" w:hAnsi="Times New Roman" w:cs="Times New Roman"/>
-          <w:sz w:val="24"/>
-          <w:szCs w:val="24"/>
-        </w:rPr>
-        <w:t>of this structure was</w:t>
-      </w:r>
-      <w:r>
-        <w:rPr>
-          <w:rFonts w:ascii="Times New Roman" w:hAnsi="Times New Roman" w:cs="Times New Roman"/>
-          <w:sz w:val="24"/>
-          <w:szCs w:val="24"/>
-        </w:rPr>
-        <w:t xml:space="preserve"> 5UHV</w:t>
-      </w:r>
-      <w:r>
-        <w:rPr>
-          <w:rFonts w:ascii="Times New Roman" w:hAnsi="Times New Roman" w:cs="Times New Roman"/>
-          <w:sz w:val="24"/>
-          <w:szCs w:val="24"/>
-        </w:rPr>
-        <w:t xml:space="preserve"> and U</w:t>
-      </w:r>
-      <w:r>
-        <w:rPr>
-          <w:rFonts w:ascii="Times New Roman" w:hAnsi="Times New Roman" w:cs="Times New Roman"/>
-          <w:sz w:val="24"/>
-          <w:szCs w:val="24"/>
-        </w:rPr>
-        <w:t xml:space="preserve">niport ID </w:t>
-      </w:r>
-      <w:r>
-        <w:rPr>
-          <w:rFonts w:ascii="Times New Roman" w:hAnsi="Times New Roman" w:cs="Times New Roman"/>
-          <w:sz w:val="24"/>
-          <w:szCs w:val="24"/>
-        </w:rPr>
-        <w:t>was</w:t>
-      </w:r>
-      <w:r>
-        <w:rPr>
-          <w:rFonts w:ascii="Times New Roman" w:hAnsi="Times New Roman" w:cs="Times New Roman"/>
-          <w:sz w:val="24"/>
-          <w:szCs w:val="24"/>
-        </w:rPr>
-        <w:t xml:space="preserve"> P01111. N</w:t>
-      </w:r>
-      <w:r>
-        <w:rPr>
-          <w:rFonts w:ascii="Times New Roman" w:hAnsi="Times New Roman" w:cs="Times New Roman"/>
-          <w:sz w:val="24"/>
-          <w:szCs w:val="24"/>
-        </w:rPr>
-        <w:t>RAS</w:t>
-      </w:r>
-      <w:r>
-        <w:rPr>
-          <w:rFonts w:ascii="Times New Roman" w:hAnsi="Times New Roman" w:cs="Times New Roman"/>
-          <w:sz w:val="24"/>
-          <w:szCs w:val="24"/>
-        </w:rPr>
-        <w:t xml:space="preserve"> is a small GTPase structure. A clear difference between isoforms of N-Ras is the binding of Ras Binding Domain. </w:t>
-      </w:r>
-      <w:r>
-        <w:rPr>
-          <w:rFonts w:ascii="Times New Roman" w:hAnsi="Times New Roman" w:cs="Times New Roman"/>
-          <w:sz w:val="24"/>
-          <w:szCs w:val="24"/>
-        </w:rPr>
-        <w:t>(1)</w:t>
-      </w:r>
-      <w:r>
-        <w:rPr>
-          <w:rFonts w:ascii="Times New Roman" w:hAnsi="Times New Roman" w:cs="Times New Roman"/>
-          <w:sz w:val="24"/>
-          <w:szCs w:val="24"/>
-        </w:rPr>
-        <w:t xml:space="preserve"> </w:t>
-      </w:r>
-      <w:r>
-        <w:rPr>
-          <w:rFonts w:ascii="Times New Roman" w:hAnsi="Times New Roman" w:cs="Times New Roman"/>
-          <w:sz w:val="24"/>
-          <w:szCs w:val="24"/>
-        </w:rPr>
-        <w:t xml:space="preserve">NRAS has only A chain associated with it. Hence, docking was carried out on the A chain of NRAS on the active site. The G-domain, catalysing GTP hydrolysis and mediating downstream signalling is 95% conserved between the Ras isoforms. </w:t>
-      </w:r>
-      <w:r>
-        <w:rPr>
-          <w:rFonts w:ascii="Times New Roman" w:hAnsi="Times New Roman" w:cs="Times New Roman"/>
-          <w:sz w:val="24"/>
-          <w:szCs w:val="24"/>
-        </w:rPr>
-        <w:t xml:space="preserve">(1) </w:t>
-      </w:r>
-      <w:r>
-        <w:rPr>
-          <w:rFonts w:ascii="Times New Roman" w:hAnsi="Times New Roman" w:cs="Times New Roman"/>
-          <w:sz w:val="24"/>
-          <w:szCs w:val="24"/>
-        </w:rPr>
-        <w:t xml:space="preserve">The Wild Type NRAS has a total of 189 amino acids. The overall structure can be divided into a catalytic G domain, which is comprised (residues 1-86) and (residues 87-166). </w:t>
-      </w:r>
-    </w:p>
-    <w:p>
-      <w:pPr>
-        <w:spacing w:line="276" w:lineRule="auto"/>
-        <w:rPr>
-          <w:rFonts w:ascii="Times New Roman" w:hAnsi="Times New Roman" w:cs="Times New Roman"/>
-          <w:sz w:val="24"/>
-          <w:szCs w:val="24"/>
-        </w:rPr>
-      </w:pPr>
-      <w:r>
-        <w:rPr>
-          <w:rFonts w:ascii="Times New Roman" w:hAnsi="Times New Roman" w:cs="Times New Roman"/>
-          <w:sz w:val="24"/>
-          <w:szCs w:val="24"/>
-        </w:rPr>
-        <w:t xml:space="preserve">2.3 </w:t>
-      </w:r>
-      <w:r>
-        <w:rPr>
-          <w:rFonts w:ascii="Times New Roman" w:hAnsi="Times New Roman" w:cs="Times New Roman"/>
-          <w:sz w:val="24"/>
-          <w:szCs w:val="24"/>
-        </w:rPr>
-        <w:t xml:space="preserve">Protein </w:t>
-      </w:r>
-      <w:r>
-        <w:rPr>
-          <w:rFonts w:ascii="Times New Roman" w:hAnsi="Times New Roman" w:cs="Times New Roman"/>
-          <w:sz w:val="24"/>
-          <w:szCs w:val="24"/>
-        </w:rPr>
-        <w:t xml:space="preserve">Structure Validation </w:t>
-      </w:r>
-    </w:p>
-    <w:p>
-      <w:pPr>
-        <w:spacing w:line="276" w:lineRule="auto"/>
-        <w:rPr>
-          <w:rFonts w:ascii="Times New Roman" w:hAnsi="Times New Roman" w:cs="Times New Roman"/>
-          <w:sz w:val="24"/>
-          <w:szCs w:val="24"/>
-        </w:rPr>
-      </w:pPr>
-      <w:proofErr w:type="spellStart"/>
-      <w:r>
-        <w:rPr>
-          <w:rFonts w:ascii="Times New Roman" w:hAnsi="Times New Roman" w:cs="Times New Roman"/>
-          <w:sz w:val="24"/>
-          <w:szCs w:val="24"/>
-        </w:rPr>
-        <w:t>ProSA</w:t>
-      </w:r>
-      <w:proofErr w:type="spellEnd"/>
-      <w:r>
-        <w:rPr>
-          <w:rFonts w:ascii="Times New Roman" w:hAnsi="Times New Roman" w:cs="Times New Roman"/>
-          <w:sz w:val="24"/>
-          <w:szCs w:val="24"/>
-        </w:rPr>
-        <w:t xml:space="preserve"> is frequently in use for protein structure validation. </w:t>
-      </w:r>
-      <w:proofErr w:type="spellStart"/>
-      <w:r>
-        <w:rPr>
-          <w:rFonts w:ascii="Times New Roman" w:hAnsi="Times New Roman" w:cs="Times New Roman"/>
-          <w:sz w:val="24"/>
-          <w:szCs w:val="24"/>
-        </w:rPr>
-        <w:t>ProSA</w:t>
-      </w:r>
-      <w:proofErr w:type="spellEnd"/>
-      <w:r>
-        <w:rPr>
-          <w:rFonts w:ascii="Times New Roman" w:hAnsi="Times New Roman" w:cs="Times New Roman"/>
-          <w:sz w:val="24"/>
-          <w:szCs w:val="24"/>
-        </w:rPr>
-        <w:t xml:space="preserve"> calculates an overall quality score for a specific input structure. The z-score indicates overall model quality.</w:t>
-      </w:r>
-      <w:r>
-        <w:rPr>
-          <w:rFonts w:ascii="Times New Roman" w:hAnsi="Times New Roman" w:cs="Times New Roman"/>
-          <w:sz w:val="24"/>
-          <w:szCs w:val="24"/>
-        </w:rPr>
-        <w:t xml:space="preserve"> (9)</w:t>
-      </w:r>
-      <w:r>
-        <w:rPr>
-          <w:rFonts w:ascii="Times New Roman" w:hAnsi="Times New Roman" w:cs="Times New Roman"/>
-          <w:sz w:val="24"/>
-          <w:szCs w:val="24"/>
-        </w:rPr>
-        <w:t xml:space="preserve"> Its value is displayed in a plot that contains the z-scores of all protein chains in current PDB. </w:t>
-      </w:r>
-      <w:proofErr w:type="spellStart"/>
-      <w:r>
-        <w:rPr>
-          <w:rFonts w:ascii="Times New Roman" w:hAnsi="Times New Roman" w:cs="Times New Roman"/>
-          <w:sz w:val="24"/>
-          <w:szCs w:val="24"/>
-        </w:rPr>
-        <w:t>ProSA</w:t>
-      </w:r>
-      <w:proofErr w:type="spellEnd"/>
-      <w:r>
-        <w:rPr>
-          <w:rFonts w:ascii="Times New Roman" w:hAnsi="Times New Roman" w:cs="Times New Roman"/>
-          <w:sz w:val="24"/>
-          <w:szCs w:val="24"/>
-        </w:rPr>
-        <w:t xml:space="preserve">-web visualizes the 3D structure of the input protein using the molecule viewer </w:t>
-      </w:r>
-      <w:proofErr w:type="spellStart"/>
-      <w:r>
-        <w:rPr>
-          <w:rFonts w:ascii="Times New Roman" w:hAnsi="Times New Roman" w:cs="Times New Roman"/>
-          <w:sz w:val="24"/>
-          <w:szCs w:val="24"/>
-        </w:rPr>
-        <w:t>Jmol</w:t>
-      </w:r>
-      <w:proofErr w:type="spellEnd"/>
-      <w:r>
-        <w:rPr>
-          <w:rFonts w:ascii="Times New Roman" w:hAnsi="Times New Roman" w:cs="Times New Roman"/>
-          <w:sz w:val="24"/>
-          <w:szCs w:val="24"/>
-        </w:rPr>
-        <w:t xml:space="preserve">. </w:t>
-      </w:r>
-      <w:proofErr w:type="spellStart"/>
-      <w:r>
-        <w:rPr>
-          <w:rFonts w:ascii="Times New Roman" w:hAnsi="Times New Roman" w:cs="Times New Roman"/>
-          <w:sz w:val="24"/>
-          <w:szCs w:val="24"/>
-        </w:rPr>
-        <w:t>ProSA</w:t>
-      </w:r>
-      <w:proofErr w:type="spellEnd"/>
-      <w:r>
-        <w:rPr>
-          <w:rFonts w:ascii="Times New Roman" w:hAnsi="Times New Roman" w:cs="Times New Roman"/>
-          <w:sz w:val="24"/>
-          <w:szCs w:val="24"/>
-        </w:rPr>
-        <w:t xml:space="preserve"> was used for validation of the structure of Mutant NRAS build in SPDBV. PROCHECK (</w:t>
-      </w:r>
-      <w:r>
-        <w:rPr>
-          <w:rFonts w:ascii="Times New Roman" w:hAnsi="Times New Roman" w:cs="Times New Roman"/>
-          <w:sz w:val="24"/>
-          <w:szCs w:val="24"/>
-        </w:rPr>
-        <w:t>10</w:t>
-      </w:r>
-      <w:r>
-        <w:rPr>
-          <w:rFonts w:ascii="Times New Roman" w:hAnsi="Times New Roman" w:cs="Times New Roman"/>
-          <w:sz w:val="24"/>
-          <w:szCs w:val="24"/>
-        </w:rPr>
-        <w:t>) being a model evaluation and validation tool. PROCHECK checks for the stereochemical quality of a protein structure, producing several PostScript plots analysing its residue-by-residue geometry. It includes PROCHECK-NMR for checking the quality of structures solved by NMR technique. The G-factor will give measure of how normal or how unusual the property in itself is. It gives the Ramachandran plot to understand if the residues are in allowed or disallowed regions. PROCHECK was used for validation of the structure of Mutant NRAS build in SPDBV. Database used for obtaining natural compounds for screening was Zinc DB (</w:t>
-      </w:r>
-      <w:r>
-        <w:rPr>
-          <w:rFonts w:ascii="Times New Roman" w:hAnsi="Times New Roman" w:cs="Times New Roman"/>
-          <w:sz w:val="24"/>
-          <w:szCs w:val="24"/>
-        </w:rPr>
-        <w:t>11</w:t>
-      </w:r>
-      <w:r>
-        <w:rPr>
-          <w:rFonts w:ascii="Times New Roman" w:hAnsi="Times New Roman" w:cs="Times New Roman"/>
-          <w:sz w:val="24"/>
-          <w:szCs w:val="24"/>
-        </w:rPr>
-        <w:t>). Natural Products occupy an important part of small molecule space because they are recognized by at least two proteins: the end of their biosynthetic pathway and their evolutionary biological target. The natural compounds that were to be screened were obtained from Zinc Database natural product library.</w:t>
-      </w:r>
-    </w:p>
-    <w:p>
-      <w:pPr>
-        <w:spacing w:line="276" w:lineRule="auto"/>
-        <w:rPr>
-          <w:rFonts w:ascii="Times New Roman" w:hAnsi="Times New Roman" w:cs="Times New Roman"/>
-          <w:sz w:val="24"/>
-          <w:szCs w:val="24"/>
-        </w:rPr>
-      </w:pPr>
-      <w:r>
-        <w:rPr>
-          <w:rFonts w:ascii="Times New Roman" w:hAnsi="Times New Roman" w:cs="Times New Roman"/>
-          <w:sz w:val="24"/>
-          <w:szCs w:val="24"/>
-        </w:rPr>
-        <w:t>2.4 Compound Library Curation and Filtering</w:t>
-      </w:r>
-    </w:p>
-    <w:p>
-      <w:pPr>
-        <w:spacing w:line="276" w:lineRule="auto"/>
-        <w:rPr>
-          <w:rFonts w:ascii="Times New Roman" w:hAnsi="Times New Roman" w:cs="Times New Roman"/>
-          <w:sz w:val="24"/>
-          <w:szCs w:val="24"/>
-        </w:rPr>
-      </w:pPr>
-      <w:r>
-        <w:rPr>
-          <w:rFonts w:ascii="Times New Roman" w:hAnsi="Times New Roman" w:cs="Times New Roman"/>
-          <w:sz w:val="24"/>
-          <w:szCs w:val="24"/>
-        </w:rPr>
-        <w:lastRenderedPageBreak/>
-        <w:t>FAFdrugs4 FAF-Drugs4 (Free ADME-Tox Filtering Tool) is a program for filtering large compound libraries prior to in silico screening experiments or related modelling studies. (</w:t>
-      </w:r>
-      <w:r>
-        <w:rPr>
-          <w:rFonts w:ascii="Times New Roman" w:hAnsi="Times New Roman" w:cs="Times New Roman"/>
-          <w:sz w:val="24"/>
-          <w:szCs w:val="24"/>
-        </w:rPr>
-        <w:t xml:space="preserve">12) </w:t>
-      </w:r>
-      <w:r>
-        <w:rPr>
-          <w:rFonts w:ascii="Times New Roman" w:hAnsi="Times New Roman" w:cs="Times New Roman"/>
-          <w:sz w:val="24"/>
-          <w:szCs w:val="24"/>
-        </w:rPr>
-        <w:t>The tool can perform computational prediction of some ADME-Tox properties (Adsorption, Distribution, Metabolism, Excretion and Toxicity) in order to assist hit selection before chemical synthesis or ordering</w:t>
-      </w:r>
-      <w:r>
-        <w:rPr>
-          <w:rFonts w:ascii="Times New Roman" w:hAnsi="Times New Roman" w:cs="Times New Roman"/>
-          <w:sz w:val="24"/>
-          <w:szCs w:val="24"/>
-        </w:rPr>
-        <w:t xml:space="preserve"> </w:t>
-      </w:r>
-      <w:r>
-        <w:rPr>
-          <w:rFonts w:ascii="Times New Roman" w:hAnsi="Times New Roman" w:cs="Times New Roman"/>
-          <w:sz w:val="24"/>
-          <w:szCs w:val="24"/>
-        </w:rPr>
-        <w:t>(</w:t>
-      </w:r>
-      <w:r>
-        <w:rPr>
-          <w:rFonts w:ascii="Times New Roman" w:hAnsi="Times New Roman" w:cs="Times New Roman"/>
-          <w:sz w:val="24"/>
-          <w:szCs w:val="24"/>
-        </w:rPr>
-        <w:t>12</w:t>
-      </w:r>
-      <w:r>
-        <w:rPr>
-          <w:rFonts w:ascii="Times New Roman" w:hAnsi="Times New Roman" w:cs="Times New Roman"/>
-          <w:sz w:val="24"/>
-          <w:szCs w:val="24"/>
-        </w:rPr>
-        <w:t>). This tool was used to filter out the natural compounds present in Zinc database to remove the interfering compounds and only use the lead compounds and the main aim is to have starting point molecules after screening that have the potential to be optimized with comparatively small log P and thus molecules that could be used further to increase affinity. PAINS moieties, standing for Pan Assay Interference Compounds, are compounds that frequently occurred in biochemical high throughput screens.</w:t>
-      </w:r>
-      <w:r>
-        <w:rPr>
-          <w:rFonts w:ascii="Times New Roman" w:hAnsi="Times New Roman" w:cs="Times New Roman"/>
-          <w:sz w:val="24"/>
-          <w:szCs w:val="24"/>
-        </w:rPr>
-        <w:t xml:space="preserve"> </w:t>
-      </w:r>
-      <w:proofErr w:type="spellStart"/>
-      <w:r>
-        <w:rPr>
-          <w:rFonts w:ascii="Times New Roman" w:hAnsi="Times New Roman" w:cs="Times New Roman"/>
-          <w:sz w:val="24"/>
-          <w:szCs w:val="24"/>
-        </w:rPr>
-        <w:t>PyRx</w:t>
-      </w:r>
-      <w:proofErr w:type="spellEnd"/>
-      <w:r>
-        <w:rPr>
-          <w:rFonts w:ascii="Times New Roman" w:hAnsi="Times New Roman" w:cs="Times New Roman"/>
-          <w:sz w:val="24"/>
-          <w:szCs w:val="24"/>
-        </w:rPr>
-        <w:t xml:space="preserve"> is a virtual screening tool which was used for docking of natural compounds. This uses </w:t>
-      </w:r>
-      <w:proofErr w:type="spellStart"/>
-      <w:r>
-        <w:rPr>
-          <w:rFonts w:ascii="Times New Roman" w:hAnsi="Times New Roman" w:cs="Times New Roman"/>
-          <w:sz w:val="24"/>
-          <w:szCs w:val="24"/>
-        </w:rPr>
-        <w:t>AutoDock</w:t>
-      </w:r>
-      <w:proofErr w:type="spellEnd"/>
-      <w:r>
-        <w:rPr>
-          <w:rFonts w:ascii="Times New Roman" w:hAnsi="Times New Roman" w:cs="Times New Roman"/>
-          <w:sz w:val="24"/>
-          <w:szCs w:val="24"/>
-        </w:rPr>
-        <w:t xml:space="preserve"> 4.2 suite for docking. The algorithm used is Lamarckian GA. The tool was first evaluated using NRAS mutant structure and the ligand phosphoaminophosphonic acid-guanylate ester which is a non-hydrolyzable analog of GTP. The nucleotide is a potent stimulator of adenylate cyclase was docked. The RMSD tolerance of 2.0 Å which indicated the good stability of the software. The Grid box was set to 50 x 50 x 50 with spacing of 0.3750 Å. All the ligands chosen were converted to </w:t>
-      </w:r>
-      <w:proofErr w:type="spellStart"/>
-      <w:r>
-        <w:rPr>
-          <w:rFonts w:ascii="Times New Roman" w:hAnsi="Times New Roman" w:cs="Times New Roman"/>
-          <w:sz w:val="24"/>
-          <w:szCs w:val="24"/>
-        </w:rPr>
-        <w:t>pdbqt</w:t>
-      </w:r>
-      <w:proofErr w:type="spellEnd"/>
-      <w:r>
-        <w:rPr>
-          <w:rFonts w:ascii="Times New Roman" w:hAnsi="Times New Roman" w:cs="Times New Roman"/>
-          <w:sz w:val="24"/>
-          <w:szCs w:val="24"/>
-        </w:rPr>
-        <w:t xml:space="preserve"> format in </w:t>
-      </w:r>
-      <w:proofErr w:type="spellStart"/>
-      <w:r>
-        <w:rPr>
-          <w:rFonts w:ascii="Times New Roman" w:hAnsi="Times New Roman" w:cs="Times New Roman"/>
-          <w:sz w:val="24"/>
-          <w:szCs w:val="24"/>
-        </w:rPr>
-        <w:t>PyRx</w:t>
-      </w:r>
-      <w:proofErr w:type="spellEnd"/>
-      <w:r>
-        <w:rPr>
-          <w:rFonts w:ascii="Times New Roman" w:hAnsi="Times New Roman" w:cs="Times New Roman"/>
-          <w:sz w:val="24"/>
-          <w:szCs w:val="24"/>
-        </w:rPr>
-        <w:t xml:space="preserve"> tool. The </w:t>
-      </w:r>
-      <w:proofErr w:type="spellStart"/>
-      <w:r>
-        <w:rPr>
-          <w:rFonts w:ascii="Times New Roman" w:hAnsi="Times New Roman" w:cs="Times New Roman"/>
-          <w:sz w:val="24"/>
-          <w:szCs w:val="24"/>
-        </w:rPr>
-        <w:t>Autodock</w:t>
-      </w:r>
-      <w:proofErr w:type="spellEnd"/>
-      <w:r>
-        <w:rPr>
-          <w:rFonts w:ascii="Times New Roman" w:hAnsi="Times New Roman" w:cs="Times New Roman"/>
-          <w:sz w:val="24"/>
-          <w:szCs w:val="24"/>
-        </w:rPr>
-        <w:t xml:space="preserve"> was set to run after which there were 10 poses for each compound. Only the ones with the best binding score were chosen and tabulated for each compound in the </w:t>
-      </w:r>
-      <w:proofErr w:type="spellStart"/>
-      <w:r>
-        <w:rPr>
-          <w:rFonts w:ascii="Times New Roman" w:hAnsi="Times New Roman" w:cs="Times New Roman"/>
-          <w:sz w:val="24"/>
-          <w:szCs w:val="24"/>
-        </w:rPr>
-        <w:t>sdf</w:t>
-      </w:r>
-      <w:proofErr w:type="spellEnd"/>
-      <w:r>
-        <w:rPr>
-          <w:rFonts w:ascii="Times New Roman" w:hAnsi="Times New Roman" w:cs="Times New Roman"/>
-          <w:sz w:val="24"/>
-          <w:szCs w:val="24"/>
-        </w:rPr>
-        <w:t xml:space="preserve"> files. This generated the best protein ligand binding for further analysis. Analysis of docking results was done using </w:t>
-      </w:r>
-      <w:proofErr w:type="spellStart"/>
-      <w:r>
-        <w:rPr>
-          <w:rFonts w:ascii="Times New Roman" w:hAnsi="Times New Roman" w:cs="Times New Roman"/>
-          <w:sz w:val="24"/>
-          <w:szCs w:val="24"/>
-        </w:rPr>
-        <w:t>LigPlot</w:t>
-      </w:r>
-      <w:proofErr w:type="spellEnd"/>
-      <w:r>
-        <w:rPr>
-          <w:rFonts w:ascii="Times New Roman" w:hAnsi="Times New Roman" w:cs="Times New Roman"/>
-          <w:sz w:val="24"/>
-          <w:szCs w:val="24"/>
-        </w:rPr>
-        <w:t>+. It is an advanced version of LIGPLOT program for automatic generation of 2D ligand-protein interaction diagrams (</w:t>
-      </w:r>
-      <w:r>
-        <w:rPr>
-          <w:rFonts w:ascii="Times New Roman" w:hAnsi="Times New Roman" w:cs="Times New Roman"/>
-          <w:sz w:val="24"/>
-          <w:szCs w:val="24"/>
-        </w:rPr>
-        <w:t>13</w:t>
-      </w:r>
-      <w:r>
-        <w:rPr>
-          <w:rFonts w:ascii="Times New Roman" w:hAnsi="Times New Roman" w:cs="Times New Roman"/>
-          <w:sz w:val="24"/>
-          <w:szCs w:val="24"/>
-        </w:rPr>
-        <w:t>).</w:t>
-      </w:r>
-      <w:r>
-        <w:rPr>
-          <w:rFonts w:ascii="Times New Roman" w:hAnsi="Times New Roman" w:cs="Times New Roman"/>
-          <w:sz w:val="24"/>
-          <w:szCs w:val="24"/>
-        </w:rPr>
-        <w:t xml:space="preserve"> </w:t>
-      </w:r>
-      <w:r>
-        <w:rPr>
-          <w:rFonts w:ascii="Times New Roman" w:hAnsi="Times New Roman" w:cs="Times New Roman"/>
-          <w:sz w:val="24"/>
-          <w:szCs w:val="24"/>
-        </w:rPr>
-        <w:t>The analysis of docked poses with best scores was done using this tool. The hydrophobic interactions and hydrogen bond interactions contribute to the stability of the protein-ligand complex. This helps us to determine the potential of each compound to be an inhibitor of mutant NRAS.</w:t>
-      </w:r>
-    </w:p>
-    <w:p>
-      <w:pPr>
-        <w:spacing w:line="276" w:lineRule="auto"/>
+      </w:pPr>
+      <w:r>
         <w:rPr>
           <w:rFonts w:ascii="Times New Roman" w:hAnsi="Times New Roman" w:cs="Times New Roman"/>
           <w:b/>
@@ -1463,8 +605,12 @@
           <w:sz w:val="24"/>
           <w:szCs w:val="24"/>
         </w:rPr>
-      </w:pPr>
-      <w:r>
+        <w:t>3. Results</w:t>
+      </w:r>
+    </w:p>
+    <w:p>
+      <w:pPr>
+        <w:spacing w:line="276" w:lineRule="auto"/>
         <w:rPr>
           <w:rFonts w:ascii="Times New Roman" w:hAnsi="Times New Roman" w:cs="Times New Roman"/>
           <w:b/>
@@ -1472,8 +618,7 @@
           <w:sz w:val="24"/>
           <w:szCs w:val="24"/>
         </w:rPr>
-        <w:t xml:space="preserve">3. </w:t>
-      </w:r>
+      </w:pPr>
       <w:r>
         <w:rPr>
           <w:rFonts w:ascii="Times New Roman" w:hAnsi="Times New Roman" w:cs="Times New Roman"/>
@@ -1482,7 +627,25 @@
           <w:sz w:val="24"/>
           <w:szCs w:val="24"/>
         </w:rPr>
-        <w:t>Results</w:t>
+        <w:t>3.1. Validation of mutant NRAS models</w:t>
+      </w:r>
+    </w:p>
+    <w:p>
+      <w:pPr>
+        <w:spacing w:line="276" w:lineRule="auto"/>
+        <w:rPr>
+          <w:rFonts w:ascii="Times New Roman" w:hAnsi="Times New Roman" w:cs="Times New Roman"/>
+          <w:sz w:val="24"/>
+          <w:szCs w:val="24"/>
+        </w:rPr>
+      </w:pPr>
+      <w:r>
+        <w:rPr>
+          <w:rFonts w:ascii="Times New Roman" w:hAnsi="Times New Roman" w:cs="Times New Roman"/>
+          <w:sz w:val="24"/>
+          <w:szCs w:val="24"/>
+        </w:rPr>
+        <w:t>The mutant NRAS variants (G12D, G13D, Q61R) were generated in SwissPDB Viewer using the wild-type structure (PDB ID: 5UHV). Structural quality checks confirmed the reliability of these models. PROCHECK analysis showed that over 90% of residues were located in favoured regions of the Ramachandran plot, while only a minor fraction occupied disallowed regions. PROSA scores were consistently negative, indicating overall good stereochemical quality and minimal erroneous regions. These evaluations confirmed that the mutant NRAS models were suitable for molecular docking studies.</w:t>
       </w:r>
     </w:p>
     <w:p>
@@ -1504,80 +667,6 @@
           <w:sz w:val="24"/>
           <w:szCs w:val="24"/>
         </w:rPr>
-        <w:t>3.1. Validation of mutant NRAS models</w:t>
-      </w:r>
-    </w:p>
-    <w:p>
-      <w:pPr>
-        <w:spacing w:line="276" w:lineRule="auto"/>
-        <w:rPr>
-          <w:rFonts w:ascii="Times New Roman" w:hAnsi="Times New Roman" w:cs="Times New Roman"/>
-          <w:sz w:val="24"/>
-          <w:szCs w:val="24"/>
-        </w:rPr>
-      </w:pPr>
-      <w:r>
-        <w:rPr>
-          <w:rFonts w:ascii="Times New Roman" w:hAnsi="Times New Roman" w:cs="Times New Roman"/>
-          <w:sz w:val="24"/>
-          <w:szCs w:val="24"/>
-        </w:rPr>
-        <w:t xml:space="preserve">The mutant NRAS variants (G12D, G13D, Q61R) were generated in </w:t>
-      </w:r>
-      <w:proofErr w:type="spellStart"/>
-      <w:r>
-        <w:rPr>
-          <w:rFonts w:ascii="Times New Roman" w:hAnsi="Times New Roman" w:cs="Times New Roman"/>
-          <w:sz w:val="24"/>
-          <w:szCs w:val="24"/>
-        </w:rPr>
-        <w:t>SwissPDB</w:t>
-      </w:r>
-      <w:proofErr w:type="spellEnd"/>
-      <w:r>
-        <w:rPr>
-          <w:rFonts w:ascii="Times New Roman" w:hAnsi="Times New Roman" w:cs="Times New Roman"/>
-          <w:sz w:val="24"/>
-          <w:szCs w:val="24"/>
-        </w:rPr>
-        <w:t xml:space="preserve"> Viewer using the wild-type structure (PDB ID: 5UHV). Structural quality checks confirmed the reliability of these models. PROCHECK analysis showed that over 90% of residues were located in </w:t>
-      </w:r>
-      <w:r>
-        <w:rPr>
-          <w:rFonts w:ascii="Times New Roman" w:hAnsi="Times New Roman" w:cs="Times New Roman"/>
-          <w:sz w:val="24"/>
-          <w:szCs w:val="24"/>
-        </w:rPr>
-        <w:t>favoured</w:t>
-      </w:r>
-      <w:r>
-        <w:rPr>
-          <w:rFonts w:ascii="Times New Roman" w:hAnsi="Times New Roman" w:cs="Times New Roman"/>
-          <w:sz w:val="24"/>
-          <w:szCs w:val="24"/>
-        </w:rPr>
-        <w:t xml:space="preserve"> regions of the Ramachandran plot, while only a minor fraction occupied disallowed regions. PROSA scores were consistently negative, indicating overall good stereochemical quality and minimal erroneous regions. These evaluations confirmed that the mutant NRAS models were suitable for molecular docking studies.</w:t>
-      </w:r>
-    </w:p>
-    <w:p>
-      <w:pPr>
-        <w:spacing w:line="276" w:lineRule="auto"/>
-        <w:rPr>
-          <w:rFonts w:ascii="Times New Roman" w:hAnsi="Times New Roman" w:cs="Times New Roman"/>
-          <w:b/>
-          <w:bCs/>
-          <w:sz w:val="24"/>
-          <w:szCs w:val="24"/>
-        </w:rPr>
-      </w:pPr>
-      <w:r>
-        <w:rPr>
-          <w:rFonts w:ascii="Times New Roman" w:hAnsi="Times New Roman" w:cs="Times New Roman"/>
-          <w:b/>
-          <w:bCs/>
-          <w:sz w:val="24"/>
-          <w:szCs w:val="24"/>
-        </w:rPr>
         <w:t>3.2. Virtual screening and docking outcomes</w:t>
       </w:r>
     </w:p>
@@ -1596,88 +685,7 @@
           <w:sz w:val="24"/>
           <w:szCs w:val="24"/>
         </w:rPr>
-        <w:t xml:space="preserve">A virtual screening campaign was conducted using 5,322 natural compounds from the ZINC database, filtered through FAFDrugs4 to exclude compounds violating Lipinski’s rules or predicted to be toxic. Docking was performed with </w:t>
-      </w:r>
-      <w:proofErr w:type="spellStart"/>
-      <w:r>
-        <w:rPr>
-          <w:rFonts w:ascii="Times New Roman" w:hAnsi="Times New Roman" w:cs="Times New Roman"/>
-          <w:sz w:val="24"/>
-          <w:szCs w:val="24"/>
-        </w:rPr>
-        <w:t>AutoDock</w:t>
-      </w:r>
-      <w:proofErr w:type="spellEnd"/>
-      <w:r>
-        <w:rPr>
-          <w:rFonts w:ascii="Times New Roman" w:hAnsi="Times New Roman" w:cs="Times New Roman"/>
-          <w:sz w:val="24"/>
-          <w:szCs w:val="24"/>
-        </w:rPr>
-        <w:t xml:space="preserve"> 4.2 implemented in </w:t>
-      </w:r>
-      <w:proofErr w:type="spellStart"/>
-      <w:r>
-        <w:rPr>
-          <w:rFonts w:ascii="Times New Roman" w:hAnsi="Times New Roman" w:cs="Times New Roman"/>
-          <w:sz w:val="24"/>
-          <w:szCs w:val="24"/>
-        </w:rPr>
-        <w:t>PyRx</w:t>
-      </w:r>
-      <w:proofErr w:type="spellEnd"/>
-      <w:r>
-        <w:rPr>
-          <w:rFonts w:ascii="Times New Roman" w:hAnsi="Times New Roman" w:cs="Times New Roman"/>
-          <w:sz w:val="24"/>
-          <w:szCs w:val="24"/>
-        </w:rPr>
-        <w:t xml:space="preserve">, focusing on the NRAS active site defined by </w:t>
-      </w:r>
-      <w:proofErr w:type="spellStart"/>
-      <w:r>
-        <w:rPr>
-          <w:rFonts w:ascii="Times New Roman" w:hAnsi="Times New Roman" w:cs="Times New Roman"/>
-          <w:sz w:val="24"/>
-          <w:szCs w:val="24"/>
-        </w:rPr>
-        <w:t>AutoGrid</w:t>
-      </w:r>
-      <w:proofErr w:type="spellEnd"/>
-      <w:r>
-        <w:rPr>
-          <w:rFonts w:ascii="Times New Roman" w:hAnsi="Times New Roman" w:cs="Times New Roman"/>
-          <w:sz w:val="24"/>
-          <w:szCs w:val="24"/>
-        </w:rPr>
-        <w:t xml:space="preserve">. Following screening, eleven top-ranked compounds were selected based on their binding free energy (ranging from –X to –Y kcal/mol). The binding scores indicated </w:t>
-      </w:r>
-      <w:proofErr w:type="spellStart"/>
-      <w:r>
-        <w:rPr>
-          <w:rFonts w:ascii="Times New Roman" w:hAnsi="Times New Roman" w:cs="Times New Roman"/>
-          <w:sz w:val="24"/>
-          <w:szCs w:val="24"/>
-        </w:rPr>
-        <w:t>favorable</w:t>
-      </w:r>
-      <w:proofErr w:type="spellEnd"/>
-      <w:r>
-        <w:rPr>
-          <w:rFonts w:ascii="Times New Roman" w:hAnsi="Times New Roman" w:cs="Times New Roman"/>
-          <w:sz w:val="24"/>
-          <w:szCs w:val="24"/>
-        </w:rPr>
-        <w:t xml:space="preserve"> interactions compared with baseline </w:t>
-      </w:r>
-      <w:r>
-        <w:rPr>
-          <w:rFonts w:ascii="Times New Roman" w:hAnsi="Times New Roman" w:cs="Times New Roman"/>
-          <w:sz w:val="24"/>
-          <w:szCs w:val="24"/>
-        </w:rPr>
-        <w:lastRenderedPageBreak/>
-        <w:t>controls, suggesting that these molecules may serve as potential inhibitors. A summary of docking scores and key interactions is provided in supplementary Table S1.</w:t>
+        <w:t>A virtual screening campaign was conducted using 5,322 natural compounds from the ZINC database, filtered through FAFDrugs4 to exclude compounds violating Lipinski’s rules or predicted to be toxic. Docking was performed with AutoDock 4.2 implemented in PyRx, focusing on the NRAS active site defined by AutoGrid. Following screening, eleven top-ranked compounds were selected based on their binding free energy (ranging from –X to –Y kcal/mol). The binding scores indicated favorable interactions compared with baseline controls, suggesting that these molecules may serve as potential inhibitors. A summary of docking scores and key interactions is provided in supplementary Table S1.</w:t>
       </w:r>
     </w:p>
     <w:p>
@@ -1962,13 +970,11 @@
       <w:r>
         <w:rPr>
           <w:rFonts w:ascii="Times New Roman" w:hAnsi="Times New Roman" w:cs="Times New Roman"/>
-          <w:noProof/>
-          <w:sz w:val="24"/>
-          <w:szCs w:val="24"/>
-        </w:rPr>
-        <w:lastRenderedPageBreak/>
+          <w:sz w:val="24"/>
+          <w:szCs w:val="24"/>
+        </w:rPr>
         <w:drawing>
-          <wp:anchor distT="0" distB="0" distL="0" distR="0" simplePos="0" relativeHeight="251660288" behindDoc="0" locked="0" layoutInCell="1" allowOverlap="1" wp14:anchorId="074EF3DC" wp14:editId="5BEE998A">
+          <wp:anchor distT="0" distB="0" distL="0" distR="0" simplePos="0" relativeHeight="251661312" behindDoc="0" locked="0" layoutInCell="1" allowOverlap="1">
             <wp:simplePos x="0" y="0"/>
             <wp:positionH relativeFrom="page">
               <wp:posOffset>4288790</wp:posOffset>
@@ -1987,8 +993,10 @@
               <a:graphicData uri="http://schemas.openxmlformats.org/drawingml/2006/picture">
                 <pic:pic xmlns:pic="http://schemas.openxmlformats.org/drawingml/2006/picture">
                   <pic:nvPicPr>
-                    <pic:cNvPr id="14" name="image10.jpeg"/>
-                    <pic:cNvPicPr/>
+                    <pic:cNvPr id="13" name="image10.jpeg"/>
+                    <pic:cNvPicPr>
+                      <a:picLocks noChangeAspect="1"/>
+                    </pic:cNvPicPr>
                   </pic:nvPicPr>
                   <pic:blipFill>
                     <a:blip r:embed="rId7" cstate="print"/>
@@ -2008,24 +1016,17 @@
                 </pic:pic>
               </a:graphicData>
             </a:graphic>
-            <wp14:sizeRelH relativeFrom="margin">
-              <wp14:pctWidth>0</wp14:pctWidth>
-            </wp14:sizeRelH>
-            <wp14:sizeRelV relativeFrom="margin">
-              <wp14:pctHeight>0</wp14:pctHeight>
-            </wp14:sizeRelV>
           </wp:anchor>
         </w:drawing>
       </w:r>
       <w:r>
         <w:rPr>
           <w:rFonts w:ascii="Times New Roman" w:hAnsi="Times New Roman" w:cs="Times New Roman"/>
-          <w:noProof/>
           <w:sz w:val="24"/>
           <w:szCs w:val="24"/>
         </w:rPr>
         <w:drawing>
-          <wp:anchor distT="0" distB="0" distL="0" distR="0" simplePos="0" relativeHeight="251659264" behindDoc="0" locked="0" layoutInCell="1" allowOverlap="1" wp14:anchorId="14B86D65" wp14:editId="38377F72">
+          <wp:anchor distT="0" distB="0" distL="0" distR="0" simplePos="0" relativeHeight="251660288" behindDoc="0" locked="0" layoutInCell="1" allowOverlap="1">
             <wp:simplePos x="0" y="0"/>
             <wp:positionH relativeFrom="margin">
               <wp:posOffset>-33020</wp:posOffset>
@@ -2044,8 +1045,10 @@
               <a:graphicData uri="http://schemas.openxmlformats.org/drawingml/2006/picture">
                 <pic:pic xmlns:pic="http://schemas.openxmlformats.org/drawingml/2006/picture">
                   <pic:nvPicPr>
-                    <pic:cNvPr id="12" name="image9.png"/>
-                    <pic:cNvPicPr/>
+                    <pic:cNvPr id="11" name="image9.png"/>
+                    <pic:cNvPicPr>
+                      <a:picLocks noChangeAspect="1"/>
+                    </pic:cNvPicPr>
                   </pic:nvPicPr>
                   <pic:blipFill>
                     <a:blip r:embed="rId8" cstate="print"/>
@@ -2065,12 +1068,6 @@
                 </pic:pic>
               </a:graphicData>
             </a:graphic>
-            <wp14:sizeRelH relativeFrom="margin">
-              <wp14:pctWidth>0</wp14:pctWidth>
-            </wp14:sizeRelH>
-            <wp14:sizeRelV relativeFrom="margin">
-              <wp14:pctHeight>0</wp14:pctHeight>
-            </wp14:sizeRelV>
           </wp:anchor>
         </w:drawing>
       </w:r>
@@ -2234,12 +1231,11 @@
       <w:r>
         <w:rPr>
           <w:rFonts w:ascii="Times New Roman" w:hAnsi="Times New Roman" w:cs="Times New Roman"/>
-          <w:noProof/>
           <w:sz w:val="24"/>
           <w:szCs w:val="24"/>
         </w:rPr>
         <w:drawing>
-          <wp:anchor distT="0" distB="0" distL="0" distR="0" simplePos="0" relativeHeight="251662336" behindDoc="0" locked="0" layoutInCell="1" allowOverlap="1" wp14:anchorId="574E89E0" wp14:editId="39171B0E">
+          <wp:anchor distT="0" distB="0" distL="0" distR="0" simplePos="0" relativeHeight="251663360" behindDoc="0" locked="0" layoutInCell="1" allowOverlap="1">
             <wp:simplePos x="0" y="0"/>
             <wp:positionH relativeFrom="page">
               <wp:posOffset>4438650</wp:posOffset>
@@ -2258,8 +1254,10 @@
               <a:graphicData uri="http://schemas.openxmlformats.org/drawingml/2006/picture">
                 <pic:pic xmlns:pic="http://schemas.openxmlformats.org/drawingml/2006/picture">
                   <pic:nvPicPr>
-                    <pic:cNvPr id="18" name="image12.jpeg"/>
-                    <pic:cNvPicPr/>
+                    <pic:cNvPr id="17" name="image12.jpeg"/>
+                    <pic:cNvPicPr>
+                      <a:picLocks noChangeAspect="1"/>
+                    </pic:cNvPicPr>
                   </pic:nvPicPr>
                   <pic:blipFill>
                     <a:blip r:embed="rId9" cstate="print"/>
@@ -2279,24 +1277,17 @@
                 </pic:pic>
               </a:graphicData>
             </a:graphic>
-            <wp14:sizeRelH relativeFrom="margin">
-              <wp14:pctWidth>0</wp14:pctWidth>
-            </wp14:sizeRelH>
-            <wp14:sizeRelV relativeFrom="margin">
-              <wp14:pctHeight>0</wp14:pctHeight>
-            </wp14:sizeRelV>
           </wp:anchor>
         </w:drawing>
       </w:r>
       <w:r>
         <w:rPr>
           <w:rFonts w:ascii="Times New Roman" w:hAnsi="Times New Roman" w:cs="Times New Roman"/>
-          <w:noProof/>
           <w:sz w:val="24"/>
           <w:szCs w:val="24"/>
         </w:rPr>
         <w:drawing>
-          <wp:anchor distT="0" distB="0" distL="0" distR="0" simplePos="0" relativeHeight="251661312" behindDoc="0" locked="0" layoutInCell="1" allowOverlap="1" wp14:anchorId="218529E9" wp14:editId="247A435D">
+          <wp:anchor distT="0" distB="0" distL="0" distR="0" simplePos="0" relativeHeight="251662336" behindDoc="0" locked="0" layoutInCell="1" allowOverlap="1">
             <wp:simplePos x="0" y="0"/>
             <wp:positionH relativeFrom="margin">
               <wp:posOffset>-57150</wp:posOffset>
@@ -2315,8 +1306,10 @@
               <a:graphicData uri="http://schemas.openxmlformats.org/drawingml/2006/picture">
                 <pic:pic xmlns:pic="http://schemas.openxmlformats.org/drawingml/2006/picture">
                   <pic:nvPicPr>
-                    <pic:cNvPr id="16" name="image11.jpeg"/>
-                    <pic:cNvPicPr/>
+                    <pic:cNvPr id="15" name="image11.jpeg"/>
+                    <pic:cNvPicPr>
+                      <a:picLocks noChangeAspect="1"/>
+                    </pic:cNvPicPr>
                   </pic:nvPicPr>
                   <pic:blipFill>
                     <a:blip r:embed="rId10" cstate="print"/>
@@ -2336,12 +1329,6 @@
                 </pic:pic>
               </a:graphicData>
             </a:graphic>
-            <wp14:sizeRelH relativeFrom="margin">
-              <wp14:pctWidth>0</wp14:pctWidth>
-            </wp14:sizeRelH>
-            <wp14:sizeRelV relativeFrom="margin">
-              <wp14:pctHeight>0</wp14:pctHeight>
-            </wp14:sizeRelV>
           </wp:anchor>
         </w:drawing>
       </w:r>
@@ -2462,7 +1449,7 @@
     </w:p>
     <w:p>
       <w:pPr>
-        <w:pStyle w:val="BodyText"/>
+        <w:pStyle w:val="6"/>
         <w:tabs>
           <w:tab w:val="left" w:pos="736"/>
         </w:tabs>
@@ -2495,13 +1482,11 @@
       <w:r>
         <w:rPr>
           <w:rFonts w:ascii="Times New Roman" w:hAnsi="Times New Roman" w:cs="Times New Roman"/>
-          <w:noProof/>
-          <w:sz w:val="24"/>
-          <w:szCs w:val="24"/>
-        </w:rPr>
-        <w:lastRenderedPageBreak/>
+          <w:sz w:val="24"/>
+          <w:szCs w:val="24"/>
+        </w:rPr>
         <w:drawing>
-          <wp:anchor distT="0" distB="0" distL="0" distR="0" simplePos="0" relativeHeight="251663360" behindDoc="0" locked="0" layoutInCell="1" allowOverlap="1" wp14:anchorId="48026723" wp14:editId="1F3B7A6A">
+          <wp:anchor distT="0" distB="0" distL="0" distR="0" simplePos="0" relativeHeight="251664384" behindDoc="0" locked="0" layoutInCell="1" allowOverlap="1">
             <wp:simplePos x="0" y="0"/>
             <wp:positionH relativeFrom="margin">
               <wp:posOffset>-100330</wp:posOffset>
@@ -2520,8 +1505,10 @@
               <a:graphicData uri="http://schemas.openxmlformats.org/drawingml/2006/picture">
                 <pic:pic xmlns:pic="http://schemas.openxmlformats.org/drawingml/2006/picture">
                   <pic:nvPicPr>
-                    <pic:cNvPr id="20" name="image13.png"/>
-                    <pic:cNvPicPr/>
+                    <pic:cNvPr id="19" name="image13.png"/>
+                    <pic:cNvPicPr>
+                      <a:picLocks noChangeAspect="1"/>
+                    </pic:cNvPicPr>
                   </pic:nvPicPr>
                   <pic:blipFill>
                     <a:blip r:embed="rId11" cstate="print"/>
@@ -2541,24 +1528,17 @@
                 </pic:pic>
               </a:graphicData>
             </a:graphic>
-            <wp14:sizeRelH relativeFrom="margin">
-              <wp14:pctWidth>0</wp14:pctWidth>
-            </wp14:sizeRelH>
-            <wp14:sizeRelV relativeFrom="margin">
-              <wp14:pctHeight>0</wp14:pctHeight>
-            </wp14:sizeRelV>
           </wp:anchor>
         </w:drawing>
       </w:r>
       <w:r>
         <w:rPr>
           <w:rFonts w:ascii="Times New Roman" w:hAnsi="Times New Roman" w:cs="Times New Roman"/>
-          <w:noProof/>
           <w:sz w:val="24"/>
           <w:szCs w:val="24"/>
         </w:rPr>
         <w:drawing>
-          <wp:anchor distT="0" distB="0" distL="0" distR="0" simplePos="0" relativeHeight="251664384" behindDoc="0" locked="0" layoutInCell="1" allowOverlap="1" wp14:anchorId="47D40009" wp14:editId="2B1236B5">
+          <wp:anchor distT="0" distB="0" distL="0" distR="0" simplePos="0" relativeHeight="251665408" behindDoc="0" locked="0" layoutInCell="1" allowOverlap="1">
             <wp:simplePos x="0" y="0"/>
             <wp:positionH relativeFrom="page">
               <wp:posOffset>4038600</wp:posOffset>
@@ -2566,7 +1546,7 @@
             <wp:positionV relativeFrom="paragraph">
               <wp:posOffset>475615</wp:posOffset>
             </wp:positionV>
-            <wp:extent cx="3239203" cy="1464468"/>
+            <wp:extent cx="3239135" cy="1464310"/>
             <wp:effectExtent l="0" t="0" r="0" b="0"/>
             <wp:wrapTopAndBottom/>
             <wp:docPr id="21" name="image14.png"/>
@@ -2577,8 +1557,10 @@
               <a:graphicData uri="http://schemas.openxmlformats.org/drawingml/2006/picture">
                 <pic:pic xmlns:pic="http://schemas.openxmlformats.org/drawingml/2006/picture">
                   <pic:nvPicPr>
-                    <pic:cNvPr id="22" name="image14.png"/>
-                    <pic:cNvPicPr/>
+                    <pic:cNvPr id="21" name="image14.png"/>
+                    <pic:cNvPicPr>
+                      <a:picLocks noChangeAspect="1"/>
+                    </pic:cNvPicPr>
                   </pic:nvPicPr>
                   <pic:blipFill>
                     <a:blip r:embed="rId12" cstate="print"/>
@@ -2598,9 +1580,6 @@
                 </pic:pic>
               </a:graphicData>
             </a:graphic>
-            <wp14:sizeRelV relativeFrom="margin">
-              <wp14:pctHeight>0</wp14:pctHeight>
-            </wp14:sizeRelV>
           </wp:anchor>
         </w:drawing>
       </w:r>
@@ -2759,14 +1738,13 @@
       <w:r>
         <w:rPr>
           <w:rFonts w:ascii="Times New Roman" w:hAnsi="Times New Roman" w:cs="Times New Roman"/>
-          <w:noProof/>
           <w:sz w:val="24"/>
           <w:szCs w:val="24"/>
         </w:rPr>
         <mc:AlternateContent>
           <mc:Choice Requires="wpg">
             <w:drawing>
-              <wp:anchor distT="0" distB="0" distL="0" distR="0" simplePos="0" relativeHeight="251665408" behindDoc="1" locked="0" layoutInCell="1" allowOverlap="1" wp14:anchorId="74C984A2" wp14:editId="71F2349B">
+              <wp:anchor distT="0" distB="0" distL="0" distR="0" simplePos="0" relativeHeight="251666432" behindDoc="1" locked="0" layoutInCell="1" allowOverlap="1">
                 <wp:simplePos x="0" y="0"/>
                 <wp:positionH relativeFrom="page">
                   <wp:posOffset>967740</wp:posOffset>
@@ -2778,16 +1756,12 @@
                 <wp:effectExtent l="0" t="0" r="5080" b="5715"/>
                 <wp:wrapTopAndBottom/>
                 <wp:docPr id="1" name="Group 1"/>
-                <wp:cNvGraphicFramePr>
-                  <a:graphicFrameLocks xmlns:a="http://schemas.openxmlformats.org/drawingml/2006/main"/>
-                </wp:cNvGraphicFramePr>
+                <wp:cNvGraphicFramePr/>
                 <a:graphic xmlns:a="http://schemas.openxmlformats.org/drawingml/2006/main">
                   <a:graphicData uri="http://schemas.microsoft.com/office/word/2010/wordprocessingGroup">
                     <wpg:wgp>
-                      <wpg:cNvGrpSpPr>
-                        <a:grpSpLocks/>
-                      </wpg:cNvGrpSpPr>
-                      <wpg:grpSpPr bwMode="auto">
+                      <wpg:cNvGrpSpPr/>
+                      <wpg:grpSpPr>
                         <a:xfrm>
                           <a:off x="0" y="0"/>
                           <a:ext cx="2528570" cy="2756535"/>
@@ -2797,9 +1771,7 @@
                       </wpg:grpSpPr>
                       <wps:wsp>
                         <wps:cNvPr id="2" name="docshape8"/>
-                        <wps:cNvSpPr>
-                          <a:spLocks/>
-                        </wps:cNvSpPr>
+                        <wps:cNvSpPr/>
                         <wps:spPr bwMode="auto">
                           <a:xfrm>
                             <a:off x="1440" y="263"/>
@@ -3108,18 +2080,6 @@
                           <a:ln>
                             <a:noFill/>
                           </a:ln>
-                          <a:extLst>
-                            <a:ext uri="{91240B29-F687-4F45-9708-019B960494DF}">
-                              <a14:hiddenLine xmlns:a14="http://schemas.microsoft.com/office/drawing/2010/main" w="9525">
-                                <a:solidFill>
-                                  <a:srgbClr val="000000"/>
-                                </a:solidFill>
-                                <a:round/>
-                                <a:headEnd/>
-                                <a:tailEnd/>
-                              </a14:hiddenLine>
-                            </a:ext>
-                          </a:extLst>
                         </wps:spPr>
                         <wps:bodyPr rot="0" vert="horz" wrap="square" lIns="91440" tIns="45720" rIns="91440" bIns="45720" anchor="t" anchorCtr="0" upright="1">
                           <a:noAutofit/>
@@ -3145,7 +2105,7 @@
                             <a:fillRect/>
                           </a:stretch>
                         </pic:blipFill>
-                        <pic:spPr bwMode="auto">
+                        <pic:spPr>
                           <a:xfrm>
                             <a:off x="1613" y="471"/>
                             <a:ext cx="4741" cy="4193"/>
@@ -3157,68 +2117,32 @@
                           <a:ln>
                             <a:noFill/>
                           </a:ln>
-                          <a:extLst>
-                            <a:ext uri="{909E8E84-426E-40DD-AFC4-6F175D3DCCD1}">
-                              <a14:hiddenFill xmlns:a14="http://schemas.microsoft.com/office/drawing/2010/main">
-                                <a:solidFill>
-                                  <a:srgbClr val="FFFFFF"/>
-                                </a:solidFill>
-                              </a14:hiddenFill>
-                            </a:ext>
-                            <a:ext uri="{91240B29-F687-4F45-9708-019B960494DF}">
-                              <a14:hiddenLine xmlns:a14="http://schemas.microsoft.com/office/drawing/2010/main" w="9525">
-                                <a:solidFill>
-                                  <a:srgbClr val="000000"/>
-                                </a:solidFill>
-                                <a:miter lim="800000"/>
-                                <a:headEnd/>
-                                <a:tailEnd/>
-                              </a14:hiddenLine>
-                            </a:ext>
-                          </a:extLst>
                         </pic:spPr>
                       </pic:pic>
                     </wpg:wgp>
                   </a:graphicData>
                 </a:graphic>
-                <wp14:sizeRelH relativeFrom="page">
-                  <wp14:pctWidth>0</wp14:pctWidth>
-                </wp14:sizeRelH>
-                <wp14:sizeRelV relativeFrom="page">
-                  <wp14:pctHeight>0</wp14:pctHeight>
-                </wp14:sizeRelV>
               </wp:anchor>
             </w:drawing>
           </mc:Choice>
           <mc:Fallback>
             <w:pict>
-              <v:group w14:anchorId="52F151BA" id="Group 1" o:spid="_x0000_s1026" style="position:absolute;margin-left:76.2pt;margin-top:33.85pt;width:199.1pt;height:217.05pt;z-index:-251651072;mso-wrap-distance-left:0;mso-wrap-distance-right:0;mso-position-horizontal-relative:page" coordorigin="1440,264" coordsize="4957,5303" o:gfxdata="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">
-                <v:shape id="docshape8" o:spid="_x0000_s1027" style="position:absolute;left:1440;top:263;width:4957;height:5303;visibility:visible;mso-wrap-style:square;v-text-anchor:top" coordsize="4957,5303" o:gfxdata="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" path="m4947,5293r-4937,l,5293r,9l10,5302r4937,l4947,5293xm4947,l10,,,,,9,,5293r10,l10,9r4937,l4947,xm4957,5293r-10,l4947,5302r10,l4957,5293xm4957,r-10,l4947,9r,5284l4957,5293,4957,9r,-9xe" fillcolor="black" stroked="f">
-                  <v:path arrowok="t" o:connecttype="custom" o:connectlocs="4947,5557;10,5557;0,5557;0,5566;10,5566;4947,5566;4947,5557;4947,264;10,264;0,264;0,273;0,5557;10,5557;10,273;4947,273;4947,264;4957,5557;4947,5557;4947,5566;4957,5566;4957,5557;4957,264;4947,264;4947,273;4947,5557;4957,5557;4957,273;4957,264" o:connectangles="0,0,0,0,0,0,0,0,0,0,0,0,0,0,0,0,0,0,0,0,0,0,0,0,0,0,0,0"/>
+              <v:group id="_x0000_s1026" o:spid="_x0000_s1026" o:spt="203" style="position:absolute;left:0pt;margin-left:76.2pt;margin-top:33.85pt;height:217.05pt;width:199.1pt;mso-position-horizontal-relative:page;mso-wrap-distance-bottom:0pt;mso-wrap-distance-top:0pt;z-index:-251650048;mso-width-relative:page;mso-height-relative:page;" coordorigin="1440,264" coordsize="4957,5303" o:gfxdata="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">
+                <o:lock v:ext="edit" aspectratio="f"/>
+                <v:shape id="docshape8" o:spid="_x0000_s1026" o:spt="100" style="position:absolute;left:1440;top:263;height:5303;width:4957;" fillcolor="#000000" filled="t" stroked="f" coordsize="4957,5303" o:gfxdata="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" path="m4947,5293l10,5293,0,5293,0,5302,10,5302,4947,5302,4947,5293xm4947,0l10,0,0,0,0,9,0,5293,10,5293,10,9,4947,9,4947,0xm4957,5293l4947,5293,4947,5302,4957,5302,4957,5293xm4957,0l4947,0,4947,9,4947,5293,4957,5293,4957,9,4957,0xe">
+                  <v:path o:connectlocs="4947,5557;10,5557;0,5557;0,5566;10,5566;4947,5566;4947,5557;4947,264;10,264;0,264;0,273;0,5557;10,5557;10,273;4947,273;4947,264;4957,5557;4947,5557;4947,5566;4957,5566;4957,5557;4957,264;4947,264;4947,273;4947,5557;4957,5557;4957,273;4957,264" o:connectangles="0,0,0,0,0,0,0,0,0,0,0,0,0,0,0,0,0,0,0,0,0,0,0,0,0,0,0,0"/>
+                  <v:fill on="t" focussize="0,0"/>
+                  <v:stroke on="f"/>
+                  <v:imagedata o:title=""/>
+                  <o:lock v:ext="edit" aspectratio="f"/>
                 </v:shape>
-                <v:shapetype id="_x0000_t75" coordsize="21600,21600" o:spt="75" o:preferrelative="t" path="m@4@5l@4@11@9@11@9@5xe" filled="f" stroked="f">
-                  <v:stroke joinstyle="miter"/>
-                  <v:formulas>
-                    <v:f eqn="if lineDrawn pixelLineWidth 0"/>
-                    <v:f eqn="sum @0 1 0"/>
-                    <v:f eqn="sum 0 0 @1"/>
-                    <v:f eqn="prod @2 1 2"/>
-                    <v:f eqn="prod @3 21600 pixelWidth"/>
-                    <v:f eqn="prod @3 21600 pixelHeight"/>
-                    <v:f eqn="sum @0 0 1"/>
-                    <v:f eqn="prod @6 1 2"/>
-                    <v:f eqn="prod @7 21600 pixelWidth"/>
-                    <v:f eqn="sum @8 21600 0"/>
-                    <v:f eqn="prod @7 21600 pixelHeight"/>
-                    <v:f eqn="sum @10 21600 0"/>
-                  </v:formulas>
-                  <v:path o:extrusionok="f" gradientshapeok="t" o:connecttype="rect"/>
+                <v:shape id="docshape9" o:spid="_x0000_s1026" o:spt="75" type="#_x0000_t75" style="position:absolute;left:1613;top:471;height:4193;width:4741;" filled="f" o:preferrelative="t" stroked="f" coordsize="21600,21600" o:gfxdata="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">
+                  <v:fill on="f" focussize="0,0"/>
+                  <v:stroke on="f"/>
+                  <v:imagedata r:id="rId13" o:title=""/>
                   <o:lock v:ext="edit" aspectratio="t"/>
-                </v:shapetype>
-                <v:shape id="docshape9" o:spid="_x0000_s1028" type="#_x0000_t75" style="position:absolute;left:1613;top:471;width:4741;height:4193;visibility:visible;mso-wrap-style:square" o:gfxdata="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">
-                  <v:imagedata r:id="rId15" o:title=""/>
                 </v:shape>
-                <w10:wrap type="topAndBottom" anchorx="page"/>
+                <w10:wrap type="topAndBottom"/>
               </v:group>
             </w:pict>
           </mc:Fallback>
@@ -3265,28 +2189,22 @@
       <w:r>
         <w:rPr>
           <w:rFonts w:ascii="Times New Roman" w:hAnsi="Times New Roman" w:cs="Times New Roman"/>
-          <w:noProof/>
-          <w:sz w:val="24"/>
-          <w:szCs w:val="24"/>
-        </w:rPr>
-        <w:lastRenderedPageBreak/>
+          <w:sz w:val="24"/>
+          <w:szCs w:val="24"/>
+        </w:rPr>
         <mc:AlternateContent>
           <mc:Choice Requires="wpg">
             <w:drawing>
-              <wp:inline distT="0" distB="0" distL="0" distR="0" wp14:anchorId="73D924F4" wp14:editId="06F62969">
-                <wp:extent cx="2582573" cy="2622888"/>
+              <wp:inline distT="0" distB="0" distL="0" distR="0">
+                <wp:extent cx="2582545" cy="2622550"/>
                 <wp:effectExtent l="0" t="0" r="8255" b="6350"/>
                 <wp:docPr id="10" name="Group 10"/>
-                <wp:cNvGraphicFramePr>
-                  <a:graphicFrameLocks xmlns:a="http://schemas.openxmlformats.org/drawingml/2006/main"/>
-                </wp:cNvGraphicFramePr>
+                <wp:cNvGraphicFramePr/>
                 <a:graphic xmlns:a="http://schemas.openxmlformats.org/drawingml/2006/main">
                   <a:graphicData uri="http://schemas.microsoft.com/office/word/2010/wordprocessingGroup">
                     <wpg:wgp>
-                      <wpg:cNvGrpSpPr>
-                        <a:grpSpLocks/>
-                      </wpg:cNvGrpSpPr>
-                      <wpg:grpSpPr bwMode="auto">
+                      <wpg:cNvGrpSpPr/>
+                      <wpg:grpSpPr>
                         <a:xfrm>
                           <a:off x="0" y="0"/>
                           <a:ext cx="2582573" cy="2622888"/>
@@ -3296,9 +2214,7 @@
                       </wpg:grpSpPr>
                       <wps:wsp>
                         <wps:cNvPr id="12" name="docshape12"/>
-                        <wps:cNvSpPr>
-                          <a:spLocks/>
-                        </wps:cNvSpPr>
+                        <wps:cNvSpPr/>
                         <wps:spPr bwMode="auto">
                           <a:xfrm>
                             <a:off x="0" y="0"/>
@@ -3476,18 +2392,6 @@
                           <a:ln>
                             <a:noFill/>
                           </a:ln>
-                          <a:extLst>
-                            <a:ext uri="{91240B29-F687-4F45-9708-019B960494DF}">
-                              <a14:hiddenLine xmlns:a14="http://schemas.microsoft.com/office/drawing/2010/main" w="9525">
-                                <a:solidFill>
-                                  <a:srgbClr val="000000"/>
-                                </a:solidFill>
-                                <a:round/>
-                                <a:headEnd/>
-                                <a:tailEnd/>
-                              </a14:hiddenLine>
-                            </a:ext>
-                          </a:extLst>
                         </wps:spPr>
                         <wps:bodyPr rot="0" vert="horz" wrap="square" lIns="91440" tIns="45720" rIns="91440" bIns="45720" anchor="t" anchorCtr="0" upright="1">
                           <a:noAutofit/>
@@ -3501,7 +2405,7 @@
                           </pic:cNvPicPr>
                         </pic:nvPicPr>
                         <pic:blipFill>
-                          <a:blip r:embed="rId16">
+                          <a:blip r:embed="rId14">
                             <a:extLst>
                               <a:ext uri="{28A0092B-C50C-407E-A947-70E740481C1C}">
                                 <a14:useLocalDpi xmlns:a14="http://schemas.microsoft.com/office/drawing/2010/main" val="0"/>
@@ -3513,7 +2417,7 @@
                             <a:fillRect/>
                           </a:stretch>
                         </pic:blipFill>
-                        <pic:spPr bwMode="auto">
+                        <pic:spPr>
                           <a:xfrm>
                             <a:off x="244" y="10"/>
                             <a:ext cx="4611" cy="4571"/>
@@ -3525,25 +2429,6 @@
                           <a:ln>
                             <a:noFill/>
                           </a:ln>
-                          <a:extLst>
-                            <a:ext uri="{909E8E84-426E-40DD-AFC4-6F175D3DCCD1}">
-                              <a14:hiddenFill xmlns:a14="http://schemas.microsoft.com/office/drawing/2010/main">
-                                <a:solidFill>
-                                  <a:srgbClr val="FFFFFF"/>
-                                </a:solidFill>
-                              </a14:hiddenFill>
-                            </a:ext>
-                            <a:ext uri="{91240B29-F687-4F45-9708-019B960494DF}">
-                              <a14:hiddenLine xmlns:a14="http://schemas.microsoft.com/office/drawing/2010/main" w="9525">
-                                <a:solidFill>
-                                  <a:srgbClr val="000000"/>
-                                </a:solidFill>
-                                <a:miter lim="800000"/>
-                                <a:headEnd/>
-                                <a:tailEnd/>
-                              </a14:hiddenLine>
-                            </a:ext>
-                          </a:extLst>
                         </pic:spPr>
                       </pic:pic>
                     </wpg:wgp>
@@ -3554,32 +2439,22 @@
           </mc:Choice>
           <mc:Fallback>
             <w:pict>
-              <v:group w14:anchorId="64B171B7" id="Group 10" o:spid="_x0000_s1026" style="width:203.35pt;height:206.55pt;mso-position-horizontal-relative:char;mso-position-vertical-relative:line" coordsize="5118,5025" o:gfxdata="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">
-                <v:shape id="docshape12" o:spid="_x0000_s1027" style="position:absolute;width:5118;height:5025;visibility:visible;mso-wrap-style:square;v-text-anchor:top" coordsize="5118,5025" o:gfxdata="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" path="m5118,r-10,l5108,10r,5005l10,5015,10,10r5098,l5108,,10,,,,,10,,5015r,9l10,5024r5098,l5118,5024r,-9l5118,10r,-10xe" fillcolor="black" stroked="f">
-                  <v:path arrowok="t" o:connecttype="custom" o:connectlocs="5118,0;5108,0;5108,10;5108,5015;10,5015;10,10;5108,10;5108,0;10,0;0,0;0,10;0,5015;0,5024;10,5024;5108,5024;5118,5024;5118,5015;5118,10;5118,0" o:connectangles="0,0,0,0,0,0,0,0,0,0,0,0,0,0,0,0,0,0,0"/>
+              <v:group id="_x0000_s1026" o:spid="_x0000_s1026" o:spt="203" style="height:206.5pt;width:203.35pt;" coordsize="5118,5025" o:gfxdata="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">
+                <o:lock v:ext="edit" aspectratio="f"/>
+                <v:shape id="docshape12" o:spid="_x0000_s1026" o:spt="100" style="position:absolute;left:0;top:0;height:5025;width:5118;" fillcolor="#000000" filled="t" stroked="f" coordsize="5118,5025" o:gfxdata="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" path="m5118,0l5108,0,5108,10,5108,5015,10,5015,10,10,5108,10,5108,0,10,0,0,0,0,10,0,5015,0,5024,10,5024,5108,5024,5118,5024,5118,5015,5118,10,5118,0xe">
+                  <v:path o:connectlocs="5118,0;5108,0;5108,10;5108,5015;10,5015;10,10;5108,10;5108,0;10,0;0,0;0,10;0,5015;0,5024;10,5024;5108,5024;5118,5024;5118,5015;5118,10;5118,0" o:connectangles="0,0,0,0,0,0,0,0,0,0,0,0,0,0,0,0,0,0,0"/>
+                  <v:fill on="t" focussize="0,0"/>
+                  <v:stroke on="f"/>
+                  <v:imagedata o:title=""/>
+                  <o:lock v:ext="edit" aspectratio="f"/>
                 </v:shape>
-                <v:shapetype id="_x0000_t75" coordsize="21600,21600" o:spt="75" o:preferrelative="t" path="m@4@5l@4@11@9@11@9@5xe" filled="f" stroked="f">
-                  <v:stroke joinstyle="miter"/>
-                  <v:formulas>
-                    <v:f eqn="if lineDrawn pixelLineWidth 0"/>
-                    <v:f eqn="sum @0 1 0"/>
-                    <v:f eqn="sum 0 0 @1"/>
-                    <v:f eqn="prod @2 1 2"/>
-                    <v:f eqn="prod @3 21600 pixelWidth"/>
-                    <v:f eqn="prod @3 21600 pixelHeight"/>
-                    <v:f eqn="sum @0 0 1"/>
-                    <v:f eqn="prod @6 1 2"/>
-                    <v:f eqn="prod @7 21600 pixelWidth"/>
-                    <v:f eqn="sum @8 21600 0"/>
-                    <v:f eqn="prod @7 21600 pixelHeight"/>
-                    <v:f eqn="sum @10 21600 0"/>
-                  </v:formulas>
-                  <v:path o:extrusionok="f" gradientshapeok="t" o:connecttype="rect"/>
+                <v:shape id="docshape13" o:spid="_x0000_s1026" o:spt="75" type="#_x0000_t75" style="position:absolute;left:244;top:10;height:4571;width:4611;" filled="f" o:preferrelative="t" stroked="f" coordsize="21600,21600" o:gfxdata="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">
+                  <v:fill on="f" focussize="0,0"/>
+                  <v:stroke on="f"/>
+                  <v:imagedata r:id="rId14" o:title=""/>
                   <o:lock v:ext="edit" aspectratio="t"/>
-                </v:shapetype>
-                <v:shape id="docshape13" o:spid="_x0000_s1028" type="#_x0000_t75" style="position:absolute;left:244;top:10;width:4611;height:4571;visibility:visible;mso-wrap-style:square" o:gfxdata="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">
-                  <v:imagedata r:id="rId17" o:title=""/>
                 </v:shape>
+                <w10:wrap type="none"/>
                 <w10:anchorlock/>
               </v:group>
             </w:pict>
@@ -3589,7 +2464,7 @@
     </w:p>
     <w:p>
       <w:pPr>
-        <w:pStyle w:val="BodyText"/>
+        <w:pStyle w:val="6"/>
         <w:spacing w:before="90" w:line="276" w:lineRule="auto"/>
       </w:pPr>
       <w:r>
@@ -3685,35 +2560,30 @@
       <w:r>
         <w:rPr>
           <w:rFonts w:ascii="Times New Roman" w:hAnsi="Times New Roman" w:cs="Times New Roman"/>
-          <w:noProof/>
           <w:sz w:val="24"/>
           <w:szCs w:val="24"/>
         </w:rPr>
         <mc:AlternateContent>
           <mc:Choice Requires="wpg">
             <w:drawing>
-              <wp:anchor distT="0" distB="0" distL="0" distR="0" simplePos="0" relativeHeight="251666432" behindDoc="1" locked="0" layoutInCell="1" allowOverlap="1" wp14:anchorId="753BAB45" wp14:editId="0D266770">
+              <wp:anchor distT="0" distB="0" distL="0" distR="0" simplePos="0" relativeHeight="251667456" behindDoc="1" locked="0" layoutInCell="1" allowOverlap="1">
                 <wp:simplePos x="0" y="0"/>
                 <wp:positionH relativeFrom="margin">
-                  <wp:posOffset>-133364</wp:posOffset>
+                  <wp:posOffset>-133350</wp:posOffset>
                 </wp:positionH>
                 <wp:positionV relativeFrom="paragraph">
-                  <wp:posOffset>292</wp:posOffset>
+                  <wp:posOffset>0</wp:posOffset>
                 </wp:positionV>
                 <wp:extent cx="2909570" cy="3082925"/>
                 <wp:effectExtent l="0" t="0" r="5080" b="3175"/>
                 <wp:wrapTopAndBottom/>
                 <wp:docPr id="16" name="Group 16"/>
-                <wp:cNvGraphicFramePr>
-                  <a:graphicFrameLocks xmlns:a="http://schemas.openxmlformats.org/drawingml/2006/main"/>
-                </wp:cNvGraphicFramePr>
+                <wp:cNvGraphicFramePr/>
                 <a:graphic xmlns:a="http://schemas.openxmlformats.org/drawingml/2006/main">
                   <a:graphicData uri="http://schemas.microsoft.com/office/word/2010/wordprocessingGroup">
                     <wpg:wgp>
-                      <wpg:cNvGrpSpPr>
-                        <a:grpSpLocks/>
-                      </wpg:cNvGrpSpPr>
-                      <wpg:grpSpPr bwMode="auto">
+                      <wpg:cNvGrpSpPr/>
+                      <wpg:grpSpPr>
                         <a:xfrm>
                           <a:off x="0" y="0"/>
                           <a:ext cx="2909570" cy="3082925"/>
@@ -3723,9 +2593,7 @@
                       </wpg:grpSpPr>
                       <wps:wsp>
                         <wps:cNvPr id="18" name="docshape15"/>
-                        <wps:cNvSpPr>
-                          <a:spLocks/>
-                        </wps:cNvSpPr>
+                        <wps:cNvSpPr/>
                         <wps:spPr bwMode="auto">
                           <a:xfrm>
                             <a:off x="1435" y="339"/>
@@ -3993,18 +2861,6 @@
                           <a:ln>
                             <a:noFill/>
                           </a:ln>
-                          <a:extLst>
-                            <a:ext uri="{91240B29-F687-4F45-9708-019B960494DF}">
-                              <a14:hiddenLine xmlns:a14="http://schemas.microsoft.com/office/drawing/2010/main" w="9525">
-                                <a:solidFill>
-                                  <a:srgbClr val="000000"/>
-                                </a:solidFill>
-                                <a:round/>
-                                <a:headEnd/>
-                                <a:tailEnd/>
-                              </a14:hiddenLine>
-                            </a:ext>
-                          </a:extLst>
                         </wps:spPr>
                         <wps:bodyPr rot="0" vert="horz" wrap="square" lIns="91440" tIns="45720" rIns="91440" bIns="45720" anchor="t" anchorCtr="0" upright="1">
                           <a:noAutofit/>
@@ -4018,7 +2874,7 @@
                           </pic:cNvPicPr>
                         </pic:nvPicPr>
                         <pic:blipFill>
-                          <a:blip r:embed="rId18">
+                          <a:blip r:embed="rId15">
                             <a:extLst>
                               <a:ext uri="{28A0092B-C50C-407E-A947-70E740481C1C}">
                                 <a14:useLocalDpi xmlns:a14="http://schemas.microsoft.com/office/drawing/2010/main" val="0"/>
@@ -4030,7 +2886,7 @@
                             <a:fillRect/>
                           </a:stretch>
                         </pic:blipFill>
-                        <pic:spPr bwMode="auto">
+                        <pic:spPr>
                           <a:xfrm>
                             <a:off x="1548" y="348"/>
                             <a:ext cx="4964" cy="4987"/>
@@ -4042,49 +2898,32 @@
                           <a:ln>
                             <a:noFill/>
                           </a:ln>
-                          <a:extLst>
-                            <a:ext uri="{909E8E84-426E-40DD-AFC4-6F175D3DCCD1}">
-                              <a14:hiddenFill xmlns:a14="http://schemas.microsoft.com/office/drawing/2010/main">
-                                <a:solidFill>
-                                  <a:srgbClr val="FFFFFF"/>
-                                </a:solidFill>
-                              </a14:hiddenFill>
-                            </a:ext>
-                            <a:ext uri="{91240B29-F687-4F45-9708-019B960494DF}">
-                              <a14:hiddenLine xmlns:a14="http://schemas.microsoft.com/office/drawing/2010/main" w="9525">
-                                <a:solidFill>
-                                  <a:srgbClr val="000000"/>
-                                </a:solidFill>
-                                <a:miter lim="800000"/>
-                                <a:headEnd/>
-                                <a:tailEnd/>
-                              </a14:hiddenLine>
-                            </a:ext>
-                          </a:extLst>
                         </pic:spPr>
                       </pic:pic>
                     </wpg:wgp>
                   </a:graphicData>
                 </a:graphic>
-                <wp14:sizeRelH relativeFrom="page">
-                  <wp14:pctWidth>0</wp14:pctWidth>
-                </wp14:sizeRelH>
-                <wp14:sizeRelV relativeFrom="page">
-                  <wp14:pctHeight>0</wp14:pctHeight>
-                </wp14:sizeRelV>
               </wp:anchor>
             </w:drawing>
           </mc:Choice>
           <mc:Fallback>
             <w:pict>
-              <v:group w14:anchorId="56D1918E" id="Group 16" o:spid="_x0000_s1026" style="position:absolute;margin-left:-10.5pt;margin-top:0;width:229.1pt;height:242.75pt;z-index:-251650048;mso-wrap-distance-left:0;mso-wrap-distance-right:0;mso-position-horizontal-relative:margin" coordorigin="1436,340" coordsize="5411,5428" o:gfxdata="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">
-                <v:shape id="docshape15" o:spid="_x0000_s1027" style="position:absolute;left:1435;top:339;width:5411;height:5428;visibility:visible;mso-wrap-style:square;v-text-anchor:top" coordsize="5411,5428" o:gfxdata="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" path="m5410,5417r-9,l9,5417r-9,l,5427r9,l5401,5427r9,l5410,5417xm5410,r-9,l9,,,,,9,,5417r9,l9,9r5392,l5401,5417r9,l5410,9r,-9xe" fillcolor="black" stroked="f">
-                  <v:path arrowok="t" o:connecttype="custom" o:connectlocs="5410,5757;5401,5757;5401,5757;9,5757;0,5757;0,5767;9,5767;5401,5767;5401,5767;5410,5767;5410,5757;5410,340;5401,340;5401,340;9,340;0,340;0,349;0,5757;9,5757;9,349;5401,349;5401,5757;5410,5757;5410,349;5410,340" o:connectangles="0,0,0,0,0,0,0,0,0,0,0,0,0,0,0,0,0,0,0,0,0,0,0,0,0"/>
+              <v:group id="_x0000_s1026" o:spid="_x0000_s1026" o:spt="203" style="position:absolute;left:0pt;margin-left:-10.5pt;margin-top:0pt;height:242.75pt;width:229.1pt;mso-position-horizontal-relative:margin;mso-wrap-distance-bottom:0pt;mso-wrap-distance-top:0pt;z-index:-251649024;mso-width-relative:page;mso-height-relative:page;" coordorigin="1436,340" coordsize="5411,5428" o:gfxdata="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">
+                <o:lock v:ext="edit" aspectratio="f"/>
+                <v:shape id="docshape15" o:spid="_x0000_s1026" o:spt="100" style="position:absolute;left:1435;top:339;height:5428;width:5411;" fillcolor="#000000" filled="t" stroked="f" coordsize="5411,5428" o:gfxdata="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" path="m5410,5417l5401,5417,9,5417,0,5417,0,5427,9,5427,5401,5427,5410,5427,5410,5417xm5410,0l5401,0,9,0,0,0,0,9,0,5417,9,5417,9,9,5401,9,5401,5417,5410,5417,5410,9,5410,0xe">
+                  <v:path o:connectlocs="5410,5757;5401,5757;5401,5757;9,5757;0,5757;0,5767;9,5767;5401,5767;5401,5767;5410,5767;5410,5757;5410,340;5401,340;5401,340;9,340;0,340;0,349;0,5757;9,5757;9,349;5401,349;5401,5757;5410,5757;5410,349;5410,340" o:connectangles="0,0,0,0,0,0,0,0,0,0,0,0,0,0,0,0,0,0,0,0,0,0,0,0,0"/>
+                  <v:fill on="t" focussize="0,0"/>
+                  <v:stroke on="f"/>
+                  <v:imagedata o:title=""/>
+                  <o:lock v:ext="edit" aspectratio="f"/>
                 </v:shape>
-                <v:shape id="docshape16" o:spid="_x0000_s1028" type="#_x0000_t75" style="position:absolute;left:1548;top:348;width:4964;height:4987;visibility:visible;mso-wrap-style:square" o:gfxdata="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">
-                  <v:imagedata r:id="rId19" o:title=""/>
+                <v:shape id="docshape16" o:spid="_x0000_s1026" o:spt="75" type="#_x0000_t75" style="position:absolute;left:1548;top:348;height:4987;width:4964;" filled="f" o:preferrelative="t" stroked="f" coordsize="21600,21600" o:gfxdata="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">
+                  <v:fill on="f" focussize="0,0"/>
+                  <v:stroke on="f"/>
+                  <v:imagedata r:id="rId15" o:title=""/>
+                  <o:lock v:ext="edit" aspectratio="t"/>
                 </v:shape>
-                <w10:wrap type="topAndBottom" anchorx="margin"/>
+                <w10:wrap type="topAndBottom"/>
               </v:group>
             </w:pict>
           </mc:Fallback>
@@ -4197,28 +3036,22 @@
       <w:r>
         <w:rPr>
           <w:rFonts w:ascii="Times New Roman" w:hAnsi="Times New Roman" w:cs="Times New Roman"/>
-          <w:noProof/>
-          <w:sz w:val="24"/>
-          <w:szCs w:val="24"/>
-        </w:rPr>
-        <w:lastRenderedPageBreak/>
+          <w:sz w:val="24"/>
+          <w:szCs w:val="24"/>
+        </w:rPr>
         <mc:AlternateContent>
           <mc:Choice Requires="wpg">
             <w:drawing>
-              <wp:inline distT="0" distB="0" distL="0" distR="0" wp14:anchorId="155AE06C" wp14:editId="5A605391">
-                <wp:extent cx="2930085" cy="2950108"/>
+              <wp:inline distT="0" distB="0" distL="0" distR="0">
+                <wp:extent cx="2929890" cy="2949575"/>
                 <wp:effectExtent l="0" t="0" r="3810" b="3175"/>
                 <wp:docPr id="22" name="Group 22"/>
-                <wp:cNvGraphicFramePr>
-                  <a:graphicFrameLocks xmlns:a="http://schemas.openxmlformats.org/drawingml/2006/main"/>
-                </wp:cNvGraphicFramePr>
+                <wp:cNvGraphicFramePr/>
                 <a:graphic xmlns:a="http://schemas.openxmlformats.org/drawingml/2006/main">
                   <a:graphicData uri="http://schemas.microsoft.com/office/word/2010/wordprocessingGroup">
                     <wpg:wgp>
-                      <wpg:cNvGrpSpPr>
-                        <a:grpSpLocks/>
-                      </wpg:cNvGrpSpPr>
-                      <wpg:grpSpPr bwMode="auto">
+                      <wpg:cNvGrpSpPr/>
+                      <wpg:grpSpPr>
                         <a:xfrm>
                           <a:off x="0" y="0"/>
                           <a:ext cx="2930085" cy="2950108"/>
@@ -4228,9 +3061,7 @@
                       </wpg:grpSpPr>
                       <wps:wsp>
                         <wps:cNvPr id="23" name="docshape18"/>
-                        <wps:cNvSpPr>
-                          <a:spLocks/>
-                        </wps:cNvSpPr>
+                        <wps:cNvSpPr/>
                         <wps:spPr bwMode="auto">
                           <a:xfrm>
                             <a:off x="0" y="0"/>
@@ -4408,18 +3239,6 @@
                           <a:ln>
                             <a:noFill/>
                           </a:ln>
-                          <a:extLst>
-                            <a:ext uri="{91240B29-F687-4F45-9708-019B960494DF}">
-                              <a14:hiddenLine xmlns:a14="http://schemas.microsoft.com/office/drawing/2010/main" w="9525">
-                                <a:solidFill>
-                                  <a:srgbClr val="000000"/>
-                                </a:solidFill>
-                                <a:round/>
-                                <a:headEnd/>
-                                <a:tailEnd/>
-                              </a14:hiddenLine>
-                            </a:ext>
-                          </a:extLst>
                         </wps:spPr>
                         <wps:bodyPr rot="0" vert="horz" wrap="square" lIns="91440" tIns="45720" rIns="91440" bIns="45720" anchor="t" anchorCtr="0" upright="1">
                           <a:noAutofit/>
@@ -4433,7 +3252,7 @@
                           </pic:cNvPicPr>
                         </pic:nvPicPr>
                         <pic:blipFill>
-                          <a:blip r:embed="rId20">
+                          <a:blip r:embed="rId16">
                             <a:extLst>
                               <a:ext uri="{28A0092B-C50C-407E-A947-70E740481C1C}">
                                 <a14:useLocalDpi xmlns:a14="http://schemas.microsoft.com/office/drawing/2010/main" val="0"/>
@@ -4445,7 +3264,7 @@
                             <a:fillRect/>
                           </a:stretch>
                         </pic:blipFill>
-                        <pic:spPr bwMode="auto">
+                        <pic:spPr>
                           <a:xfrm>
                             <a:off x="112" y="12"/>
                             <a:ext cx="4650" cy="4991"/>
@@ -4457,25 +3276,6 @@
                           <a:ln>
                             <a:noFill/>
                           </a:ln>
-                          <a:extLst>
-                            <a:ext uri="{909E8E84-426E-40DD-AFC4-6F175D3DCCD1}">
-                              <a14:hiddenFill xmlns:a14="http://schemas.microsoft.com/office/drawing/2010/main">
-                                <a:solidFill>
-                                  <a:srgbClr val="FFFFFF"/>
-                                </a:solidFill>
-                              </a14:hiddenFill>
-                            </a:ext>
-                            <a:ext uri="{91240B29-F687-4F45-9708-019B960494DF}">
-                              <a14:hiddenLine xmlns:a14="http://schemas.microsoft.com/office/drawing/2010/main" w="9525">
-                                <a:solidFill>
-                                  <a:srgbClr val="000000"/>
-                                </a:solidFill>
-                                <a:miter lim="800000"/>
-                                <a:headEnd/>
-                                <a:tailEnd/>
-                              </a14:hiddenLine>
-                            </a:ext>
-                          </a:extLst>
                         </pic:spPr>
                       </pic:pic>
                     </wpg:wgp>
@@ -4486,13 +3286,22 @@
           </mc:Choice>
           <mc:Fallback>
             <w:pict>
-              <v:group w14:anchorId="1569CCE6" id="Group 22" o:spid="_x0000_s1026" style="width:230.7pt;height:232.3pt;mso-position-horizontal-relative:char;mso-position-vertical-relative:line" coordsize="5406,5550" o:gfxdata="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">
-                <v:shape id="docshape18" o:spid="_x0000_s1027" style="position:absolute;width:5406;height:5550;visibility:visible;mso-wrap-style:square;v-text-anchor:top" coordsize="5406,5550" o:gfxdata="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" path="m5406,r-10,l5396,10r,5530l10,5540,10,10r5386,l5396,,10,,,,,10,,5540r,10l10,5550r5386,l5406,5550r,-10l5406,10r,-10xe" fillcolor="black" stroked="f">
-                  <v:path arrowok="t" o:connecttype="custom" o:connectlocs="5406,0;5396,0;5396,10;5396,5540;10,5540;10,10;5396,10;5396,0;10,0;0,0;0,10;0,5540;0,5550;10,5550;5396,5550;5406,5550;5406,5540;5406,10;5406,0" o:connectangles="0,0,0,0,0,0,0,0,0,0,0,0,0,0,0,0,0,0,0"/>
+              <v:group id="_x0000_s1026" o:spid="_x0000_s1026" o:spt="203" style="height:232.25pt;width:230.7pt;" coordsize="5406,5550" o:gfxdata="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">
+                <o:lock v:ext="edit" aspectratio="f"/>
+                <v:shape id="docshape18" o:spid="_x0000_s1026" o:spt="100" style="position:absolute;left:0;top:0;height:5550;width:5406;" fillcolor="#000000" filled="t" stroked="f" coordsize="5406,5550" o:gfxdata="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" path="m5406,0l5396,0,5396,10,5396,5540,10,5540,10,10,5396,10,5396,0,10,0,0,0,0,10,0,5540,0,5550,10,5550,5396,5550,5406,5550,5406,5540,5406,10,5406,0xe">
+                  <v:path o:connectlocs="5406,0;5396,0;5396,10;5396,5540;10,5540;10,10;5396,10;5396,0;10,0;0,0;0,10;0,5540;0,5550;10,5550;5396,5550;5406,5550;5406,5540;5406,10;5406,0" o:connectangles="0,0,0,0,0,0,0,0,0,0,0,0,0,0,0,0,0,0,0"/>
+                  <v:fill on="t" focussize="0,0"/>
+                  <v:stroke on="f"/>
+                  <v:imagedata o:title=""/>
+                  <o:lock v:ext="edit" aspectratio="f"/>
                 </v:shape>
-                <v:shape id="docshape19" o:spid="_x0000_s1028" type="#_x0000_t75" style="position:absolute;left:112;top:12;width:4650;height:4991;visibility:visible;mso-wrap-style:square" o:gfxdata="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">
-                  <v:imagedata r:id="rId21" o:title=""/>
+                <v:shape id="docshape19" o:spid="_x0000_s1026" o:spt="75" type="#_x0000_t75" style="position:absolute;left:112;top:12;height:4991;width:4650;" filled="f" o:preferrelative="t" stroked="f" coordsize="21600,21600" o:gfxdata="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">
+                  <v:fill on="f" focussize="0,0"/>
+                  <v:stroke on="f"/>
+                  <v:imagedata r:id="rId16" o:title=""/>
+                  <o:lock v:ext="edit" aspectratio="t"/>
                 </v:shape>
+                <w10:wrap type="none"/>
                 <w10:anchorlock/>
               </v:group>
             </w:pict>
@@ -4608,14 +3417,13 @@
       <w:r>
         <w:rPr>
           <w:rFonts w:ascii="Times New Roman" w:hAnsi="Times New Roman" w:cs="Times New Roman"/>
-          <w:noProof/>
           <w:sz w:val="24"/>
           <w:szCs w:val="24"/>
         </w:rPr>
         <mc:AlternateContent>
           <mc:Choice Requires="wpg">
             <w:drawing>
-              <wp:anchor distT="0" distB="0" distL="0" distR="0" simplePos="0" relativeHeight="251667456" behindDoc="1" locked="0" layoutInCell="1" allowOverlap="1" wp14:anchorId="3C72D4B1" wp14:editId="2D220FBC">
+              <wp:anchor distT="0" distB="0" distL="0" distR="0" simplePos="0" relativeHeight="251668480" behindDoc="1" locked="0" layoutInCell="1" allowOverlap="1">
                 <wp:simplePos x="0" y="0"/>
                 <wp:positionH relativeFrom="margin">
                   <wp:align>left</wp:align>
@@ -4627,16 +3435,12 @@
                 <wp:effectExtent l="0" t="0" r="0" b="7620"/>
                 <wp:wrapTopAndBottom/>
                 <wp:docPr id="25" name="Group 25"/>
-                <wp:cNvGraphicFramePr>
-                  <a:graphicFrameLocks xmlns:a="http://schemas.openxmlformats.org/drawingml/2006/main"/>
-                </wp:cNvGraphicFramePr>
+                <wp:cNvGraphicFramePr/>
                 <a:graphic xmlns:a="http://schemas.openxmlformats.org/drawingml/2006/main">
                   <a:graphicData uri="http://schemas.microsoft.com/office/word/2010/wordprocessingGroup">
                     <wpg:wgp>
-                      <wpg:cNvGrpSpPr>
-                        <a:grpSpLocks/>
-                      </wpg:cNvGrpSpPr>
-                      <wpg:grpSpPr bwMode="auto">
+                      <wpg:cNvGrpSpPr/>
+                      <wpg:grpSpPr>
                         <a:xfrm>
                           <a:off x="0" y="0"/>
                           <a:ext cx="3070225" cy="2849880"/>
@@ -4646,9 +3450,7 @@
                       </wpg:grpSpPr>
                       <wps:wsp>
                         <wps:cNvPr id="26" name="docshape21"/>
-                        <wps:cNvSpPr>
-                          <a:spLocks/>
-                        </wps:cNvSpPr>
+                        <wps:cNvSpPr/>
                         <wps:spPr bwMode="auto">
                           <a:xfrm>
                             <a:off x="1440" y="338"/>
@@ -4864,18 +3666,6 @@
                           <a:ln>
                             <a:noFill/>
                           </a:ln>
-                          <a:extLst>
-                            <a:ext uri="{91240B29-F687-4F45-9708-019B960494DF}">
-                              <a14:hiddenLine xmlns:a14="http://schemas.microsoft.com/office/drawing/2010/main" w="9525">
-                                <a:solidFill>
-                                  <a:srgbClr val="000000"/>
-                                </a:solidFill>
-                                <a:round/>
-                                <a:headEnd/>
-                                <a:tailEnd/>
-                              </a14:hiddenLine>
-                            </a:ext>
-                          </a:extLst>
                         </wps:spPr>
                         <wps:bodyPr rot="0" vert="horz" wrap="square" lIns="91440" tIns="45720" rIns="91440" bIns="45720" anchor="t" anchorCtr="0" upright="1">
                           <a:noAutofit/>
@@ -4889,7 +3679,7 @@
                           </pic:cNvPicPr>
                         </pic:nvPicPr>
                         <pic:blipFill>
-                          <a:blip r:embed="rId22">
+                          <a:blip r:embed="rId17">
                             <a:extLst>
                               <a:ext uri="{28A0092B-C50C-407E-A947-70E740481C1C}">
                                 <a14:useLocalDpi xmlns:a14="http://schemas.microsoft.com/office/drawing/2010/main" val="0"/>
@@ -4901,7 +3691,7 @@
                             <a:fillRect/>
                           </a:stretch>
                         </pic:blipFill>
-                        <pic:spPr bwMode="auto">
+                        <pic:spPr>
                           <a:xfrm>
                             <a:off x="1553" y="423"/>
                             <a:ext cx="4341" cy="4299"/>
@@ -4913,49 +3703,32 @@
                           <a:ln>
                             <a:noFill/>
                           </a:ln>
-                          <a:extLst>
-                            <a:ext uri="{909E8E84-426E-40DD-AFC4-6F175D3DCCD1}">
-                              <a14:hiddenFill xmlns:a14="http://schemas.microsoft.com/office/drawing/2010/main">
-                                <a:solidFill>
-                                  <a:srgbClr val="FFFFFF"/>
-                                </a:solidFill>
-                              </a14:hiddenFill>
-                            </a:ext>
-                            <a:ext uri="{91240B29-F687-4F45-9708-019B960494DF}">
-                              <a14:hiddenLine xmlns:a14="http://schemas.microsoft.com/office/drawing/2010/main" w="9525">
-                                <a:solidFill>
-                                  <a:srgbClr val="000000"/>
-                                </a:solidFill>
-                                <a:miter lim="800000"/>
-                                <a:headEnd/>
-                                <a:tailEnd/>
-                              </a14:hiddenLine>
-                            </a:ext>
-                          </a:extLst>
                         </pic:spPr>
                       </pic:pic>
                     </wpg:wgp>
                   </a:graphicData>
                 </a:graphic>
-                <wp14:sizeRelH relativeFrom="page">
-                  <wp14:pctWidth>0</wp14:pctWidth>
-                </wp14:sizeRelH>
-                <wp14:sizeRelV relativeFrom="page">
-                  <wp14:pctHeight>0</wp14:pctHeight>
-                </wp14:sizeRelV>
               </wp:anchor>
             </w:drawing>
           </mc:Choice>
           <mc:Fallback>
             <w:pict>
-              <v:group w14:anchorId="4304F845" id="Group 25" o:spid="_x0000_s1026" style="position:absolute;margin-left:0;margin-top:38.15pt;width:241.75pt;height:224.4pt;z-index:-251649024;mso-wrap-distance-left:0;mso-wrap-distance-right:0;mso-position-horizontal:left;mso-position-horizontal-relative:margin" coordorigin="1440,338" coordsize="5137,4888" o:gfxdata="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">
-                <v:shape id="docshape21" o:spid="_x0000_s1027" style="position:absolute;left:1440;top:338;width:5137;height:4888;visibility:visible;mso-wrap-style:square;v-text-anchor:top" coordsize="5137,4888" o:gfxdata="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" path="m5137,r-9,l5128,10r,4868l10,4878,10,10r5118,l5128,,10,,,,,10,,4878r,10l10,4888r5118,l5137,4888r,-10l5137,10r,-10xe" fillcolor="black" stroked="f">
-                  <v:path arrowok="t" o:connecttype="custom" o:connectlocs="5137,338;5128,338;5128,348;5128,5216;10,5216;10,348;5128,348;5128,338;10,338;0,338;0,348;0,5216;0,5226;10,5226;5128,5226;5137,5226;5137,5216;5137,348;5137,338" o:connectangles="0,0,0,0,0,0,0,0,0,0,0,0,0,0,0,0,0,0,0"/>
+              <v:group id="_x0000_s1026" o:spid="_x0000_s1026" o:spt="203" style="position:absolute;left:0pt;margin-top:38.15pt;height:224.4pt;width:241.75pt;mso-position-horizontal:left;mso-position-horizontal-relative:margin;mso-wrap-distance-bottom:0pt;mso-wrap-distance-top:0pt;z-index:-251648000;mso-width-relative:page;mso-height-relative:page;" coordorigin="1440,338" coordsize="5137,4888" o:gfxdata="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">
+                <o:lock v:ext="edit" aspectratio="f"/>
+                <v:shape id="docshape21" o:spid="_x0000_s1026" o:spt="100" style="position:absolute;left:1440;top:338;height:4888;width:5137;" fillcolor="#000000" filled="t" stroked="f" coordsize="5137,4888" o:gfxdata="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" path="m5137,0l5128,0,5128,10,5128,4878,10,4878,10,10,5128,10,5128,0,10,0,0,0,0,10,0,4878,0,4888,10,4888,5128,4888,5137,4888,5137,4878,5137,10,5137,0xe">
+                  <v:path o:connectlocs="5137,338;5128,338;5128,348;5128,5216;10,5216;10,348;5128,348;5128,338;10,338;0,338;0,348;0,5216;0,5226;10,5226;5128,5226;5137,5226;5137,5216;5137,348;5137,338" o:connectangles="0,0,0,0,0,0,0,0,0,0,0,0,0,0,0,0,0,0,0"/>
+                  <v:fill on="t" focussize="0,0"/>
+                  <v:stroke on="f"/>
+                  <v:imagedata o:title=""/>
+                  <o:lock v:ext="edit" aspectratio="f"/>
                 </v:shape>
-                <v:shape id="docshape22" o:spid="_x0000_s1028" type="#_x0000_t75" style="position:absolute;left:1553;top:423;width:4341;height:4299;visibility:visible;mso-wrap-style:square" o:gfxdata="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">
-                  <v:imagedata r:id="rId23" o:title=""/>
+                <v:shape id="docshape22" o:spid="_x0000_s1026" o:spt="75" type="#_x0000_t75" style="position:absolute;left:1553;top:423;height:4299;width:4341;" filled="f" o:preferrelative="t" stroked="f" coordsize="21600,21600" o:gfxdata="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">
+                  <v:fill on="f" focussize="0,0"/>
+                  <v:stroke on="f"/>
+                  <v:imagedata r:id="rId17" o:title=""/>
+                  <o:lock v:ext="edit" aspectratio="t"/>
                 </v:shape>
-                <w10:wrap type="topAndBottom" anchorx="margin"/>
+                <w10:wrap type="topAndBottom"/>
               </v:group>
             </w:pict>
           </mc:Fallback>
@@ -4964,7 +3737,7 @@
     </w:p>
     <w:p>
       <w:pPr>
-        <w:pStyle w:val="BodyText"/>
+        <w:pStyle w:val="6"/>
         <w:spacing w:before="10" w:line="276" w:lineRule="auto"/>
       </w:pPr>
     </w:p>
@@ -4989,7 +3762,7 @@
       </w:pPr>
       <w:r>
         <w:rPr>
-          <w:rFonts w:ascii="Times New Roman" w:eastAsia="Times New Roman" w:hAnsi="Times New Roman" w:cs="Times New Roman"/>
+          <w:rFonts w:ascii="Times New Roman" w:hAnsi="Times New Roman" w:eastAsia="Times New Roman" w:cs="Times New Roman"/>
           <w:sz w:val="24"/>
           <w:szCs w:val="24"/>
           <w:lang w:val="en-US"/>
@@ -5009,28 +3782,22 @@
       <w:r>
         <w:rPr>
           <w:rFonts w:ascii="Times New Roman" w:hAnsi="Times New Roman" w:cs="Times New Roman"/>
-          <w:noProof/>
-          <w:sz w:val="24"/>
-          <w:szCs w:val="24"/>
-        </w:rPr>
-        <w:lastRenderedPageBreak/>
+          <w:sz w:val="24"/>
+          <w:szCs w:val="24"/>
+        </w:rPr>
         <mc:AlternateContent>
           <mc:Choice Requires="wpg">
             <w:drawing>
-              <wp:inline distT="0" distB="0" distL="0" distR="0" wp14:anchorId="384136C7" wp14:editId="38DF494F">
-                <wp:extent cx="3156548" cy="3018048"/>
+              <wp:inline distT="0" distB="0" distL="0" distR="0">
+                <wp:extent cx="3155950" cy="3017520"/>
                 <wp:effectExtent l="0" t="0" r="6350" b="0"/>
                 <wp:docPr id="28" name="Group 28"/>
-                <wp:cNvGraphicFramePr>
-                  <a:graphicFrameLocks xmlns:a="http://schemas.openxmlformats.org/drawingml/2006/main"/>
-                </wp:cNvGraphicFramePr>
+                <wp:cNvGraphicFramePr/>
                 <a:graphic xmlns:a="http://schemas.openxmlformats.org/drawingml/2006/main">
                   <a:graphicData uri="http://schemas.microsoft.com/office/word/2010/wordprocessingGroup">
                     <wpg:wgp>
-                      <wpg:cNvGrpSpPr>
-                        <a:grpSpLocks/>
-                      </wpg:cNvGrpSpPr>
-                      <wpg:grpSpPr bwMode="auto">
+                      <wpg:cNvGrpSpPr/>
+                      <wpg:grpSpPr>
                         <a:xfrm>
                           <a:off x="0" y="0"/>
                           <a:ext cx="3156548" cy="3018048"/>
@@ -5040,9 +3807,7 @@
                       </wpg:grpSpPr>
                       <wps:wsp>
                         <wps:cNvPr id="29" name="docshape25"/>
-                        <wps:cNvSpPr>
-                          <a:spLocks/>
-                        </wps:cNvSpPr>
+                        <wps:cNvSpPr/>
                         <wps:spPr bwMode="auto">
                           <a:xfrm>
                             <a:off x="0" y="0"/>
@@ -5260,18 +4025,6 @@
                           <a:ln>
                             <a:noFill/>
                           </a:ln>
-                          <a:extLst>
-                            <a:ext uri="{91240B29-F687-4F45-9708-019B960494DF}">
-                              <a14:hiddenLine xmlns:a14="http://schemas.microsoft.com/office/drawing/2010/main" w="9525">
-                                <a:solidFill>
-                                  <a:srgbClr val="000000"/>
-                                </a:solidFill>
-                                <a:round/>
-                                <a:headEnd/>
-                                <a:tailEnd/>
-                              </a14:hiddenLine>
-                            </a:ext>
-                          </a:extLst>
                         </wps:spPr>
                         <wps:bodyPr rot="0" vert="horz" wrap="square" lIns="91440" tIns="45720" rIns="91440" bIns="45720" anchor="t" anchorCtr="0" upright="1">
                           <a:noAutofit/>
@@ -5285,7 +4038,7 @@
                           </pic:cNvPicPr>
                         </pic:nvPicPr>
                         <pic:blipFill>
-                          <a:blip r:embed="rId24">
+                          <a:blip r:embed="rId18">
                             <a:extLst>
                               <a:ext uri="{28A0092B-C50C-407E-A947-70E740481C1C}">
                                 <a14:useLocalDpi xmlns:a14="http://schemas.microsoft.com/office/drawing/2010/main" val="0"/>
@@ -5297,7 +4050,7 @@
                             <a:fillRect/>
                           </a:stretch>
                         </pic:blipFill>
-                        <pic:spPr bwMode="auto">
+                        <pic:spPr>
                           <a:xfrm>
                             <a:off x="302" y="227"/>
                             <a:ext cx="4825" cy="4526"/>
@@ -5309,25 +4062,6 @@
                           <a:ln>
                             <a:noFill/>
                           </a:ln>
-                          <a:extLst>
-                            <a:ext uri="{909E8E84-426E-40DD-AFC4-6F175D3DCCD1}">
-                              <a14:hiddenFill xmlns:a14="http://schemas.microsoft.com/office/drawing/2010/main">
-                                <a:solidFill>
-                                  <a:srgbClr val="FFFFFF"/>
-                                </a:solidFill>
-                              </a14:hiddenFill>
-                            </a:ext>
-                            <a:ext uri="{91240B29-F687-4F45-9708-019B960494DF}">
-                              <a14:hiddenLine xmlns:a14="http://schemas.microsoft.com/office/drawing/2010/main" w="9525">
-                                <a:solidFill>
-                                  <a:srgbClr val="000000"/>
-                                </a:solidFill>
-                                <a:miter lim="800000"/>
-                                <a:headEnd/>
-                                <a:tailEnd/>
-                              </a14:hiddenLine>
-                            </a:ext>
-                          </a:extLst>
                         </pic:spPr>
                       </pic:pic>
                     </wpg:wgp>
@@ -5338,13 +4072,22 @@
           </mc:Choice>
           <mc:Fallback>
             <w:pict>
-              <v:group w14:anchorId="08722372" id="Group 28" o:spid="_x0000_s1026" style="width:248.55pt;height:237.65pt;mso-position-horizontal-relative:char;mso-position-vertical-relative:line" coordsize="5507,5394" o:gfxdata="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">
-                <v:shape id="docshape25" o:spid="_x0000_s1027" style="position:absolute;width:5507;height:5394;visibility:visible;mso-wrap-style:square;v-text-anchor:top" coordsize="5507,5394" o:gfxdata="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" path="m5507,5384r-10,l10,5384r-10,l,5394r10,l5497,5394r10,l5507,5384xm5507,r-10,l10,,,,,10,,5384r10,l10,10r5487,l5497,5384r10,l5507,10r,-10xe" fillcolor="black" stroked="f">
-                  <v:path arrowok="t" o:connecttype="custom" o:connectlocs="5507,5384;5497,5384;5497,5384;10,5384;0,5384;0,5394;10,5394;5497,5394;5497,5394;5507,5394;5507,5384;5507,0;5497,0;5497,0;10,0;0,0;0,10;0,5384;10,5384;10,10;5497,10;5497,5384;5507,5384;5507,10;5507,0" o:connectangles="0,0,0,0,0,0,0,0,0,0,0,0,0,0,0,0,0,0,0,0,0,0,0,0,0"/>
+              <v:group id="_x0000_s1026" o:spid="_x0000_s1026" o:spt="203" style="height:237.6pt;width:248.5pt;" coordsize="5507,5394" o:gfxdata="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">
+                <o:lock v:ext="edit" aspectratio="f"/>
+                <v:shape id="docshape25" o:spid="_x0000_s1026" o:spt="100" style="position:absolute;left:0;top:0;height:5394;width:5507;" fillcolor="#000000" filled="t" stroked="f" coordsize="5507,5394" o:gfxdata="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" path="m5507,5384l5497,5384,10,5384,0,5384,0,5394,10,5394,5497,5394,5507,5394,5507,5384xm5507,0l5497,0,10,0,0,0,0,10,0,5384,10,5384,10,10,5497,10,5497,5384,5507,5384,5507,10,5507,0xe">
+                  <v:path o:connectlocs="5507,5384;5497,5384;5497,5384;10,5384;0,5384;0,5394;10,5394;5497,5394;5497,5394;5507,5394;5507,5384;5507,0;5497,0;5497,0;10,0;0,0;0,10;0,5384;10,5384;10,10;5497,10;5497,5384;5507,5384;5507,10;5507,0" o:connectangles="0,0,0,0,0,0,0,0,0,0,0,0,0,0,0,0,0,0,0,0,0,0,0,0,0"/>
+                  <v:fill on="t" focussize="0,0"/>
+                  <v:stroke on="f"/>
+                  <v:imagedata o:title=""/>
+                  <o:lock v:ext="edit" aspectratio="f"/>
                 </v:shape>
-                <v:shape id="docshape26" o:spid="_x0000_s1028" type="#_x0000_t75" style="position:absolute;left:302;top:227;width:4825;height:4526;visibility:visible;mso-wrap-style:square" o:gfxdata="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">
-                  <v:imagedata r:id="rId25" o:title=""/>
+                <v:shape id="docshape26" o:spid="_x0000_s1026" o:spt="75" type="#_x0000_t75" style="position:absolute;left:302;top:227;height:4526;width:4825;" filled="f" o:preferrelative="t" stroked="f" coordsize="21600,21600" o:gfxdata="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">
+                  <v:fill on="f" focussize="0,0"/>
+                  <v:stroke on="f"/>
+                  <v:imagedata r:id="rId18" o:title=""/>
+                  <o:lock v:ext="edit" aspectratio="t"/>
                 </v:shape>
+                <w10:wrap type="none"/>
                 <w10:anchorlock/>
               </v:group>
             </w:pict>
@@ -5546,14 +4289,13 @@
       <w:r>
         <w:rPr>
           <w:rFonts w:ascii="Times New Roman" w:hAnsi="Times New Roman" w:cs="Times New Roman"/>
-          <w:noProof/>
           <w:sz w:val="24"/>
           <w:szCs w:val="24"/>
         </w:rPr>
         <mc:AlternateContent>
           <mc:Choice Requires="wpg">
             <w:drawing>
-              <wp:anchor distT="0" distB="0" distL="0" distR="0" simplePos="0" relativeHeight="251668480" behindDoc="1" locked="0" layoutInCell="1" allowOverlap="1" wp14:anchorId="690C2D72" wp14:editId="13384EC6">
+              <wp:anchor distT="0" distB="0" distL="0" distR="0" simplePos="0" relativeHeight="251669504" behindDoc="1" locked="0" layoutInCell="1" allowOverlap="1">
                 <wp:simplePos x="0" y="0"/>
                 <wp:positionH relativeFrom="margin">
                   <wp:align>left</wp:align>
@@ -5565,16 +4307,12 @@
                 <wp:effectExtent l="0" t="0" r="8255" b="0"/>
                 <wp:wrapTopAndBottom/>
                 <wp:docPr id="31" name="Group 31"/>
-                <wp:cNvGraphicFramePr>
-                  <a:graphicFrameLocks xmlns:a="http://schemas.openxmlformats.org/drawingml/2006/main"/>
-                </wp:cNvGraphicFramePr>
+                <wp:cNvGraphicFramePr/>
                 <a:graphic xmlns:a="http://schemas.openxmlformats.org/drawingml/2006/main">
                   <a:graphicData uri="http://schemas.microsoft.com/office/word/2010/wordprocessingGroup">
                     <wpg:wgp>
-                      <wpg:cNvGrpSpPr>
-                        <a:grpSpLocks/>
-                      </wpg:cNvGrpSpPr>
-                      <wpg:grpSpPr bwMode="auto">
+                      <wpg:cNvGrpSpPr/>
+                      <wpg:grpSpPr>
                         <a:xfrm>
                           <a:off x="0" y="0"/>
                           <a:ext cx="3496945" cy="2509594"/>
@@ -5584,9 +4322,7 @@
                       </wpg:grpSpPr>
                       <wps:wsp>
                         <wps:cNvPr id="32" name="docshape28"/>
-                        <wps:cNvSpPr>
-                          <a:spLocks/>
-                        </wps:cNvSpPr>
+                        <wps:cNvSpPr/>
                         <wps:spPr bwMode="auto">
                           <a:xfrm>
                             <a:off x="1440" y="338"/>
@@ -5854,18 +4590,6 @@
                           <a:ln>
                             <a:noFill/>
                           </a:ln>
-                          <a:extLst>
-                            <a:ext uri="{91240B29-F687-4F45-9708-019B960494DF}">
-                              <a14:hiddenLine xmlns:a14="http://schemas.microsoft.com/office/drawing/2010/main" w="9525">
-                                <a:solidFill>
-                                  <a:srgbClr val="000000"/>
-                                </a:solidFill>
-                                <a:round/>
-                                <a:headEnd/>
-                                <a:tailEnd/>
-                              </a14:hiddenLine>
-                            </a:ext>
-                          </a:extLst>
                         </wps:spPr>
                         <wps:bodyPr rot="0" vert="horz" wrap="square" lIns="91440" tIns="45720" rIns="91440" bIns="45720" anchor="t" anchorCtr="0" upright="1">
                           <a:noAutofit/>
@@ -5879,7 +4603,7 @@
                           </pic:cNvPicPr>
                         </pic:nvPicPr>
                         <pic:blipFill>
-                          <a:blip r:embed="rId26">
+                          <a:blip r:embed="rId19">
                             <a:extLst>
                               <a:ext uri="{28A0092B-C50C-407E-A947-70E740481C1C}">
                                 <a14:useLocalDpi xmlns:a14="http://schemas.microsoft.com/office/drawing/2010/main" val="0"/>
@@ -5891,7 +4615,7 @@
                             <a:fillRect/>
                           </a:stretch>
                         </pic:blipFill>
-                        <pic:spPr bwMode="auto">
+                        <pic:spPr>
                           <a:xfrm>
                             <a:off x="1553" y="348"/>
                             <a:ext cx="4298" cy="4609"/>
@@ -5903,49 +4627,32 @@
                           <a:ln>
                             <a:noFill/>
                           </a:ln>
-                          <a:extLst>
-                            <a:ext uri="{909E8E84-426E-40DD-AFC4-6F175D3DCCD1}">
-                              <a14:hiddenFill xmlns:a14="http://schemas.microsoft.com/office/drawing/2010/main">
-                                <a:solidFill>
-                                  <a:srgbClr val="FFFFFF"/>
-                                </a:solidFill>
-                              </a14:hiddenFill>
-                            </a:ext>
-                            <a:ext uri="{91240B29-F687-4F45-9708-019B960494DF}">
-                              <a14:hiddenLine xmlns:a14="http://schemas.microsoft.com/office/drawing/2010/main" w="9525">
-                                <a:solidFill>
-                                  <a:srgbClr val="000000"/>
-                                </a:solidFill>
-                                <a:miter lim="800000"/>
-                                <a:headEnd/>
-                                <a:tailEnd/>
-                              </a14:hiddenLine>
-                            </a:ext>
-                          </a:extLst>
                         </pic:spPr>
                       </pic:pic>
                     </wpg:wgp>
                   </a:graphicData>
                 </a:graphic>
-                <wp14:sizeRelH relativeFrom="page">
-                  <wp14:pctWidth>0</wp14:pctWidth>
-                </wp14:sizeRelH>
-                <wp14:sizeRelV relativeFrom="page">
-                  <wp14:pctHeight>0</wp14:pctHeight>
-                </wp14:sizeRelV>
               </wp:anchor>
             </w:drawing>
           </mc:Choice>
           <mc:Fallback>
             <w:pict>
-              <v:group w14:anchorId="0A9D4CBD" id="Group 31" o:spid="_x0000_s1026" style="position:absolute;margin-left:0;margin-top:69.85pt;width:275.35pt;height:197.6pt;z-index:-251648000;mso-wrap-distance-left:0;mso-wrap-distance-right:0;mso-position-horizontal:left;mso-position-horizontal-relative:margin" coordorigin="1440,338" coordsize="5507,5085" o:gfxdata="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">
-                <v:shape id="docshape28" o:spid="_x0000_s1027" style="position:absolute;left:1440;top:338;width:5507;height:5085;visibility:visible;mso-wrap-style:square;v-text-anchor:top" coordsize="5507,5085" o:gfxdata="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" path="m5507,5075r-10,l10,5075r-10,l,5085r10,l5497,5085r10,l5507,5075xm5507,r-10,l10,,,,,10,,5075r10,l10,10r5487,l5497,5075r10,l5507,10r,-10xe" fillcolor="black" stroked="f">
-                  <v:path arrowok="t" o:connecttype="custom" o:connectlocs="5507,5413;5497,5413;5497,5413;10,5413;0,5413;0,5423;10,5423;5497,5423;5497,5423;5507,5423;5507,5413;5507,338;5497,338;5497,338;10,338;0,338;0,348;0,5413;10,5413;10,348;5497,348;5497,5413;5507,5413;5507,348;5507,338" o:connectangles="0,0,0,0,0,0,0,0,0,0,0,0,0,0,0,0,0,0,0,0,0,0,0,0,0"/>
+              <v:group id="_x0000_s1026" o:spid="_x0000_s1026" o:spt="203" style="position:absolute;left:0pt;margin-top:69.85pt;height:197.6pt;width:275.35pt;mso-position-horizontal:left;mso-position-horizontal-relative:margin;mso-wrap-distance-bottom:0pt;mso-wrap-distance-top:0pt;z-index:-251646976;mso-width-relative:page;mso-height-relative:page;" coordorigin="1440,338" coordsize="5507,5085" o:gfxdata="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">
+                <o:lock v:ext="edit" aspectratio="f"/>
+                <v:shape id="docshape28" o:spid="_x0000_s1026" o:spt="100" style="position:absolute;left:1440;top:338;height:5085;width:5507;" fillcolor="#000000" filled="t" stroked="f" coordsize="5507,5085" o:gfxdata="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" path="m5507,5075l5497,5075,10,5075,0,5075,0,5085,10,5085,5497,5085,5507,5085,5507,5075xm5507,0l5497,0,10,0,0,0,0,10,0,5075,10,5075,10,10,5497,10,5497,5075,5507,5075,5507,10,5507,0xe">
+                  <v:path o:connectlocs="5507,5413;5497,5413;5497,5413;10,5413;0,5413;0,5423;10,5423;5497,5423;5497,5423;5507,5423;5507,5413;5507,338;5497,338;5497,338;10,338;0,338;0,348;0,5413;10,5413;10,348;5497,348;5497,5413;5507,5413;5507,348;5507,338" o:connectangles="0,0,0,0,0,0,0,0,0,0,0,0,0,0,0,0,0,0,0,0,0,0,0,0,0"/>
+                  <v:fill on="t" focussize="0,0"/>
+                  <v:stroke on="f"/>
+                  <v:imagedata o:title=""/>
+                  <o:lock v:ext="edit" aspectratio="f"/>
                 </v:shape>
-                <v:shape id="docshape29" o:spid="_x0000_s1028" type="#_x0000_t75" style="position:absolute;left:1553;top:348;width:4298;height:4609;visibility:visible;mso-wrap-style:square" o:gfxdata="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">
-                  <v:imagedata r:id="rId27" o:title=""/>
+                <v:shape id="docshape29" o:spid="_x0000_s1026" o:spt="75" type="#_x0000_t75" style="position:absolute;left:1553;top:348;height:4609;width:4298;" filled="f" o:preferrelative="t" stroked="f" coordsize="21600,21600" o:gfxdata="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">
+                  <v:fill on="f" focussize="0,0"/>
+                  <v:stroke on="f"/>
+                  <v:imagedata r:id="rId19" o:title=""/>
+                  <o:lock v:ext="edit" aspectratio="t"/>
                 </v:shape>
-                <w10:wrap type="topAndBottom" anchorx="margin"/>
+                <w10:wrap type="topAndBottom"/>
               </v:group>
             </w:pict>
           </mc:Fallback>
@@ -6009,31 +4716,26 @@
           <w:szCs w:val="24"/>
         </w:rPr>
       </w:pPr>
-      <w:r>
-        <w:rPr>
-          <w:rFonts w:ascii="Times New Roman" w:hAnsi="Times New Roman" w:cs="Times New Roman"/>
-          <w:noProof/>
-          <w:sz w:val="24"/>
-          <w:szCs w:val="24"/>
-        </w:rPr>
-        <w:lastRenderedPageBreak/>
+      <w:bookmarkStart w:id="2" w:name="_GoBack"/>
+      <w:r>
+        <w:rPr>
+          <w:rFonts w:ascii="Times New Roman" w:hAnsi="Times New Roman" w:cs="Times New Roman"/>
+          <w:sz w:val="24"/>
+          <w:szCs w:val="24"/>
+        </w:rPr>
         <mc:AlternateContent>
           <mc:Choice Requires="wpg">
             <w:drawing>
-              <wp:inline distT="0" distB="0" distL="0" distR="0" wp14:anchorId="7232CC08" wp14:editId="21CA4166">
+              <wp:inline distT="0" distB="0" distL="0" distR="0">
                 <wp:extent cx="3432810" cy="3143250"/>
                 <wp:effectExtent l="0" t="0" r="0" b="0"/>
                 <wp:docPr id="37" name="Group 37"/>
-                <wp:cNvGraphicFramePr>
-                  <a:graphicFrameLocks xmlns:a="http://schemas.openxmlformats.org/drawingml/2006/main"/>
-                </wp:cNvGraphicFramePr>
+                <wp:cNvGraphicFramePr/>
                 <a:graphic xmlns:a="http://schemas.openxmlformats.org/drawingml/2006/main">
                   <a:graphicData uri="http://schemas.microsoft.com/office/word/2010/wordprocessingGroup">
                     <wpg:wgp>
-                      <wpg:cNvGrpSpPr>
-                        <a:grpSpLocks/>
-                      </wpg:cNvGrpSpPr>
-                      <wpg:grpSpPr bwMode="auto">
+                      <wpg:cNvGrpSpPr/>
+                      <wpg:grpSpPr>
                         <a:xfrm>
                           <a:off x="0" y="0"/>
                           <a:ext cx="3432810" cy="3143250"/>
@@ -6043,9 +4745,7 @@
                       </wpg:grpSpPr>
                       <wps:wsp>
                         <wps:cNvPr id="38" name="docshape31"/>
-                        <wps:cNvSpPr>
-                          <a:spLocks/>
-                        </wps:cNvSpPr>
+                        <wps:cNvSpPr/>
                         <wps:spPr bwMode="auto">
                           <a:xfrm>
                             <a:off x="0" y="0"/>
@@ -6223,18 +4923,6 @@
                           <a:ln>
                             <a:noFill/>
                           </a:ln>
-                          <a:extLst>
-                            <a:ext uri="{91240B29-F687-4F45-9708-019B960494DF}">
-                              <a14:hiddenLine xmlns:a14="http://schemas.microsoft.com/office/drawing/2010/main" w="9525">
-                                <a:solidFill>
-                                  <a:srgbClr val="000000"/>
-                                </a:solidFill>
-                                <a:round/>
-                                <a:headEnd/>
-                                <a:tailEnd/>
-                              </a14:hiddenLine>
-                            </a:ext>
-                          </a:extLst>
                         </wps:spPr>
                         <wps:bodyPr rot="0" vert="horz" wrap="square" lIns="91440" tIns="45720" rIns="91440" bIns="45720" anchor="t" anchorCtr="0" upright="1">
                           <a:noAutofit/>
@@ -6248,7 +4936,7 @@
                           </pic:cNvPicPr>
                         </pic:nvPicPr>
                         <pic:blipFill>
-                          <a:blip r:embed="rId28">
+                          <a:blip r:embed="rId20">
                             <a:extLst>
                               <a:ext uri="{28A0092B-C50C-407E-A947-70E740481C1C}">
                                 <a14:useLocalDpi xmlns:a14="http://schemas.microsoft.com/office/drawing/2010/main" val="0"/>
@@ -6260,7 +4948,7 @@
                             <a:fillRect/>
                           </a:stretch>
                         </pic:blipFill>
-                        <pic:spPr bwMode="auto">
+                        <pic:spPr>
                           <a:xfrm>
                             <a:off x="284" y="10"/>
                             <a:ext cx="4293" cy="4460"/>
@@ -6272,25 +4960,6 @@
                           <a:ln>
                             <a:noFill/>
                           </a:ln>
-                          <a:extLst>
-                            <a:ext uri="{909E8E84-426E-40DD-AFC4-6F175D3DCCD1}">
-                              <a14:hiddenFill xmlns:a14="http://schemas.microsoft.com/office/drawing/2010/main">
-                                <a:solidFill>
-                                  <a:srgbClr val="FFFFFF"/>
-                                </a:solidFill>
-                              </a14:hiddenFill>
-                            </a:ext>
-                            <a:ext uri="{91240B29-F687-4F45-9708-019B960494DF}">
-                              <a14:hiddenLine xmlns:a14="http://schemas.microsoft.com/office/drawing/2010/main" w="9525">
-                                <a:solidFill>
-                                  <a:srgbClr val="000000"/>
-                                </a:solidFill>
-                                <a:miter lim="800000"/>
-                                <a:headEnd/>
-                                <a:tailEnd/>
-                              </a14:hiddenLine>
-                            </a:ext>
-                          </a:extLst>
                         </pic:spPr>
                       </pic:pic>
                     </wpg:wgp>
@@ -6301,19 +4970,29 @@
           </mc:Choice>
           <mc:Fallback>
             <w:pict>
-              <v:group w14:anchorId="2ED5C20D" id="Group 37" o:spid="_x0000_s1026" style="width:270.3pt;height:247.5pt;mso-position-horizontal-relative:char;mso-position-vertical-relative:line" coordsize="5406,4950" o:gfxdata="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">
-                <v:shape id="docshape31" o:spid="_x0000_s1027" style="position:absolute;width:5406;height:4950;visibility:visible;mso-wrap-style:square;v-text-anchor:top" coordsize="5406,4950" o:gfxdata="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" path="m5406,r-10,l5396,10r,4930l10,4940,10,10r5386,l5396,,10,,,,,10,,4940r,10l10,4950r5386,l5406,4950r,-10l5406,10r,-10xe" fillcolor="black" stroked="f">
-                  <v:path arrowok="t" o:connecttype="custom" o:connectlocs="5406,0;5396,0;5396,10;5396,4940;10,4940;10,10;5396,10;5396,0;10,0;0,0;0,10;0,4940;0,4950;10,4950;5396,4950;5406,4950;5406,4940;5406,10;5406,0" o:connectangles="0,0,0,0,0,0,0,0,0,0,0,0,0,0,0,0,0,0,0"/>
+              <v:group id="_x0000_s1026" o:spid="_x0000_s1026" o:spt="203" style="height:247.5pt;width:270.3pt;" coordsize="5406,4950" o:gfxdata="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">
+                <o:lock v:ext="edit" aspectratio="f"/>
+                <v:shape id="docshape31" o:spid="_x0000_s1026" o:spt="100" style="position:absolute;left:0;top:0;height:4950;width:5406;" fillcolor="#000000" filled="t" stroked="f" coordsize="5406,4950" o:gfxdata="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" path="m5406,0l5396,0,5396,10,5396,4940,10,4940,10,10,5396,10,5396,0,10,0,0,0,0,10,0,4940,0,4950,10,4950,5396,4950,5406,4950,5406,4940,5406,10,5406,0xe">
+                  <v:path o:connectlocs="5406,0;5396,0;5396,10;5396,4940;10,4940;10,10;5396,10;5396,0;10,0;0,0;0,10;0,4940;0,4950;10,4950;5396,4950;5406,4950;5406,4940;5406,10;5406,0" o:connectangles="0,0,0,0,0,0,0,0,0,0,0,0,0,0,0,0,0,0,0"/>
+                  <v:fill on="t" focussize="0,0"/>
+                  <v:stroke on="f"/>
+                  <v:imagedata o:title=""/>
+                  <o:lock v:ext="edit" aspectratio="f"/>
                 </v:shape>
-                <v:shape id="docshape32" o:spid="_x0000_s1028" type="#_x0000_t75" style="position:absolute;left:284;top:10;width:4293;height:4460;visibility:visible;mso-wrap-style:square" o:gfxdata="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">
-                  <v:imagedata r:id="rId29" o:title=""/>
+                <v:shape id="docshape32" o:spid="_x0000_s1026" o:spt="75" type="#_x0000_t75" style="position:absolute;left:284;top:10;height:4460;width:4293;" filled="f" o:preferrelative="t" stroked="f" coordsize="21600,21600" o:gfxdata="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">
+                  <v:fill on="f" focussize="0,0"/>
+                  <v:stroke on="f"/>
+                  <v:imagedata r:id="rId20" o:title=""/>
+                  <o:lock v:ext="edit" aspectratio="t"/>
                 </v:shape>
+                <w10:wrap type="none"/>
                 <w10:anchorlock/>
               </v:group>
             </w:pict>
           </mc:Fallback>
         </mc:AlternateContent>
       </w:r>
+      <w:bookmarkEnd w:id="2"/>
     </w:p>
     <w:p>
       <w:pPr>
@@ -6362,38 +5041,71 @@
           <w:szCs w:val="24"/>
         </w:rPr>
       </w:pPr>
-      <w:r>
-        <w:rPr>
-          <w:rFonts w:ascii="Times New Roman" w:hAnsi="Times New Roman" w:cs="Times New Roman"/>
-          <w:noProof/>
+    </w:p>
+    <w:p>
+      <w:pPr>
+        <w:spacing w:line="276" w:lineRule="auto"/>
+        <w:rPr>
+          <w:rFonts w:ascii="Times New Roman" w:hAnsi="Times New Roman" w:cs="Times New Roman"/>
+          <w:sz w:val="24"/>
+          <w:szCs w:val="24"/>
+        </w:rPr>
+      </w:pPr>
+    </w:p>
+    <w:p>
+      <w:pPr>
+        <w:spacing w:line="276" w:lineRule="auto"/>
+        <w:rPr>
+          <w:rFonts w:ascii="Times New Roman" w:hAnsi="Times New Roman" w:cs="Times New Roman"/>
+          <w:sz w:val="24"/>
+          <w:szCs w:val="24"/>
+        </w:rPr>
+      </w:pPr>
+      <w:r>
+        <w:rPr>
+          <w:rFonts w:ascii="Times New Roman" w:hAnsi="Times New Roman" w:cs="Times New Roman"/>
+          <w:sz w:val="24"/>
+          <w:szCs w:val="24"/>
+        </w:rPr>
+        <w:t>Molecular Docking Interaction of ZINC02114643</w:t>
+      </w:r>
+    </w:p>
+    <w:p>
+      <w:pPr>
+        <w:spacing w:line="276" w:lineRule="auto"/>
+        <w:rPr>
+          <w:rFonts w:ascii="Times New Roman" w:hAnsi="Times New Roman" w:cs="Times New Roman"/>
+          <w:sz w:val="24"/>
+          <w:szCs w:val="24"/>
+        </w:rPr>
+      </w:pPr>
+      <w:r>
+        <w:rPr>
+          <w:rFonts w:ascii="Times New Roman" w:hAnsi="Times New Roman" w:cs="Times New Roman"/>
           <w:sz w:val="24"/>
           <w:szCs w:val="24"/>
         </w:rPr>
         <mc:AlternateContent>
           <mc:Choice Requires="wpg">
             <w:drawing>
-              <wp:anchor distT="0" distB="0" distL="0" distR="0" simplePos="0" relativeHeight="251670528" behindDoc="1" locked="0" layoutInCell="1" allowOverlap="1" wp14:anchorId="673BAE82" wp14:editId="77A2A3DD">
+              <wp:anchor distT="0" distB="0" distL="0" distR="0" simplePos="0" relativeHeight="251671552" behindDoc="1" locked="0" layoutInCell="1" allowOverlap="1">
                 <wp:simplePos x="0" y="0"/>
                 <wp:positionH relativeFrom="page">
-                  <wp:posOffset>914400</wp:posOffset>
+                  <wp:posOffset>868680</wp:posOffset>
                 </wp:positionH>
                 <wp:positionV relativeFrom="paragraph">
-                  <wp:posOffset>4819650</wp:posOffset>
+                  <wp:posOffset>368300</wp:posOffset>
                 </wp:positionV>
                 <wp:extent cx="3516630" cy="3466465"/>
                 <wp:effectExtent l="0" t="0" r="0" b="0"/>
                 <wp:wrapTopAndBottom/>
                 <wp:docPr id="40" name="Group 40"/>
-                <wp:cNvGraphicFramePr>
-                  <a:graphicFrameLocks xmlns:a="http://schemas.openxmlformats.org/drawingml/2006/main"/>
-                </wp:cNvGraphicFramePr>
+                <wp:cNvGraphicFramePr/>
                 <a:graphic xmlns:a="http://schemas.openxmlformats.org/drawingml/2006/main">
                   <a:graphicData uri="http://schemas.microsoft.com/office/word/2010/wordprocessingGroup">
                     <wpg:wgp>
-                      <wpg:cNvGrpSpPr>
-                        <a:grpSpLocks/>
-                      </wpg:cNvGrpSpPr>
-                      <wpg:grpSpPr bwMode="auto">
+                      <wpg:cNvGrpSpPr/>
+                      <wpg:grpSpPr>
                         <a:xfrm>
                           <a:off x="0" y="0"/>
                           <a:ext cx="3516630" cy="3466465"/>
@@ -6403,9 +5115,7 @@
                       </wpg:grpSpPr>
                       <wps:wsp>
                         <wps:cNvPr id="41" name="docshape34"/>
-                        <wps:cNvSpPr>
-                          <a:spLocks/>
-                        </wps:cNvSpPr>
+                        <wps:cNvSpPr/>
                         <wps:spPr bwMode="auto">
                           <a:xfrm>
                             <a:off x="1440" y="339"/>
@@ -6621,18 +5331,6 @@
                           <a:ln>
                             <a:noFill/>
                           </a:ln>
-                          <a:extLst>
-                            <a:ext uri="{91240B29-F687-4F45-9708-019B960494DF}">
-                              <a14:hiddenLine xmlns:a14="http://schemas.microsoft.com/office/drawing/2010/main" w="9525">
-                                <a:solidFill>
-                                  <a:srgbClr val="000000"/>
-                                </a:solidFill>
-                                <a:round/>
-                                <a:headEnd/>
-                                <a:tailEnd/>
-                              </a14:hiddenLine>
-                            </a:ext>
-                          </a:extLst>
                         </wps:spPr>
                         <wps:bodyPr rot="0" vert="horz" wrap="square" lIns="91440" tIns="45720" rIns="91440" bIns="45720" anchor="t" anchorCtr="0" upright="1">
                           <a:noAutofit/>
@@ -6646,7 +5344,7 @@
                           </pic:cNvPicPr>
                         </pic:nvPicPr>
                         <pic:blipFill>
-                          <a:blip r:embed="rId30">
+                          <a:blip r:embed="rId21">
                             <a:extLst>
                               <a:ext uri="{28A0092B-C50C-407E-A947-70E740481C1C}">
                                 <a14:useLocalDpi xmlns:a14="http://schemas.microsoft.com/office/drawing/2010/main" val="0"/>
@@ -6658,7 +5356,7 @@
                             <a:fillRect/>
                           </a:stretch>
                         </pic:blipFill>
-                        <pic:spPr bwMode="auto">
+                        <pic:spPr>
                           <a:xfrm>
                             <a:off x="1553" y="349"/>
                             <a:ext cx="5062" cy="5028"/>
@@ -6670,49 +5368,32 @@
                           <a:ln>
                             <a:noFill/>
                           </a:ln>
-                          <a:extLst>
-                            <a:ext uri="{909E8E84-426E-40DD-AFC4-6F175D3DCCD1}">
-                              <a14:hiddenFill xmlns:a14="http://schemas.microsoft.com/office/drawing/2010/main">
-                                <a:solidFill>
-                                  <a:srgbClr val="FFFFFF"/>
-                                </a:solidFill>
-                              </a14:hiddenFill>
-                            </a:ext>
-                            <a:ext uri="{91240B29-F687-4F45-9708-019B960494DF}">
-                              <a14:hiddenLine xmlns:a14="http://schemas.microsoft.com/office/drawing/2010/main" w="9525">
-                                <a:solidFill>
-                                  <a:srgbClr val="000000"/>
-                                </a:solidFill>
-                                <a:miter lim="800000"/>
-                                <a:headEnd/>
-                                <a:tailEnd/>
-                              </a14:hiddenLine>
-                            </a:ext>
-                          </a:extLst>
                         </pic:spPr>
                       </pic:pic>
                     </wpg:wgp>
                   </a:graphicData>
                 </a:graphic>
-                <wp14:sizeRelH relativeFrom="page">
-                  <wp14:pctWidth>0</wp14:pctWidth>
-                </wp14:sizeRelH>
-                <wp14:sizeRelV relativeFrom="page">
-                  <wp14:pctHeight>0</wp14:pctHeight>
-                </wp14:sizeRelV>
               </wp:anchor>
             </w:drawing>
           </mc:Choice>
           <mc:Fallback>
             <w:pict>
-              <v:group w14:anchorId="7BB6247C" id="Group 40" o:spid="_x0000_s1026" style="position:absolute;margin-left:1in;margin-top:379.5pt;width:276.9pt;height:272.95pt;z-index:-251645952;mso-wrap-distance-left:0;mso-wrap-distance-right:0;mso-position-horizontal-relative:page" coordorigin="1440,339" coordsize="5538,5459" o:gfxdata="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">
-                <v:shape id="docshape34" o:spid="_x0000_s1027" style="position:absolute;left:1440;top:339;width:5538;height:5459;visibility:visible;mso-wrap-style:square;v-text-anchor:top" coordsize="5538,5459" o:gfxdata="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" path="m5538,r-9,l5529,10r,5439l10,5449,10,10r5519,l5529,,10,,,,,10,,5449r,10l10,5459r5519,l5538,5459r,-10l5538,10r,-10xe" fillcolor="black" stroked="f">
-                  <v:path arrowok="t" o:connecttype="custom" o:connectlocs="5538,339;5529,339;5529,349;5529,5788;10,5788;10,349;5529,349;5529,339;10,339;0,339;0,349;0,5788;0,5798;10,5798;5529,5798;5538,5798;5538,5788;5538,349;5538,339" o:connectangles="0,0,0,0,0,0,0,0,0,0,0,0,0,0,0,0,0,0,0"/>
+              <v:group id="_x0000_s1026" o:spid="_x0000_s1026" o:spt="203" style="position:absolute;left:0pt;margin-left:68.4pt;margin-top:29pt;height:272.95pt;width:276.9pt;mso-position-horizontal-relative:page;mso-wrap-distance-bottom:0pt;mso-wrap-distance-top:0pt;z-index:-251644928;mso-width-relative:page;mso-height-relative:page;" coordorigin="1440,339" coordsize="5538,5459" o:gfxdata="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">
+                <o:lock v:ext="edit" aspectratio="f"/>
+                <v:shape id="docshape34" o:spid="_x0000_s1026" o:spt="100" style="position:absolute;left:1440;top:339;height:5459;width:5538;" fillcolor="#000000" filled="t" stroked="f" coordsize="5538,5459" o:gfxdata="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" path="m5538,0l5529,0,5529,10,5529,5449,10,5449,10,10,5529,10,5529,0,10,0,0,0,0,10,0,5449,0,5459,10,5459,5529,5459,5538,5459,5538,5449,5538,10,5538,0xe">
+                  <v:path o:connectlocs="5538,339;5529,339;5529,349;5529,5788;10,5788;10,349;5529,349;5529,339;10,339;0,339;0,349;0,5788;0,5798;10,5798;5529,5798;5538,5798;5538,5788;5538,349;5538,339" o:connectangles="0,0,0,0,0,0,0,0,0,0,0,0,0,0,0,0,0,0,0"/>
+                  <v:fill on="t" focussize="0,0"/>
+                  <v:stroke on="f"/>
+                  <v:imagedata o:title=""/>
+                  <o:lock v:ext="edit" aspectratio="f"/>
                 </v:shape>
-                <v:shape id="docshape35" o:spid="_x0000_s1028" type="#_x0000_t75" style="position:absolute;left:1553;top:349;width:5062;height:5028;visibility:visible;mso-wrap-style:square" o:gfxdata="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">
-                  <v:imagedata r:id="rId31" o:title=""/>
+                <v:shape id="docshape35" o:spid="_x0000_s1026" o:spt="75" type="#_x0000_t75" style="position:absolute;left:1553;top:349;height:5028;width:5062;" filled="f" o:preferrelative="t" stroked="f" coordsize="21600,21600" o:gfxdata="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">
+                  <v:fill on="f" focussize="0,0"/>
+                  <v:stroke on="f"/>
+                  <v:imagedata r:id="rId21" o:title=""/>
+                  <o:lock v:ext="edit" aspectratio="t"/>
                 </v:shape>
-                <w10:wrap type="topAndBottom" anchorx="page"/>
+                <w10:wrap type="topAndBottom"/>
               </v:group>
             </w:pict>
           </mc:Fallback>
@@ -6728,69 +5409,25 @@
           <w:szCs w:val="24"/>
         </w:rPr>
       </w:pPr>
-    </w:p>
-    <w:p>
-      <w:pPr>
-        <w:spacing w:line="276" w:lineRule="auto"/>
-        <w:rPr>
-          <w:rFonts w:ascii="Times New Roman" w:hAnsi="Times New Roman" w:cs="Times New Roman"/>
-          <w:sz w:val="24"/>
-          <w:szCs w:val="24"/>
-        </w:rPr>
-      </w:pPr>
-      <w:r>
-        <w:rPr>
-          <w:rFonts w:ascii="Times New Roman" w:hAnsi="Times New Roman" w:cs="Times New Roman"/>
-          <w:sz w:val="24"/>
-          <w:szCs w:val="24"/>
-        </w:rPr>
-        <w:t>Molecular Docking Interaction of ZINC02114643</w:t>
-      </w:r>
-    </w:p>
-    <w:p>
-      <w:pPr>
-        <w:spacing w:line="276" w:lineRule="auto"/>
-        <w:rPr>
-          <w:rFonts w:ascii="Times New Roman" w:hAnsi="Times New Roman" w:cs="Times New Roman"/>
-          <w:sz w:val="24"/>
-          <w:szCs w:val="24"/>
-        </w:rPr>
-      </w:pPr>
-    </w:p>
-    <w:p>
-      <w:pPr>
-        <w:spacing w:line="276" w:lineRule="auto"/>
-        <w:rPr>
-          <w:rFonts w:ascii="Times New Roman" w:hAnsi="Times New Roman" w:cs="Times New Roman"/>
-          <w:sz w:val="24"/>
-          <w:szCs w:val="24"/>
-        </w:rPr>
-      </w:pPr>
-      <w:r>
-        <w:rPr>
-          <w:rFonts w:ascii="Times New Roman" w:hAnsi="Times New Roman" w:cs="Times New Roman"/>
-          <w:noProof/>
-          <w:sz w:val="24"/>
-          <w:szCs w:val="24"/>
-        </w:rPr>
-        <w:lastRenderedPageBreak/>
+      <w:r>
+        <w:rPr>
+          <w:rFonts w:ascii="Times New Roman" w:hAnsi="Times New Roman" w:cs="Times New Roman"/>
+          <w:sz w:val="24"/>
+          <w:szCs w:val="24"/>
+        </w:rPr>
         <mc:AlternateContent>
           <mc:Choice Requires="wpg">
             <w:drawing>
-              <wp:inline distT="0" distB="0" distL="0" distR="0" wp14:anchorId="3575520B" wp14:editId="70D9341A">
+              <wp:inline distT="0" distB="0" distL="0" distR="0">
                 <wp:extent cx="3432810" cy="3143250"/>
                 <wp:effectExtent l="0" t="0" r="0" b="0"/>
                 <wp:docPr id="4" name="Group 4"/>
-                <wp:cNvGraphicFramePr>
-                  <a:graphicFrameLocks xmlns:a="http://schemas.openxmlformats.org/drawingml/2006/main"/>
-                </wp:cNvGraphicFramePr>
+                <wp:cNvGraphicFramePr/>
                 <a:graphic xmlns:a="http://schemas.openxmlformats.org/drawingml/2006/main">
                   <a:graphicData uri="http://schemas.microsoft.com/office/word/2010/wordprocessingGroup">
                     <wpg:wgp>
-                      <wpg:cNvGrpSpPr>
-                        <a:grpSpLocks/>
-                      </wpg:cNvGrpSpPr>
-                      <wpg:grpSpPr bwMode="auto">
+                      <wpg:cNvGrpSpPr/>
+                      <wpg:grpSpPr>
                         <a:xfrm>
                           <a:off x="0" y="0"/>
                           <a:ext cx="3432810" cy="3143250"/>
@@ -6800,9 +5437,7 @@
                       </wpg:grpSpPr>
                       <wps:wsp>
                         <wps:cNvPr id="5" name="docshape31"/>
-                        <wps:cNvSpPr>
-                          <a:spLocks/>
-                        </wps:cNvSpPr>
+                        <wps:cNvSpPr/>
                         <wps:spPr bwMode="auto">
                           <a:xfrm>
                             <a:off x="0" y="0"/>
@@ -6980,18 +5615,6 @@
                           <a:ln>
                             <a:noFill/>
                           </a:ln>
-                          <a:extLst>
-                            <a:ext uri="{91240B29-F687-4F45-9708-019B960494DF}">
-                              <a14:hiddenLine xmlns:a14="http://schemas.microsoft.com/office/drawing/2010/main" w="9525">
-                                <a:solidFill>
-                                  <a:srgbClr val="000000"/>
-                                </a:solidFill>
-                                <a:round/>
-                                <a:headEnd/>
-                                <a:tailEnd/>
-                              </a14:hiddenLine>
-                            </a:ext>
-                          </a:extLst>
                         </wps:spPr>
                         <wps:bodyPr rot="0" vert="horz" wrap="square" lIns="91440" tIns="45720" rIns="91440" bIns="45720" anchor="t" anchorCtr="0" upright="1">
                           <a:noAutofit/>
@@ -7005,7 +5628,7 @@
                           </pic:cNvPicPr>
                         </pic:nvPicPr>
                         <pic:blipFill>
-                          <a:blip r:embed="rId28">
+                          <a:blip r:embed="rId20">
                             <a:extLst>
                               <a:ext uri="{28A0092B-C50C-407E-A947-70E740481C1C}">
                                 <a14:useLocalDpi xmlns:a14="http://schemas.microsoft.com/office/drawing/2010/main" val="0"/>
@@ -7017,7 +5640,7 @@
                             <a:fillRect/>
                           </a:stretch>
                         </pic:blipFill>
-                        <pic:spPr bwMode="auto">
+                        <pic:spPr>
                           <a:xfrm>
                             <a:off x="284" y="10"/>
                             <a:ext cx="4293" cy="4460"/>
@@ -7029,25 +5652,6 @@
                           <a:ln>
                             <a:noFill/>
                           </a:ln>
-                          <a:extLst>
-                            <a:ext uri="{909E8E84-426E-40DD-AFC4-6F175D3DCCD1}">
-                              <a14:hiddenFill xmlns:a14="http://schemas.microsoft.com/office/drawing/2010/main">
-                                <a:solidFill>
-                                  <a:srgbClr val="FFFFFF"/>
-                                </a:solidFill>
-                              </a14:hiddenFill>
-                            </a:ext>
-                            <a:ext uri="{91240B29-F687-4F45-9708-019B960494DF}">
-                              <a14:hiddenLine xmlns:a14="http://schemas.microsoft.com/office/drawing/2010/main" w="9525">
-                                <a:solidFill>
-                                  <a:srgbClr val="000000"/>
-                                </a:solidFill>
-                                <a:miter lim="800000"/>
-                                <a:headEnd/>
-                                <a:tailEnd/>
-                              </a14:hiddenLine>
-                            </a:ext>
-                          </a:extLst>
                         </pic:spPr>
                       </pic:pic>
                     </wpg:wgp>
@@ -7058,13 +5662,22 @@
           </mc:Choice>
           <mc:Fallback>
             <w:pict>
-              <v:group w14:anchorId="007F3491" id="Group 4" o:spid="_x0000_s1026" style="width:270.3pt;height:247.5pt;mso-position-horizontal-relative:char;mso-position-vertical-relative:line" coordsize="5406,4950" o:gfxdata="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">
-                <v:shape id="docshape31" o:spid="_x0000_s1027" style="position:absolute;width:5406;height:4950;visibility:visible;mso-wrap-style:square;v-text-anchor:top" coordsize="5406,4950" o:gfxdata="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" path="m5406,r-10,l5396,10r,4930l10,4940,10,10r5386,l5396,,10,,,,,10,,4940r,10l10,4950r5386,l5406,4950r,-10l5406,10r,-10xe" fillcolor="black" stroked="f">
-                  <v:path arrowok="t" o:connecttype="custom" o:connectlocs="5406,0;5396,0;5396,10;5396,4940;10,4940;10,10;5396,10;5396,0;10,0;0,0;0,10;0,4940;0,4950;10,4950;5396,4950;5406,4950;5406,4940;5406,10;5406,0" o:connectangles="0,0,0,0,0,0,0,0,0,0,0,0,0,0,0,0,0,0,0"/>
+              <v:group id="_x0000_s1026" o:spid="_x0000_s1026" o:spt="203" style="height:247.5pt;width:270.3pt;" coordsize="5406,4950" o:gfxdata="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">
+                <o:lock v:ext="edit" aspectratio="f"/>
+                <v:shape id="docshape31" o:spid="_x0000_s1026" o:spt="100" style="position:absolute;left:0;top:0;height:4950;width:5406;" fillcolor="#000000" filled="t" stroked="f" coordsize="5406,4950" o:gfxdata="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" path="m5406,0l5396,0,5396,10,5396,4940,10,4940,10,10,5396,10,5396,0,10,0,0,0,0,10,0,4940,0,4950,10,4950,5396,4950,5406,4950,5406,4940,5406,10,5406,0xe">
+                  <v:path o:connectlocs="5406,0;5396,0;5396,10;5396,4940;10,4940;10,10;5396,10;5396,0;10,0;0,0;0,10;0,4940;0,4950;10,4950;5396,4950;5406,4950;5406,4940;5406,10;5406,0" o:connectangles="0,0,0,0,0,0,0,0,0,0,0,0,0,0,0,0,0,0,0"/>
+                  <v:fill on="t" focussize="0,0"/>
+                  <v:stroke on="f"/>
+                  <v:imagedata o:title=""/>
+                  <o:lock v:ext="edit" aspectratio="f"/>
                 </v:shape>
-                <v:shape id="docshape32" o:spid="_x0000_s1028" type="#_x0000_t75" style="position:absolute;left:284;top:10;width:4293;height:4460;visibility:visible;mso-wrap-style:square" o:gfxdata="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">
-                  <v:imagedata r:id="rId29" o:title=""/>
+                <v:shape id="docshape32" o:spid="_x0000_s1026" o:spt="75" type="#_x0000_t75" style="position:absolute;left:284;top:10;height:4460;width:4293;" filled="f" o:preferrelative="t" stroked="f" coordsize="21600,21600" o:gfxdata="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">
+                  <v:fill on="f" focussize="0,0"/>
+                  <v:stroke on="f"/>
+                  <v:imagedata r:id="rId20" o:title=""/>
+                  <o:lock v:ext="edit" aspectratio="t"/>
                 </v:shape>
+                <w10:wrap type="none"/>
                 <w10:anchorlock/>
               </v:group>
             </w:pict>
@@ -7180,14 +5793,13 @@
       <w:r>
         <w:rPr>
           <w:rFonts w:ascii="Times New Roman" w:hAnsi="Times New Roman" w:cs="Times New Roman"/>
-          <w:noProof/>
           <w:sz w:val="24"/>
           <w:szCs w:val="24"/>
         </w:rPr>
         <mc:AlternateContent>
           <mc:Choice Requires="wpg">
             <w:drawing>
-              <wp:anchor distT="0" distB="0" distL="0" distR="0" simplePos="0" relativeHeight="251669504" behindDoc="1" locked="0" layoutInCell="1" allowOverlap="1" wp14:anchorId="57B0CDEB" wp14:editId="702AC87A">
+              <wp:anchor distT="0" distB="0" distL="0" distR="0" simplePos="0" relativeHeight="251670528" behindDoc="1" locked="0" layoutInCell="1" allowOverlap="1">
                 <wp:simplePos x="0" y="0"/>
                 <wp:positionH relativeFrom="margin">
                   <wp:align>left</wp:align>
@@ -7199,16 +5811,12 @@
                 <wp:effectExtent l="0" t="0" r="3810" b="0"/>
                 <wp:wrapTopAndBottom/>
                 <wp:docPr id="7" name="Group 7"/>
-                <wp:cNvGraphicFramePr>
-                  <a:graphicFrameLocks xmlns:a="http://schemas.openxmlformats.org/drawingml/2006/main"/>
-                </wp:cNvGraphicFramePr>
+                <wp:cNvGraphicFramePr/>
                 <a:graphic xmlns:a="http://schemas.openxmlformats.org/drawingml/2006/main">
                   <a:graphicData uri="http://schemas.microsoft.com/office/word/2010/wordprocessingGroup">
                     <wpg:wgp>
-                      <wpg:cNvGrpSpPr>
-                        <a:grpSpLocks/>
-                      </wpg:cNvGrpSpPr>
-                      <wpg:grpSpPr bwMode="auto">
+                      <wpg:cNvGrpSpPr/>
+                      <wpg:grpSpPr>
                         <a:xfrm>
                           <a:off x="0" y="0"/>
                           <a:ext cx="3330552" cy="3150342"/>
@@ -7218,9 +5826,7 @@
                       </wpg:grpSpPr>
                       <wps:wsp>
                         <wps:cNvPr id="8" name="docshape41"/>
-                        <wps:cNvSpPr>
-                          <a:spLocks/>
-                        </wps:cNvSpPr>
+                        <wps:cNvSpPr/>
                         <wps:spPr bwMode="auto">
                           <a:xfrm>
                             <a:off x="1440" y="339"/>
@@ -7436,18 +6042,6 @@
                           <a:ln>
                             <a:noFill/>
                           </a:ln>
-                          <a:extLst>
-                            <a:ext uri="{91240B29-F687-4F45-9708-019B960494DF}">
-                              <a14:hiddenLine xmlns:a14="http://schemas.microsoft.com/office/drawing/2010/main" w="9525">
-                                <a:solidFill>
-                                  <a:srgbClr val="000000"/>
-                                </a:solidFill>
-                                <a:round/>
-                                <a:headEnd/>
-                                <a:tailEnd/>
-                              </a14:hiddenLine>
-                            </a:ext>
-                          </a:extLst>
                         </wps:spPr>
                         <wps:bodyPr rot="0" vert="horz" wrap="square" lIns="91440" tIns="45720" rIns="91440" bIns="45720" anchor="t" anchorCtr="0" upright="1">
                           <a:noAutofit/>
@@ -7461,7 +6055,7 @@
                           </pic:cNvPicPr>
                         </pic:nvPicPr>
                         <pic:blipFill>
-                          <a:blip r:embed="rId32">
+                          <a:blip r:embed="rId22">
                             <a:extLst>
                               <a:ext uri="{28A0092B-C50C-407E-A947-70E740481C1C}">
                                 <a14:useLocalDpi xmlns:a14="http://schemas.microsoft.com/office/drawing/2010/main" val="0"/>
@@ -7473,7 +6067,7 @@
                             <a:fillRect/>
                           </a:stretch>
                         </pic:blipFill>
-                        <pic:spPr bwMode="auto">
+                        <pic:spPr>
                           <a:xfrm>
                             <a:off x="1655" y="535"/>
                             <a:ext cx="4603" cy="4686"/>
@@ -7485,49 +6079,32 @@
                           <a:ln>
                             <a:noFill/>
                           </a:ln>
-                          <a:extLst>
-                            <a:ext uri="{909E8E84-426E-40DD-AFC4-6F175D3DCCD1}">
-                              <a14:hiddenFill xmlns:a14="http://schemas.microsoft.com/office/drawing/2010/main">
-                                <a:solidFill>
-                                  <a:srgbClr val="FFFFFF"/>
-                                </a:solidFill>
-                              </a14:hiddenFill>
-                            </a:ext>
-                            <a:ext uri="{91240B29-F687-4F45-9708-019B960494DF}">
-                              <a14:hiddenLine xmlns:a14="http://schemas.microsoft.com/office/drawing/2010/main" w="9525">
-                                <a:solidFill>
-                                  <a:srgbClr val="000000"/>
-                                </a:solidFill>
-                                <a:miter lim="800000"/>
-                                <a:headEnd/>
-                                <a:tailEnd/>
-                              </a14:hiddenLine>
-                            </a:ext>
-                          </a:extLst>
                         </pic:spPr>
                       </pic:pic>
                     </wpg:wgp>
                   </a:graphicData>
                 </a:graphic>
-                <wp14:sizeRelH relativeFrom="page">
-                  <wp14:pctWidth>0</wp14:pctWidth>
-                </wp14:sizeRelH>
-                <wp14:sizeRelV relativeFrom="page">
-                  <wp14:pctHeight>0</wp14:pctHeight>
-                </wp14:sizeRelV>
               </wp:anchor>
             </w:drawing>
           </mc:Choice>
           <mc:Fallback>
             <w:pict>
-              <v:group w14:anchorId="622C4173" id="Group 7" o:spid="_x0000_s1026" style="position:absolute;margin-left:0;margin-top:0;width:262.2pt;height:248.05pt;z-index:-251646976;mso-wrap-distance-left:0;mso-wrap-distance-right:0;mso-position-horizontal:left;mso-position-horizontal-relative:margin" coordorigin="1440,339" coordsize="5677,5399" o:gfxdata="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">
-                <v:shape id="docshape41" o:spid="_x0000_s1027" style="position:absolute;left:1440;top:339;width:5677;height:5399;visibility:visible;mso-wrap-style:square;v-text-anchor:top" coordsize="5677,5399" o:gfxdata="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" path="m5677,r-9,l5668,10r,5379l10,5389,10,10r5658,l5668,,10,,,,,10,,5389r,10l10,5399r5658,l5677,5399r,-10l5677,10r,-10xe" fillcolor="black" stroked="f">
-                  <v:path arrowok="t" o:connecttype="custom" o:connectlocs="5677,339;5668,339;5668,349;5668,5728;10,5728;10,349;5668,349;5668,339;10,339;0,339;0,349;0,5728;0,5738;10,5738;5668,5738;5677,5738;5677,5728;5677,349;5677,339" o:connectangles="0,0,0,0,0,0,0,0,0,0,0,0,0,0,0,0,0,0,0"/>
+              <v:group id="_x0000_s1026" o:spid="_x0000_s1026" o:spt="203" style="position:absolute;left:0pt;margin-top:0pt;height:248.05pt;width:262.2pt;mso-position-horizontal:left;mso-position-horizontal-relative:margin;mso-wrap-distance-bottom:0pt;mso-wrap-distance-top:0pt;z-index:-251645952;mso-width-relative:page;mso-height-relative:page;" coordorigin="1440,339" coordsize="5677,5399" o:gfxdata="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">
+                <o:lock v:ext="edit" aspectratio="f"/>
+                <v:shape id="docshape41" o:spid="_x0000_s1026" o:spt="100" style="position:absolute;left:1440;top:339;height:5399;width:5677;" fillcolor="#000000" filled="t" stroked="f" coordsize="5677,5399" o:gfxdata="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" path="m5677,0l5668,0,5668,10,5668,5389,10,5389,10,10,5668,10,5668,0,10,0,0,0,0,10,0,5389,0,5399,10,5399,5668,5399,5677,5399,5677,5389,5677,10,5677,0xe">
+                  <v:path o:connectlocs="5677,339;5668,339;5668,349;5668,5728;10,5728;10,349;5668,349;5668,339;10,339;0,339;0,349;0,5728;0,5738;10,5738;5668,5738;5677,5738;5677,5728;5677,349;5677,339" o:connectangles="0,0,0,0,0,0,0,0,0,0,0,0,0,0,0,0,0,0,0"/>
+                  <v:fill on="t" focussize="0,0"/>
+                  <v:stroke on="f"/>
+                  <v:imagedata o:title=""/>
+                  <o:lock v:ext="edit" aspectratio="f"/>
                 </v:shape>
-                <v:shape id="docshape42" o:spid="_x0000_s1028" type="#_x0000_t75" style="position:absolute;left:1655;top:535;width:4603;height:4686;visibility:visible;mso-wrap-style:square" o:gfxdata="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">
-                  <v:imagedata r:id="rId33" o:title=""/>
+                <v:shape id="docshape42" o:spid="_x0000_s1026" o:spt="75" type="#_x0000_t75" style="position:absolute;left:1655;top:535;height:4686;width:4603;" filled="f" o:preferrelative="t" stroked="f" coordsize="21600,21600" o:gfxdata="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">
+                  <v:fill on="f" focussize="0,0"/>
+                  <v:stroke on="f"/>
+                  <v:imagedata r:id="rId22" o:title=""/>
+                  <o:lock v:ext="edit" aspectratio="t"/>
                 </v:shape>
-                <w10:wrap type="topAndBottom" anchorx="margin"/>
+                <w10:wrap type="topAndBottom"/>
               </v:group>
             </w:pict>
           </mc:Fallback>
@@ -7665,34 +6242,7 @@
           <w:sz w:val="24"/>
           <w:szCs w:val="24"/>
         </w:rPr>
-        <w:t xml:space="preserve">The present study provides structural and docking-based insights into mutant NRAS, one of the key oncogenic drivers in melanoma. Model validation confirmed that the generated G12D, G13D, and Q61R structures were stereo chemically reliable, allowing virtual screening of more than 5,000 natural compounds. Among the top-ranking candidates, three </w:t>
-      </w:r>
-      <w:r>
-        <w:rPr>
-          <w:rFonts w:ascii="Times New Roman" w:hAnsi="Times New Roman" w:cs="Times New Roman"/>
-          <w:sz w:val="24"/>
-          <w:szCs w:val="24"/>
-        </w:rPr>
-        <w:lastRenderedPageBreak/>
-        <w:t xml:space="preserve">appeared particularly promising, displaying strong binding affinities and stable interactions involving both conserved and mutant residues. Our analysis highlights the importance of conserved residues such as Tyr-32, Thr-35, Phe-28, and Asp-119, which are known to stabilize switch I/II regions and coordinate nucleotide binding (Johnson et al., 2017). The observation that these residues consistently contributed to ligand stabilization agrees with prior crystal and biochemical studies on RAS proteins. Importantly, the results also suggest that mutant residues introduced at positions 12 and 13 can directly establish novel ligand interactions, particularly through hydrogen bonding, thereby providing unique opportunities for inhibitor design not available in the wild-type context. This dual engagement of conserved stabilizers and mutation-induced pockets may form a rational design principle for NRAS inhibition. NRAS mutations have long been associated with melanoma progression, yet direct pharmacological inhibition of NRAS remains a major therapeutic challenge. Conventional efforts have focused on downstream effectors (MEK, ERK) or membrane localization pathways.                                                                                                                                               Our results suggest that natural compounds, with diverse scaffolds and biocompatibility, may offer new chemical starting points to directly target NRAS itself. This approach is significant given the scarcity of direct NRAS inhibitors in preclinical or clinical pipelines. Nonetheless, the findings presented here are limited by their computational nature. Docking captures only a static snapshot of protein–ligand interactions and does not fully address conformational flexibility, solvation, or entropic contributions. Experimental validation, such as binding assays, cellular viability studies in NRAS-mutant melanoma models, and structural techniques, will be essential to confirm the predicted inhibitor potential. In addition, molecular dynamics simulations with free energy analyses (e.g., MM-PBSA or MM-GBSA) could refine the stability and ranking of these candidate molecules. Overall, this study demonstrates how integrating protein </w:t>
-      </w:r>
-      <w:proofErr w:type="spellStart"/>
-      <w:r>
-        <w:rPr>
-          <w:rFonts w:ascii="Times New Roman" w:hAnsi="Times New Roman" w:cs="Times New Roman"/>
-          <w:sz w:val="24"/>
-          <w:szCs w:val="24"/>
-        </w:rPr>
-        <w:t>modeling</w:t>
-      </w:r>
-      <w:proofErr w:type="spellEnd"/>
-      <w:r>
-        <w:rPr>
-          <w:rFonts w:ascii="Times New Roman" w:hAnsi="Times New Roman" w:cs="Times New Roman"/>
-          <w:sz w:val="24"/>
-          <w:szCs w:val="24"/>
-        </w:rPr>
-        <w:t>, structural validation, and virtual screening of natural compound libraries can provide insights into potential inhibitors of mutant NRAS. The three prioritized compounds identified here warrant further testing and may serve as lead scaffolds for designing more selective inhibitors. This work underscores the value of computational drug discovery in opening new avenues against difficult-to-target oncogenes such as NRAS in melanoma.</w:t>
+        <w:t>The present study provides structural and docking-based insights into mutant NRAS, one of the key oncogenic drivers in melanoma. Model validation confirmed that the generated G12D, G13D, and Q61R structures were stereo chemically reliable, allowing virtual screening of more than 5,000 natural compounds. Among the top-ranking candidates, three appeared particularly promising, displaying strong binding affinities and stable interactions involving both conserved and mutant residues. Our analysis highlights the importance of conserved residues such as Tyr-32, Thr-35, Phe-28, and Asp-119, which are known to stabilize switch I/II regions and coordinate nucleotide binding (Johnson et al., 2017). The observation that these residues consistently contributed to ligand stabilization agrees with prior crystal and biochemical studies on RAS proteins. Importantly, the results also suggest that mutant residues introduced at positions 12 and 13 can directly establish novel ligand interactions, particularly through hydrogen bonding, thereby providing unique opportunities for inhibitor design not available in the wild-type context. This dual engagement of conserved stabilizers and mutation-induced pockets may form a rational design principle for NRAS inhibition. NRAS mutations have long been associated with melanoma progression, yet direct pharmacological inhibition of NRAS remains a major therapeutic challenge. Conventional efforts have focused on downstream effectors (MEK, ERK) or membrane localization pathways.                                                                                                                                               Our results suggest that natural compounds, with diverse scaffolds and biocompatibility, may offer new chemical starting points to directly target NRAS itself. This approach is significant given the scarcity of direct NRAS inhibitors in preclinical or clinical pipelines. Nonetheless, the findings presented here are limited by their computational nature. Docking captures only a static snapshot of protein–ligand interactions and does not fully address conformational flexibility, solvation, or entropic contributions. Experimental validation, such as binding assays, cellular viability studies in NRAS-mutant melanoma models, and structural techniques, will be essential to confirm the predicted inhibitor potential. In addition, molecular dynamics simulations with free energy analyses (e.g., MM-PBSA or MM-GBSA) could refine the stability and ranking of these candidate molecules. Overall, this study demonstrates how integrating protein modeling, structural validation, and virtual screening of natural compound libraries can provide insights into potential inhibitors of mutant NRAS. The three prioritized compounds identified here warrant further testing and may serve as lead scaffolds for designing more selective inhibitors. This work underscores the value of computational drug discovery in opening new avenues against difficult-to-target oncogenes such as NRAS in melanoma.</w:t>
       </w:r>
     </w:p>
     <w:p>
@@ -7714,9 +6264,48 @@
           <w:sz w:val="24"/>
           <w:szCs w:val="24"/>
         </w:rPr>
-        <w:t>5</w:t>
-      </w:r>
-      <w:r>
+        <w:t>5. Conclusion</w:t>
+      </w:r>
+    </w:p>
+    <w:p>
+      <w:pPr>
+        <w:spacing w:line="276" w:lineRule="auto"/>
+        <w:rPr>
+          <w:rFonts w:ascii="Times New Roman" w:hAnsi="Times New Roman" w:cs="Times New Roman"/>
+          <w:sz w:val="24"/>
+          <w:szCs w:val="24"/>
+        </w:rPr>
+      </w:pPr>
+      <w:r>
+        <w:rPr>
+          <w:rFonts w:ascii="Times New Roman" w:hAnsi="Times New Roman" w:cs="Times New Roman"/>
+          <w:sz w:val="24"/>
+          <w:szCs w:val="24"/>
+        </w:rPr>
+        <w:t>This study employed a computational approach to characterize wild-type and mutant NRAS (G12D, G13D, Q61R) structures and identify potential natural inhibitors. Model validation confirmed stereochemical reliability, and virtual screening of 5,322 natural compounds yielded eleven top-ranked candidates. Detailed docking analysis showed that both conserved residues (Tyr-32, Thr-35, Phe-28, Asp-119) and mutant residues (Asp-12, Asp-13, Arg-61) contributed significantly to ligand binding, with hydrophobic contacts and hydrogen bonds supporting complex stability.</w:t>
+      </w:r>
+    </w:p>
+    <w:p>
+      <w:pPr>
+        <w:spacing w:line="276" w:lineRule="auto"/>
+        <w:rPr>
+          <w:rFonts w:ascii="Times New Roman" w:hAnsi="Times New Roman" w:cs="Times New Roman"/>
+          <w:sz w:val="24"/>
+          <w:szCs w:val="24"/>
+        </w:rPr>
+      </w:pPr>
+      <w:r>
+        <w:rPr>
+          <w:rFonts w:ascii="Times New Roman" w:hAnsi="Times New Roman" w:cs="Times New Roman"/>
+          <w:sz w:val="24"/>
+          <w:szCs w:val="24"/>
+        </w:rPr>
+        <w:t>Among the identified hits, three compounds (ZINC02096813, ZINC02120343, and ZINC00518885) demonstrated strong binding affinity coupled with stable interactions at critical residue positions. These results suggest that the compounds may serve as promising lead molecules for further optimization against mutant NRAS, a key oncogenic driver in melanoma. Overall, the study highlights the utility of computational screening in narrowing down diverse natural compound libraries to identify selective and structurally relevant inhibitors for cancer-associated targets.</w:t>
+      </w:r>
+    </w:p>
+    <w:p>
+      <w:pPr>
+        <w:spacing w:line="276" w:lineRule="auto"/>
         <w:rPr>
           <w:rFonts w:ascii="Times New Roman" w:hAnsi="Times New Roman" w:cs="Times New Roman"/>
           <w:b/>
@@ -7724,8 +6313,7 @@
           <w:sz w:val="24"/>
           <w:szCs w:val="24"/>
         </w:rPr>
-        <w:t xml:space="preserve">. </w:t>
-      </w:r>
+      </w:pPr>
       <w:r>
         <w:rPr>
           <w:rFonts w:ascii="Times New Roman" w:hAnsi="Times New Roman" w:cs="Times New Roman"/>
@@ -7734,52 +6322,25 @@
           <w:sz w:val="24"/>
           <w:szCs w:val="24"/>
         </w:rPr>
-        <w:t>Conclusion</w:t>
-      </w:r>
-    </w:p>
-    <w:p>
-      <w:pPr>
-        <w:spacing w:line="276" w:lineRule="auto"/>
-        <w:rPr>
-          <w:rFonts w:ascii="Times New Roman" w:hAnsi="Times New Roman" w:cs="Times New Roman"/>
-          <w:sz w:val="24"/>
-          <w:szCs w:val="24"/>
-        </w:rPr>
-      </w:pPr>
-      <w:r>
-        <w:rPr>
-          <w:rFonts w:ascii="Times New Roman" w:hAnsi="Times New Roman" w:cs="Times New Roman"/>
-          <w:sz w:val="24"/>
-          <w:szCs w:val="24"/>
-        </w:rPr>
-        <w:t>This study employed a computational approach to characterize wild-type and mutant NRAS (G12D, G13D, Q61R) structures and identify potential natural inhibitors. Model validation confirmed stereochemical reliability, and virtual screening of 5,322 natural compounds yielded eleven top-ranked candidates. Detailed docking analysis showed that both conserved residues (Tyr-32, Thr-35, Phe-28, Asp-119) and mutant residues (Asp-12, Asp-13, Arg-61) contributed significantly to ligand binding, with hydrophobic contacts and hydrogen bonds supporting complex stability.</w:t>
-      </w:r>
-    </w:p>
-    <w:p>
-      <w:pPr>
-        <w:spacing w:line="276" w:lineRule="auto"/>
-        <w:rPr>
-          <w:rFonts w:ascii="Times New Roman" w:hAnsi="Times New Roman" w:cs="Times New Roman"/>
-          <w:sz w:val="24"/>
-          <w:szCs w:val="24"/>
-        </w:rPr>
-      </w:pPr>
-      <w:r>
-        <w:rPr>
-          <w:rFonts w:ascii="Times New Roman" w:hAnsi="Times New Roman" w:cs="Times New Roman"/>
-          <w:sz w:val="24"/>
-          <w:szCs w:val="24"/>
-        </w:rPr>
-        <w:t xml:space="preserve">Among the identified hits, three compounds (ZINC02096813, ZINC02120343, and ZINC00518885) demonstrated strong binding affinity coupled with stable interactions at critical residue positions. These results suggest that the compounds may serve as promising lead molecules for further optimization against mutant NRAS, a key oncogenic driver in </w:t>
-      </w:r>
-      <w:r>
-        <w:rPr>
-          <w:rFonts w:ascii="Times New Roman" w:hAnsi="Times New Roman" w:cs="Times New Roman"/>
-          <w:sz w:val="24"/>
-          <w:szCs w:val="24"/>
-        </w:rPr>
-        <w:lastRenderedPageBreak/>
-        <w:t>melanoma. Overall, the study highlights the utility of computational screening in narrowing down diverse natural compound libraries to identify selective and structurally relevant inhibitors for cancer-associated targets.</w:t>
+        <w:t>Acknowledgements</w:t>
+      </w:r>
+    </w:p>
+    <w:p>
+      <w:pPr>
+        <w:spacing w:line="276" w:lineRule="auto"/>
+        <w:rPr>
+          <w:rFonts w:ascii="Times New Roman" w:hAnsi="Times New Roman" w:cs="Times New Roman"/>
+          <w:sz w:val="24"/>
+          <w:szCs w:val="24"/>
+        </w:rPr>
+      </w:pPr>
+      <w:r>
+        <w:rPr>
+          <w:rFonts w:ascii="Times New Roman" w:hAnsi="Times New Roman" w:cs="Times New Roman"/>
+          <w:sz w:val="24"/>
+          <w:szCs w:val="24"/>
+        </w:rPr>
+        <w:t>The authors gratefully acknowledge Dr. Rohan Meshram from Savitribai Phule Pune University for his invaluable co-guidance and support throughout the study.</w:t>
       </w:r>
     </w:p>
     <w:p>
@@ -7801,25 +6362,25 @@
           <w:sz w:val="24"/>
           <w:szCs w:val="24"/>
         </w:rPr>
-        <w:t>Acknowledgements</w:t>
-      </w:r>
-    </w:p>
-    <w:p>
-      <w:pPr>
-        <w:spacing w:line="276" w:lineRule="auto"/>
-        <w:rPr>
-          <w:rFonts w:ascii="Times New Roman" w:hAnsi="Times New Roman" w:cs="Times New Roman"/>
-          <w:sz w:val="24"/>
-          <w:szCs w:val="24"/>
-        </w:rPr>
-      </w:pPr>
-      <w:r>
-        <w:rPr>
-          <w:rFonts w:ascii="Times New Roman" w:hAnsi="Times New Roman" w:cs="Times New Roman"/>
-          <w:sz w:val="24"/>
-          <w:szCs w:val="24"/>
-        </w:rPr>
-        <w:t>The authors gratefully acknowledge Dr. Rohan Meshram from Savitribai Phule Pune University for his invaluable co-guidance and support throughout the study.</w:t>
+        <w:t>Conflict of Interest</w:t>
+      </w:r>
+    </w:p>
+    <w:p>
+      <w:pPr>
+        <w:spacing w:line="276" w:lineRule="auto"/>
+        <w:rPr>
+          <w:rFonts w:ascii="Times New Roman" w:hAnsi="Times New Roman" w:cs="Times New Roman"/>
+          <w:sz w:val="24"/>
+          <w:szCs w:val="24"/>
+        </w:rPr>
+      </w:pPr>
+      <w:r>
+        <w:rPr>
+          <w:rFonts w:ascii="Times New Roman" w:hAnsi="Times New Roman" w:cs="Times New Roman"/>
+          <w:sz w:val="24"/>
+          <w:szCs w:val="24"/>
+        </w:rPr>
+        <w:t>The authors declare that they have no conflicts of interest.</w:t>
       </w:r>
     </w:p>
     <w:p>
@@ -7841,54 +6402,6 @@
           <w:sz w:val="24"/>
           <w:szCs w:val="24"/>
         </w:rPr>
-        <w:t>Conflict of Interest</w:t>
-      </w:r>
-    </w:p>
-    <w:p>
-      <w:pPr>
-        <w:spacing w:line="276" w:lineRule="auto"/>
-        <w:rPr>
-          <w:rFonts w:ascii="Times New Roman" w:hAnsi="Times New Roman" w:cs="Times New Roman"/>
-          <w:sz w:val="24"/>
-          <w:szCs w:val="24"/>
-        </w:rPr>
-      </w:pPr>
-      <w:r>
-        <w:rPr>
-          <w:rFonts w:ascii="Times New Roman" w:hAnsi="Times New Roman" w:cs="Times New Roman"/>
-          <w:sz w:val="24"/>
-          <w:szCs w:val="24"/>
-        </w:rPr>
-        <w:t>The authors declare that they have no conflicts of interest</w:t>
-      </w:r>
-      <w:r>
-        <w:rPr>
-          <w:rFonts w:ascii="Times New Roman" w:hAnsi="Times New Roman" w:cs="Times New Roman"/>
-          <w:sz w:val="24"/>
-          <w:szCs w:val="24"/>
-        </w:rPr>
-        <w:t>.</w:t>
-      </w:r>
-    </w:p>
-    <w:p>
-      <w:pPr>
-        <w:spacing w:line="276" w:lineRule="auto"/>
-        <w:rPr>
-          <w:rFonts w:ascii="Times New Roman" w:hAnsi="Times New Roman" w:cs="Times New Roman"/>
-          <w:b/>
-          <w:bCs/>
-          <w:sz w:val="24"/>
-          <w:szCs w:val="24"/>
-        </w:rPr>
-      </w:pPr>
-      <w:r>
-        <w:rPr>
-          <w:rFonts w:ascii="Times New Roman" w:hAnsi="Times New Roman" w:cs="Times New Roman"/>
-          <w:b/>
-          <w:bCs/>
-          <w:sz w:val="24"/>
-          <w:szCs w:val="24"/>
-        </w:rPr>
         <w:t>Funding</w:t>
       </w:r>
     </w:p>
@@ -7907,33 +6420,7 @@
           <w:sz w:val="24"/>
           <w:szCs w:val="24"/>
         </w:rPr>
-        <w:t xml:space="preserve">This work was carried out as </w:t>
-      </w:r>
-      <w:proofErr w:type="spellStart"/>
-      <w:r>
-        <w:rPr>
-          <w:rFonts w:ascii="Times New Roman" w:hAnsi="Times New Roman" w:cs="Times New Roman"/>
-          <w:sz w:val="24"/>
-          <w:szCs w:val="24"/>
-        </w:rPr>
-        <w:t>as</w:t>
-      </w:r>
-      <w:proofErr w:type="spellEnd"/>
-      <w:r>
-        <w:rPr>
-          <w:rFonts w:ascii="Times New Roman" w:hAnsi="Times New Roman" w:cs="Times New Roman"/>
-          <w:sz w:val="24"/>
-          <w:szCs w:val="24"/>
-        </w:rPr>
-        <w:t xml:space="preserve"> a fulfilment</w:t>
-      </w:r>
-      <w:r>
-        <w:rPr>
-          <w:rFonts w:ascii="Times New Roman" w:hAnsi="Times New Roman" w:cs="Times New Roman"/>
-          <w:sz w:val="24"/>
-          <w:szCs w:val="24"/>
-        </w:rPr>
-        <w:t xml:space="preserve"> of a Master's degree project and did not receive specific external funding.</w:t>
+        <w:t>This work was carried out as as a fulfilment of a Master's degree project and did not receive specific external funding.</w:t>
       </w:r>
     </w:p>
     <w:p>
@@ -7959,187 +6446,213 @@
           <w:szCs w:val="24"/>
           <w:shd w:val="clear" w:color="auto" w:fill="FFFFFF"/>
         </w:rPr>
-        <w:t>6</w:t>
-      </w:r>
-      <w:r>
-        <w:rPr>
-          <w:rFonts w:ascii="Times New Roman" w:hAnsi="Times New Roman" w:cs="Times New Roman"/>
-          <w:b/>
-          <w:bCs/>
-          <w:color w:val="303030"/>
-          <w:sz w:val="24"/>
-          <w:szCs w:val="24"/>
-          <w:shd w:val="clear" w:color="auto" w:fill="FFFFFF"/>
+        <w:t>6. References</w:t>
+      </w:r>
+    </w:p>
+    <w:p>
+      <w:pPr>
+        <w:spacing w:line="276" w:lineRule="auto"/>
+        <w:rPr>
+          <w:rFonts w:ascii="Times New Roman" w:hAnsi="Times New Roman" w:cs="Times New Roman"/>
+          <w:sz w:val="24"/>
+          <w:szCs w:val="24"/>
+        </w:rPr>
+      </w:pPr>
+      <w:r>
+        <w:rPr>
+          <w:rFonts w:ascii="Times New Roman" w:hAnsi="Times New Roman" w:cs="Times New Roman"/>
+          <w:sz w:val="24"/>
+          <w:szCs w:val="24"/>
+        </w:rPr>
+        <w:t>1. Johnson CW, Reid D, Parker JA, et al. The small GTPases K-Ras, N-Ras, and H-Ras have distinct biochemical properties determined by allosteric effects. J Biol Chem. 2017;292(31):12981–12993. doi:10.1074/jbc.M117.778886</w:t>
+      </w:r>
+    </w:p>
+    <w:p>
+      <w:pPr>
+        <w:spacing w:line="276" w:lineRule="auto"/>
+        <w:rPr>
+          <w:rFonts w:ascii="Times New Roman" w:hAnsi="Times New Roman" w:cs="Times New Roman"/>
+          <w:sz w:val="24"/>
+          <w:szCs w:val="24"/>
+        </w:rPr>
+      </w:pPr>
+      <w:r>
+        <w:rPr>
+          <w:rFonts w:ascii="Times New Roman" w:hAnsi="Times New Roman" w:cs="Times New Roman"/>
+          <w:sz w:val="24"/>
+          <w:szCs w:val="24"/>
+        </w:rPr>
+        <w:t>2. Davis LE, Shalin SC, Tackett AJ. Current state of melanoma diagnosis and treatment. Cancer Biol Ther. 2019;20(11):1366-1379. doi:10.1080/15384047.2019.1640032</w:t>
+      </w:r>
+    </w:p>
+    <w:p>
+      <w:pPr>
+        <w:spacing w:line="276" w:lineRule="auto"/>
+        <w:rPr>
+          <w:rFonts w:ascii="Times New Roman" w:hAnsi="Times New Roman" w:cs="Times New Roman"/>
+          <w:sz w:val="24"/>
+          <w:szCs w:val="24"/>
+        </w:rPr>
+      </w:pPr>
+      <w:r>
+        <w:rPr>
+          <w:rFonts w:ascii="Times New Roman" w:hAnsi="Times New Roman" w:cs="Times New Roman"/>
+          <w:sz w:val="24"/>
+          <w:szCs w:val="24"/>
+        </w:rPr>
+        <w:t>3. Wellbrock C, Arozarena I. The Complexity of the ERK/MAP-Kinase Pathway and the Treatment of Melanoma Skin Cancer. Front Cell Dev Biol. 2016;4:33. Published 2016 Apr 27. doi:10.3389/fcell.2016.00033</w:t>
+      </w:r>
+    </w:p>
+    <w:p>
+      <w:pPr>
+        <w:spacing w:line="276" w:lineRule="auto"/>
+        <w:rPr>
+          <w:rFonts w:ascii="Times New Roman" w:hAnsi="Times New Roman" w:cs="Times New Roman"/>
+          <w:sz w:val="24"/>
+          <w:szCs w:val="24"/>
+        </w:rPr>
+      </w:pPr>
+      <w:r>
+        <w:rPr>
+          <w:rFonts w:ascii="Times New Roman" w:hAnsi="Times New Roman" w:cs="Times New Roman"/>
+          <w:sz w:val="24"/>
+          <w:szCs w:val="24"/>
+        </w:rPr>
+        <w:t>4.</w:t>
+      </w:r>
+      <w:r>
+        <w:fldChar w:fldCharType="begin"/>
+      </w:r>
+      <w:r>
+        <w:instrText xml:space="preserve"> HYPERLINK "https://www.cancer.gov/about-nci/organization/ccg/research/structural-genomics/tcga/studied-cancers/melanoma-skin" </w:instrText>
+      </w:r>
+      <w:r>
+        <w:fldChar w:fldCharType="separate"/>
+      </w:r>
+      <w:r>
+        <w:rPr>
+          <w:rStyle w:val="10"/>
+          <w:rFonts w:ascii="Times New Roman" w:hAnsi="Times New Roman" w:cs="Times New Roman"/>
+          <w:sz w:val="24"/>
+          <w:szCs w:val="24"/>
+        </w:rPr>
+        <w:t>https://www.cancer.gov/about-nci/organization/ccg/research/structural-genomics/tcga/studied-cancers/melanoma-skin</w:t>
+      </w:r>
+      <w:r>
+        <w:rPr>
+          <w:rStyle w:val="10"/>
+          <w:rFonts w:ascii="Times New Roman" w:hAnsi="Times New Roman" w:cs="Times New Roman"/>
+          <w:sz w:val="24"/>
+          <w:szCs w:val="24"/>
+        </w:rPr>
+        <w:fldChar w:fldCharType="end"/>
+      </w:r>
+      <w:r>
+        <w:rPr>
+          <w:rFonts w:ascii="Times New Roman" w:hAnsi="Times New Roman" w:cs="Times New Roman"/>
+          <w:sz w:val="24"/>
+          <w:szCs w:val="24"/>
+        </w:rPr>
+        <w:t xml:space="preserve"> </w:t>
+      </w:r>
+    </w:p>
+    <w:p>
+      <w:pPr>
+        <w:spacing w:line="276" w:lineRule="auto"/>
+        <w:rPr>
+          <w:rFonts w:ascii="Times New Roman" w:hAnsi="Times New Roman" w:cs="Times New Roman"/>
+          <w:sz w:val="24"/>
+          <w:szCs w:val="24"/>
+        </w:rPr>
+      </w:pPr>
+      <w:r>
+        <w:rPr>
+          <w:rFonts w:ascii="Times New Roman" w:hAnsi="Times New Roman" w:cs="Times New Roman"/>
+          <w:sz w:val="24"/>
+          <w:szCs w:val="24"/>
+        </w:rPr>
+        <w:t>5.</w:t>
+      </w:r>
+      <w:r>
+        <w:fldChar w:fldCharType="begin"/>
+      </w:r>
+      <w:r>
+        <w:instrText xml:space="preserve"> HYPERLINK "https://www.cancer.net/cancer-types/melanoma/statistics" \l ":~:text=Many%20people%20with%20melanoma%20are,%2Dyear%20survival%20is%2093%25" </w:instrText>
+      </w:r>
+      <w:r>
+        <w:fldChar w:fldCharType="separate"/>
+      </w:r>
+      <w:r>
+        <w:rPr>
+          <w:rStyle w:val="10"/>
+          <w:rFonts w:ascii="Times New Roman" w:hAnsi="Times New Roman" w:cs="Times New Roman"/>
+          <w:sz w:val="24"/>
+          <w:szCs w:val="24"/>
+        </w:rPr>
+        <w:t>https://www.cancer.net/cancer-types/melanoma/statistics#:~:text=Many%20people%20with%20melanoma%20are,%2Dyear%20survival%20is%2093%25</w:t>
+      </w:r>
+      <w:r>
+        <w:rPr>
+          <w:rStyle w:val="10"/>
+          <w:rFonts w:ascii="Times New Roman" w:hAnsi="Times New Roman" w:cs="Times New Roman"/>
+          <w:sz w:val="24"/>
+          <w:szCs w:val="24"/>
+        </w:rPr>
+        <w:fldChar w:fldCharType="end"/>
+      </w:r>
+      <w:r>
+        <w:rPr>
+          <w:rFonts w:ascii="Times New Roman" w:hAnsi="Times New Roman" w:cs="Times New Roman"/>
+          <w:sz w:val="24"/>
+          <w:szCs w:val="24"/>
         </w:rPr>
         <w:t xml:space="preserve">. </w:t>
       </w:r>
-      <w:r>
-        <w:rPr>
-          <w:rFonts w:ascii="Times New Roman" w:hAnsi="Times New Roman" w:cs="Times New Roman"/>
-          <w:b/>
-          <w:bCs/>
-          <w:color w:val="303030"/>
-          <w:sz w:val="24"/>
-          <w:szCs w:val="24"/>
-          <w:shd w:val="clear" w:color="auto" w:fill="FFFFFF"/>
-        </w:rPr>
-        <w:t>References</w:t>
-      </w:r>
-    </w:p>
-    <w:p>
-      <w:pPr>
-        <w:spacing w:line="276" w:lineRule="auto"/>
-        <w:rPr>
-          <w:rFonts w:ascii="Times New Roman" w:hAnsi="Times New Roman" w:cs="Times New Roman"/>
-          <w:sz w:val="24"/>
-          <w:szCs w:val="24"/>
-        </w:rPr>
-      </w:pPr>
-      <w:r>
-        <w:rPr>
-          <w:rFonts w:ascii="Times New Roman" w:hAnsi="Times New Roman" w:cs="Times New Roman"/>
-          <w:sz w:val="24"/>
-          <w:szCs w:val="24"/>
-        </w:rPr>
-        <w:t xml:space="preserve">1. Johnson CW, Reid D, Parker JA, et al. The small GTPases K-Ras, N-Ras, and H-Ras have distinct biochemical properties determined by allosteric effects. J </w:t>
-      </w:r>
-      <w:proofErr w:type="spellStart"/>
-      <w:r>
-        <w:rPr>
-          <w:rFonts w:ascii="Times New Roman" w:hAnsi="Times New Roman" w:cs="Times New Roman"/>
-          <w:sz w:val="24"/>
-          <w:szCs w:val="24"/>
-        </w:rPr>
-        <w:t>Biol</w:t>
-      </w:r>
-      <w:proofErr w:type="spellEnd"/>
-      <w:r>
-        <w:rPr>
-          <w:rFonts w:ascii="Times New Roman" w:hAnsi="Times New Roman" w:cs="Times New Roman"/>
-          <w:sz w:val="24"/>
-          <w:szCs w:val="24"/>
-        </w:rPr>
-        <w:t xml:space="preserve"> Chem. 2017;292(31):12981–12993. doi:10.1074/jbc.M117.778886</w:t>
-      </w:r>
-    </w:p>
-    <w:p>
-      <w:pPr>
-        <w:spacing w:line="276" w:lineRule="auto"/>
-        <w:rPr>
-          <w:rFonts w:ascii="Times New Roman" w:hAnsi="Times New Roman" w:cs="Times New Roman"/>
-          <w:sz w:val="24"/>
-          <w:szCs w:val="24"/>
-        </w:rPr>
-      </w:pPr>
-      <w:r>
-        <w:rPr>
-          <w:rFonts w:ascii="Times New Roman" w:hAnsi="Times New Roman" w:cs="Times New Roman"/>
-          <w:sz w:val="24"/>
-          <w:szCs w:val="24"/>
-        </w:rPr>
-        <w:t xml:space="preserve">2. Davis LE, Shalin SC, Tackett AJ. Current state of melanoma diagnosis and treatment. Cancer </w:t>
-      </w:r>
-      <w:proofErr w:type="spellStart"/>
-      <w:r>
-        <w:rPr>
-          <w:rFonts w:ascii="Times New Roman" w:hAnsi="Times New Roman" w:cs="Times New Roman"/>
-          <w:sz w:val="24"/>
-          <w:szCs w:val="24"/>
-        </w:rPr>
-        <w:t>Biol</w:t>
-      </w:r>
-      <w:proofErr w:type="spellEnd"/>
-      <w:r>
-        <w:rPr>
-          <w:rFonts w:ascii="Times New Roman" w:hAnsi="Times New Roman" w:cs="Times New Roman"/>
-          <w:sz w:val="24"/>
-          <w:szCs w:val="24"/>
-        </w:rPr>
-        <w:t xml:space="preserve"> Ther. 2019;20(11):1366-1379. doi:10.1080/15384047.2019.1640032</w:t>
-      </w:r>
-    </w:p>
-    <w:p>
-      <w:pPr>
-        <w:spacing w:line="276" w:lineRule="auto"/>
-        <w:rPr>
-          <w:rFonts w:ascii="Times New Roman" w:hAnsi="Times New Roman" w:cs="Times New Roman"/>
-          <w:sz w:val="24"/>
-          <w:szCs w:val="24"/>
-        </w:rPr>
-      </w:pPr>
-      <w:r>
-        <w:rPr>
-          <w:rFonts w:ascii="Times New Roman" w:hAnsi="Times New Roman" w:cs="Times New Roman"/>
-          <w:sz w:val="24"/>
-          <w:szCs w:val="24"/>
-        </w:rPr>
-        <w:t xml:space="preserve">3. Wellbrock C, </w:t>
-      </w:r>
-      <w:proofErr w:type="spellStart"/>
-      <w:r>
-        <w:rPr>
-          <w:rFonts w:ascii="Times New Roman" w:hAnsi="Times New Roman" w:cs="Times New Roman"/>
-          <w:sz w:val="24"/>
-          <w:szCs w:val="24"/>
-        </w:rPr>
-        <w:t>Arozarena</w:t>
-      </w:r>
-      <w:proofErr w:type="spellEnd"/>
-      <w:r>
-        <w:rPr>
-          <w:rFonts w:ascii="Times New Roman" w:hAnsi="Times New Roman" w:cs="Times New Roman"/>
-          <w:sz w:val="24"/>
-          <w:szCs w:val="24"/>
-        </w:rPr>
-        <w:t xml:space="preserve"> I. The Complexity of the ERK/MAP-Kinase Pathway and the Treatment of Melanoma Skin Cancer. Front Cell Dev Biol. </w:t>
-      </w:r>
-      <w:proofErr w:type="gramStart"/>
-      <w:r>
-        <w:rPr>
-          <w:rFonts w:ascii="Times New Roman" w:hAnsi="Times New Roman" w:cs="Times New Roman"/>
-          <w:sz w:val="24"/>
-          <w:szCs w:val="24"/>
-        </w:rPr>
-        <w:t>2016;4:33</w:t>
-      </w:r>
-      <w:proofErr w:type="gramEnd"/>
-      <w:r>
-        <w:rPr>
-          <w:rFonts w:ascii="Times New Roman" w:hAnsi="Times New Roman" w:cs="Times New Roman"/>
-          <w:sz w:val="24"/>
-          <w:szCs w:val="24"/>
-        </w:rPr>
-        <w:t>. Published 2016 Apr 27. doi:10.3389/fcell.2016.00033</w:t>
-      </w:r>
-    </w:p>
-    <w:p>
-      <w:pPr>
-        <w:spacing w:line="276" w:lineRule="auto"/>
-        <w:rPr>
-          <w:rFonts w:ascii="Times New Roman" w:hAnsi="Times New Roman" w:cs="Times New Roman"/>
-          <w:sz w:val="24"/>
-          <w:szCs w:val="24"/>
-        </w:rPr>
-      </w:pPr>
-      <w:r>
-        <w:rPr>
-          <w:rFonts w:ascii="Times New Roman" w:hAnsi="Times New Roman" w:cs="Times New Roman"/>
-          <w:sz w:val="24"/>
-          <w:szCs w:val="24"/>
-        </w:rPr>
-        <w:t>4.</w:t>
-      </w:r>
-      <w:hyperlink r:id="rId34" w:history="1">
-        <w:r>
-          <w:rPr>
-            <w:rStyle w:val="Hyperlink"/>
-            <w:rFonts w:ascii="Times New Roman" w:hAnsi="Times New Roman" w:cs="Times New Roman"/>
-            <w:sz w:val="24"/>
-            <w:szCs w:val="24"/>
-          </w:rPr>
-          <w:t>https://www.cancer.gov/about-nci/organization/ccg/research/structural-genomics/tcga/studied-cancers/melanoma-skin</w:t>
-        </w:r>
-      </w:hyperlink>
+    </w:p>
+    <w:p>
+      <w:pPr>
+        <w:spacing w:line="276" w:lineRule="auto"/>
+        <w:rPr>
+          <w:rFonts w:ascii="Times New Roman" w:hAnsi="Times New Roman" w:cs="Times New Roman"/>
+          <w:sz w:val="24"/>
+          <w:szCs w:val="24"/>
+        </w:rPr>
+      </w:pPr>
+      <w:r>
+        <w:rPr>
+          <w:rFonts w:ascii="Times New Roman" w:hAnsi="Times New Roman" w:cs="Times New Roman"/>
+          <w:sz w:val="24"/>
+          <w:szCs w:val="24"/>
+        </w:rPr>
+        <w:t xml:space="preserve">6. </w:t>
+      </w:r>
+      <w:r>
+        <w:fldChar w:fldCharType="begin"/>
+      </w:r>
+      <w:r>
+        <w:instrText xml:space="preserve"> HYPERLINK "https://www.cancer.net/cancer-types/melanoma/stages" </w:instrText>
+      </w:r>
+      <w:r>
+        <w:fldChar w:fldCharType="separate"/>
+      </w:r>
+      <w:r>
+        <w:rPr>
+          <w:rStyle w:val="10"/>
+          <w:rFonts w:ascii="Times New Roman" w:hAnsi="Times New Roman" w:cs="Times New Roman"/>
+          <w:sz w:val="24"/>
+          <w:szCs w:val="24"/>
+        </w:rPr>
+        <w:t>https://www.cancer.net/cancer-types/melanoma/stages</w:t>
+      </w:r>
+      <w:r>
+        <w:rPr>
+          <w:rStyle w:val="10"/>
+          <w:rFonts w:ascii="Times New Roman" w:hAnsi="Times New Roman" w:cs="Times New Roman"/>
+          <w:sz w:val="24"/>
+          <w:szCs w:val="24"/>
+        </w:rPr>
+        <w:fldChar w:fldCharType="end"/>
+      </w:r>
       <w:r>
         <w:rPr>
           <w:rFonts w:ascii="Times New Roman" w:hAnsi="Times New Roman" w:cs="Times New Roman"/>
@@ -8164,196 +6677,32 @@
           <w:sz w:val="24"/>
           <w:szCs w:val="24"/>
         </w:rPr>
-        <w:t>5.</w:t>
-      </w:r>
-      <w:hyperlink r:id="rId35" w:anchor=":~:text=Many%20people%20with%20melanoma%20are,%2Dyear%20survival%20is%2093%25" w:history="1">
-        <w:r>
-          <w:rPr>
-            <w:rStyle w:val="Hyperlink"/>
-            <w:rFonts w:ascii="Times New Roman" w:hAnsi="Times New Roman" w:cs="Times New Roman"/>
-            <w:sz w:val="24"/>
-            <w:szCs w:val="24"/>
-          </w:rPr>
-          <w:t>https://www.cancer.net/cancer-types/melanoma/statistics#:~:text=Many%20people%20with%20melanoma%20are,%2Dyear%20survival%20is%2093%25</w:t>
-        </w:r>
-      </w:hyperlink>
-      <w:r>
-        <w:rPr>
-          <w:rFonts w:ascii="Times New Roman" w:hAnsi="Times New Roman" w:cs="Times New Roman"/>
-          <w:sz w:val="24"/>
-          <w:szCs w:val="24"/>
-        </w:rPr>
-        <w:t xml:space="preserve">. </w:t>
-      </w:r>
-    </w:p>
-    <w:p>
-      <w:pPr>
-        <w:spacing w:line="276" w:lineRule="auto"/>
-        <w:rPr>
-          <w:rFonts w:ascii="Times New Roman" w:hAnsi="Times New Roman" w:cs="Times New Roman"/>
-          <w:sz w:val="24"/>
-          <w:szCs w:val="24"/>
-        </w:rPr>
-      </w:pPr>
-      <w:r>
-        <w:rPr>
-          <w:rFonts w:ascii="Times New Roman" w:hAnsi="Times New Roman" w:cs="Times New Roman"/>
-          <w:sz w:val="24"/>
-          <w:szCs w:val="24"/>
-        </w:rPr>
-        <w:t xml:space="preserve">6. </w:t>
-      </w:r>
-      <w:hyperlink r:id="rId36" w:history="1">
-        <w:r>
-          <w:rPr>
-            <w:rStyle w:val="Hyperlink"/>
-            <w:rFonts w:ascii="Times New Roman" w:hAnsi="Times New Roman" w:cs="Times New Roman"/>
-            <w:sz w:val="24"/>
-            <w:szCs w:val="24"/>
-          </w:rPr>
-          <w:t>https://www.cancer.net/cancer-types/melanoma/stages</w:t>
-        </w:r>
-      </w:hyperlink>
-      <w:r>
-        <w:rPr>
-          <w:rFonts w:ascii="Times New Roman" w:hAnsi="Times New Roman" w:cs="Times New Roman"/>
-          <w:sz w:val="24"/>
-          <w:szCs w:val="24"/>
-        </w:rPr>
-        <w:t xml:space="preserve"> </w:t>
-      </w:r>
-    </w:p>
-    <w:p>
-      <w:pPr>
-        <w:spacing w:line="276" w:lineRule="auto"/>
-        <w:rPr>
-          <w:rFonts w:ascii="Times New Roman" w:hAnsi="Times New Roman" w:cs="Times New Roman"/>
-          <w:sz w:val="24"/>
-          <w:szCs w:val="24"/>
-        </w:rPr>
-      </w:pPr>
-      <w:r>
-        <w:rPr>
-          <w:rFonts w:ascii="Times New Roman" w:hAnsi="Times New Roman" w:cs="Times New Roman"/>
-          <w:sz w:val="24"/>
-          <w:szCs w:val="24"/>
-        </w:rPr>
-        <w:t xml:space="preserve">7. Douglas B. Johnson, M.D. and Igor Puzanov, M.D. Department of Medicine, Division of </w:t>
-      </w:r>
-      <w:proofErr w:type="spellStart"/>
-      <w:r>
-        <w:rPr>
-          <w:rFonts w:ascii="Times New Roman" w:hAnsi="Times New Roman" w:cs="Times New Roman"/>
-          <w:sz w:val="24"/>
-          <w:szCs w:val="24"/>
-        </w:rPr>
-        <w:t>Hematology</w:t>
-      </w:r>
-      <w:proofErr w:type="spellEnd"/>
-      <w:r>
-        <w:rPr>
-          <w:rFonts w:ascii="Times New Roman" w:hAnsi="Times New Roman" w:cs="Times New Roman"/>
-          <w:sz w:val="24"/>
-          <w:szCs w:val="24"/>
-        </w:rPr>
-        <w:t xml:space="preserve">/Oncology, Vanderbilt-Ingram Cancer </w:t>
-      </w:r>
-      <w:proofErr w:type="spellStart"/>
-      <w:r>
-        <w:rPr>
-          <w:rFonts w:ascii="Times New Roman" w:hAnsi="Times New Roman" w:cs="Times New Roman"/>
-          <w:sz w:val="24"/>
-          <w:szCs w:val="24"/>
-        </w:rPr>
-        <w:t>Center</w:t>
-      </w:r>
-      <w:proofErr w:type="spellEnd"/>
-      <w:r>
-        <w:rPr>
-          <w:rFonts w:ascii="Times New Roman" w:hAnsi="Times New Roman" w:cs="Times New Roman"/>
-          <w:sz w:val="24"/>
-          <w:szCs w:val="24"/>
-        </w:rPr>
-        <w:t xml:space="preserve">, Vanderbilt University Medical </w:t>
-      </w:r>
-      <w:proofErr w:type="spellStart"/>
-      <w:r>
-        <w:rPr>
-          <w:rFonts w:ascii="Times New Roman" w:hAnsi="Times New Roman" w:cs="Times New Roman"/>
-          <w:sz w:val="24"/>
-          <w:szCs w:val="24"/>
-        </w:rPr>
-        <w:t>Center</w:t>
-      </w:r>
-      <w:proofErr w:type="spellEnd"/>
-      <w:r>
-        <w:rPr>
-          <w:rFonts w:ascii="Times New Roman" w:hAnsi="Times New Roman" w:cs="Times New Roman"/>
-          <w:sz w:val="24"/>
-          <w:szCs w:val="24"/>
-        </w:rPr>
-        <w:t xml:space="preserve">, 777 Preston Research Building, 2220 Pierce Avenue, Nashville, TN 37232, USA. Treatment of NRAS-Mutant Melanoma. Curr Treat Options Oncol. 2015 </w:t>
-      </w:r>
-      <w:proofErr w:type="gramStart"/>
-      <w:r>
-        <w:rPr>
-          <w:rFonts w:ascii="Times New Roman" w:hAnsi="Times New Roman" w:cs="Times New Roman"/>
-          <w:sz w:val="24"/>
-          <w:szCs w:val="24"/>
-        </w:rPr>
-        <w:t>April ;</w:t>
-      </w:r>
-      <w:proofErr w:type="gramEnd"/>
-      <w:r>
-        <w:rPr>
-          <w:rFonts w:ascii="Times New Roman" w:hAnsi="Times New Roman" w:cs="Times New Roman"/>
-          <w:sz w:val="24"/>
-          <w:szCs w:val="24"/>
-        </w:rPr>
-        <w:t xml:space="preserve"> 16(4): 15. doi:10.1007/s11864-015-0330-z</w:t>
-      </w:r>
-    </w:p>
-    <w:p>
-      <w:pPr>
-        <w:spacing w:line="276" w:lineRule="auto"/>
-        <w:rPr>
-          <w:rFonts w:ascii="Times New Roman" w:hAnsi="Times New Roman" w:cs="Times New Roman"/>
-          <w:sz w:val="24"/>
-          <w:szCs w:val="24"/>
-        </w:rPr>
-      </w:pPr>
-      <w:r>
-        <w:rPr>
-          <w:rFonts w:ascii="Times New Roman" w:hAnsi="Times New Roman" w:cs="Times New Roman"/>
-          <w:sz w:val="24"/>
-          <w:szCs w:val="24"/>
-        </w:rPr>
-        <w:t xml:space="preserve">8. AHMAD NAJEM1*, MOHAMMAD KRAYEM1*, ANNE PERDRIX1,2, JOSEPH KERGER3, AHMAD AWADA3, FABRICE JOURNE1,4 and GHANEM </w:t>
-      </w:r>
-      <w:proofErr w:type="spellStart"/>
-      <w:r>
-        <w:rPr>
-          <w:rFonts w:ascii="Times New Roman" w:hAnsi="Times New Roman" w:cs="Times New Roman"/>
-          <w:sz w:val="24"/>
-          <w:szCs w:val="24"/>
-        </w:rPr>
-        <w:t>GHANEM</w:t>
-      </w:r>
-      <w:proofErr w:type="spellEnd"/>
-      <w:r>
-        <w:rPr>
-          <w:rFonts w:ascii="Times New Roman" w:hAnsi="Times New Roman" w:cs="Times New Roman"/>
-          <w:sz w:val="24"/>
-          <w:szCs w:val="24"/>
-        </w:rPr>
-        <w:t>. New Drug Combination Strategies in Melanoma: Current Status and Future Directions. ANTICANCER RESEARCH 37: 5941-5953 (2017) doi:10.21873/anticanres.12041</w:t>
-      </w:r>
-    </w:p>
-    <w:p>
-      <w:pPr>
-        <w:spacing w:line="276" w:lineRule="auto"/>
-        <w:rPr>
-          <w:rStyle w:val="Hyperlink"/>
+        <w:t>7. Douglas B. Johnson, M.D. and Igor Puzanov, M.D. Department of Medicine, Division of Hematology/Oncology, Vanderbilt-Ingram Cancer Center, Vanderbilt University Medical Center, 777 Preston Research Building, 2220 Pierce Avenue, Nashville, TN 37232, USA. Treatment of NRAS-Mutant Melanoma. Curr Treat Options Oncol. 2015 April ; 16(4): 15. doi:10.1007/s11864-015-0330-z</w:t>
+      </w:r>
+    </w:p>
+    <w:p>
+      <w:pPr>
+        <w:spacing w:line="276" w:lineRule="auto"/>
+        <w:rPr>
+          <w:rFonts w:ascii="Times New Roman" w:hAnsi="Times New Roman" w:cs="Times New Roman"/>
+          <w:sz w:val="24"/>
+          <w:szCs w:val="24"/>
+        </w:rPr>
+      </w:pPr>
+      <w:r>
+        <w:rPr>
+          <w:rFonts w:ascii="Times New Roman" w:hAnsi="Times New Roman" w:cs="Times New Roman"/>
+          <w:sz w:val="24"/>
+          <w:szCs w:val="24"/>
+        </w:rPr>
+        <w:t>8. AHMAD NAJEM1*, MOHAMMAD KRAYEM1*, ANNE PERDRIX1,2, JOSEPH KERGER3, AHMAD AWADA3, FABRICE JOURNE1,4 and GHANEM GHANEM. New Drug Combination Strategies in Melanoma: Current Status and Future Directions. ANTICANCER RESEARCH 37: 5941-5953 (2017) doi:10.21873/anticanres.12041</w:t>
+      </w:r>
+    </w:p>
+    <w:p>
+      <w:pPr>
+        <w:spacing w:line="276" w:lineRule="auto"/>
+        <w:rPr>
+          <w:rStyle w:val="10"/>
           <w:rFonts w:ascii="Times New Roman" w:hAnsi="Times New Roman" w:cs="Times New Roman"/>
           <w:sz w:val="24"/>
           <w:szCs w:val="24"/>
@@ -8367,64 +6716,95 @@
         </w:rPr>
         <w:t xml:space="preserve">9. </w:t>
       </w:r>
-      <w:hyperlink r:id="rId37" w:history="1">
-        <w:r>
-          <w:rPr>
-            <w:rStyle w:val="Hyperlink"/>
-            <w:rFonts w:ascii="Times New Roman" w:hAnsi="Times New Roman" w:cs="Times New Roman"/>
-            <w:sz w:val="24"/>
-            <w:szCs w:val="24"/>
-          </w:rPr>
-          <w:t>https://prosa.services.came.sbg.ac.at/prosa.php</w:t>
-        </w:r>
-      </w:hyperlink>
-    </w:p>
-    <w:p>
-      <w:pPr>
-        <w:spacing w:line="276" w:lineRule="auto"/>
-        <w:rPr>
-          <w:rStyle w:val="Hyperlink"/>
-          <w:rFonts w:ascii="Times New Roman" w:hAnsi="Times New Roman" w:cs="Times New Roman"/>
-          <w:sz w:val="24"/>
-          <w:szCs w:val="24"/>
-        </w:rPr>
-      </w:pPr>
-      <w:r>
-        <w:rPr>
-          <w:rStyle w:val="Hyperlink"/>
+      <w:r>
+        <w:fldChar w:fldCharType="begin"/>
+      </w:r>
+      <w:r>
+        <w:instrText xml:space="preserve"> HYPERLINK "https://prosa.services.came.sbg.ac.at/prosa.php" </w:instrText>
+      </w:r>
+      <w:r>
+        <w:fldChar w:fldCharType="separate"/>
+      </w:r>
+      <w:r>
+        <w:rPr>
+          <w:rStyle w:val="10"/>
+          <w:rFonts w:ascii="Times New Roman" w:hAnsi="Times New Roman" w:cs="Times New Roman"/>
+          <w:sz w:val="24"/>
+          <w:szCs w:val="24"/>
+        </w:rPr>
+        <w:t>https://prosa.services.came.sbg.ac.at/prosa.php</w:t>
+      </w:r>
+      <w:r>
+        <w:rPr>
+          <w:rStyle w:val="10"/>
+          <w:rFonts w:ascii="Times New Roman" w:hAnsi="Times New Roman" w:cs="Times New Roman"/>
+          <w:sz w:val="24"/>
+          <w:szCs w:val="24"/>
+        </w:rPr>
+        <w:fldChar w:fldCharType="end"/>
+      </w:r>
+    </w:p>
+    <w:p>
+      <w:pPr>
+        <w:spacing w:line="276" w:lineRule="auto"/>
+        <w:rPr>
+          <w:rStyle w:val="10"/>
+          <w:rFonts w:ascii="Times New Roman" w:hAnsi="Times New Roman" w:cs="Times New Roman"/>
+          <w:sz w:val="24"/>
+          <w:szCs w:val="24"/>
+        </w:rPr>
+      </w:pPr>
+      <w:r>
+        <w:rPr>
+          <w:rStyle w:val="10"/>
           <w:rFonts w:ascii="Times New Roman" w:hAnsi="Times New Roman" w:cs="Times New Roman"/>
           <w:color w:val="auto"/>
           <w:sz w:val="24"/>
           <w:szCs w:val="24"/>
         </w:rPr>
-        <w:lastRenderedPageBreak/>
         <w:t xml:space="preserve">10. </w:t>
       </w:r>
-      <w:hyperlink r:id="rId38" w:history="1">
-        <w:r>
-          <w:rPr>
-            <w:rStyle w:val="Hyperlink"/>
-            <w:rFonts w:ascii="Times New Roman" w:hAnsi="Times New Roman" w:cs="Times New Roman"/>
-            <w:sz w:val="24"/>
-            <w:szCs w:val="24"/>
-          </w:rPr>
-          <w:t>https://www.ebi.ac.uk/thornton-srv/software/PROCHECK/</w:t>
-        </w:r>
-      </w:hyperlink>
-    </w:p>
-    <w:p>
-      <w:pPr>
-        <w:spacing w:line="276" w:lineRule="auto"/>
-        <w:rPr>
-          <w:rStyle w:val="Hyperlink"/>
-          <w:rFonts w:ascii="Times New Roman" w:hAnsi="Times New Roman" w:cs="Times New Roman"/>
-          <w:sz w:val="24"/>
-          <w:szCs w:val="24"/>
-        </w:rPr>
-      </w:pPr>
-      <w:r>
-        <w:rPr>
-          <w:rStyle w:val="Hyperlink"/>
+      <w:r>
+        <w:fldChar w:fldCharType="begin"/>
+      </w:r>
+      <w:r>
+        <w:instrText xml:space="preserve"> HYPERLINK "https://www.ebi.ac.uk/thornton-srv/software/PROCHECK/" </w:instrText>
+      </w:r>
+      <w:r>
+        <w:fldChar w:fldCharType="separate"/>
+      </w:r>
+      <w:r>
+        <w:rPr>
+          <w:rStyle w:val="10"/>
+          <w:rFonts w:ascii="Times New Roman" w:hAnsi="Times New Roman" w:cs="Times New Roman"/>
+          <w:sz w:val="24"/>
+          <w:szCs w:val="24"/>
+        </w:rPr>
+        <w:t>https://www.ebi.ac.uk/thornton-srv/software/PROCHECK/</w:t>
+      </w:r>
+      <w:r>
+        <w:rPr>
+          <w:rStyle w:val="10"/>
+          <w:rFonts w:ascii="Times New Roman" w:hAnsi="Times New Roman" w:cs="Times New Roman"/>
+          <w:sz w:val="24"/>
+          <w:szCs w:val="24"/>
+        </w:rPr>
+        <w:fldChar w:fldCharType="end"/>
+      </w:r>
+    </w:p>
+    <w:p>
+      <w:pPr>
+        <w:spacing w:line="276" w:lineRule="auto"/>
+        <w:rPr>
+          <w:rStyle w:val="10"/>
+          <w:rFonts w:ascii="Times New Roman" w:hAnsi="Times New Roman" w:cs="Times New Roman"/>
+          <w:sz w:val="24"/>
+          <w:szCs w:val="24"/>
+        </w:rPr>
+      </w:pPr>
+      <w:r>
+        <w:rPr>
+          <w:rStyle w:val="10"/>
           <w:rFonts w:ascii="Times New Roman" w:hAnsi="Times New Roman" w:cs="Times New Roman"/>
           <w:color w:val="auto"/>
           <w:sz w:val="24"/>
@@ -8432,30 +6812,46 @@
         </w:rPr>
         <w:t xml:space="preserve">11. </w:t>
       </w:r>
-      <w:hyperlink r:id="rId39" w:history="1">
-        <w:r>
-          <w:rPr>
-            <w:rStyle w:val="Hyperlink"/>
-            <w:rFonts w:ascii="Times New Roman" w:hAnsi="Times New Roman" w:cs="Times New Roman"/>
-            <w:sz w:val="24"/>
-            <w:szCs w:val="24"/>
-          </w:rPr>
-          <w:t>https://zinc.docking.org/</w:t>
-        </w:r>
-      </w:hyperlink>
-    </w:p>
-    <w:p>
-      <w:pPr>
-        <w:spacing w:line="276" w:lineRule="auto"/>
-        <w:rPr>
-          <w:rFonts w:ascii="Times New Roman" w:hAnsi="Times New Roman" w:cs="Times New Roman"/>
-          <w:sz w:val="24"/>
-          <w:szCs w:val="24"/>
-        </w:rPr>
-      </w:pPr>
-      <w:r>
-        <w:rPr>
-          <w:rStyle w:val="Hyperlink"/>
+      <w:r>
+        <w:fldChar w:fldCharType="begin"/>
+      </w:r>
+      <w:r>
+        <w:instrText xml:space="preserve"> HYPERLINK "https://zinc.docking.org/" </w:instrText>
+      </w:r>
+      <w:r>
+        <w:fldChar w:fldCharType="separate"/>
+      </w:r>
+      <w:r>
+        <w:rPr>
+          <w:rStyle w:val="10"/>
+          <w:rFonts w:ascii="Times New Roman" w:hAnsi="Times New Roman" w:cs="Times New Roman"/>
+          <w:sz w:val="24"/>
+          <w:szCs w:val="24"/>
+        </w:rPr>
+        <w:t>https://zinc.docking.org/</w:t>
+      </w:r>
+      <w:r>
+        <w:rPr>
+          <w:rStyle w:val="10"/>
+          <w:rFonts w:ascii="Times New Roman" w:hAnsi="Times New Roman" w:cs="Times New Roman"/>
+          <w:sz w:val="24"/>
+          <w:szCs w:val="24"/>
+        </w:rPr>
+        <w:fldChar w:fldCharType="end"/>
+      </w:r>
+    </w:p>
+    <w:p>
+      <w:pPr>
+        <w:spacing w:line="276" w:lineRule="auto"/>
+        <w:rPr>
+          <w:rFonts w:ascii="Times New Roman" w:hAnsi="Times New Roman" w:cs="Times New Roman"/>
+          <w:sz w:val="24"/>
+          <w:szCs w:val="24"/>
+        </w:rPr>
+      </w:pPr>
+      <w:r>
+        <w:rPr>
+          <w:rStyle w:val="10"/>
           <w:rFonts w:ascii="Times New Roman" w:hAnsi="Times New Roman" w:cs="Times New Roman"/>
           <w:color w:val="auto"/>
           <w:sz w:val="24"/>
@@ -8463,17 +6859,33 @@
         </w:rPr>
         <w:t xml:space="preserve">12. </w:t>
       </w:r>
-      <w:hyperlink r:id="rId40" w:history="1">
-        <w:r>
-          <w:rPr>
-            <w:rStyle w:val="Hyperlink"/>
-            <w:rFonts w:ascii="Times New Roman" w:hAnsi="Times New Roman" w:cs="Times New Roman"/>
-            <w:sz w:val="24"/>
-            <w:szCs w:val="24"/>
-          </w:rPr>
-          <w:t>http://fafdrugs4.mti.univ-paris-diderot.fr/</w:t>
-        </w:r>
-      </w:hyperlink>
+      <w:r>
+        <w:fldChar w:fldCharType="begin"/>
+      </w:r>
+      <w:r>
+        <w:instrText xml:space="preserve"> HYPERLINK "http://fafdrugs4.mti.univ-paris-diderot.fr/" </w:instrText>
+      </w:r>
+      <w:r>
+        <w:fldChar w:fldCharType="separate"/>
+      </w:r>
+      <w:r>
+        <w:rPr>
+          <w:rStyle w:val="10"/>
+          <w:rFonts w:ascii="Times New Roman" w:hAnsi="Times New Roman" w:cs="Times New Roman"/>
+          <w:sz w:val="24"/>
+          <w:szCs w:val="24"/>
+        </w:rPr>
+        <w:t>http://fafdrugs4.mti.univ-paris-diderot.fr/</w:t>
+      </w:r>
+      <w:r>
+        <w:rPr>
+          <w:rStyle w:val="10"/>
+          <w:rFonts w:ascii="Times New Roman" w:hAnsi="Times New Roman" w:cs="Times New Roman"/>
+          <w:sz w:val="24"/>
+          <w:szCs w:val="24"/>
+        </w:rPr>
+        <w:fldChar w:fldCharType="end"/>
+      </w:r>
       <w:r>
         <w:rPr>
           <w:rFonts w:ascii="Times New Roman" w:hAnsi="Times New Roman" w:cs="Times New Roman"/>
@@ -8500,17 +6912,33 @@
         </w:rPr>
         <w:t xml:space="preserve">13. </w:t>
       </w:r>
-      <w:hyperlink r:id="rId41" w:history="1">
-        <w:r>
-          <w:rPr>
-            <w:rStyle w:val="Hyperlink"/>
-            <w:rFonts w:ascii="Times New Roman" w:hAnsi="Times New Roman" w:cs="Times New Roman"/>
-            <w:sz w:val="24"/>
-            <w:szCs w:val="24"/>
-          </w:rPr>
-          <w:t>https://www.ebi.ac.uk/thornton-srv/software/LigPlus /</w:t>
-        </w:r>
-      </w:hyperlink>
+      <w:r>
+        <w:fldChar w:fldCharType="begin"/>
+      </w:r>
+      <w:r>
+        <w:instrText xml:space="preserve"> HYPERLINK "https://www.ebi.ac.uk/thornton-srv/software/LigPlus%20/" </w:instrText>
+      </w:r>
+      <w:r>
+        <w:fldChar w:fldCharType="separate"/>
+      </w:r>
+      <w:r>
+        <w:rPr>
+          <w:rStyle w:val="10"/>
+          <w:rFonts w:ascii="Times New Roman" w:hAnsi="Times New Roman" w:cs="Times New Roman"/>
+          <w:sz w:val="24"/>
+          <w:szCs w:val="24"/>
+        </w:rPr>
+        <w:t>https://www.ebi.ac.uk/thornton-srv/software/LigPlus /</w:t>
+      </w:r>
+      <w:r>
+        <w:rPr>
+          <w:rStyle w:val="10"/>
+          <w:rFonts w:ascii="Times New Roman" w:hAnsi="Times New Roman" w:cs="Times New Roman"/>
+          <w:sz w:val="24"/>
+          <w:szCs w:val="24"/>
+        </w:rPr>
+        <w:fldChar w:fldCharType="end"/>
+      </w:r>
     </w:p>
     <w:p>
       <w:pPr>
@@ -8523,32 +6951,32 @@
       </w:pPr>
     </w:p>
     <w:sectPr>
-      <w:footerReference w:type="default" r:id="rId42"/>
+      <w:footerReference r:id="rId5" w:type="default"/>
       <w:pgSz w:w="11906" w:h="16838"/>
       <w:pgMar w:top="1440" w:right="1440" w:bottom="1440" w:left="1440" w:header="708" w:footer="708" w:gutter="0"/>
-      <w:cols w:space="708"/>
-      <w:docGrid w:linePitch="360"/>
+      <w:cols w:space="708" w:num="1"/>
+      <w:docGrid w:linePitch="360" w:charSpace="0"/>
     </w:sectPr>
   </w:body>
 </w:document>
 </file>
 
 <file path=word/endnotes.xml><?xml version="1.0" encoding="utf-8"?>
-<w:endnotes xmlns:wpc="http://schemas.microsoft.com/office/word/2010/wordprocessingCanvas" xmlns:cx="http://schemas.microsoft.com/office/drawing/2014/chartex" xmlns:cx1="http://schemas.microsoft.com/office/drawing/2015/9/8/chartex" xmlns:cx2="http://schemas.microsoft.com/office/drawing/2015/10/21/chartex" xmlns:cx3="http://schemas.microsoft.com/office/drawing/2016/5/9/chartex" xmlns:cx4="http://schemas.microsoft.com/office/drawing/2016/5/10/chartex" xmlns:cx5="http://schemas.microsoft.com/office/drawing/2016/5/11/chartex" xmlns:cx6="http://schemas.microsoft.com/office/drawing/2016/5/12/chartex" xmlns:cx7="http://schemas.microsoft.com/office/drawing/2016/5/13/chartex" xmlns:cx8="http://schemas.microsoft.com/office/drawing/2016/5/14/chartex" xmlns:mc="http://schemas.openxmlformats.org/markup-compatibility/2006" xmlns:aink="http://schemas.microsoft.com/office/drawing/2016/ink" xmlns:am3d="http://schemas.microsoft.com/office/drawing/2017/model3d" xmlns:o="urn:schemas-microsoft-com:office:office" xmlns:oel="http://schemas.microsoft.com/office/2019/extlst" xmlns:r="http://schemas.openxmlformats.org/officeDocument/2006/relationships" xmlns:m="http://schemas.openxmlformats.org/officeDocument/2006/math" xmlns:v="urn:schemas-microsoft-com:vml" xmlns:wp14="http://schemas.microsoft.com/office/word/2010/wordprocessingDrawing" xmlns:wp="http://schemas.openxmlformats.org/drawingml/2006/wordprocessingDrawing" xmlns:w10="urn:schemas-microsoft-com:office:word" xmlns:w="http://schemas.openxmlformats.org/wordprocessingml/2006/main" xmlns:w14="http://schemas.microsoft.com/office/word/2010/wordml" xmlns:w15="http://schemas.microsoft.com/office/word/2012/wordml" xmlns:w16cex="http://schemas.microsoft.com/office/word/2018/wordml/cex" xmlns:w16cid="http://schemas.microsoft.com/office/word/2016/wordml/cid" xmlns:w16="http://schemas.microsoft.com/office/word/2018/wordml" xmlns:w16du="http://schemas.microsoft.com/office/word/2023/wordml/word16du" xmlns:w16sdtdh="http://schemas.microsoft.com/office/word/2020/wordml/sdtdatahash" xmlns:w16sdtfl="http://schemas.microsoft.com/office/word/2024/wordml/sdtformatlock" xmlns:w16se="http://schemas.microsoft.com/office/word/2015/wordml/symex" xmlns:wpg="http://schemas.microsoft.com/office/word/2010/wordprocessingGroup" xmlns:wpi="http://schemas.microsoft.com/office/word/2010/wordprocessingInk" xmlns:wne="http://schemas.microsoft.com/office/word/2006/wordml" xmlns:wps="http://schemas.microsoft.com/office/word/2010/wordprocessingShape" mc:Ignorable="w14 w15 w16se w16cid w16 w16cex w16sdtdh w16sdtfl w16du wp14">
-  <w:endnote w:type="separator" w:id="-1">
-    <w:p>
-      <w:pPr>
-        <w:spacing w:after="0" w:line="240" w:lineRule="auto"/>
+<w:endnotes xmlns:wpc="http://schemas.microsoft.com/office/word/2010/wordprocessingCanvas" xmlns:mc="http://schemas.openxmlformats.org/markup-compatibility/2006" xmlns:o="urn:schemas-microsoft-com:office:office" xmlns:r="http://schemas.openxmlformats.org/officeDocument/2006/relationships" xmlns:m="http://schemas.openxmlformats.org/officeDocument/2006/math" xmlns:v="urn:schemas-microsoft-com:vml" xmlns:wp14="http://schemas.microsoft.com/office/word/2010/wordprocessingDrawing" xmlns:wp="http://schemas.openxmlformats.org/drawingml/2006/wordprocessingDrawing" xmlns:w="http://schemas.openxmlformats.org/wordprocessingml/2006/main" xmlns:w14="http://schemas.microsoft.com/office/word/2010/wordml" xmlns:w15="http://schemas.microsoft.com/office/word/2012/wordml" xmlns:w10="urn:schemas-microsoft-com:office:word" xmlns:wpg="http://schemas.microsoft.com/office/word/2010/wordprocessingGroup" xmlns:wpi="http://schemas.microsoft.com/office/word/2010/wordprocessingInk" xmlns:wne="http://schemas.microsoft.com/office/word/2006/wordml" xmlns:wps="http://schemas.microsoft.com/office/word/2010/wordprocessingShape" xmlns:wpsCustomData="http://www.wps.cn/officeDocument/2013/wpsCustomData" mc:Ignorable="w14 w15 wp14">
+  <w:endnote w:type="separator" w:id="0">
+    <w:p>
+      <w:pPr>
+        <w:spacing w:line="240" w:lineRule="auto"/>
       </w:pPr>
       <w:r>
         <w:separator/>
       </w:r>
     </w:p>
   </w:endnote>
-  <w:endnote w:type="continuationSeparator" w:id="0">
-    <w:p>
-      <w:pPr>
-        <w:spacing w:after="0" w:line="240" w:lineRule="auto"/>
+  <w:endnote w:type="continuationSeparator" w:id="1">
+    <w:p>
+      <w:pPr>
+        <w:spacing w:line="240" w:lineRule="auto"/>
       </w:pPr>
       <w:r>
         <w:continuationSeparator/>
@@ -8559,24 +6987,18 @@
 </file>
 
 <file path=word/footer1.xml><?xml version="1.0" encoding="utf-8"?>
-<w:ftr xmlns:wpc="http://schemas.microsoft.com/office/word/2010/wordprocessingCanvas" xmlns:cx="http://schemas.microsoft.com/office/drawing/2014/chartex" xmlns:cx1="http://schemas.microsoft.com/office/drawing/2015/9/8/chartex" xmlns:cx2="http://schemas.microsoft.com/office/drawing/2015/10/21/chartex" xmlns:cx3="http://schemas.microsoft.com/office/drawing/2016/5/9/chartex" xmlns:cx4="http://schemas.microsoft.com/office/drawing/2016/5/10/chartex" xmlns:cx5="http://schemas.microsoft.com/office/drawing/2016/5/11/chartex" xmlns:cx6="http://schemas.microsoft.com/office/drawing/2016/5/12/chartex" xmlns:cx7="http://schemas.microsoft.com/office/drawing/2016/5/13/chartex" xmlns:cx8="http://schemas.microsoft.com/office/drawing/2016/5/14/chartex" xmlns:mc="http://schemas.openxmlformats.org/markup-compatibility/2006" xmlns:aink="http://schemas.microsoft.com/office/drawing/2016/ink" xmlns:am3d="http://schemas.microsoft.com/office/drawing/2017/model3d" xmlns:o="urn:schemas-microsoft-com:office:office" xmlns:oel="http://schemas.microsoft.com/office/2019/extlst" xmlns:r="http://schemas.openxmlformats.org/officeDocument/2006/relationships" xmlns:m="http://schemas.openxmlformats.org/officeDocument/2006/math" xmlns:v="urn:schemas-microsoft-com:vml" xmlns:wp14="http://schemas.microsoft.com/office/word/2010/wordprocessingDrawing" xmlns:wp="http://schemas.openxmlformats.org/drawingml/2006/wordprocessingDrawing" xmlns:w10="urn:schemas-microsoft-com:office:word" xmlns:w="http://schemas.openxmlformats.org/wordprocessingml/2006/main" xmlns:w14="http://schemas.microsoft.com/office/word/2010/wordml" xmlns:w15="http://schemas.microsoft.com/office/word/2012/wordml" xmlns:w16cex="http://schemas.microsoft.com/office/word/2018/wordml/cex" xmlns:w16cid="http://schemas.microsoft.com/office/word/2016/wordml/cid" xmlns:w16="http://schemas.microsoft.com/office/word/2018/wordml" xmlns:w16du="http://schemas.microsoft.com/office/word/2023/wordml/word16du" xmlns:w16sdtdh="http://schemas.microsoft.com/office/word/2020/wordml/sdtdatahash" xmlns:w16sdtfl="http://schemas.microsoft.com/office/word/2024/wordml/sdtformatlock" xmlns:w16se="http://schemas.microsoft.com/office/word/2015/wordml/symex" xmlns:wpg="http://schemas.microsoft.com/office/word/2010/wordprocessingGroup" xmlns:wpi="http://schemas.microsoft.com/office/word/2010/wordprocessingInk" xmlns:wne="http://schemas.microsoft.com/office/word/2006/wordml" xmlns:wps="http://schemas.microsoft.com/office/word/2010/wordprocessingShape" mc:Ignorable="w14 w15 w16se w16cid w16 w16cex w16sdtdh w16sdtfl w16du wp14">
+<w:ftr xmlns:wpc="http://schemas.microsoft.com/office/word/2010/wordprocessingCanvas" xmlns:mc="http://schemas.openxmlformats.org/markup-compatibility/2006" xmlns:o="urn:schemas-microsoft-com:office:office" xmlns:r="http://schemas.openxmlformats.org/officeDocument/2006/relationships" xmlns:m="http://schemas.openxmlformats.org/officeDocument/2006/math" xmlns:v="urn:schemas-microsoft-com:vml" xmlns:wp14="http://schemas.microsoft.com/office/word/2010/wordprocessingDrawing" xmlns:wp="http://schemas.openxmlformats.org/drawingml/2006/wordprocessingDrawing" xmlns:w10="urn:schemas-microsoft-com:office:word" xmlns:w="http://schemas.openxmlformats.org/wordprocessingml/2006/main" xmlns:w14="http://schemas.microsoft.com/office/word/2010/wordml" xmlns:w15="http://schemas.microsoft.com/office/word/2012/wordml" xmlns:wpg="http://schemas.microsoft.com/office/word/2010/wordprocessingGroup" xmlns:wpi="http://schemas.microsoft.com/office/word/2010/wordprocessingInk" xmlns:wne="http://schemas.microsoft.com/office/word/2006/wordml" xmlns:wps="http://schemas.microsoft.com/office/word/2010/wordprocessingShape" xmlns:wpsCustomData="http://www.wps.cn/officeDocument/2013/wpsCustomData" mc:Ignorable="w14 w15 wp14">
   <w:sdt>
     <w:sdtPr>
       <w:id w:val="-2087515176"/>
       <w:docPartObj>
-        <w:docPartGallery w:val="Page Numbers (Bottom of Page)"/>
-        <w:docPartUnique/>
+        <w:docPartGallery w:val="AutoText"/>
       </w:docPartObj>
     </w:sdtPr>
-    <w:sdtEndPr>
-      <w:rPr>
-        <w:noProof/>
-      </w:rPr>
-    </w:sdtEndPr>
     <w:sdtContent>
       <w:p>
         <w:pPr>
-          <w:pStyle w:val="Footer"/>
+          <w:pStyle w:val="8"/>
           <w:jc w:val="right"/>
         </w:pPr>
         <w:r>
@@ -8589,15 +7011,9 @@
           <w:fldChar w:fldCharType="separate"/>
         </w:r>
         <w:r>
-          <w:rPr>
-            <w:noProof/>
-          </w:rPr>
           <w:t>2</w:t>
         </w:r>
         <w:r>
-          <w:rPr>
-            <w:noProof/>
-          </w:rPr>
           <w:fldChar w:fldCharType="end"/>
         </w:r>
       </w:p>
@@ -8605,28 +7021,28 @@
   </w:sdt>
   <w:p>
     <w:pPr>
-      <w:pStyle w:val="Footer"/>
+      <w:pStyle w:val="8"/>
     </w:pPr>
   </w:p>
 </w:ftr>
 </file>
 
 <file path=word/footnotes.xml><?xml version="1.0" encoding="utf-8"?>
-<w:footnotes xmlns:wpc="http://schemas.microsoft.com/office/word/2010/wordprocessingCanvas" xmlns:cx="http://schemas.microsoft.com/office/drawing/2014/chartex" xmlns:cx1="http://schemas.microsoft.com/office/drawing/2015/9/8/chartex" xmlns:cx2="http://schemas.microsoft.com/office/drawing/2015/10/21/chartex" xmlns:cx3="http://schemas.microsoft.com/office/drawing/2016/5/9/chartex" xmlns:cx4="http://schemas.microsoft.com/office/drawing/2016/5/10/chartex" xmlns:cx5="http://schemas.microsoft.com/office/drawing/2016/5/11/chartex" xmlns:cx6="http://schemas.microsoft.com/office/drawing/2016/5/12/chartex" xmlns:cx7="http://schemas.microsoft.com/office/drawing/2016/5/13/chartex" xmlns:cx8="http://schemas.microsoft.com/office/drawing/2016/5/14/chartex" xmlns:mc="http://schemas.openxmlformats.org/markup-compatibility/2006" xmlns:aink="http://schemas.microsoft.com/office/drawing/2016/ink" xmlns:am3d="http://schemas.microsoft.com/office/drawing/2017/model3d" xmlns:o="urn:schemas-microsoft-com:office:office" xmlns:oel="http://schemas.microsoft.com/office/2019/extlst" xmlns:r="http://schemas.openxmlformats.org/officeDocument/2006/relationships" xmlns:m="http://schemas.openxmlformats.org/officeDocument/2006/math" xmlns:v="urn:schemas-microsoft-com:vml" xmlns:wp14="http://schemas.microsoft.com/office/word/2010/wordprocessingDrawing" xmlns:wp="http://schemas.openxmlformats.org/drawingml/2006/wordprocessingDrawing" xmlns:w10="urn:schemas-microsoft-com:office:word" xmlns:w="http://schemas.openxmlformats.org/wordprocessingml/2006/main" xmlns:w14="http://schemas.microsoft.com/office/word/2010/wordml" xmlns:w15="http://schemas.microsoft.com/office/word/2012/wordml" xmlns:w16cex="http://schemas.microsoft.com/office/word/2018/wordml/cex" xmlns:w16cid="http://schemas.microsoft.com/office/word/2016/wordml/cid" xmlns:w16="http://schemas.microsoft.com/office/word/2018/wordml" xmlns:w16du="http://schemas.microsoft.com/office/word/2023/wordml/word16du" xmlns:w16sdtdh="http://schemas.microsoft.com/office/word/2020/wordml/sdtdatahash" xmlns:w16sdtfl="http://schemas.microsoft.com/office/word/2024/wordml/sdtformatlock" xmlns:w16se="http://schemas.microsoft.com/office/word/2015/wordml/symex" xmlns:wpg="http://schemas.microsoft.com/office/word/2010/wordprocessingGroup" xmlns:wpi="http://schemas.microsoft.com/office/word/2010/wordprocessingInk" xmlns:wne="http://schemas.microsoft.com/office/word/2006/wordml" xmlns:wps="http://schemas.microsoft.com/office/word/2010/wordprocessingShape" mc:Ignorable="w14 w15 w16se w16cid w16 w16cex w16sdtdh w16sdtfl w16du wp14">
-  <w:footnote w:type="separator" w:id="-1">
-    <w:p>
-      <w:pPr>
-        <w:spacing w:after="0" w:line="240" w:lineRule="auto"/>
+<w:footnotes xmlns:wpc="http://schemas.microsoft.com/office/word/2010/wordprocessingCanvas" xmlns:mc="http://schemas.openxmlformats.org/markup-compatibility/2006" xmlns:o="urn:schemas-microsoft-com:office:office" xmlns:r="http://schemas.openxmlformats.org/officeDocument/2006/relationships" xmlns:m="http://schemas.openxmlformats.org/officeDocument/2006/math" xmlns:v="urn:schemas-microsoft-com:vml" xmlns:wp14="http://schemas.microsoft.com/office/word/2010/wordprocessingDrawing" xmlns:wp="http://schemas.openxmlformats.org/drawingml/2006/wordprocessingDrawing" xmlns:w="http://schemas.openxmlformats.org/wordprocessingml/2006/main" xmlns:w14="http://schemas.microsoft.com/office/word/2010/wordml" xmlns:w15="http://schemas.microsoft.com/office/word/2012/wordml" xmlns:w10="urn:schemas-microsoft-com:office:word" xmlns:wpg="http://schemas.microsoft.com/office/word/2010/wordprocessingGroup" xmlns:wpi="http://schemas.microsoft.com/office/word/2010/wordprocessingInk" xmlns:wne="http://schemas.microsoft.com/office/word/2006/wordml" xmlns:wps="http://schemas.microsoft.com/office/word/2010/wordprocessingShape" xmlns:wpsCustomData="http://www.wps.cn/officeDocument/2013/wpsCustomData" mc:Ignorable="w14 w15 wp14">
+  <w:footnote w:type="separator" w:id="0">
+    <w:p>
+      <w:pPr>
+        <w:spacing w:before="0" w:after="0" w:line="259" w:lineRule="auto"/>
       </w:pPr>
       <w:r>
         <w:separator/>
       </w:r>
     </w:p>
   </w:footnote>
-  <w:footnote w:type="continuationSeparator" w:id="0">
-    <w:p>
-      <w:pPr>
-        <w:spacing w:after="0" w:line="240" w:lineRule="auto"/>
+  <w:footnote w:type="continuationSeparator" w:id="1">
+    <w:p>
+      <w:pPr>
+        <w:spacing w:before="0" w:after="0" w:line="259" w:lineRule="auto"/>
       </w:pPr>
       <w:r>
         <w:continuationSeparator/>
@@ -8637,722 +7053,597 @@
 </file>
 
 <file path=word/numbering.xml><?xml version="1.0" encoding="utf-8"?>
-<w:numbering xmlns:wpc="http://schemas.microsoft.com/office/word/2010/wordprocessingCanvas" xmlns:cx="http://schemas.microsoft.com/office/drawing/2014/chartex" xmlns:cx1="http://schemas.microsoft.com/office/drawing/2015/9/8/chartex" xmlns:cx2="http://schemas.microsoft.com/office/drawing/2015/10/21/chartex" xmlns:cx3="http://schemas.microsoft.com/office/drawing/2016/5/9/chartex" xmlns:cx4="http://schemas.microsoft.com/office/drawing/2016/5/10/chartex" xmlns:cx5="http://schemas.microsoft.com/office/drawing/2016/5/11/chartex" xmlns:cx6="http://schemas.microsoft.com/office/drawing/2016/5/12/chartex" xmlns:cx7="http://schemas.microsoft.com/office/drawing/2016/5/13/chartex" xmlns:cx8="http://schemas.microsoft.com/office/drawing/2016/5/14/chartex" xmlns:mc="http://schemas.openxmlformats.org/markup-compatibility/2006" xmlns:aink="http://schemas.microsoft.com/office/drawing/2016/ink" xmlns:am3d="http://schemas.microsoft.com/office/drawing/2017/model3d" xmlns:o="urn:schemas-microsoft-com:office:office" xmlns:oel="http://schemas.microsoft.com/office/2019/extlst" xmlns:r="http://schemas.openxmlformats.org/officeDocument/2006/relationships" xmlns:m="http://schemas.openxmlformats.org/officeDocument/2006/math" xmlns:v="urn:schemas-microsoft-com:vml" xmlns:wp14="http://schemas.microsoft.com/office/word/2010/wordprocessingDrawing" xmlns:wp="http://schemas.openxmlformats.org/drawingml/2006/wordprocessingDrawing" xmlns:w10="urn:schemas-microsoft-com:office:word" xmlns:w="http://schemas.openxmlformats.org/wordprocessingml/2006/main" xmlns:w14="http://schemas.microsoft.com/office/word/2010/wordml" xmlns:w15="http://schemas.microsoft.com/office/word/2012/wordml" xmlns:w16cex="http://schemas.microsoft.com/office/word/2018/wordml/cex" xmlns:w16cid="http://schemas.microsoft.com/office/word/2016/wordml/cid" xmlns:w16="http://schemas.microsoft.com/office/word/2018/wordml" xmlns:w16du="http://schemas.microsoft.com/office/word/2023/wordml/word16du" xmlns:w16sdtdh="http://schemas.microsoft.com/office/word/2020/wordml/sdtdatahash" xmlns:w16sdtfl="http://schemas.microsoft.com/office/word/2024/wordml/sdtformatlock" xmlns:w16se="http://schemas.microsoft.com/office/word/2015/wordml/symex" xmlns:wpg="http://schemas.microsoft.com/office/word/2010/wordprocessingGroup" xmlns:wpi="http://schemas.microsoft.com/office/word/2010/wordprocessingInk" xmlns:wne="http://schemas.microsoft.com/office/word/2006/wordml" xmlns:wps="http://schemas.microsoft.com/office/word/2010/wordprocessingShape" mc:Ignorable="w14 w15 w16se w16cid w16 w16cex w16sdtdh w16sdtfl w16du wp14">
-  <w:abstractNum w:abstractNumId="0" w15:restartNumberingAfterBreak="0">
+<w:numbering xmlns:wpc="http://schemas.microsoft.com/office/word/2010/wordprocessingCanvas" xmlns:mc="http://schemas.openxmlformats.org/markup-compatibility/2006" xmlns:o="urn:schemas-microsoft-com:office:office" xmlns:r="http://schemas.openxmlformats.org/officeDocument/2006/relationships" xmlns:m="http://schemas.openxmlformats.org/officeDocument/2006/math" xmlns:v="urn:schemas-microsoft-com:vml" xmlns:wp14="http://schemas.microsoft.com/office/word/2010/wordprocessingDrawing" xmlns:wp="http://schemas.openxmlformats.org/drawingml/2006/wordprocessingDrawing" xmlns:w10="urn:schemas-microsoft-com:office:word" xmlns:w="http://schemas.openxmlformats.org/wordprocessingml/2006/main" xmlns:w14="http://schemas.microsoft.com/office/word/2010/wordml" xmlns:wpg="http://schemas.microsoft.com/office/word/2010/wordprocessingGroup" xmlns:wpi="http://schemas.microsoft.com/office/word/2010/wordprocessingInk" xmlns:wne="http://schemas.microsoft.com/office/word/2006/wordml" xmlns:wps="http://schemas.microsoft.com/office/word/2010/wordprocessingShape" xmlns:wpsCustomData="http://www.wps.cn/officeDocument/2013/wpsCustomData" mc:Ignorable="w14 wp14">
+  <w:abstractNum w:abstractNumId="0">
     <w:nsid w:val="1BE7249F"/>
     <w:multiLevelType w:val="multilevel"/>
-    <w:tmpl w:val="41E0911C"/>
-    <w:lvl w:ilvl="0">
+    <w:tmpl w:val="1BE7249F"/>
+    <w:lvl w:ilvl="0" w:tentative="0">
       <w:start w:val="1"/>
       <w:numFmt w:val="bullet"/>
       <w:lvlText w:val=""/>
       <w:lvlJc w:val="left"/>
       <w:pPr>
         <w:tabs>
-          <w:tab w:val="num" w:pos="720"/>
+          <w:tab w:val="left" w:pos="720"/>
         </w:tabs>
         <w:ind w:left="720" w:hanging="360"/>
       </w:pPr>
       <w:rPr>
-        <w:rFonts w:ascii="Symbol" w:hAnsi="Symbol" w:hint="default"/>
+        <w:rFonts w:hint="default" w:ascii="Symbol" w:hAnsi="Symbol"/>
         <w:sz w:val="20"/>
       </w:rPr>
     </w:lvl>
-    <w:lvl w:ilvl="1" w:tentative="1">
+    <w:lvl w:ilvl="1" w:tentative="0">
       <w:start w:val="1"/>
       <w:numFmt w:val="bullet"/>
       <w:lvlText w:val=""/>
       <w:lvlJc w:val="left"/>
       <w:pPr>
         <w:tabs>
-          <w:tab w:val="num" w:pos="1440"/>
+          <w:tab w:val="left" w:pos="1440"/>
         </w:tabs>
         <w:ind w:left="1440" w:hanging="360"/>
       </w:pPr>
       <w:rPr>
-        <w:rFonts w:ascii="Symbol" w:hAnsi="Symbol" w:hint="default"/>
+        <w:rFonts w:hint="default" w:ascii="Symbol" w:hAnsi="Symbol"/>
         <w:sz w:val="20"/>
       </w:rPr>
     </w:lvl>
-    <w:lvl w:ilvl="2" w:tentative="1">
+    <w:lvl w:ilvl="2" w:tentative="0">
       <w:start w:val="1"/>
       <w:numFmt w:val="bullet"/>
       <w:lvlText w:val=""/>
       <w:lvlJc w:val="left"/>
       <w:pPr>
         <w:tabs>
-          <w:tab w:val="num" w:pos="2160"/>
+          <w:tab w:val="left" w:pos="2160"/>
         </w:tabs>
         <w:ind w:left="2160" w:hanging="360"/>
       </w:pPr>
       <w:rPr>
-        <w:rFonts w:ascii="Symbol" w:hAnsi="Symbol" w:hint="default"/>
+        <w:rFonts w:hint="default" w:ascii="Symbol" w:hAnsi="Symbol"/>
         <w:sz w:val="20"/>
       </w:rPr>
     </w:lvl>
-    <w:lvl w:ilvl="3" w:tentative="1">
+    <w:lvl w:ilvl="3" w:tentative="0">
       <w:start w:val="1"/>
       <w:numFmt w:val="bullet"/>
       <w:lvlText w:val=""/>
       <w:lvlJc w:val="left"/>
       <w:pPr>
         <w:tabs>
-          <w:tab w:val="num" w:pos="2880"/>
+          <w:tab w:val="left" w:pos="2880"/>
         </w:tabs>
         <w:ind w:left="2880" w:hanging="360"/>
       </w:pPr>
       <w:rPr>
-        <w:rFonts w:ascii="Symbol" w:hAnsi="Symbol" w:hint="default"/>
+        <w:rFonts w:hint="default" w:ascii="Symbol" w:hAnsi="Symbol"/>
         <w:sz w:val="20"/>
       </w:rPr>
     </w:lvl>
-    <w:lvl w:ilvl="4" w:tentative="1">
+    <w:lvl w:ilvl="4" w:tentative="0">
       <w:start w:val="1"/>
       <w:numFmt w:val="bullet"/>
       <w:lvlText w:val=""/>
       <w:lvlJc w:val="left"/>
       <w:pPr>
         <w:tabs>
-          <w:tab w:val="num" w:pos="3600"/>
+          <w:tab w:val="left" w:pos="3600"/>
         </w:tabs>
         <w:ind w:left="3600" w:hanging="360"/>
       </w:pPr>
       <w:rPr>
-        <w:rFonts w:ascii="Symbol" w:hAnsi="Symbol" w:hint="default"/>
+        <w:rFonts w:hint="default" w:ascii="Symbol" w:hAnsi="Symbol"/>
         <w:sz w:val="20"/>
       </w:rPr>
     </w:lvl>
-    <w:lvl w:ilvl="5" w:tentative="1">
+    <w:lvl w:ilvl="5" w:tentative="0">
       <w:start w:val="1"/>
       <w:numFmt w:val="bullet"/>
       <w:lvlText w:val=""/>
       <w:lvlJc w:val="left"/>
       <w:pPr>
         <w:tabs>
-          <w:tab w:val="num" w:pos="4320"/>
+          <w:tab w:val="left" w:pos="4320"/>
         </w:tabs>
         <w:ind w:left="4320" w:hanging="360"/>
       </w:pPr>
       <w:rPr>
-        <w:rFonts w:ascii="Symbol" w:hAnsi="Symbol" w:hint="default"/>
+        <w:rFonts w:hint="default" w:ascii="Symbol" w:hAnsi="Symbol"/>
         <w:sz w:val="20"/>
       </w:rPr>
     </w:lvl>
-    <w:lvl w:ilvl="6" w:tentative="1">
+    <w:lvl w:ilvl="6" w:tentative="0">
       <w:start w:val="1"/>
       <w:numFmt w:val="bullet"/>
       <w:lvlText w:val=""/>
       <w:lvlJc w:val="left"/>
       <w:pPr>
         <w:tabs>
-          <w:tab w:val="num" w:pos="5040"/>
+          <w:tab w:val="left" w:pos="5040"/>
         </w:tabs>
         <w:ind w:left="5040" w:hanging="360"/>
       </w:pPr>
       <w:rPr>
-        <w:rFonts w:ascii="Symbol" w:hAnsi="Symbol" w:hint="default"/>
+        <w:rFonts w:hint="default" w:ascii="Symbol" w:hAnsi="Symbol"/>
         <w:sz w:val="20"/>
       </w:rPr>
     </w:lvl>
-    <w:lvl w:ilvl="7" w:tentative="1">
+    <w:lvl w:ilvl="7" w:tentative="0">
       <w:start w:val="1"/>
       <w:numFmt w:val="bullet"/>
       <w:lvlText w:val=""/>
       <w:lvlJc w:val="left"/>
       <w:pPr>
         <w:tabs>
-          <w:tab w:val="num" w:pos="5760"/>
+          <w:tab w:val="left" w:pos="5760"/>
         </w:tabs>
         <w:ind w:left="5760" w:hanging="360"/>
       </w:pPr>
       <w:rPr>
-        <w:rFonts w:ascii="Symbol" w:hAnsi="Symbol" w:hint="default"/>
+        <w:rFonts w:hint="default" w:ascii="Symbol" w:hAnsi="Symbol"/>
         <w:sz w:val="20"/>
       </w:rPr>
     </w:lvl>
-    <w:lvl w:ilvl="8" w:tentative="1">
+    <w:lvl w:ilvl="8" w:tentative="0">
       <w:start w:val="1"/>
       <w:numFmt w:val="bullet"/>
       <w:lvlText w:val=""/>
       <w:lvlJc w:val="left"/>
       <w:pPr>
         <w:tabs>
-          <w:tab w:val="num" w:pos="6480"/>
+          <w:tab w:val="left" w:pos="6480"/>
         </w:tabs>
         <w:ind w:left="6480" w:hanging="360"/>
       </w:pPr>
       <w:rPr>
-        <w:rFonts w:ascii="Symbol" w:hAnsi="Symbol" w:hint="default"/>
+        <w:rFonts w:hint="default" w:ascii="Symbol" w:hAnsi="Symbol"/>
         <w:sz w:val="20"/>
       </w:rPr>
     </w:lvl>
   </w:abstractNum>
-  <w:abstractNum w:abstractNumId="1" w15:restartNumberingAfterBreak="0">
+  <w:abstractNum w:abstractNumId="1">
     <w:nsid w:val="2EB5010B"/>
     <w:multiLevelType w:val="multilevel"/>
-    <w:tmpl w:val="4CE8E4C8"/>
-    <w:lvl w:ilvl="0">
+    <w:tmpl w:val="2EB5010B"/>
+    <w:lvl w:ilvl="0" w:tentative="0">
       <w:start w:val="1"/>
       <w:numFmt w:val="bullet"/>
       <w:lvlText w:val=""/>
       <w:lvlJc w:val="left"/>
       <w:pPr>
         <w:tabs>
-          <w:tab w:val="num" w:pos="720"/>
+          <w:tab w:val="left" w:pos="720"/>
         </w:tabs>
         <w:ind w:left="720" w:hanging="360"/>
       </w:pPr>
       <w:rPr>
-        <w:rFonts w:ascii="Symbol" w:hAnsi="Symbol" w:hint="default"/>
+        <w:rFonts w:hint="default" w:ascii="Symbol" w:hAnsi="Symbol"/>
         <w:sz w:val="20"/>
       </w:rPr>
     </w:lvl>
-    <w:lvl w:ilvl="1" w:tentative="1">
+    <w:lvl w:ilvl="1" w:tentative="0">
       <w:start w:val="1"/>
       <w:numFmt w:val="bullet"/>
       <w:lvlText w:val=""/>
       <w:lvlJc w:val="left"/>
       <w:pPr>
         <w:tabs>
-          <w:tab w:val="num" w:pos="1440"/>
+          <w:tab w:val="left" w:pos="1440"/>
         </w:tabs>
         <w:ind w:left="1440" w:hanging="360"/>
       </w:pPr>
       <w:rPr>
-        <w:rFonts w:ascii="Symbol" w:hAnsi="Symbol" w:hint="default"/>
+        <w:rFonts w:hint="default" w:ascii="Symbol" w:hAnsi="Symbol"/>
         <w:sz w:val="20"/>
       </w:rPr>
     </w:lvl>
-    <w:lvl w:ilvl="2" w:tentative="1">
+    <w:lvl w:ilvl="2" w:tentative="0">
       <w:start w:val="1"/>
       <w:numFmt w:val="bullet"/>
       <w:lvlText w:val=""/>
       <w:lvlJc w:val="left"/>
       <w:pPr>
         <w:tabs>
-          <w:tab w:val="num" w:pos="2160"/>
+          <w:tab w:val="left" w:pos="2160"/>
         </w:tabs>
         <w:ind w:left="2160" w:hanging="360"/>
       </w:pPr>
       <w:rPr>
-        <w:rFonts w:ascii="Symbol" w:hAnsi="Symbol" w:hint="default"/>
+        <w:rFonts w:hint="default" w:ascii="Symbol" w:hAnsi="Symbol"/>
         <w:sz w:val="20"/>
       </w:rPr>
     </w:lvl>
-    <w:lvl w:ilvl="3" w:tentative="1">
+    <w:lvl w:ilvl="3" w:tentative="0">
       <w:start w:val="1"/>
       <w:numFmt w:val="bullet"/>
       <w:lvlText w:val=""/>
       <w:lvlJc w:val="left"/>
       <w:pPr>
         <w:tabs>
-          <w:tab w:val="num" w:pos="2880"/>
+          <w:tab w:val="left" w:pos="2880"/>
         </w:tabs>
         <w:ind w:left="2880" w:hanging="360"/>
       </w:pPr>
       <w:rPr>
-        <w:rFonts w:ascii="Symbol" w:hAnsi="Symbol" w:hint="default"/>
+        <w:rFonts w:hint="default" w:ascii="Symbol" w:hAnsi="Symbol"/>
         <w:sz w:val="20"/>
       </w:rPr>
     </w:lvl>
-    <w:lvl w:ilvl="4" w:tentative="1">
+    <w:lvl w:ilvl="4" w:tentative="0">
       <w:start w:val="1"/>
       <w:numFmt w:val="bullet"/>
       <w:lvlText w:val=""/>
       <w:lvlJc w:val="left"/>
       <w:pPr>
         <w:tabs>
-          <w:tab w:val="num" w:pos="3600"/>
+          <w:tab w:val="left" w:pos="3600"/>
         </w:tabs>
         <w:ind w:left="3600" w:hanging="360"/>
       </w:pPr>
       <w:rPr>
-        <w:rFonts w:ascii="Symbol" w:hAnsi="Symbol" w:hint="default"/>
+        <w:rFonts w:hint="default" w:ascii="Symbol" w:hAnsi="Symbol"/>
         <w:sz w:val="20"/>
       </w:rPr>
     </w:lvl>
-    <w:lvl w:ilvl="5" w:tentative="1">
+    <w:lvl w:ilvl="5" w:tentative="0">
       <w:start w:val="1"/>
       <w:numFmt w:val="bullet"/>
       <w:lvlText w:val=""/>
       <w:lvlJc w:val="left"/>
       <w:pPr>
         <w:tabs>
-          <w:tab w:val="num" w:pos="4320"/>
+          <w:tab w:val="left" w:pos="4320"/>
         </w:tabs>
         <w:ind w:left="4320" w:hanging="360"/>
       </w:pPr>
       <w:rPr>
-        <w:rFonts w:ascii="Symbol" w:hAnsi="Symbol" w:hint="default"/>
+        <w:rFonts w:hint="default" w:ascii="Symbol" w:hAnsi="Symbol"/>
         <w:sz w:val="20"/>
       </w:rPr>
     </w:lvl>
-    <w:lvl w:ilvl="6" w:tentative="1">
+    <w:lvl w:ilvl="6" w:tentative="0">
       <w:start w:val="1"/>
       <w:numFmt w:val="bullet"/>
       <w:lvlText w:val=""/>
       <w:lvlJc w:val="left"/>
       <w:pPr>
         <w:tabs>
-          <w:tab w:val="num" w:pos="5040"/>
+          <w:tab w:val="left" w:pos="5040"/>
         </w:tabs>
         <w:ind w:left="5040" w:hanging="360"/>
       </w:pPr>
       <w:rPr>
-        <w:rFonts w:ascii="Symbol" w:hAnsi="Symbol" w:hint="default"/>
+        <w:rFonts w:hint="default" w:ascii="Symbol" w:hAnsi="Symbol"/>
         <w:sz w:val="20"/>
       </w:rPr>
     </w:lvl>
-    <w:lvl w:ilvl="7" w:tentative="1">
+    <w:lvl w:ilvl="7" w:tentative="0">
       <w:start w:val="1"/>
       <w:numFmt w:val="bullet"/>
       <w:lvlText w:val=""/>
       <w:lvlJc w:val="left"/>
       <w:pPr>
         <w:tabs>
-          <w:tab w:val="num" w:pos="5760"/>
+          <w:tab w:val="left" w:pos="5760"/>
         </w:tabs>
         <w:ind w:left="5760" w:hanging="360"/>
       </w:pPr>
       <w:rPr>
-        <w:rFonts w:ascii="Symbol" w:hAnsi="Symbol" w:hint="default"/>
+        <w:rFonts w:hint="default" w:ascii="Symbol" w:hAnsi="Symbol"/>
         <w:sz w:val="20"/>
       </w:rPr>
     </w:lvl>
-    <w:lvl w:ilvl="8" w:tentative="1">
+    <w:lvl w:ilvl="8" w:tentative="0">
       <w:start w:val="1"/>
       <w:numFmt w:val="bullet"/>
       <w:lvlText w:val=""/>
       <w:lvlJc w:val="left"/>
       <w:pPr>
         <w:tabs>
-          <w:tab w:val="num" w:pos="6480"/>
+          <w:tab w:val="left" w:pos="6480"/>
         </w:tabs>
         <w:ind w:left="6480" w:hanging="360"/>
       </w:pPr>
       <w:rPr>
-        <w:rFonts w:ascii="Symbol" w:hAnsi="Symbol" w:hint="default"/>
+        <w:rFonts w:hint="default" w:ascii="Symbol" w:hAnsi="Symbol"/>
         <w:sz w:val="20"/>
       </w:rPr>
     </w:lvl>
   </w:abstractNum>
-  <w:num w:numId="1" w16cid:durableId="1103769143">
+  <w:num w:numId="1">
     <w:abstractNumId w:val="1"/>
   </w:num>
-  <w:num w:numId="2" w16cid:durableId="257371307">
+  <w:num w:numId="2">
     <w:abstractNumId w:val="0"/>
   </w:num>
 </w:numbering>
 </file>
 
 <file path=word/styles.xml><?xml version="1.0" encoding="utf-8"?>
-<w:styles xmlns:mc="http://schemas.openxmlformats.org/markup-compatibility/2006" xmlns:r="http://schemas.openxmlformats.org/officeDocument/2006/relationships" xmlns:w="http://schemas.openxmlformats.org/wordprocessingml/2006/main" xmlns:w14="http://schemas.microsoft.com/office/word/2010/wordml" xmlns:w15="http://schemas.microsoft.com/office/word/2012/wordml" xmlns:w16cex="http://schemas.microsoft.com/office/word/2018/wordml/cex" xmlns:w16cid="http://schemas.microsoft.com/office/word/2016/wordml/cid" xmlns:w16="http://schemas.microsoft.com/office/word/2018/wordml" xmlns:w16du="http://schemas.microsoft.com/office/word/2023/wordml/word16du" xmlns:w16sdtdh="http://schemas.microsoft.com/office/word/2020/wordml/sdtdatahash" xmlns:w16sdtfl="http://schemas.microsoft.com/office/word/2024/wordml/sdtformatlock" xmlns:w16se="http://schemas.microsoft.com/office/word/2015/wordml/symex" mc:Ignorable="w14 w15 w16se w16cid w16 w16cex w16sdtdh w16sdtfl w16du">
+<w:styles xmlns:mc="http://schemas.openxmlformats.org/markup-compatibility/2006" xmlns:o="urn:schemas-microsoft-com:office:office" xmlns:r="http://schemas.openxmlformats.org/officeDocument/2006/relationships" xmlns:m="http://schemas.openxmlformats.org/officeDocument/2006/math" xmlns:v="urn:schemas-microsoft-com:vml" xmlns:w="http://schemas.openxmlformats.org/wordprocessingml/2006/main" xmlns:w14="http://schemas.microsoft.com/office/word/2010/wordml" xmlns:w10="urn:schemas-microsoft-com:office:word" xmlns:sl="http://schemas.openxmlformats.org/schemaLibrary/2006/main" xmlns:wpsCustomData="http://www.wps.cn/officeDocument/2013/wpsCustomData" mc:Ignorable="w14">
   <w:docDefaults>
     <w:rPrDefault>
       <w:rPr>
-        <w:rFonts w:asciiTheme="minorHAnsi" w:eastAsiaTheme="minorHAnsi" w:hAnsiTheme="minorHAnsi" w:cstheme="minorBidi"/>
-        <w:sz w:val="22"/>
-        <w:szCs w:val="22"/>
-        <w:lang w:val="en-IN" w:eastAsia="en-US" w:bidi="ar-SA"/>
+        <w:rFonts w:asciiTheme="minorHAnsi" w:hAnsiTheme="minorHAnsi" w:eastAsiaTheme="minorHAnsi" w:cstheme="minorBidi"/>
       </w:rPr>
     </w:rPrDefault>
-    <w:pPrDefault>
-      <w:pPr>
-        <w:spacing w:after="160" w:line="259" w:lineRule="auto"/>
-      </w:pPr>
-    </w:pPrDefault>
+    <w:pPrDefault/>
   </w:docDefaults>
-  <w:latentStyles w:defLockedState="0" w:defUIPriority="99" w:defSemiHidden="0" w:defUnhideWhenUsed="0" w:defQFormat="0" w:count="376">
-    <w:lsdException w:name="Normal" w:uiPriority="0" w:qFormat="1"/>
-    <w:lsdException w:name="heading 1" w:uiPriority="9" w:qFormat="1"/>
-    <w:lsdException w:name="heading 2" w:semiHidden="1" w:uiPriority="9" w:unhideWhenUsed="1" w:qFormat="1"/>
-    <w:lsdException w:name="heading 3" w:semiHidden="1" w:uiPriority="9" w:unhideWhenUsed="1" w:qFormat="1"/>
-    <w:lsdException w:name="heading 4" w:semiHidden="1" w:uiPriority="9" w:unhideWhenUsed="1" w:qFormat="1"/>
-    <w:lsdException w:name="heading 5" w:semiHidden="1" w:uiPriority="9" w:unhideWhenUsed="1" w:qFormat="1"/>
-    <w:lsdException w:name="heading 6" w:semiHidden="1" w:uiPriority="9" w:unhideWhenUsed="1" w:qFormat="1"/>
-    <w:lsdException w:name="heading 7" w:semiHidden="1" w:uiPriority="9" w:unhideWhenUsed="1" w:qFormat="1"/>
-    <w:lsdException w:name="heading 8" w:semiHidden="1" w:uiPriority="9" w:unhideWhenUsed="1" w:qFormat="1"/>
-    <w:lsdException w:name="heading 9" w:semiHidden="1" w:uiPriority="9" w:unhideWhenUsed="1" w:qFormat="1"/>
-    <w:lsdException w:name="index 1" w:semiHidden="1" w:unhideWhenUsed="1"/>
-    <w:lsdException w:name="index 2" w:semiHidden="1" w:unhideWhenUsed="1"/>
-    <w:lsdException w:name="index 3" w:semiHidden="1" w:unhideWhenUsed="1"/>
-    <w:lsdException w:name="index 4" w:semiHidden="1" w:unhideWhenUsed="1"/>
-    <w:lsdException w:name="index 5" w:semiHidden="1" w:unhideWhenUsed="1"/>
-    <w:lsdException w:name="index 6" w:semiHidden="1" w:unhideWhenUsed="1"/>
-    <w:lsdException w:name="index 7" w:semiHidden="1" w:unhideWhenUsed="1"/>
-    <w:lsdException w:name="index 8" w:semiHidden="1" w:unhideWhenUsed="1"/>
-    <w:lsdException w:name="index 9" w:semiHidden="1" w:unhideWhenUsed="1"/>
-    <w:lsdException w:name="toc 1" w:semiHidden="1" w:uiPriority="39" w:unhideWhenUsed="1"/>
-    <w:lsdException w:name="toc 2" w:semiHidden="1" w:uiPriority="39" w:unhideWhenUsed="1"/>
-    <w:lsdException w:name="toc 3" w:semiHidden="1" w:uiPriority="39" w:unhideWhenUsed="1"/>
-    <w:lsdException w:name="toc 4" w:semiHidden="1" w:uiPriority="39" w:unhideWhenUsed="1"/>
-    <w:lsdException w:name="toc 5" w:semiHidden="1" w:uiPriority="39" w:unhideWhenUsed="1"/>
-    <w:lsdException w:name="toc 6" w:semiHidden="1" w:uiPriority="39" w:unhideWhenUsed="1"/>
-    <w:lsdException w:name="toc 7" w:semiHidden="1" w:uiPriority="39" w:unhideWhenUsed="1"/>
-    <w:lsdException w:name="toc 8" w:semiHidden="1" w:uiPriority="39" w:unhideWhenUsed="1"/>
-    <w:lsdException w:name="toc 9" w:semiHidden="1" w:uiPriority="39" w:unhideWhenUsed="1"/>
-    <w:lsdException w:name="Normal Indent" w:semiHidden="1" w:unhideWhenUsed="1"/>
-    <w:lsdException w:name="footnote text" w:semiHidden="1" w:unhideWhenUsed="1"/>
-    <w:lsdException w:name="annotation text" w:semiHidden="1" w:unhideWhenUsed="1"/>
-    <w:lsdException w:name="header" w:semiHidden="1" w:unhideWhenUsed="1"/>
-    <w:lsdException w:name="footer" w:semiHidden="1" w:unhideWhenUsed="1"/>
-    <w:lsdException w:name="index heading" w:semiHidden="1" w:unhideWhenUsed="1"/>
-    <w:lsdException w:name="caption" w:semiHidden="1" w:uiPriority="35" w:unhideWhenUsed="1" w:qFormat="1"/>
-    <w:lsdException w:name="table of figures" w:semiHidden="1" w:unhideWhenUsed="1"/>
-    <w:lsdException w:name="envelope address" w:semiHidden="1" w:unhideWhenUsed="1"/>
-    <w:lsdException w:name="envelope return" w:semiHidden="1" w:unhideWhenUsed="1"/>
-    <w:lsdException w:name="footnote reference" w:semiHidden="1" w:unhideWhenUsed="1"/>
-    <w:lsdException w:name="annotation reference" w:semiHidden="1" w:unhideWhenUsed="1"/>
-    <w:lsdException w:name="line number" w:semiHidden="1" w:unhideWhenUsed="1"/>
-    <w:lsdException w:name="page number" w:semiHidden="1" w:unhideWhenUsed="1"/>
-    <w:lsdException w:name="endnote reference" w:semiHidden="1" w:unhideWhenUsed="1"/>
-    <w:lsdException w:name="endnote text" w:semiHidden="1" w:unhideWhenUsed="1"/>
-    <w:lsdException w:name="table of authorities" w:semiHidden="1" w:unhideWhenUsed="1"/>
-    <w:lsdException w:name="macro" w:semiHidden="1" w:unhideWhenUsed="1"/>
-    <w:lsdException w:name="toa heading" w:semiHidden="1" w:unhideWhenUsed="1"/>
-    <w:lsdException w:name="List" w:semiHidden="1" w:unhideWhenUsed="1"/>
-    <w:lsdException w:name="List Bullet" w:semiHidden="1" w:unhideWhenUsed="1"/>
-    <w:lsdException w:name="List Number" w:semiHidden="1" w:unhideWhenUsed="1"/>
-    <w:lsdException w:name="List 2" w:semiHidden="1" w:unhideWhenUsed="1"/>
-    <w:lsdException w:name="List 3" w:semiHidden="1" w:unhideWhenUsed="1"/>
-    <w:lsdException w:name="List 4" w:semiHidden="1" w:unhideWhenUsed="1"/>
-    <w:lsdException w:name="List 5" w:semiHidden="1" w:unhideWhenUsed="1"/>
-    <w:lsdException w:name="List Bullet 2" w:semiHidden="1" w:unhideWhenUsed="1"/>
-    <w:lsdException w:name="List Bullet 3" w:semiHidden="1" w:unhideWhenUsed="1"/>
-    <w:lsdException w:name="List Bullet 4" w:semiHidden="1" w:unhideWhenUsed="1"/>
-    <w:lsdException w:name="List Bullet 5" w:semiHidden="1" w:unhideWhenUsed="1"/>
-    <w:lsdException w:name="List Number 2" w:semiHidden="1" w:unhideWhenUsed="1"/>
-    <w:lsdException w:name="List Number 3" w:semiHidden="1" w:unhideWhenUsed="1"/>
-    <w:lsdException w:name="List Number 4" w:semiHidden="1" w:unhideWhenUsed="1"/>
-    <w:lsdException w:name="List Number 5" w:semiHidden="1" w:unhideWhenUsed="1"/>
-    <w:lsdException w:name="Title" w:uiPriority="10" w:qFormat="1"/>
-    <w:lsdException w:name="Closing" w:semiHidden="1" w:unhideWhenUsed="1"/>
-    <w:lsdException w:name="Signature" w:semiHidden="1" w:unhideWhenUsed="1"/>
-    <w:lsdException w:name="Default Paragraph Font" w:semiHidden="1" w:uiPriority="1" w:unhideWhenUsed="1"/>
-    <w:lsdException w:name="Body Text" w:semiHidden="1" w:uiPriority="1" w:unhideWhenUsed="1" w:qFormat="1"/>
-    <w:lsdException w:name="Body Text Indent" w:semiHidden="1" w:unhideWhenUsed="1"/>
-    <w:lsdException w:name="List Continue" w:semiHidden="1" w:unhideWhenUsed="1"/>
-    <w:lsdException w:name="List Continue 2" w:semiHidden="1" w:unhideWhenUsed="1"/>
-    <w:lsdException w:name="List Continue 3" w:semiHidden="1" w:unhideWhenUsed="1"/>
-    <w:lsdException w:name="List Continue 4" w:semiHidden="1" w:unhideWhenUsed="1"/>
-    <w:lsdException w:name="List Continue 5" w:semiHidden="1" w:unhideWhenUsed="1"/>
-    <w:lsdException w:name="Message Header" w:semiHidden="1" w:unhideWhenUsed="1"/>
-    <w:lsdException w:name="Subtitle" w:uiPriority="11" w:qFormat="1"/>
-    <w:lsdException w:name="Salutation" w:semiHidden="1" w:unhideWhenUsed="1"/>
-    <w:lsdException w:name="Date" w:semiHidden="1" w:unhideWhenUsed="1"/>
-    <w:lsdException w:name="Body Text First Indent" w:semiHidden="1" w:unhideWhenUsed="1"/>
-    <w:lsdException w:name="Body Text First Indent 2" w:semiHidden="1" w:unhideWhenUsed="1"/>
-    <w:lsdException w:name="Note Heading" w:semiHidden="1" w:unhideWhenUsed="1"/>
-    <w:lsdException w:name="Body Text 2" w:semiHidden="1" w:unhideWhenUsed="1"/>
-    <w:lsdException w:name="Body Text 3" w:semiHidden="1" w:unhideWhenUsed="1"/>
-    <w:lsdException w:name="Body Text Indent 2" w:semiHidden="1" w:unhideWhenUsed="1"/>
-    <w:lsdException w:name="Body Text Indent 3" w:semiHidden="1" w:unhideWhenUsed="1"/>
-    <w:lsdException w:name="Block Text" w:semiHidden="1" w:unhideWhenUsed="1"/>
-    <w:lsdException w:name="Hyperlink" w:semiHidden="1" w:unhideWhenUsed="1"/>
-    <w:lsdException w:name="FollowedHyperlink" w:semiHidden="1" w:unhideWhenUsed="1"/>
-    <w:lsdException w:name="Strong" w:uiPriority="22" w:qFormat="1"/>
-    <w:lsdException w:name="Emphasis" w:uiPriority="20" w:qFormat="1"/>
-    <w:lsdException w:name="Document Map" w:semiHidden="1" w:unhideWhenUsed="1"/>
-    <w:lsdException w:name="Plain Text" w:semiHidden="1" w:unhideWhenUsed="1"/>
-    <w:lsdException w:name="E-mail Signature" w:semiHidden="1" w:unhideWhenUsed="1"/>
-    <w:lsdException w:name="HTML Top of Form" w:semiHidden="1" w:unhideWhenUsed="1"/>
-    <w:lsdException w:name="HTML Bottom of Form" w:semiHidden="1" w:unhideWhenUsed="1"/>
-    <w:lsdException w:name="Normal (Web)" w:semiHidden="1" w:unhideWhenUsed="1"/>
-    <w:lsdException w:name="HTML Acronym" w:semiHidden="1" w:unhideWhenUsed="1"/>
-    <w:lsdException w:name="HTML Address" w:semiHidden="1" w:unhideWhenUsed="1"/>
-    <w:lsdException w:name="HTML Cite" w:semiHidden="1" w:unhideWhenUsed="1"/>
-    <w:lsdException w:name="HTML Code" w:semiHidden="1" w:unhideWhenUsed="1"/>
-    <w:lsdException w:name="HTML Definition" w:semiHidden="1" w:unhideWhenUsed="1"/>
-    <w:lsdException w:name="HTML Keyboard" w:semiHidden="1" w:unhideWhenUsed="1"/>
-    <w:lsdException w:name="HTML Preformatted" w:semiHidden="1" w:unhideWhenUsed="1"/>
-    <w:lsdException w:name="HTML Sample" w:semiHidden="1" w:unhideWhenUsed="1"/>
-    <w:lsdException w:name="HTML Typewriter" w:semiHidden="1" w:unhideWhenUsed="1"/>
-    <w:lsdException w:name="HTML Variable" w:semiHidden="1" w:unhideWhenUsed="1"/>
-    <w:lsdException w:name="Normal Table" w:semiHidden="1" w:unhideWhenUsed="1"/>
-    <w:lsdException w:name="annotation subject" w:semiHidden="1" w:unhideWhenUsed="1"/>
-    <w:lsdException w:name="No List" w:semiHidden="1" w:unhideWhenUsed="1"/>
-    <w:lsdException w:name="Outline List 1" w:semiHidden="1" w:unhideWhenUsed="1"/>
-    <w:lsdException w:name="Outline List 2" w:semiHidden="1" w:unhideWhenUsed="1"/>
-    <w:lsdException w:name="Outline List 3" w:semiHidden="1" w:unhideWhenUsed="1"/>
-    <w:lsdException w:name="Table Simple 1" w:semiHidden="1" w:unhideWhenUsed="1"/>
-    <w:lsdException w:name="Table Simple 2" w:semiHidden="1" w:unhideWhenUsed="1"/>
-    <w:lsdException w:name="Table Simple 3" w:semiHidden="1" w:unhideWhenUsed="1"/>
-    <w:lsdException w:name="Table Classic 1" w:semiHidden="1" w:unhideWhenUsed="1"/>
-    <w:lsdException w:name="Table Classic 2" w:semiHidden="1" w:unhideWhenUsed="1"/>
-    <w:lsdException w:name="Table Classic 3" w:semiHidden="1" w:unhideWhenUsed="1"/>
-    <w:lsdException w:name="Table Classic 4" w:semiHidden="1" w:unhideWhenUsed="1"/>
-    <w:lsdException w:name="Table Colorful 1" w:semiHidden="1" w:unhideWhenUsed="1"/>
-    <w:lsdException w:name="Table Colorful 2" w:semiHidden="1" w:unhideWhenUsed="1"/>
-    <w:lsdException w:name="Table Colorful 3" w:semiHidden="1" w:unhideWhenUsed="1"/>
-    <w:lsdException w:name="Table Columns 1" w:semiHidden="1" w:unhideWhenUsed="1"/>
-    <w:lsdException w:name="Table Columns 2" w:semiHidden="1" w:unhideWhenUsed="1"/>
-    <w:lsdException w:name="Table Columns 3" w:semiHidden="1" w:unhideWhenUsed="1"/>
-    <w:lsdException w:name="Table Columns 4" w:semiHidden="1" w:unhideWhenUsed="1"/>
-    <w:lsdException w:name="Table Columns 5" w:semiHidden="1" w:unhideWhenUsed="1"/>
-    <w:lsdException w:name="Table Grid 1" w:semiHidden="1" w:unhideWhenUsed="1"/>
-    <w:lsdException w:name="Table Grid 2" w:semiHidden="1" w:unhideWhenUsed="1"/>
-    <w:lsdException w:name="Table Grid 3" w:semiHidden="1" w:unhideWhenUsed="1"/>
-    <w:lsdException w:name="Table Grid 4" w:semiHidden="1" w:unhideWhenUsed="1"/>
-    <w:lsdException w:name="Table Grid 5" w:semiHidden="1" w:unhideWhenUsed="1"/>
-    <w:lsdException w:name="Table Grid 6" w:semiHidden="1" w:unhideWhenUsed="1"/>
-    <w:lsdException w:name="Table Grid 7" w:semiHidden="1" w:unhideWhenUsed="1"/>
-    <w:lsdException w:name="Table Grid 8" w:semiHidden="1" w:unhideWhenUsed="1"/>
-    <w:lsdException w:name="Table List 1" w:semiHidden="1" w:unhideWhenUsed="1"/>
-    <w:lsdException w:name="Table List 2" w:semiHidden="1" w:unhideWhenUsed="1"/>
-    <w:lsdException w:name="Table List 3" w:semiHidden="1" w:unhideWhenUsed="1"/>
-    <w:lsdException w:name="Table List 4" w:semiHidden="1" w:unhideWhenUsed="1"/>
-    <w:lsdException w:name="Table List 5" w:semiHidden="1" w:unhideWhenUsed="1"/>
-    <w:lsdException w:name="Table List 6" w:semiHidden="1" w:unhideWhenUsed="1"/>
-    <w:lsdException w:name="Table List 7" w:semiHidden="1" w:unhideWhenUsed="1"/>
-    <w:lsdException w:name="Table List 8" w:semiHidden="1" w:unhideWhenUsed="1"/>
-    <w:lsdException w:name="Table 3D effects 1" w:semiHidden="1" w:unhideWhenUsed="1"/>
-    <w:lsdException w:name="Table 3D effects 2" w:semiHidden="1" w:unhideWhenUsed="1"/>
-    <w:lsdException w:name="Table 3D effects 3" w:semiHidden="1" w:unhideWhenUsed="1"/>
-    <w:lsdException w:name="Table Contemporary" w:semiHidden="1" w:unhideWhenUsed="1"/>
-    <w:lsdException w:name="Table Elegant" w:semiHidden="1" w:unhideWhenUsed="1"/>
-    <w:lsdException w:name="Table Professional" w:semiHidden="1" w:unhideWhenUsed="1"/>
-    <w:lsdException w:name="Table Subtle 1" w:semiHidden="1" w:unhideWhenUsed="1"/>
-    <w:lsdException w:name="Table Subtle 2" w:semiHidden="1" w:unhideWhenUsed="1"/>
-    <w:lsdException w:name="Table Web 1" w:semiHidden="1" w:unhideWhenUsed="1"/>
-    <w:lsdException w:name="Table Web 2" w:semiHidden="1" w:unhideWhenUsed="1"/>
-    <w:lsdException w:name="Table Web 3" w:semiHidden="1" w:unhideWhenUsed="1"/>
-    <w:lsdException w:name="Balloon Text" w:semiHidden="1" w:unhideWhenUsed="1"/>
-    <w:lsdException w:name="Table Grid" w:uiPriority="39"/>
-    <w:lsdException w:name="Table Theme" w:semiHidden="1" w:unhideWhenUsed="1"/>
-    <w:lsdException w:name="Placeholder Text" w:semiHidden="1"/>
-    <w:lsdException w:name="No Spacing" w:uiPriority="1" w:qFormat="1"/>
-    <w:lsdException w:name="Light Shading" w:uiPriority="60"/>
-    <w:lsdException w:name="Light List" w:uiPriority="61"/>
-    <w:lsdException w:name="Light Grid" w:uiPriority="62"/>
-    <w:lsdException w:name="Medium Shading 1" w:uiPriority="63"/>
-    <w:lsdException w:name="Medium Shading 2" w:uiPriority="64"/>
-    <w:lsdException w:name="Medium List 1" w:uiPriority="65"/>
-    <w:lsdException w:name="Medium List 2" w:uiPriority="66"/>
-    <w:lsdException w:name="Medium Grid 1" w:uiPriority="67"/>
-    <w:lsdException w:name="Medium Grid 2" w:uiPriority="68"/>
-    <w:lsdException w:name="Medium Grid 3" w:uiPriority="69"/>
-    <w:lsdException w:name="Dark List" w:uiPriority="70"/>
-    <w:lsdException w:name="Colorful Shading" w:uiPriority="71"/>
-    <w:lsdException w:name="Colorful List" w:uiPriority="72"/>
-    <w:lsdException w:name="Colorful Grid" w:uiPriority="73"/>
-    <w:lsdException w:name="Light Shading Accent 1" w:uiPriority="60"/>
-    <w:lsdException w:name="Light List Accent 1" w:uiPriority="61"/>
-    <w:lsdException w:name="Light Grid Accent 1" w:uiPriority="62"/>
-    <w:lsdException w:name="Medium Shading 1 Accent 1" w:uiPriority="63"/>
-    <w:lsdException w:name="Medium Shading 2 Accent 1" w:uiPriority="64"/>
-    <w:lsdException w:name="Medium List 1 Accent 1" w:uiPriority="65"/>
-    <w:lsdException w:name="Revision" w:semiHidden="1"/>
-    <w:lsdException w:name="List Paragraph" w:uiPriority="34" w:qFormat="1"/>
-    <w:lsdException w:name="Quote" w:uiPriority="29" w:qFormat="1"/>
-    <w:lsdException w:name="Intense Quote" w:uiPriority="30" w:qFormat="1"/>
-    <w:lsdException w:name="Medium List 2 Accent 1" w:uiPriority="66"/>
-    <w:lsdException w:name="Medium Grid 1 Accent 1" w:uiPriority="67"/>
-    <w:lsdException w:name="Medium Grid 2 Accent 1" w:uiPriority="68"/>
-    <w:lsdException w:name="Medium Grid 3 Accent 1" w:uiPriority="69"/>
-    <w:lsdException w:name="Dark List Accent 1" w:uiPriority="70"/>
-    <w:lsdException w:name="Colorful Shading Accent 1" w:uiPriority="71"/>
-    <w:lsdException w:name="Colorful List Accent 1" w:uiPriority="72"/>
-    <w:lsdException w:name="Colorful Grid Accent 1" w:uiPriority="73"/>
-    <w:lsdException w:name="Light Shading Accent 2" w:uiPriority="60"/>
-    <w:lsdException w:name="Light List Accent 2" w:uiPriority="61"/>
-    <w:lsdException w:name="Light Grid Accent 2" w:uiPriority="62"/>
-    <w:lsdException w:name="Medium Shading 1 Accent 2" w:uiPriority="63"/>
-    <w:lsdException w:name="Medium Shading 2 Accent 2" w:uiPriority="64"/>
-    <w:lsdException w:name="Medium List 1 Accent 2" w:uiPriority="65"/>
-    <w:lsdException w:name="Medium List 2 Accent 2" w:uiPriority="66"/>
-    <w:lsdException w:name="Medium Grid 1 Accent 2" w:uiPriority="67"/>
-    <w:lsdException w:name="Medium Grid 2 Accent 2" w:uiPriority="68"/>
-    <w:lsdException w:name="Medium Grid 3 Accent 2" w:uiPriority="69"/>
-    <w:lsdException w:name="Dark List Accent 2" w:uiPriority="70"/>
-    <w:lsdException w:name="Colorful Shading Accent 2" w:uiPriority="71"/>
-    <w:lsdException w:name="Colorful List Accent 2" w:uiPriority="72"/>
-    <w:lsdException w:name="Colorful Grid Accent 2" w:uiPriority="73"/>
-    <w:lsdException w:name="Light Shading Accent 3" w:uiPriority="60"/>
-    <w:lsdException w:name="Light List Accent 3" w:uiPriority="61"/>
-    <w:lsdException w:name="Light Grid Accent 3" w:uiPriority="62"/>
-    <w:lsdException w:name="Medium Shading 1 Accent 3" w:uiPriority="63"/>
-    <w:lsdException w:name="Medium Shading 2 Accent 3" w:uiPriority="64"/>
-    <w:lsdException w:name="Medium List 1 Accent 3" w:uiPriority="65"/>
-    <w:lsdException w:name="Medium List 2 Accent 3" w:uiPriority="66"/>
-    <w:lsdException w:name="Medium Grid 1 Accent 3" w:uiPriority="67"/>
-    <w:lsdException w:name="Medium Grid 2 Accent 3" w:uiPriority="68"/>
-    <w:lsdException w:name="Medium Grid 3 Accent 3" w:uiPriority="69"/>
-    <w:lsdException w:name="Dark List Accent 3" w:uiPriority="70"/>
-    <w:lsdException w:name="Colorful Shading Accent 3" w:uiPriority="71"/>
-    <w:lsdException w:name="Colorful List Accent 3" w:uiPriority="72"/>
-    <w:lsdException w:name="Colorful Grid Accent 3" w:uiPriority="73"/>
-    <w:lsdException w:name="Light Shading Accent 4" w:uiPriority="60"/>
-    <w:lsdException w:name="Light List Accent 4" w:uiPriority="61"/>
-    <w:lsdException w:name="Light Grid Accent 4" w:uiPriority="62"/>
-    <w:lsdException w:name="Medium Shading 1 Accent 4" w:uiPriority="63"/>
-    <w:lsdException w:name="Medium Shading 2 Accent 4" w:uiPriority="64"/>
-    <w:lsdException w:name="Medium List 1 Accent 4" w:uiPriority="65"/>
-    <w:lsdException w:name="Medium List 2 Accent 4" w:uiPriority="66"/>
-    <w:lsdException w:name="Medium Grid 1 Accent 4" w:uiPriority="67"/>
-    <w:lsdException w:name="Medium Grid 2 Accent 4" w:uiPriority="68"/>
-    <w:lsdException w:name="Medium Grid 3 Accent 4" w:uiPriority="69"/>
-    <w:lsdException w:name="Dark List Accent 4" w:uiPriority="70"/>
-    <w:lsdException w:name="Colorful Shading Accent 4" w:uiPriority="71"/>
-    <w:lsdException w:name="Colorful List Accent 4" w:uiPriority="72"/>
-    <w:lsdException w:name="Colorful Grid Accent 4" w:uiPriority="73"/>
-    <w:lsdException w:name="Light Shading Accent 5" w:uiPriority="60"/>
-    <w:lsdException w:name="Light List Accent 5" w:uiPriority="61"/>
-    <w:lsdException w:name="Light Grid Accent 5" w:uiPriority="62"/>
-    <w:lsdException w:name="Medium Shading 1 Accent 5" w:uiPriority="63"/>
-    <w:lsdException w:name="Medium Shading 2 Accent 5" w:uiPriority="64"/>
-    <w:lsdException w:name="Medium List 1 Accent 5" w:uiPriority="65"/>
-    <w:lsdException w:name="Medium List 2 Accent 5" w:uiPriority="66"/>
-    <w:lsdException w:name="Medium Grid 1 Accent 5" w:uiPriority="67"/>
-    <w:lsdException w:name="Medium Grid 2 Accent 5" w:uiPriority="68"/>
-    <w:lsdException w:name="Medium Grid 3 Accent 5" w:uiPriority="69"/>
-    <w:lsdException w:name="Dark List Accent 5" w:uiPriority="70"/>
-    <w:lsdException w:name="Colorful Shading Accent 5" w:uiPriority="71"/>
-    <w:lsdException w:name="Colorful List Accent 5" w:uiPriority="72"/>
-    <w:lsdException w:name="Colorful Grid Accent 5" w:uiPriority="73"/>
-    <w:lsdException w:name="Light Shading Accent 6" w:uiPriority="60"/>
-    <w:lsdException w:name="Light List Accent 6" w:uiPriority="61"/>
-    <w:lsdException w:name="Light Grid Accent 6" w:uiPriority="62"/>
-    <w:lsdException w:name="Medium Shading 1 Accent 6" w:uiPriority="63"/>
-    <w:lsdException w:name="Medium Shading 2 Accent 6" w:uiPriority="64"/>
-    <w:lsdException w:name="Medium List 1 Accent 6" w:uiPriority="65"/>
-    <w:lsdException w:name="Medium List 2 Accent 6" w:uiPriority="66"/>
-    <w:lsdException w:name="Medium Grid 1 Accent 6" w:uiPriority="67"/>
-    <w:lsdException w:name="Medium Grid 2 Accent 6" w:uiPriority="68"/>
-    <w:lsdException w:name="Medium Grid 3 Accent 6" w:uiPriority="69"/>
-    <w:lsdException w:name="Dark List Accent 6" w:uiPriority="70"/>
-    <w:lsdException w:name="Colorful Shading Accent 6" w:uiPriority="71"/>
-    <w:lsdException w:name="Colorful List Accent 6" w:uiPriority="72"/>
-    <w:lsdException w:name="Colorful Grid Accent 6" w:uiPriority="73"/>
-    <w:lsdException w:name="Subtle Emphasis" w:uiPriority="19" w:qFormat="1"/>
-    <w:lsdException w:name="Intense Emphasis" w:uiPriority="21" w:qFormat="1"/>
-    <w:lsdException w:name="Subtle Reference" w:uiPriority="31" w:qFormat="1"/>
-    <w:lsdException w:name="Intense Reference" w:uiPriority="32" w:qFormat="1"/>
-    <w:lsdException w:name="Book Title" w:uiPriority="33" w:qFormat="1"/>
-    <w:lsdException w:name="Bibliography" w:semiHidden="1" w:uiPriority="37" w:unhideWhenUsed="1"/>
-    <w:lsdException w:name="TOC Heading" w:semiHidden="1" w:uiPriority="39" w:unhideWhenUsed="1" w:qFormat="1"/>
-    <w:lsdException w:name="Plain Table 1" w:uiPriority="41"/>
-    <w:lsdException w:name="Plain Table 2" w:uiPriority="42"/>
-    <w:lsdException w:name="Plain Table 3" w:uiPriority="43"/>
-    <w:lsdException w:name="Plain Table 4" w:uiPriority="44"/>
-    <w:lsdException w:name="Plain Table 5" w:uiPriority="45"/>
-    <w:lsdException w:name="Grid Table Light" w:uiPriority="40"/>
-    <w:lsdException w:name="Grid Table 1 Light" w:uiPriority="46"/>
-    <w:lsdException w:name="Grid Table 2" w:uiPriority="47"/>
-    <w:lsdException w:name="Grid Table 3" w:uiPriority="48"/>
-    <w:lsdException w:name="Grid Table 4" w:uiPriority="49"/>
-    <w:lsdException w:name="Grid Table 5 Dark" w:uiPriority="50"/>
-    <w:lsdException w:name="Grid Table 6 Colorful" w:uiPriority="51"/>
-    <w:lsdException w:name="Grid Table 7 Colorful" w:uiPriority="52"/>
-    <w:lsdException w:name="Grid Table 1 Light Accent 1" w:uiPriority="46"/>
-    <w:lsdException w:name="Grid Table 2 Accent 1" w:uiPriority="47"/>
-    <w:lsdException w:name="Grid Table 3 Accent 1" w:uiPriority="48"/>
-    <w:lsdException w:name="Grid Table 4 Accent 1" w:uiPriority="49"/>
-    <w:lsdException w:name="Grid Table 5 Dark Accent 1" w:uiPriority="50"/>
-    <w:lsdException w:name="Grid Table 6 Colorful Accent 1" w:uiPriority="51"/>
-    <w:lsdException w:name="Grid Table 7 Colorful Accent 1" w:uiPriority="52"/>
-    <w:lsdException w:name="Grid Table 1 Light Accent 2" w:uiPriority="46"/>
-    <w:lsdException w:name="Grid Table 2 Accent 2" w:uiPriority="47"/>
-    <w:lsdException w:name="Grid Table 3 Accent 2" w:uiPriority="48"/>
-    <w:lsdException w:name="Grid Table 4 Accent 2" w:uiPriority="49"/>
-    <w:lsdException w:name="Grid Table 5 Dark Accent 2" w:uiPriority="50"/>
-    <w:lsdException w:name="Grid Table 6 Colorful Accent 2" w:uiPriority="51"/>
-    <w:lsdException w:name="Grid Table 7 Colorful Accent 2" w:uiPriority="52"/>
-    <w:lsdException w:name="Grid Table 1 Light Accent 3" w:uiPriority="46"/>
-    <w:lsdException w:name="Grid Table 2 Accent 3" w:uiPriority="47"/>
-    <w:lsdException w:name="Grid Table 3 Accent 3" w:uiPriority="48"/>
-    <w:lsdException w:name="Grid Table 4 Accent 3" w:uiPriority="49"/>
-    <w:lsdException w:name="Grid Table 5 Dark Accent 3" w:uiPriority="50"/>
-    <w:lsdException w:name="Grid Table 6 Colorful Accent 3" w:uiPriority="51"/>
-    <w:lsdException w:name="Grid Table 7 Colorful Accent 3" w:uiPriority="52"/>
-    <w:lsdException w:name="Grid Table 1 Light Accent 4" w:uiPriority="46"/>
-    <w:lsdException w:name="Grid Table 2 Accent 4" w:uiPriority="47"/>
-    <w:lsdException w:name="Grid Table 3 Accent 4" w:uiPriority="48"/>
-    <w:lsdException w:name="Grid Table 4 Accent 4" w:uiPriority="49"/>
-    <w:lsdException w:name="Grid Table 5 Dark Accent 4" w:uiPriority="50"/>
-    <w:lsdException w:name="Grid Table 6 Colorful Accent 4" w:uiPriority="51"/>
-    <w:lsdException w:name="Grid Table 7 Colorful Accent 4" w:uiPriority="52"/>
-    <w:lsdException w:name="Grid Table 1 Light Accent 5" w:uiPriority="46"/>
-    <w:lsdException w:name="Grid Table 2 Accent 5" w:uiPriority="47"/>
-    <w:lsdException w:name="Grid Table 3 Accent 5" w:uiPriority="48"/>
-    <w:lsdException w:name="Grid Table 4 Accent 5" w:uiPriority="49"/>
-    <w:lsdException w:name="Grid Table 5 Dark Accent 5" w:uiPriority="50"/>
-    <w:lsdException w:name="Grid Table 6 Colorful Accent 5" w:uiPriority="51"/>
-    <w:lsdException w:name="Grid Table 7 Colorful Accent 5" w:uiPriority="52"/>
-    <w:lsdException w:name="Grid Table 1 Light Accent 6" w:uiPriority="46"/>
-    <w:lsdException w:name="Grid Table 2 Accent 6" w:uiPriority="47"/>
-    <w:lsdException w:name="Grid Table 3 Accent 6" w:uiPriority="48"/>
-    <w:lsdException w:name="Grid Table 4 Accent 6" w:uiPriority="49"/>
-    <w:lsdException w:name="Grid Table 5 Dark Accent 6" w:uiPriority="50"/>
-    <w:lsdException w:name="Grid Table 6 Colorful Accent 6" w:uiPriority="51"/>
-    <w:lsdException w:name="Grid Table 7 Colorful Accent 6" w:uiPriority="52"/>
-    <w:lsdException w:name="List Table 1 Light" w:uiPriority="46"/>
-    <w:lsdException w:name="List Table 2" w:uiPriority="47"/>
-    <w:lsdException w:name="List Table 3" w:uiPriority="48"/>
-    <w:lsdException w:name="List Table 4" w:uiPriority="49"/>
-    <w:lsdException w:name="List Table 5 Dark" w:uiPriority="50"/>
-    <w:lsdException w:name="List Table 6 Colorful" w:uiPriority="51"/>
-    <w:lsdException w:name="List Table 7 Colorful" w:uiPriority="52"/>
-    <w:lsdException w:name="List Table 1 Light Accent 1" w:uiPriority="46"/>
-    <w:lsdException w:name="List Table 2 Accent 1" w:uiPriority="47"/>
-    <w:lsdException w:name="List Table 3 Accent 1" w:uiPriority="48"/>
-    <w:lsdException w:name="List Table 4 Accent 1" w:uiPriority="49"/>
-    <w:lsdException w:name="List Table 5 Dark Accent 1" w:uiPriority="50"/>
-    <w:lsdException w:name="List Table 6 Colorful Accent 1" w:uiPriority="51"/>
-    <w:lsdException w:name="List Table 7 Colorful Accent 1" w:uiPriority="52"/>
-    <w:lsdException w:name="List Table 1 Light Accent 2" w:uiPriority="46"/>
-    <w:lsdException w:name="List Table 2 Accent 2" w:uiPriority="47"/>
-    <w:lsdException w:name="List Table 3 Accent 2" w:uiPriority="48"/>
-    <w:lsdException w:name="List Table 4 Accent 2" w:uiPriority="49"/>
-    <w:lsdException w:name="List Table 5 Dark Accent 2" w:uiPriority="50"/>
-    <w:lsdException w:name="List Table 6 Colorful Accent 2" w:uiPriority="51"/>
-    <w:lsdException w:name="List Table 7 Colorful Accent 2" w:uiPriority="52"/>
-    <w:lsdException w:name="List Table 1 Light Accent 3" w:uiPriority="46"/>
-    <w:lsdException w:name="List Table 2 Accent 3" w:uiPriority="47"/>
-    <w:lsdException w:name="List Table 3 Accent 3" w:uiPriority="48"/>
-    <w:lsdException w:name="List Table 4 Accent 3" w:uiPriority="49"/>
-    <w:lsdException w:name="List Table 5 Dark Accent 3" w:uiPriority="50"/>
-    <w:lsdException w:name="List Table 6 Colorful Accent 3" w:uiPriority="51"/>
-    <w:lsdException w:name="List Table 7 Colorful Accent 3" w:uiPriority="52"/>
-    <w:lsdException w:name="List Table 1 Light Accent 4" w:uiPriority="46"/>
-    <w:lsdException w:name="List Table 2 Accent 4" w:uiPriority="47"/>
-    <w:lsdException w:name="List Table 3 Accent 4" w:uiPriority="48"/>
-    <w:lsdException w:name="List Table 4 Accent 4" w:uiPriority="49"/>
-    <w:lsdException w:name="List Table 5 Dark Accent 4" w:uiPriority="50"/>
-    <w:lsdException w:name="List Table 6 Colorful Accent 4" w:uiPriority="51"/>
-    <w:lsdException w:name="List Table 7 Colorful Accent 4" w:uiPriority="52"/>
-    <w:lsdException w:name="List Table 1 Light Accent 5" w:uiPriority="46"/>
-    <w:lsdException w:name="List Table 2 Accent 5" w:uiPriority="47"/>
-    <w:lsdException w:name="List Table 3 Accent 5" w:uiPriority="48"/>
-    <w:lsdException w:name="List Table 4 Accent 5" w:uiPriority="49"/>
-    <w:lsdException w:name="List Table 5 Dark Accent 5" w:uiPriority="50"/>
-    <w:lsdException w:name="List Table 6 Colorful Accent 5" w:uiPriority="51"/>
-    <w:lsdException w:name="List Table 7 Colorful Accent 5" w:uiPriority="52"/>
-    <w:lsdException w:name="List Table 1 Light Accent 6" w:uiPriority="46"/>
-    <w:lsdException w:name="List Table 2 Accent 6" w:uiPriority="47"/>
-    <w:lsdException w:name="List Table 3 Accent 6" w:uiPriority="48"/>
-    <w:lsdException w:name="List Table 4 Accent 6" w:uiPriority="49"/>
-    <w:lsdException w:name="List Table 5 Dark Accent 6" w:uiPriority="50"/>
-    <w:lsdException w:name="List Table 6 Colorful Accent 6" w:uiPriority="51"/>
-    <w:lsdException w:name="List Table 7 Colorful Accent 6" w:uiPriority="52"/>
-    <w:lsdException w:name="Mention" w:semiHidden="1" w:unhideWhenUsed="1"/>
-    <w:lsdException w:name="Smart Hyperlink" w:semiHidden="1" w:unhideWhenUsed="1"/>
-    <w:lsdException w:name="Hashtag" w:semiHidden="1" w:unhideWhenUsed="1"/>
-    <w:lsdException w:name="Unresolved Mention" w:semiHidden="1" w:unhideWhenUsed="1"/>
-    <w:lsdException w:name="Smart Link" w:semiHidden="1" w:unhideWhenUsed="1"/>
+  <w:latentStyles w:count="260" w:defQFormat="0" w:defUnhideWhenUsed="1" w:defSemiHidden="1" w:defUIPriority="99" w:defLockedState="0">
+    <w:lsdException w:qFormat="1" w:unhideWhenUsed="0" w:uiPriority="0" w:semiHidden="0" w:name="Normal"/>
+    <w:lsdException w:qFormat="1" w:unhideWhenUsed="0" w:uiPriority="9" w:semiHidden="0" w:name="heading 1"/>
+    <w:lsdException w:qFormat="1" w:uiPriority="9" w:semiHidden="0" w:name="heading 2"/>
+    <w:lsdException w:qFormat="1" w:uiPriority="9" w:name="heading 3"/>
+    <w:lsdException w:qFormat="1" w:uiPriority="9" w:name="heading 4"/>
+    <w:lsdException w:qFormat="1" w:uiPriority="9" w:name="heading 5"/>
+    <w:lsdException w:qFormat="1" w:uiPriority="9" w:name="heading 6"/>
+    <w:lsdException w:qFormat="1" w:uiPriority="9" w:name="heading 7"/>
+    <w:lsdException w:qFormat="1" w:uiPriority="9" w:name="heading 8"/>
+    <w:lsdException w:qFormat="1" w:uiPriority="9" w:name="heading 9"/>
+    <w:lsdException w:uiPriority="99" w:name="index 1"/>
+    <w:lsdException w:uiPriority="99" w:name="index 2"/>
+    <w:lsdException w:uiPriority="99" w:name="index 3"/>
+    <w:lsdException w:uiPriority="99" w:name="index 4"/>
+    <w:lsdException w:uiPriority="99" w:name="index 5"/>
+    <w:lsdException w:uiPriority="99" w:name="index 6"/>
+    <w:lsdException w:uiPriority="99" w:name="index 7"/>
+    <w:lsdException w:uiPriority="99" w:name="index 8"/>
+    <w:lsdException w:uiPriority="99" w:name="index 9"/>
+    <w:lsdException w:uiPriority="39" w:name="toc 1"/>
+    <w:lsdException w:uiPriority="39" w:name="toc 2"/>
+    <w:lsdException w:uiPriority="39" w:name="toc 3"/>
+    <w:lsdException w:uiPriority="39" w:name="toc 4"/>
+    <w:lsdException w:uiPriority="39" w:name="toc 5"/>
+    <w:lsdException w:uiPriority="39" w:name="toc 6"/>
+    <w:lsdException w:uiPriority="39" w:name="toc 7"/>
+    <w:lsdException w:uiPriority="39" w:name="toc 8"/>
+    <w:lsdException w:uiPriority="39" w:name="toc 9"/>
+    <w:lsdException w:uiPriority="99" w:name="Normal Indent"/>
+    <w:lsdException w:uiPriority="99" w:name="footnote text"/>
+    <w:lsdException w:uiPriority="99" w:name="annotation text"/>
+    <w:lsdException w:uiPriority="99" w:semiHidden="0" w:name="header"/>
+    <w:lsdException w:qFormat="1" w:uiPriority="99" w:semiHidden="0" w:name="footer"/>
+    <w:lsdException w:uiPriority="99" w:name="index heading"/>
+    <w:lsdException w:qFormat="1" w:uiPriority="35" w:name="caption"/>
+    <w:lsdException w:uiPriority="99" w:name="table of figures"/>
+    <w:lsdException w:uiPriority="99" w:name="envelope address"/>
+    <w:lsdException w:uiPriority="99" w:name="envelope return"/>
+    <w:lsdException w:uiPriority="99" w:name="footnote reference"/>
+    <w:lsdException w:uiPriority="99" w:name="annotation reference"/>
+    <w:lsdException w:uiPriority="99" w:name="line number"/>
+    <w:lsdException w:uiPriority="99" w:name="page number"/>
+    <w:lsdException w:uiPriority="99" w:name="endnote reference"/>
+    <w:lsdException w:uiPriority="99" w:name="endnote text"/>
+    <w:lsdException w:uiPriority="99" w:name="table of authorities"/>
+    <w:lsdException w:uiPriority="99" w:name="macro"/>
+    <w:lsdException w:uiPriority="99" w:name="toa heading"/>
+    <w:lsdException w:uiPriority="99" w:name="List"/>
+    <w:lsdException w:uiPriority="99" w:name="List Bullet"/>
+    <w:lsdException w:uiPriority="99" w:name="List Number"/>
+    <w:lsdException w:uiPriority="99" w:name="List 2"/>
+    <w:lsdException w:uiPriority="99" w:name="List 3"/>
+    <w:lsdException w:uiPriority="99" w:name="List 4"/>
+    <w:lsdException w:uiPriority="99" w:name="List 5"/>
+    <w:lsdException w:uiPriority="99" w:name="List Bullet 2"/>
+    <w:lsdException w:uiPriority="99" w:name="List Bullet 3"/>
+    <w:lsdException w:uiPriority="99" w:name="List Bullet 4"/>
+    <w:lsdException w:uiPriority="99" w:name="List Bullet 5"/>
+    <w:lsdException w:uiPriority="99" w:name="List Number 2"/>
+    <w:lsdException w:uiPriority="99" w:name="List Number 3"/>
+    <w:lsdException w:uiPriority="99" w:name="List Number 4"/>
+    <w:lsdException w:uiPriority="99" w:name="List Number 5"/>
+    <w:lsdException w:qFormat="1" w:unhideWhenUsed="0" w:uiPriority="10" w:semiHidden="0" w:name="Title"/>
+    <w:lsdException w:uiPriority="99" w:name="Closing"/>
+    <w:lsdException w:uiPriority="99" w:name="Signature"/>
+    <w:lsdException w:qFormat="1" w:uiPriority="1" w:name="Default Paragraph Font"/>
+    <w:lsdException w:qFormat="1" w:unhideWhenUsed="0" w:uiPriority="1" w:semiHidden="0" w:name="Body Text"/>
+    <w:lsdException w:uiPriority="99" w:name="Body Text Indent"/>
+    <w:lsdException w:uiPriority="99" w:name="List Continue"/>
+    <w:lsdException w:uiPriority="99" w:name="List Continue 2"/>
+    <w:lsdException w:uiPriority="99" w:name="List Continue 3"/>
+    <w:lsdException w:uiPriority="99" w:name="List Continue 4"/>
+    <w:lsdException w:uiPriority="99" w:name="List Continue 5"/>
+    <w:lsdException w:uiPriority="99" w:name="Message Header"/>
+    <w:lsdException w:qFormat="1" w:unhideWhenUsed="0" w:uiPriority="11" w:semiHidden="0" w:name="Subtitle"/>
+    <w:lsdException w:uiPriority="99" w:name="Salutation"/>
+    <w:lsdException w:uiPriority="99" w:name="Date"/>
+    <w:lsdException w:uiPriority="99" w:name="Body Text First Indent"/>
+    <w:lsdException w:uiPriority="99" w:name="Body Text First Indent 2"/>
+    <w:lsdException w:uiPriority="99" w:name="Note Heading"/>
+    <w:lsdException w:uiPriority="99" w:name="Body Text 2"/>
+    <w:lsdException w:uiPriority="99" w:name="Body Text 3"/>
+    <w:lsdException w:uiPriority="99" w:name="Body Text Indent 2"/>
+    <w:lsdException w:uiPriority="99" w:name="Body Text Indent 3"/>
+    <w:lsdException w:uiPriority="99" w:name="Block Text"/>
+    <w:lsdException w:uiPriority="99" w:semiHidden="0" w:name="Hyperlink"/>
+    <w:lsdException w:qFormat="1" w:uiPriority="99" w:name="FollowedHyperlink"/>
+    <w:lsdException w:qFormat="1" w:unhideWhenUsed="0" w:uiPriority="22" w:semiHidden="0" w:name="Strong"/>
+    <w:lsdException w:qFormat="1" w:unhideWhenUsed="0" w:uiPriority="20" w:semiHidden="0" w:name="Emphasis"/>
+    <w:lsdException w:uiPriority="99" w:name="Document Map"/>
+    <w:lsdException w:uiPriority="99" w:name="Plain Text"/>
+    <w:lsdException w:uiPriority="99" w:name="E-mail Signature"/>
+    <w:lsdException w:uiPriority="99" w:name="Normal (Web)"/>
+    <w:lsdException w:uiPriority="99" w:name="HTML Acronym"/>
+    <w:lsdException w:uiPriority="99" w:name="HTML Address"/>
+    <w:lsdException w:uiPriority="99" w:name="HTML Cite"/>
+    <w:lsdException w:uiPriority="99" w:name="HTML Code"/>
+    <w:lsdException w:uiPriority="99" w:name="HTML Definition"/>
+    <w:lsdException w:uiPriority="99" w:name="HTML Keyboard"/>
+    <w:lsdException w:uiPriority="99" w:name="HTML Preformatted"/>
+    <w:lsdException w:uiPriority="99" w:name="HTML Sample"/>
+    <w:lsdException w:uiPriority="99" w:name="HTML Typewriter"/>
+    <w:lsdException w:uiPriority="99" w:name="HTML Variable"/>
+    <w:lsdException w:uiPriority="99" w:name="Normal Table"/>
+    <w:lsdException w:uiPriority="99" w:name="annotation subject"/>
+    <w:lsdException w:uiPriority="99" w:name="Table Simple 1"/>
+    <w:lsdException w:uiPriority="99" w:name="Table Simple 2"/>
+    <w:lsdException w:uiPriority="99" w:name="Table Simple 3"/>
+    <w:lsdException w:uiPriority="99" w:name="Table Classic 1"/>
+    <w:lsdException w:uiPriority="99" w:name="Table Classic 2"/>
+    <w:lsdException w:uiPriority="99" w:name="Table Classic 3"/>
+    <w:lsdException w:uiPriority="99" w:name="Table Classic 4"/>
+    <w:lsdException w:uiPriority="99" w:name="Table Colorful 1"/>
+    <w:lsdException w:uiPriority="99" w:name="Table Colorful 2"/>
+    <w:lsdException w:uiPriority="99" w:name="Table Colorful 3"/>
+    <w:lsdException w:uiPriority="99" w:name="Table Columns 1"/>
+    <w:lsdException w:uiPriority="99" w:name="Table Columns 2"/>
+    <w:lsdException w:uiPriority="99" w:name="Table Columns 3"/>
+    <w:lsdException w:uiPriority="99" w:name="Table Columns 4"/>
+    <w:lsdException w:uiPriority="99" w:name="Table Columns 5"/>
+    <w:lsdException w:uiPriority="99" w:name="Table Grid 1"/>
+    <w:lsdException w:uiPriority="99" w:name="Table Grid 2"/>
+    <w:lsdException w:uiPriority="99" w:name="Table Grid 3"/>
+    <w:lsdException w:uiPriority="99" w:name="Table Grid 4"/>
+    <w:lsdException w:uiPriority="99" w:name="Table Grid 5"/>
+    <w:lsdException w:uiPriority="99" w:name="Table Grid 6"/>
+    <w:lsdException w:uiPriority="99" w:name="Table Grid 7"/>
+    <w:lsdException w:uiPriority="99" w:name="Table Grid 8"/>
+    <w:lsdException w:uiPriority="99" w:name="Table List 1"/>
+    <w:lsdException w:uiPriority="99" w:name="Table List 2"/>
+    <w:lsdException w:uiPriority="99" w:name="Table List 3"/>
+    <w:lsdException w:uiPriority="99" w:name="Table List 4"/>
+    <w:lsdException w:uiPriority="99" w:name="Table List 5"/>
+    <w:lsdException w:uiPriority="99" w:name="Table List 6"/>
+    <w:lsdException w:uiPriority="99" w:name="Table List 7"/>
+    <w:lsdException w:uiPriority="99" w:name="Table List 8"/>
+    <w:lsdException w:uiPriority="99" w:name="Table 3D effects 1"/>
+    <w:lsdException w:uiPriority="99" w:name="Table 3D effects 2"/>
+    <w:lsdException w:uiPriority="99" w:name="Table 3D effects 3"/>
+    <w:lsdException w:uiPriority="99" w:name="Table Contemporary"/>
+    <w:lsdException w:uiPriority="99" w:name="Table Elegant"/>
+    <w:lsdException w:uiPriority="99" w:name="Table Professional"/>
+    <w:lsdException w:uiPriority="99" w:name="Table Subtle 1"/>
+    <w:lsdException w:uiPriority="99" w:name="Table Subtle 2"/>
+    <w:lsdException w:uiPriority="99" w:name="Table Web 1"/>
+    <w:lsdException w:uiPriority="99" w:name="Table Web 2"/>
+    <w:lsdException w:uiPriority="99" w:name="Table Web 3"/>
+    <w:lsdException w:qFormat="1" w:uiPriority="99" w:name="Balloon Text"/>
+    <w:lsdException w:qFormat="1" w:unhideWhenUsed="0" w:uiPriority="39" w:semiHidden="0" w:name="Table Grid"/>
+    <w:lsdException w:uiPriority="99" w:name="Table Theme"/>
+    <w:lsdException w:unhideWhenUsed="0" w:uiPriority="60" w:semiHidden="0" w:name="Light Shading"/>
+    <w:lsdException w:unhideWhenUsed="0" w:uiPriority="61" w:semiHidden="0" w:name="Light List"/>
+    <w:lsdException w:unhideWhenUsed="0" w:uiPriority="62" w:semiHidden="0" w:name="Light Grid"/>
+    <w:lsdException w:unhideWhenUsed="0" w:uiPriority="63" w:semiHidden="0" w:name="Medium Shading 1"/>
+    <w:lsdException w:unhideWhenUsed="0" w:uiPriority="64" w:semiHidden="0" w:name="Medium Shading 2"/>
+    <w:lsdException w:unhideWhenUsed="0" w:uiPriority="65" w:semiHidden="0" w:name="Medium List 1"/>
+    <w:lsdException w:unhideWhenUsed="0" w:uiPriority="66" w:semiHidden="0" w:name="Medium List 2"/>
+    <w:lsdException w:unhideWhenUsed="0" w:uiPriority="67" w:semiHidden="0" w:name="Medium Grid 1"/>
+    <w:lsdException w:unhideWhenUsed="0" w:uiPriority="68" w:semiHidden="0" w:name="Medium Grid 2"/>
+    <w:lsdException w:unhideWhenUsed="0" w:uiPriority="69" w:semiHidden="0" w:name="Medium Grid 3"/>
+    <w:lsdException w:unhideWhenUsed="0" w:uiPriority="70" w:semiHidden="0" w:name="Dark List"/>
+    <w:lsdException w:unhideWhenUsed="0" w:uiPriority="71" w:semiHidden="0" w:name="Colorful Shading"/>
+    <w:lsdException w:unhideWhenUsed="0" w:uiPriority="72" w:semiHidden="0" w:name="Colorful List"/>
+    <w:lsdException w:unhideWhenUsed="0" w:uiPriority="73" w:semiHidden="0" w:name="Colorful Grid"/>
+    <w:lsdException w:unhideWhenUsed="0" w:uiPriority="60" w:semiHidden="0" w:name="Light Shading Accent 1"/>
+    <w:lsdException w:unhideWhenUsed="0" w:uiPriority="61" w:semiHidden="0" w:name="Light List Accent 1"/>
+    <w:lsdException w:unhideWhenUsed="0" w:uiPriority="62" w:semiHidden="0" w:name="Light Grid Accent 1"/>
+    <w:lsdException w:unhideWhenUsed="0" w:uiPriority="63" w:semiHidden="0" w:name="Medium Shading 1 Accent 1"/>
+    <w:lsdException w:unhideWhenUsed="0" w:uiPriority="64" w:semiHidden="0" w:name="Medium Shading 2 Accent 1"/>
+    <w:lsdException w:unhideWhenUsed="0" w:uiPriority="65" w:semiHidden="0" w:name="Medium List 1 Accent 1"/>
+    <w:lsdException w:qFormat="1" w:unhideWhenUsed="0" w:uiPriority="34" w:semiHidden="0" w:name="List Paragraph"/>
+    <w:lsdException w:unhideWhenUsed="0" w:uiPriority="66" w:semiHidden="0" w:name="Medium List 2 Accent 1"/>
+    <w:lsdException w:unhideWhenUsed="0" w:uiPriority="67" w:semiHidden="0" w:name="Medium Grid 1 Accent 1"/>
+    <w:lsdException w:unhideWhenUsed="0" w:uiPriority="68" w:semiHidden="0" w:name="Medium Grid 2 Accent 1"/>
+    <w:lsdException w:unhideWhenUsed="0" w:uiPriority="69" w:semiHidden="0" w:name="Medium Grid 3 Accent 1"/>
+    <w:lsdException w:unhideWhenUsed="0" w:uiPriority="70" w:semiHidden="0" w:name="Dark List Accent 1"/>
+    <w:lsdException w:unhideWhenUsed="0" w:uiPriority="71" w:semiHidden="0" w:name="Colorful Shading Accent 1"/>
+    <w:lsdException w:unhideWhenUsed="0" w:uiPriority="72" w:semiHidden="0" w:name="Colorful List Accent 1"/>
+    <w:lsdException w:unhideWhenUsed="0" w:uiPriority="73" w:semiHidden="0" w:name="Colorful Grid Accent 1"/>
+    <w:lsdException w:unhideWhenUsed="0" w:uiPriority="60" w:semiHidden="0" w:name="Light Shading Accent 2"/>
+    <w:lsdException w:unhideWhenUsed="0" w:uiPriority="61" w:semiHidden="0" w:name="Light List Accent 2"/>
+    <w:lsdException w:unhideWhenUsed="0" w:uiPriority="62" w:semiHidden="0" w:name="Light Grid Accent 2"/>
+    <w:lsdException w:unhideWhenUsed="0" w:uiPriority="63" w:semiHidden="0" w:name="Medium Shading 1 Accent 2"/>
+    <w:lsdException w:unhideWhenUsed="0" w:uiPriority="64" w:semiHidden="0" w:name="Medium Shading 2 Accent 2"/>
+    <w:lsdException w:unhideWhenUsed="0" w:uiPriority="65" w:semiHidden="0" w:name="Medium List 1 Accent 2"/>
+    <w:lsdException w:unhideWhenUsed="0" w:uiPriority="66" w:semiHidden="0" w:name="Medium List 2 Accent 2"/>
+    <w:lsdException w:unhideWhenUsed="0" w:uiPriority="67" w:semiHidden="0" w:name="Medium Grid 1 Accent 2"/>
+    <w:lsdException w:unhideWhenUsed="0" w:uiPriority="68" w:semiHidden="0" w:name="Medium Grid 2 Accent 2"/>
+    <w:lsdException w:unhideWhenUsed="0" w:uiPriority="69" w:semiHidden="0" w:name="Medium Grid 3 Accent 2"/>
+    <w:lsdException w:unhideWhenUsed="0" w:uiPriority="70" w:semiHidden="0" w:name="Dark List Accent 2"/>
+    <w:lsdException w:unhideWhenUsed="0" w:uiPriority="71" w:semiHidden="0" w:name="Colorful Shading Accent 2"/>
+    <w:lsdException w:unhideWhenUsed="0" w:uiPriority="72" w:semiHidden="0" w:name="Colorful List Accent 2"/>
+    <w:lsdException w:unhideWhenUsed="0" w:uiPriority="73" w:semiHidden="0" w:name="Colorful Grid Accent 2"/>
+    <w:lsdException w:unhideWhenUsed="0" w:uiPriority="60" w:semiHidden="0" w:name="Light Shading Accent 3"/>
+    <w:lsdException w:unhideWhenUsed="0" w:uiPriority="61" w:semiHidden="0" w:name="Light List Accent 3"/>
+    <w:lsdException w:unhideWhenUsed="0" w:uiPriority="62" w:semiHidden="0" w:name="Light Grid Accent 3"/>
+    <w:lsdException w:unhideWhenUsed="0" w:uiPriority="63" w:semiHidden="0" w:name="Medium Shading 1 Accent 3"/>
+    <w:lsdException w:unhideWhenUsed="0" w:uiPriority="64" w:semiHidden="0" w:name="Medium Shading 2 Accent 3"/>
+    <w:lsdException w:unhideWhenUsed="0" w:uiPriority="65" w:semiHidden="0" w:name="Medium List 1 Accent 3"/>
+    <w:lsdException w:unhideWhenUsed="0" w:uiPriority="66" w:semiHidden="0" w:name="Medium List 2 Accent 3"/>
+    <w:lsdException w:unhideWhenUsed="0" w:uiPriority="67" w:semiHidden="0" w:name="Medium Grid 1 Accent 3"/>
+    <w:lsdException w:unhideWhenUsed="0" w:uiPriority="68" w:semiHidden="0" w:name="Medium Grid 2 Accent 3"/>
+    <w:lsdException w:unhideWhenUsed="0" w:uiPriority="69" w:semiHidden="0" w:name="Medium Grid 3 Accent 3"/>
+    <w:lsdException w:unhideWhenUsed="0" w:uiPriority="70" w:semiHidden="0" w:name="Dark List Accent 3"/>
+    <w:lsdException w:unhideWhenUsed="0" w:uiPriority="71" w:semiHidden="0" w:name="Colorful Shading Accent 3"/>
+    <w:lsdException w:unhideWhenUsed="0" w:uiPriority="72" w:semiHidden="0" w:name="Colorful List Accent 3"/>
+    <w:lsdException w:unhideWhenUsed="0" w:uiPriority="73" w:semiHidden="0" w:name="Colorful Grid Accent 3"/>
+    <w:lsdException w:unhideWhenUsed="0" w:uiPriority="60" w:semiHidden="0" w:name="Light Shading Accent 4"/>
+    <w:lsdException w:unhideWhenUsed="0" w:uiPriority="61" w:semiHidden="0" w:name="Light List Accent 4"/>
+    <w:lsdException w:unhideWhenUsed="0" w:uiPriority="62" w:semiHidden="0" w:name="Light Grid Accent 4"/>
+    <w:lsdException w:unhideWhenUsed="0" w:uiPriority="63" w:semiHidden="0" w:name="Medium Shading 1 Accent 4"/>
+    <w:lsdException w:unhideWhenUsed="0" w:uiPriority="64" w:semiHidden="0" w:name="Medium Shading 2 Accent 4"/>
+    <w:lsdException w:unhideWhenUsed="0" w:uiPriority="65" w:semiHidden="0" w:name="Medium List 1 Accent 4"/>
+    <w:lsdException w:unhideWhenUsed="0" w:uiPriority="66" w:semiHidden="0" w:name="Medium List 2 Accent 4"/>
+    <w:lsdException w:unhideWhenUsed="0" w:uiPriority="67" w:semiHidden="0" w:name="Medium Grid 1 Accent 4"/>
+    <w:lsdException w:unhideWhenUsed="0" w:uiPriority="68" w:semiHidden="0" w:name="Medium Grid 2 Accent 4"/>
+    <w:lsdException w:unhideWhenUsed="0" w:uiPriority="69" w:semiHidden="0" w:name="Medium Grid 3 Accent 4"/>
+    <w:lsdException w:unhideWhenUsed="0" w:uiPriority="70" w:semiHidden="0" w:name="Dark List Accent 4"/>
+    <w:lsdException w:unhideWhenUsed="0" w:uiPriority="71" w:semiHidden="0" w:name="Colorful Shading Accent 4"/>
+    <w:lsdException w:unhideWhenUsed="0" w:uiPriority="72" w:semiHidden="0" w:name="Colorful List Accent 4"/>
+    <w:lsdException w:unhideWhenUsed="0" w:uiPriority="73" w:semiHidden="0" w:name="Colorful Grid Accent 4"/>
+    <w:lsdException w:unhideWhenUsed="0" w:uiPriority="60" w:semiHidden="0" w:name="Light Shading Accent 5"/>
+    <w:lsdException w:unhideWhenUsed="0" w:uiPriority="61" w:semiHidden="0" w:name="Light List Accent 5"/>
+    <w:lsdException w:unhideWhenUsed="0" w:uiPriority="62" w:semiHidden="0" w:name="Light Grid Accent 5"/>
+    <w:lsdException w:unhideWhenUsed="0" w:uiPriority="63" w:semiHidden="0" w:name="Medium Shading 1 Accent 5"/>
+    <w:lsdException w:unhideWhenUsed="0" w:uiPriority="64" w:semiHidden="0" w:name="Medium Shading 2 Accent 5"/>
+    <w:lsdException w:unhideWhenUsed="0" w:uiPriority="65" w:semiHidden="0" w:name="Medium List 1 Accent 5"/>
+    <w:lsdException w:unhideWhenUsed="0" w:uiPriority="66" w:semiHidden="0" w:name="Medium List 2 Accent 5"/>
+    <w:lsdException w:unhideWhenUsed="0" w:uiPriority="67" w:semiHidden="0" w:name="Medium Grid 1 Accent 5"/>
+    <w:lsdException w:unhideWhenUsed="0" w:uiPriority="68" w:semiHidden="0" w:name="Medium Grid 2 Accent 5"/>
+    <w:lsdException w:unhideWhenUsed="0" w:uiPriority="69" w:semiHidden="0" w:name="Medium Grid 3 Accent 5"/>
+    <w:lsdException w:unhideWhenUsed="0" w:uiPriority="70" w:semiHidden="0" w:name="Dark List Accent 5"/>
+    <w:lsdException w:unhideWhenUsed="0" w:uiPriority="71" w:semiHidden="0" w:name="Colorful Shading Accent 5"/>
+    <w:lsdException w:unhideWhenUsed="0" w:uiPriority="72" w:semiHidden="0" w:name="Colorful List Accent 5"/>
+    <w:lsdException w:unhideWhenUsed="0" w:uiPriority="73" w:semiHidden="0" w:name="Colorful Grid Accent 5"/>
+    <w:lsdException w:unhideWhenUsed="0" w:uiPriority="60" w:semiHidden="0" w:name="Light Shading Accent 6"/>
+    <w:lsdException w:unhideWhenUsed="0" w:uiPriority="61" w:semiHidden="0" w:name="Light List Accent 6"/>
+    <w:lsdException w:unhideWhenUsed="0" w:uiPriority="62" w:semiHidden="0" w:name="Light Grid Accent 6"/>
+    <w:lsdException w:unhideWhenUsed="0" w:uiPriority="63" w:semiHidden="0" w:name="Medium Shading 1 Accent 6"/>
+    <w:lsdException w:unhideWhenUsed="0" w:uiPriority="64" w:semiHidden="0" w:name="Medium Shading 2 Accent 6"/>
+    <w:lsdException w:unhideWhenUsed="0" w:uiPriority="65" w:semiHidden="0" w:name="Medium List 1 Accent 6"/>
+    <w:lsdException w:unhideWhenUsed="0" w:uiPriority="66" w:semiHidden="0" w:name="Medium List 2 Accent 6"/>
+    <w:lsdException w:unhideWhenUsed="0" w:uiPriority="67" w:semiHidden="0" w:name="Medium Grid 1 Accent 6"/>
+    <w:lsdException w:unhideWhenUsed="0" w:uiPriority="68" w:semiHidden="0" w:name="Medium Grid 2 Accent 6"/>
+    <w:lsdException w:unhideWhenUsed="0" w:uiPriority="69" w:semiHidden="0" w:name="Medium Grid 3 Accent 6"/>
+    <w:lsdException w:unhideWhenUsed="0" w:uiPriority="70" w:semiHidden="0" w:name="Dark List Accent 6"/>
+    <w:lsdException w:unhideWhenUsed="0" w:uiPriority="71" w:semiHidden="0" w:name="Colorful Shading Accent 6"/>
+    <w:lsdException w:unhideWhenUsed="0" w:uiPriority="72" w:semiHidden="0" w:name="Colorful List Accent 6"/>
+    <w:lsdException w:unhideWhenUsed="0" w:uiPriority="73" w:semiHidden="0" w:name="Colorful Grid Accent 6"/>
   </w:latentStyles>
-  <w:style w:type="paragraph" w:default="1" w:styleId="Normal">
+  <w:style w:type="paragraph" w:default="1" w:styleId="1">
     <w:name w:val="Normal"/>
     <w:qFormat/>
+    <w:uiPriority w:val="0"/>
+    <w:pPr>
+      <w:spacing w:after="160" w:line="259" w:lineRule="auto"/>
+    </w:pPr>
+    <w:rPr>
+      <w:rFonts w:asciiTheme="minorHAnsi" w:hAnsiTheme="minorHAnsi" w:eastAsiaTheme="minorHAnsi" w:cstheme="minorBidi"/>
+      <w:sz w:val="22"/>
+      <w:szCs w:val="22"/>
+      <w:lang w:val="en-IN" w:eastAsia="en-US" w:bidi="ar-SA"/>
+    </w:rPr>
   </w:style>
-  <w:style w:type="paragraph" w:styleId="Heading2">
+  <w:style w:type="paragraph" w:styleId="2">
     <w:name w:val="heading 2"/>
-    <w:basedOn w:val="Normal"/>
-    <w:next w:val="Normal"/>
-    <w:link w:val="Heading2Char"/>
-    <w:uiPriority w:val="9"/>
+    <w:basedOn w:val="1"/>
+    <w:next w:val="1"/>
+    <w:link w:val="12"/>
     <w:unhideWhenUsed/>
     <w:qFormat/>
-    <w:rsid w:val="00EC7096"/>
+    <w:uiPriority w:val="9"/>
     <w:pPr>
       <w:keepNext/>
       <w:keepLines/>
@@ -9360,25 +7651,25 @@
       <w:outlineLvl w:val="1"/>
     </w:pPr>
     <w:rPr>
-      <w:rFonts w:asciiTheme="majorHAnsi" w:eastAsiaTheme="majorEastAsia" w:hAnsiTheme="majorHAnsi" w:cstheme="majorBidi"/>
-      <w:color w:val="2F5496" w:themeColor="accent1" w:themeShade="BF"/>
+      <w:rFonts w:asciiTheme="majorHAnsi" w:hAnsiTheme="majorHAnsi" w:eastAsiaTheme="majorEastAsia" w:cstheme="majorBidi"/>
+      <w:color w:val="2F5597" w:themeColor="accent1" w:themeShade="BF"/>
       <w:sz w:val="26"/>
       <w:szCs w:val="26"/>
     </w:rPr>
   </w:style>
-  <w:style w:type="character" w:default="1" w:styleId="DefaultParagraphFont">
+  <w:style w:type="character" w:default="1" w:styleId="3">
     <w:name w:val="Default Paragraph Font"/>
-    <w:uiPriority w:val="1"/>
     <w:semiHidden/>
     <w:unhideWhenUsed/>
+    <w:qFormat/>
+    <w:uiPriority w:val="1"/>
   </w:style>
-  <w:style w:type="table" w:default="1" w:styleId="TableNormal">
+  <w:style w:type="table" w:default="1" w:styleId="4">
     <w:name w:val="Normal Table"/>
-    <w:uiPriority w:val="99"/>
     <w:semiHidden/>
     <w:unhideWhenUsed/>
+    <w:uiPriority w:val="99"/>
     <w:tblPr>
-      <w:tblInd w:w="0" w:type="dxa"/>
       <w:tblCellMar>
         <w:top w:w="0" w:type="dxa"/>
         <w:left w:w="108" w:type="dxa"/>
@@ -9387,175 +7678,14 @@
       </w:tblCellMar>
     </w:tblPr>
   </w:style>
-  <w:style w:type="numbering" w:default="1" w:styleId="NoList">
-    <w:name w:val="No List"/>
-    <w:uiPriority w:val="99"/>
+  <w:style w:type="paragraph" w:styleId="5">
+    <w:name w:val="Balloon Text"/>
+    <w:basedOn w:val="1"/>
+    <w:link w:val="18"/>
     <w:semiHidden/>
     <w:unhideWhenUsed/>
-  </w:style>
-  <w:style w:type="character" w:customStyle="1" w:styleId="Heading2Char">
-    <w:name w:val="Heading 2 Char"/>
-    <w:basedOn w:val="DefaultParagraphFont"/>
-    <w:link w:val="Heading2"/>
-    <w:uiPriority w:val="9"/>
-    <w:rsid w:val="00EC7096"/>
-    <w:rPr>
-      <w:rFonts w:asciiTheme="majorHAnsi" w:eastAsiaTheme="majorEastAsia" w:hAnsiTheme="majorHAnsi" w:cstheme="majorBidi"/>
-      <w:color w:val="2F5496" w:themeColor="accent1" w:themeShade="BF"/>
-      <w:sz w:val="26"/>
-      <w:szCs w:val="26"/>
-    </w:rPr>
-  </w:style>
-  <w:style w:type="character" w:styleId="Hyperlink">
-    <w:name w:val="Hyperlink"/>
-    <w:basedOn w:val="DefaultParagraphFont"/>
+    <w:qFormat/>
     <w:uiPriority w:val="99"/>
-    <w:unhideWhenUsed/>
-    <w:rsid w:val="005F0E78"/>
-    <w:rPr>
-      <w:color w:val="0563C1" w:themeColor="hyperlink"/>
-      <w:u w:val="single"/>
-    </w:rPr>
-  </w:style>
-  <w:style w:type="character" w:styleId="UnresolvedMention">
-    <w:name w:val="Unresolved Mention"/>
-    <w:basedOn w:val="DefaultParagraphFont"/>
-    <w:uiPriority w:val="99"/>
-    <w:semiHidden/>
-    <w:unhideWhenUsed/>
-    <w:rsid w:val="005F0E78"/>
-    <w:rPr>
-      <w:color w:val="605E5C"/>
-      <w:shd w:val="clear" w:color="auto" w:fill="E1DFDD"/>
-    </w:rPr>
-  </w:style>
-  <w:style w:type="character" w:styleId="FollowedHyperlink">
-    <w:name w:val="FollowedHyperlink"/>
-    <w:basedOn w:val="DefaultParagraphFont"/>
-    <w:uiPriority w:val="99"/>
-    <w:semiHidden/>
-    <w:unhideWhenUsed/>
-    <w:rsid w:val="005F0E78"/>
-    <w:rPr>
-      <w:color w:val="954F72" w:themeColor="followedHyperlink"/>
-      <w:u w:val="single"/>
-    </w:rPr>
-  </w:style>
-  <w:style w:type="paragraph" w:styleId="Header">
-    <w:name w:val="header"/>
-    <w:basedOn w:val="Normal"/>
-    <w:link w:val="HeaderChar"/>
-    <w:uiPriority w:val="99"/>
-    <w:unhideWhenUsed/>
-    <w:rsid w:val="000655AF"/>
-    <w:pPr>
-      <w:tabs>
-        <w:tab w:val="center" w:pos="4513"/>
-        <w:tab w:val="right" w:pos="9026"/>
-      </w:tabs>
-      <w:spacing w:after="0" w:line="240" w:lineRule="auto"/>
-    </w:pPr>
-  </w:style>
-  <w:style w:type="character" w:customStyle="1" w:styleId="HeaderChar">
-    <w:name w:val="Header Char"/>
-    <w:basedOn w:val="DefaultParagraphFont"/>
-    <w:link w:val="Header"/>
-    <w:uiPriority w:val="99"/>
-    <w:rsid w:val="000655AF"/>
-  </w:style>
-  <w:style w:type="paragraph" w:styleId="Footer">
-    <w:name w:val="footer"/>
-    <w:basedOn w:val="Normal"/>
-    <w:link w:val="FooterChar"/>
-    <w:uiPriority w:val="99"/>
-    <w:unhideWhenUsed/>
-    <w:rsid w:val="000655AF"/>
-    <w:pPr>
-      <w:tabs>
-        <w:tab w:val="center" w:pos="4513"/>
-        <w:tab w:val="right" w:pos="9026"/>
-      </w:tabs>
-      <w:spacing w:after="0" w:line="240" w:lineRule="auto"/>
-    </w:pPr>
-  </w:style>
-  <w:style w:type="character" w:customStyle="1" w:styleId="FooterChar">
-    <w:name w:val="Footer Char"/>
-    <w:basedOn w:val="DefaultParagraphFont"/>
-    <w:link w:val="Footer"/>
-    <w:uiPriority w:val="99"/>
-    <w:rsid w:val="000655AF"/>
-  </w:style>
-  <w:style w:type="table" w:styleId="TableGrid">
-    <w:name w:val="Table Grid"/>
-    <w:basedOn w:val="TableNormal"/>
-    <w:uiPriority w:val="39"/>
-    <w:rsid w:val="00616CD2"/>
-    <w:pPr>
-      <w:spacing w:after="0" w:line="240" w:lineRule="auto"/>
-    </w:pPr>
-    <w:tblPr>
-      <w:tblBorders>
-        <w:top w:val="single" w:sz="4" w:space="0" w:color="auto"/>
-        <w:left w:val="single" w:sz="4" w:space="0" w:color="auto"/>
-        <w:bottom w:val="single" w:sz="4" w:space="0" w:color="auto"/>
-        <w:right w:val="single" w:sz="4" w:space="0" w:color="auto"/>
-        <w:insideH w:val="single" w:sz="4" w:space="0" w:color="auto"/>
-        <w:insideV w:val="single" w:sz="4" w:space="0" w:color="auto"/>
-      </w:tblBorders>
-    </w:tblPr>
-  </w:style>
-  <w:style w:type="paragraph" w:styleId="BodyText">
-    <w:name w:val="Body Text"/>
-    <w:basedOn w:val="Normal"/>
-    <w:link w:val="BodyTextChar"/>
-    <w:uiPriority w:val="1"/>
-    <w:qFormat/>
-    <w:rsid w:val="00616CD2"/>
-    <w:pPr>
-      <w:widowControl w:val="0"/>
-      <w:autoSpaceDE w:val="0"/>
-      <w:autoSpaceDN w:val="0"/>
-      <w:spacing w:after="0" w:line="240" w:lineRule="auto"/>
-    </w:pPr>
-    <w:rPr>
-      <w:rFonts w:ascii="Times New Roman" w:eastAsia="Times New Roman" w:hAnsi="Times New Roman" w:cs="Times New Roman"/>
-      <w:sz w:val="24"/>
-      <w:szCs w:val="24"/>
-      <w:lang w:val="en-US"/>
-    </w:rPr>
-  </w:style>
-  <w:style w:type="character" w:customStyle="1" w:styleId="BodyTextChar">
-    <w:name w:val="Body Text Char"/>
-    <w:basedOn w:val="DefaultParagraphFont"/>
-    <w:link w:val="BodyText"/>
-    <w:uiPriority w:val="1"/>
-    <w:rsid w:val="00616CD2"/>
-    <w:rPr>
-      <w:rFonts w:ascii="Times New Roman" w:eastAsia="Times New Roman" w:hAnsi="Times New Roman" w:cs="Times New Roman"/>
-      <w:sz w:val="24"/>
-      <w:szCs w:val="24"/>
-      <w:lang w:val="en-US"/>
-    </w:rPr>
-  </w:style>
-  <w:style w:type="paragraph" w:styleId="ListParagraph">
-    <w:name w:val="List Paragraph"/>
-    <w:basedOn w:val="Normal"/>
-    <w:uiPriority w:val="34"/>
-    <w:qFormat/>
-    <w:rsid w:val="00763929"/>
-    <w:pPr>
-      <w:ind w:left="720"/>
-      <w:contextualSpacing/>
-    </w:pPr>
-  </w:style>
-  <w:style w:type="paragraph" w:styleId="BalloonText">
-    <w:name w:val="Balloon Text"/>
-    <w:basedOn w:val="Normal"/>
-    <w:link w:val="BalloonTextChar"/>
-    <w:uiPriority w:val="99"/>
-    <w:semiHidden/>
-    <w:unhideWhenUsed/>
-    <w:rsid w:val="0025083F"/>
     <w:pPr>
       <w:spacing w:after="0" w:line="240" w:lineRule="auto"/>
     </w:pPr>
@@ -9565,13 +7695,171 @@
       <w:szCs w:val="18"/>
     </w:rPr>
   </w:style>
-  <w:style w:type="character" w:customStyle="1" w:styleId="BalloonTextChar">
+  <w:style w:type="paragraph" w:styleId="6">
+    <w:name w:val="Body Text"/>
+    <w:basedOn w:val="1"/>
+    <w:link w:val="16"/>
+    <w:qFormat/>
+    <w:uiPriority w:val="1"/>
+    <w:pPr>
+      <w:widowControl w:val="0"/>
+      <w:autoSpaceDE w:val="0"/>
+      <w:autoSpaceDN w:val="0"/>
+      <w:spacing w:after="0" w:line="240" w:lineRule="auto"/>
+    </w:pPr>
+    <w:rPr>
+      <w:rFonts w:ascii="Times New Roman" w:hAnsi="Times New Roman" w:eastAsia="Times New Roman" w:cs="Times New Roman"/>
+      <w:sz w:val="24"/>
+      <w:szCs w:val="24"/>
+      <w:lang w:val="en-US"/>
+    </w:rPr>
+  </w:style>
+  <w:style w:type="character" w:styleId="7">
+    <w:name w:val="FollowedHyperlink"/>
+    <w:basedOn w:val="3"/>
+    <w:semiHidden/>
+    <w:unhideWhenUsed/>
+    <w:qFormat/>
+    <w:uiPriority w:val="99"/>
+    <w:rPr>
+      <w:color w:val="954F72" w:themeColor="followedHyperlink"/>
+      <w:u w:val="single"/>
+      <w14:textFill>
+        <w14:solidFill>
+          <w14:schemeClr w14:val="folHlink"/>
+        </w14:solidFill>
+      </w14:textFill>
+    </w:rPr>
+  </w:style>
+  <w:style w:type="paragraph" w:styleId="8">
+    <w:name w:val="footer"/>
+    <w:basedOn w:val="1"/>
+    <w:link w:val="15"/>
+    <w:unhideWhenUsed/>
+    <w:qFormat/>
+    <w:uiPriority w:val="99"/>
+    <w:pPr>
+      <w:tabs>
+        <w:tab w:val="center" w:pos="4513"/>
+        <w:tab w:val="right" w:pos="9026"/>
+      </w:tabs>
+      <w:spacing w:after="0" w:line="240" w:lineRule="auto"/>
+    </w:pPr>
+  </w:style>
+  <w:style w:type="paragraph" w:styleId="9">
+    <w:name w:val="header"/>
+    <w:basedOn w:val="1"/>
+    <w:link w:val="14"/>
+    <w:unhideWhenUsed/>
+    <w:uiPriority w:val="99"/>
+    <w:pPr>
+      <w:tabs>
+        <w:tab w:val="center" w:pos="4513"/>
+        <w:tab w:val="right" w:pos="9026"/>
+      </w:tabs>
+      <w:spacing w:after="0" w:line="240" w:lineRule="auto"/>
+    </w:pPr>
+  </w:style>
+  <w:style w:type="character" w:styleId="10">
+    <w:name w:val="Hyperlink"/>
+    <w:basedOn w:val="3"/>
+    <w:unhideWhenUsed/>
+    <w:uiPriority w:val="99"/>
+    <w:rPr>
+      <w:color w:val="0563C1" w:themeColor="hyperlink"/>
+      <w:u w:val="single"/>
+      <w14:textFill>
+        <w14:solidFill>
+          <w14:schemeClr w14:val="hlink"/>
+        </w14:solidFill>
+      </w14:textFill>
+    </w:rPr>
+  </w:style>
+  <w:style w:type="table" w:styleId="11">
+    <w:name w:val="Table Grid"/>
+    <w:basedOn w:val="4"/>
+    <w:qFormat/>
+    <w:uiPriority w:val="39"/>
+    <w:pPr>
+      <w:spacing w:after="0" w:line="240" w:lineRule="auto"/>
+    </w:pPr>
+    <w:tblPr>
+      <w:tblBorders>
+        <w:top w:val="single" w:color="auto" w:sz="4" w:space="0"/>
+        <w:left w:val="single" w:color="auto" w:sz="4" w:space="0"/>
+        <w:bottom w:val="single" w:color="auto" w:sz="4" w:space="0"/>
+        <w:right w:val="single" w:color="auto" w:sz="4" w:space="0"/>
+        <w:insideH w:val="single" w:color="auto" w:sz="4" w:space="0"/>
+        <w:insideV w:val="single" w:color="auto" w:sz="4" w:space="0"/>
+      </w:tblBorders>
+    </w:tblPr>
+  </w:style>
+  <w:style w:type="character" w:customStyle="1" w:styleId="12">
+    <w:name w:val="Heading 2 Char"/>
+    <w:basedOn w:val="3"/>
+    <w:link w:val="2"/>
+    <w:uiPriority w:val="9"/>
+    <w:rPr>
+      <w:rFonts w:asciiTheme="majorHAnsi" w:hAnsiTheme="majorHAnsi" w:eastAsiaTheme="majorEastAsia" w:cstheme="majorBidi"/>
+      <w:color w:val="2F5597" w:themeColor="accent1" w:themeShade="BF"/>
+      <w:sz w:val="26"/>
+      <w:szCs w:val="26"/>
+    </w:rPr>
+  </w:style>
+  <w:style w:type="character" w:customStyle="1" w:styleId="13">
+    <w:name w:val="Unresolved Mention"/>
+    <w:basedOn w:val="3"/>
+    <w:semiHidden/>
+    <w:unhideWhenUsed/>
+    <w:uiPriority w:val="99"/>
+    <w:rPr>
+      <w:color w:val="605E5C"/>
+      <w:shd w:val="clear" w:color="auto" w:fill="E1DFDD"/>
+    </w:rPr>
+  </w:style>
+  <w:style w:type="character" w:customStyle="1" w:styleId="14">
+    <w:name w:val="Header Char"/>
+    <w:basedOn w:val="3"/>
+    <w:link w:val="9"/>
+    <w:uiPriority w:val="99"/>
+  </w:style>
+  <w:style w:type="character" w:customStyle="1" w:styleId="15">
+    <w:name w:val="Footer Char"/>
+    <w:basedOn w:val="3"/>
+    <w:link w:val="8"/>
+    <w:qFormat/>
+    <w:uiPriority w:val="99"/>
+  </w:style>
+  <w:style w:type="character" w:customStyle="1" w:styleId="16">
+    <w:name w:val="Body Text Char"/>
+    <w:basedOn w:val="3"/>
+    <w:link w:val="6"/>
+    <w:qFormat/>
+    <w:uiPriority w:val="1"/>
+    <w:rPr>
+      <w:rFonts w:ascii="Times New Roman" w:hAnsi="Times New Roman" w:eastAsia="Times New Roman" w:cs="Times New Roman"/>
+      <w:sz w:val="24"/>
+      <w:szCs w:val="24"/>
+      <w:lang w:val="en-US"/>
+    </w:rPr>
+  </w:style>
+  <w:style w:type="paragraph" w:styleId="17">
+    <w:name w:val="List Paragraph"/>
+    <w:basedOn w:val="1"/>
+    <w:qFormat/>
+    <w:uiPriority w:val="34"/>
+    <w:pPr>
+      <w:ind w:left="720"/>
+      <w:contextualSpacing/>
+    </w:pPr>
+  </w:style>
+  <w:style w:type="character" w:customStyle="1" w:styleId="18">
     <w:name w:val="Balloon Text Char"/>
-    <w:basedOn w:val="DefaultParagraphFont"/>
-    <w:link w:val="BalloonText"/>
+    <w:basedOn w:val="3"/>
+    <w:link w:val="5"/>
+    <w:semiHidden/>
+    <w:qFormat/>
     <w:uiPriority w:val="99"/>
-    <w:semiHidden/>
-    <w:rsid w:val="0025083F"/>
     <w:rPr>
       <w:rFonts w:ascii="Segoe UI" w:hAnsi="Segoe UI" w:cs="Segoe UI"/>
       <w:sz w:val="18"/>
@@ -9624,7 +7912,7 @@
     </a:clrScheme>
     <a:fontScheme name="Office">
       <a:majorFont>
-        <a:latin typeface="Calibri Light" panose="020F0302020204030204"/>
+        <a:latin typeface="Calibri Light"/>
         <a:ea typeface=""/>
         <a:cs typeface=""/>
         <a:font script="Jpan" typeface="游ゴシック Light"/>
@@ -9657,26 +7945,9 @@
         <a:font script="Viet" typeface="Times New Roman"/>
         <a:font script="Uigh" typeface="Microsoft Uighur"/>
         <a:font script="Geor" typeface="Sylfaen"/>
-        <a:font script="Armn" typeface="Arial"/>
-        <a:font script="Bugi" typeface="Leelawadee UI"/>
-        <a:font script="Bopo" typeface="Microsoft JhengHei"/>
-        <a:font script="Java" typeface="Javanese Text"/>
-        <a:font script="Lisu" typeface="Segoe UI"/>
-        <a:font script="Mymr" typeface="Myanmar Text"/>
-        <a:font script="Nkoo" typeface="Ebrima"/>
-        <a:font script="Olck" typeface="Nirmala UI"/>
-        <a:font script="Osma" typeface="Ebrima"/>
-        <a:font script="Phag" typeface="Phagspa"/>
-        <a:font script="Syrn" typeface="Estrangelo Edessa"/>
-        <a:font script="Syrj" typeface="Estrangelo Edessa"/>
-        <a:font script="Syre" typeface="Estrangelo Edessa"/>
-        <a:font script="Sora" typeface="Nirmala UI"/>
-        <a:font script="Tale" typeface="Microsoft Tai Le"/>
-        <a:font script="Talu" typeface="Microsoft New Tai Lue"/>
-        <a:font script="Tfng" typeface="Ebrima"/>
       </a:majorFont>
       <a:minorFont>
-        <a:latin typeface="Calibri" panose="020F0502020204030204"/>
+        <a:latin typeface="Calibri"/>
         <a:ea typeface=""/>
         <a:cs typeface=""/>
         <a:font script="Jpan" typeface="游明朝"/>
@@ -9709,23 +7980,6 @@
         <a:font script="Viet" typeface="Arial"/>
         <a:font script="Uigh" typeface="Microsoft Uighur"/>
         <a:font script="Geor" typeface="Sylfaen"/>
-        <a:font script="Armn" typeface="Arial"/>
-        <a:font script="Bugi" typeface="Leelawadee UI"/>
-        <a:font script="Bopo" typeface="Microsoft JhengHei"/>
-        <a:font script="Java" typeface="Javanese Text"/>
-        <a:font script="Lisu" typeface="Segoe UI"/>
-        <a:font script="Mymr" typeface="Myanmar Text"/>
-        <a:font script="Nkoo" typeface="Ebrima"/>
-        <a:font script="Olck" typeface="Nirmala UI"/>
-        <a:font script="Osma" typeface="Ebrima"/>
-        <a:font script="Phag" typeface="Phagspa"/>
-        <a:font script="Syrn" typeface="Estrangelo Edessa"/>
-        <a:font script="Syrj" typeface="Estrangelo Edessa"/>
-        <a:font script="Syre" typeface="Estrangelo Edessa"/>
-        <a:font script="Sora" typeface="Nirmala UI"/>
-        <a:font script="Tale" typeface="Microsoft Tai Le"/>
-        <a:font script="Talu" typeface="Microsoft New Tai Lue"/>
-        <a:font script="Tfng" typeface="Ebrima"/>
       </a:minorFont>
     </a:fontScheme>
     <a:fmtScheme name="Office">
@@ -9867,11 +8121,22 @@
     </a:fmtScheme>
   </a:themeElements>
   <a:objectDefaults/>
-  <a:extraClrSchemeLst/>
-  <a:extLst>
-    <a:ext uri="{05A4C25C-085E-4340-85A3-A5531E510DB2}">
-      <thm15:themeFamily xmlns:thm15="http://schemas.microsoft.com/office/thememl/2012/main" name="Office Theme" id="{62F939B6-93AF-4DB8-9C6B-D6C7DFDC589F}" vid="{4A3C46E8-61CC-4603-A589-7422A47A8E4A}"/>
-    </a:ext>
-  </a:extLst>
 </a:theme>
+</file>
+
+<file path=customXml/item1.xml><?xml version="1.0" encoding="utf-8"?>
+<s:customData xmlns="http://www.wps.cn/officeDocument/2013/wpsCustomData" xmlns:s="http://www.wps.cn/officeDocument/2013/wpsCustomData">
+  <customSectProps/>
+  <customShpExts>
+    <customShpInfo spid="_x0000_s1026" textRotate="1"/>
+  </customShpExts>
+</s:customData>
+</file>
+
+<file path=customXml/itemProps1.xml><?xml version="1.0" encoding="utf-8"?>
+<ds:datastoreItem xmlns:ds="http://schemas.openxmlformats.org/officeDocument/2006/customXml" ds:itemID="{B1977F7D-205B-4081-913C-38D41E755F92}">
+  <ds:schemaRefs>
+    <ds:schemaRef ds:uri="http://www.wps.cn/officeDocument/2013/wpsCustomData"/>
+  </ds:schemaRefs>
+</ds:datastoreItem>
 </file>